--- a/fluword.docx
+++ b/fluword.docx
@@ -22,47 +22,15 @@
           <w:i/>
           <w:iCs/>
         </w:rPr>
-        <w:t xml:space="preserve">Each year, influenza epidemics result in significant </w:t>
-      </w:r>
-      <w:proofErr w:type="gramStart"/>
-      <w:r>
+        <w:t>Each year, influenza epidemics result in significant morbidity, mortality, and cause adverse effects to the economy. Predicting annual influenza outbreaks can prepare jurisdictions to reduce detrimental outcomes through targeted vaccinations, health care preparations, and other programs to reduce exposure. Since probability of exposure among individuals is enhanced through increased human density, we used incidence data from the Southern hemisphere during the winter to predict future influenza rates in the Northern hemisphere. The model predicted a 30\% increase in the winter of 2025 in North America which closely tracked actual incidence. We maintain models populated with data from other jurisdictions can be useful to predict relative incidence and be used to more effectively allocate resources from which to protect public health.</w:t>
+      </w:r>
+    </w:p>
+    <w:p>
+      <w:pPr>
         <w:rPr>
           <w:i/>
           <w:iCs/>
         </w:rPr>
-        <w:t>morbidity,</w:t>
-      </w:r>
-      <w:proofErr w:type="gramEnd"/>
-      <w:r>
-        <w:rPr>
-          <w:i/>
-          <w:iCs/>
-        </w:rPr>
-        <w:t xml:space="preserve"> mortality, and cause adverse effects </w:t>
-      </w:r>
-      <w:proofErr w:type="gramStart"/>
-      <w:r>
-        <w:rPr>
-          <w:i/>
-          <w:iCs/>
-        </w:rPr>
-        <w:t>to</w:t>
-      </w:r>
-      <w:proofErr w:type="gramEnd"/>
-      <w:r>
-        <w:rPr>
-          <w:i/>
-          <w:iCs/>
-        </w:rPr>
-        <w:t xml:space="preserve"> the economy. Predicting annual influenza outbreaks can prepare jurisdictions to reduce detrimental outcomes through targeted vaccinations, health care preparations, and other programs to reduce exposure. Since probability of exposure among individuals is enhanced through increased human density, we used incidence data from the Southern hemisphere during the winter to predict future influenza rates in the Northern hemisphere. The model predicted a 30\% increase in the winter of 2025 in North America which closely tracked actual incidence. We maintain models populated with data from other jurisdictions can be useful to predict relative incidence and be used to more effectively allocate resources from which to protect public health.</w:t>
-      </w:r>
-    </w:p>
-    <w:p>
-      <w:pPr>
-        <w:rPr>
-          <w:i/>
-          <w:iCs/>
-        </w:rPr>
       </w:pPr>
     </w:p>
     <w:p>
@@ -82,148 +50,146 @@
     </w:p>
     <w:p>
       <w:r>
-        <w:t>Annual influenza outbreaks cause considerable morbidity, mortality, and economic effects. There is also widespread concern amongst public health professionals regarding the deadly potential of a future influenza pandemic (Doshi 2008). Pathogenic airborne viruses increase transmission proportionally within higher areas of human density. Such increases occur annually during winter in temperate regions when people spend greater time indoors (Simonsen 1999). Tempo-spatial patterns can be useful in predicting influenza outbreaks (</w:t>
-      </w:r>
-      <w:proofErr w:type="spellStart"/>
-      <w:r>
-        <w:t>Onozuka</w:t>
-      </w:r>
-      <w:proofErr w:type="spellEnd"/>
-      <w:r>
-        <w:t xml:space="preserve"> and Akihito 2008, Shaman and </w:t>
-      </w:r>
-      <w:proofErr w:type="spellStart"/>
-      <w:r>
-        <w:t>Karspeck</w:t>
-      </w:r>
-      <w:proofErr w:type="spellEnd"/>
-      <w:r>
-        <w:t xml:space="preserve"> 2012) and can be used in modeling approaches to better prepare certain jurisdictions to focus public health resources. </w:t>
+        <w:t xml:space="preserve">Annual influenza outbreaks cause considerable morbidity, mortality, and economic effects. There is also widespread concern amongst public health professionals regarding the deadly potential of a future influenza pandemic (Doshi 2008). Pathogenic airborne viruses increase transmission proportionally within higher areas of human density. Such increases occur annually during winter in temperate regions when people spend greater time indoors (Simonsen 1999). Tempo-spatial patterns can be useful in predicting influenza outbreaks (Onozuka and Akihito 2008, Shaman and Karspeck 2012) and can be used in modeling approaches to better prepare certain jurisdictions to focus public health resources. </w:t>
       </w:r>
     </w:p>
     <w:p>
       <w:r>
         <w:t>Long range influenza forecasts are scarce due to the high variability of the influenza season year-to-year. The current state-of-the-art models provided by the CDC (</w:t>
       </w:r>
-      <w:proofErr w:type="spellStart"/>
-      <w:r>
-        <w:t>FluSight</w:t>
-      </w:r>
-      <w:proofErr w:type="spellEnd"/>
-      <w:r>
-        <w:t xml:space="preserve"> 2025</w:t>
+      <w:r>
+        <w:t>FluSight 2025</w:t>
       </w:r>
       <w:r>
         <w:t xml:space="preserve">) are done using an ensemble that </w:t>
       </w:r>
-      <w:proofErr w:type="gramStart"/>
-      <w:r>
-        <w:t>predict</w:t>
-      </w:r>
-      <w:proofErr w:type="gramEnd"/>
-      <w:r>
-        <w:t xml:space="preserve"> 1-4 weeks influenza hospitalization rates. Their work is mostly motivated to aid hospitals in preparation for potentially overwhelming flux of patients. </w:t>
-      </w:r>
-      <w:r>
-        <w:t xml:space="preserve">(Blurb about long range and machine learning) There have been some work to explore machine learning as a method of determining influenza rates (Li, Jiang, &amp; Huang 2021, Huang et al 2025) utilizing deep learning </w:t>
-      </w:r>
-      <w:proofErr w:type="gramStart"/>
-      <w:r>
-        <w:t>techniques, but</w:t>
-      </w:r>
-      <w:proofErr w:type="gramEnd"/>
-      <w:r>
-        <w:t xml:space="preserve"> generally are not focused on the U.S. and although show promise, leave significant room for improvement. We explore deep learning further in this paper with an emphasis on longer horizon forecasts than typically seen in the literature. </w:t>
-      </w:r>
-      <w:r>
-        <w:t xml:space="preserve">Longer forecasts can be beneficial for the pharmaceutical manufacturers who need to scale production months in </w:t>
-      </w:r>
-      <w:r>
-        <w:t>advance and</w:t>
-      </w:r>
-      <w:r>
-        <w:t xml:space="preserve"> can be hesitant to make a surplus of products that will go unsold. </w:t>
-      </w:r>
-    </w:p>
-    <w:p>
+      <w:r>
+        <w:t>provide</w:t>
+      </w:r>
+      <w:r>
+        <w:t>1-</w:t>
+      </w:r>
+      <w:r>
+        <w:t xml:space="preserve"> </w:t>
+      </w:r>
+      <w:r>
+        <w:t>4-week</w:t>
+      </w:r>
+      <w:r>
+        <w:t xml:space="preserve"> forecasts of</w:t>
+      </w:r>
+      <w:r>
+        <w:t xml:space="preserve"> influenza hospitalization rates. Their work is mostly motivated to aid hospitals in preparation for potentially overwhelming flux of patients. </w:t>
+      </w:r>
+      <w:r>
+        <w:t xml:space="preserve">Many of these models borrow modern machine learning techniques to fine-tune forecasts featuring a wide variety of data input from respiratory disease factors to Google search records. </w:t>
+      </w:r>
+      <w:r>
+        <w:t xml:space="preserve"> </w:t>
+      </w:r>
+      <w:r>
+        <w:t xml:space="preserve">To expand forecast horizons, we explore alternative data sources where we believe modern deep learning techniques are capable of transforming the data into reliable forecasts. </w:t>
+      </w:r>
+      <w:r>
+        <w:t>There have been some work to explore machine learning as a method of determining</w:t>
+      </w:r>
+      <w:r>
+        <w:t xml:space="preserve"> longer range</w:t>
+      </w:r>
+      <w:r>
+        <w:t xml:space="preserve"> influenza rates (Li, Jiang, &amp; Huang 2021, Huang et al 2025) utilizing deep learning techniques</w:t>
+      </w:r>
+      <w:r>
+        <w:t xml:space="preserve"> which we look to expand upon. </w:t>
+      </w:r>
+      <w:r>
+        <w:t xml:space="preserve">We explore deep learning further in this paper with an emphasis on longer horizon forecasts than typically </w:t>
+      </w:r>
       <w:r>
         <w:lastRenderedPageBreak/>
-        <w:t>The strength of an influenza outbreak can be dependent on a variety of factors such as the dominant strain(s) of the virus H(</w:t>
-      </w:r>
-      <w:proofErr w:type="spellStart"/>
+        <w:t>seen in the literature</w:t>
+      </w:r>
+      <w:r>
+        <w:t>, as well as transformation technique used to reduce the influenza season degrees of freedom to three-six variables.</w:t>
+      </w:r>
+      <w:r>
+        <w:t xml:space="preserve"> </w:t>
+      </w:r>
+    </w:p>
+    <w:p>
+      <w:r>
+        <w:t xml:space="preserve">The strength of an influenza outbreak can be dependent on a variety of factors such as the dominant strain(s) of the virus H(i)N(j), vaccination efficacy and adherence, timing of close human activity etc. Vaccine efficacy relies on the CDC's ability to predict the dominant viral strains likely to infect humans. Vaccines are created by analyzing the current dominant strains effecting humans around the globe to select </w:t>
+      </w:r>
+      <w:r>
+        <w:t>“</w:t>
+      </w:r>
+      <w:r>
+        <w:t>candidate vaccine viruses</w:t>
+      </w:r>
+      <w:r>
+        <w:t>”</w:t>
+      </w:r>
+      <w:r>
+        <w:t xml:space="preserve"> (CVVs) to include in the new vaccine formulation where the mutation behaviors are studied</w:t>
+      </w:r>
+      <w:r>
+        <w:t xml:space="preserve"> (CDC </w:t>
+      </w:r>
+      <w:r>
+        <w:rPr>
+          <w:rFonts w:eastAsiaTheme="minorEastAsia"/>
+        </w:rPr>
+        <w:t>Prevention and Control of Seasonal Influenza with Vaccines</w:t>
+      </w:r>
+      <w:r>
+        <w:rPr>
+          <w:rFonts w:eastAsiaTheme="minorEastAsia"/>
+        </w:rPr>
+        <w:t xml:space="preserve"> 2025)</w:t>
+      </w:r>
+      <w:r>
+        <w:t>. Vaccine efficacy varies year-to-year but has had a relatively small variance in the past 10 years with a 36(9)% estimated reduction in infection</w:t>
+      </w:r>
+      <w:r>
+        <w:t xml:space="preserve"> (</w:t>
+      </w:r>
+      <w:r>
+        <w:rPr>
+          <w:rFonts w:eastAsiaTheme="minorEastAsia"/>
+        </w:rPr>
+        <w:t>CDC Seasonal Flu Vaccine Effectiveness Studies 2025)</w:t>
+      </w:r>
+      <w:r>
+        <w:t>. Rather than studying the viral mutations, which has already shown to be very challenging as evident by vaccine efficacy never exceeding 50%, we propose countries in the southern hemisphere can act as confounding variables where the necessary viral properties and human behavior are hidden and manifest themselves in each country's respect</w:t>
+      </w:r>
       <w:r>
         <w:t>i</w:t>
       </w:r>
-      <w:proofErr w:type="spellEnd"/>
-      <w:r>
-        <w:t xml:space="preserve">)N(j), vaccination efficacy and adherence, timing of close human activity etc. Vaccine efficacy relies on the CDC's ability to predict the dominant viral strains likely to infect humans. Vaccines are created by analyzing the current dominant strains effecting humans around the globe to select </w:t>
+      <w:r>
+        <w:t xml:space="preserve">ve severity rate. </w:t>
+      </w:r>
+    </w:p>
+    <w:p>
+      <w:r>
+        <w:t xml:space="preserve">This work aims to push the flu modeling forecasting range to approximately </w:t>
+      </w:r>
+      <w:r>
+        <w:t xml:space="preserve">half of year while naturally </w:t>
+      </w:r>
+      <w:r>
+        <w:t>sacrificing some week-to-week accuracy</w:t>
+      </w:r>
+      <w:r>
+        <w:t xml:space="preserve">. </w:t>
+      </w:r>
+      <w:r>
+        <w:t xml:space="preserve">We first present a subset of countries whose influenza rates may be heavily related to the U.S. Following a proper </w:t>
       </w:r>
       <w:r>
         <w:t>“</w:t>
       </w:r>
       <w:r>
-        <w:t>candidate vaccine viruses</w:t>
-      </w:r>
-      <w:r>
-        <w:t>”</w:t>
-      </w:r>
-      <w:r>
-        <w:t xml:space="preserve"> (CVVs) to include in the new vaccine formulation where the mutation behaviors are studied. Vaccine efficacy varies year-to-year but has had a relatively small variance in the past 10 years with a 36(</w:t>
-      </w:r>
-      <w:proofErr w:type="gramStart"/>
-      <w:r>
-        <w:t>9)%</w:t>
-      </w:r>
-      <w:proofErr w:type="gramEnd"/>
-      <w:r>
-        <w:t xml:space="preserve"> estimated reduction in infection</w:t>
-      </w:r>
-      <w:r>
-        <w:t xml:space="preserve"> (</w:t>
-      </w:r>
-      <w:r>
-        <w:rPr>
-          <w:rFonts w:eastAsiaTheme="minorEastAsia"/>
-        </w:rPr>
-        <w:t>CDC Seasonal Flu Vaccine Effectiveness Studies</w:t>
-      </w:r>
-      <w:r>
-        <w:rPr>
-          <w:rFonts w:eastAsiaTheme="minorEastAsia"/>
-        </w:rPr>
-        <w:t xml:space="preserve"> 2025)</w:t>
-      </w:r>
-      <w:r>
-        <w:t>. Rather than studying the viral mutations, which has already shown to be very challenging as evident by vaccine efficacy never exceeding 50%, we propose countries in the southern hemisphere can act as confounding variables where the necessary viral properties and human behavior are hidden and manifest themselves in each country's respect</w:t>
-      </w:r>
-      <w:r>
-        <w:t>i</w:t>
-      </w:r>
-      <w:r>
-        <w:t xml:space="preserve">ve severity rate. </w:t>
-      </w:r>
-    </w:p>
-    <w:p>
-      <w:r>
-        <w:t xml:space="preserve">This work aims to push the flu modeling forecasting range to approximately </w:t>
-      </w:r>
-      <w:r>
-        <w:t xml:space="preserve">half of year while naturally </w:t>
-      </w:r>
-      <w:r>
-        <w:t>sacrificing some week-to-week accuracy</w:t>
-      </w:r>
-      <w:r>
-        <w:t xml:space="preserve">. </w:t>
-      </w:r>
-      <w:r>
-        <w:t xml:space="preserve">We first present a subset of countries whose influenza rates may be heavily related to the U.S. Following a proper </w:t>
-      </w:r>
-      <w:r>
-        <w:t>“</w:t>
-      </w:r>
-      <w:r>
-        <w:t xml:space="preserve">candidate" determination and preprocessing of the data, we propose model architectures built from Recurrent Neural Networks (RNNs), that can </w:t>
+        <w:t xml:space="preserve">candidate" determination and preprocessing of the data, we propose model architectures built from Recurrent Neural Networks (RNNs) that can </w:t>
       </w:r>
       <w:r>
         <w:t xml:space="preserve">learn complex </w:t>
@@ -235,10 +201,16 @@
         <w:t xml:space="preserve">and cross </w:t>
       </w:r>
       <w:r>
-        <w:t xml:space="preserve">relationships of the data to forecast the U.S. season. Following model declaration, we explain the model </w:t>
-      </w:r>
-      <w:r>
-        <w:t>tuning</w:t>
+        <w:t xml:space="preserve">relationships of the data to forecast the U.S. season. Following model </w:t>
+      </w:r>
+      <w:r>
+        <w:t>construction</w:t>
+      </w:r>
+      <w:r>
+        <w:t>, we explain the</w:t>
+      </w:r>
+      <w:r>
+        <w:t xml:space="preserve"> training</w:t>
       </w:r>
       <w:r>
         <w:t xml:space="preserve"> process</w:t>
@@ -394,16 +366,15 @@
         <w:rPr>
           <w:rFonts w:eastAsiaTheme="minorEastAsia"/>
         </w:rPr>
+        <w:lastRenderedPageBreak/>
         <w:t xml:space="preserve">A country's size and latitude will generally dictate the significance of season </w:t>
       </w:r>
-      <w:proofErr w:type="gramStart"/>
-      <w:r>
-        <w:rPr>
-          <w:rFonts w:eastAsiaTheme="minorEastAsia"/>
-        </w:rPr>
-        <w:t>change</w:t>
-      </w:r>
-      <w:proofErr w:type="gramEnd"/>
+      <w:r>
+        <w:rPr>
+          <w:rFonts w:eastAsiaTheme="minorEastAsia"/>
+        </w:rPr>
+        <w:t>change,</w:t>
+      </w:r>
       <w:r>
         <w:rPr>
           <w:rFonts w:eastAsiaTheme="minorEastAsia"/>
@@ -456,46 +427,19 @@
         <w:rPr>
           <w:rFonts w:eastAsiaTheme="minorEastAsia"/>
         </w:rPr>
-        <w:t xml:space="preserve"> by borrowing influenza records from the W.H.O. (cite) and compute </w:t>
-      </w:r>
-      <w:r>
-        <w:rPr>
-          <w:rFonts w:eastAsiaTheme="minorEastAsia"/>
-        </w:rPr>
-        <w:lastRenderedPageBreak/>
-        <w:t xml:space="preserve">their lagged correlations with the U.S. hospitalizations records given by the CDC (specifically this is the </w:t>
-      </w:r>
-      <w:r>
-        <w:rPr>
-          <w:rFonts w:eastAsiaTheme="minorEastAsia"/>
-        </w:rPr>
-        <w:t>F</w:t>
-      </w:r>
-      <w:r>
-        <w:rPr>
-          <w:rFonts w:eastAsiaTheme="minorEastAsia"/>
-        </w:rPr>
-        <w:t>lu-</w:t>
-      </w:r>
-      <w:proofErr w:type="spellStart"/>
-      <w:r>
-        <w:rPr>
-          <w:rFonts w:eastAsiaTheme="minorEastAsia"/>
-        </w:rPr>
-        <w:t>S</w:t>
-      </w:r>
-      <w:r>
-        <w:rPr>
-          <w:rFonts w:eastAsiaTheme="minorEastAsia"/>
-        </w:rPr>
-        <w:t>urv</w:t>
-      </w:r>
-      <w:proofErr w:type="spellEnd"/>
-      <w:r>
-        <w:rPr>
-          <w:rFonts w:eastAsiaTheme="minorEastAsia"/>
-        </w:rPr>
-        <w:t xml:space="preserve"> dataset which represents</w:t>
+        <w:t xml:space="preserve"> by borrowing influenza records from the W.H.O. (cite) and compute their lagged correlations with the U.S. hospitalizations records given by the CDC </w:t>
+      </w:r>
+      <w:r>
+        <w:rPr>
+          <w:rFonts w:eastAsiaTheme="minorEastAsia"/>
+        </w:rPr>
+        <w:t>(FluSurv 2025)</w:t>
+      </w:r>
+      <w:r>
+        <w:rPr>
+          <w:rFonts w:eastAsiaTheme="minorEastAsia"/>
+        </w:rPr>
+        <w:t xml:space="preserve"> which represents</w:t>
       </w:r>
       <w:r>
         <w:rPr>
@@ -507,7 +451,7 @@
         <w:rPr>
           <w:rFonts w:eastAsiaTheme="minorEastAsia"/>
         </w:rPr>
-        <w:t xml:space="preserve"> of the population)</w:t>
+        <w:t xml:space="preserve"> of the population</w:t>
       </w:r>
       <w:r>
         <w:rPr>
@@ -1297,21 +1241,7 @@
         <w:rPr>
           <w:rFonts w:eastAsiaTheme="minorEastAsia"/>
         </w:rPr>
-        <w:t xml:space="preserve"> denotes the </w:t>
-      </w:r>
-      <w:proofErr w:type="gramStart"/>
-      <w:r>
-        <w:rPr>
-          <w:rFonts w:eastAsiaTheme="minorEastAsia"/>
-        </w:rPr>
-        <w:t>mean</w:t>
-      </w:r>
-      <w:proofErr w:type="gramEnd"/>
-      <w:r>
-        <w:rPr>
-          <w:rFonts w:eastAsiaTheme="minorEastAsia"/>
-        </w:rPr>
-        <w:t xml:space="preserve">. </w:t>
+        <w:t xml:space="preserve"> denotes the mean. </w:t>
       </w:r>
       <w:r>
         <w:rPr>
@@ -1337,14 +1267,12 @@
         </w:rPr>
         <w:t xml:space="preserve">We find Australia, Chile, Paraguay, Argentina, and </w:t>
       </w:r>
-      <w:proofErr w:type="spellStart"/>
-      <w:r>
-        <w:rPr>
-          <w:rFonts w:eastAsiaTheme="minorEastAsia"/>
-        </w:rPr>
-        <w:t>Uraguay</w:t>
-      </w:r>
-      <w:proofErr w:type="spellEnd"/>
+      <w:r>
+        <w:rPr>
+          <w:rFonts w:eastAsiaTheme="minorEastAsia"/>
+        </w:rPr>
+        <w:t>Uruguay</w:t>
+      </w:r>
       <w:r>
         <w:rPr>
           <w:rFonts w:eastAsiaTheme="minorEastAsia"/>
@@ -1580,7 +1508,37 @@
         <w:rPr>
           <w:rFonts w:eastAsiaTheme="minorEastAsia"/>
         </w:rPr>
-        <w:t>RNNs (Recurrent Neural Networks) were once the state of the art for sequence learning</w:t>
+        <w:t xml:space="preserve">RNNs </w:t>
+      </w:r>
+      <w:r>
+        <w:rPr>
+          <w:rFonts w:eastAsiaTheme="minorEastAsia"/>
+        </w:rPr>
+        <w:t>(</w:t>
+      </w:r>
+      <w:r>
+        <w:rPr>
+          <w:rFonts w:eastAsiaTheme="minorEastAsia"/>
+        </w:rPr>
+        <w:t>Elman 1990, Werbos 1990</w:t>
+      </w:r>
+      <w:r>
+        <w:rPr>
+          <w:rFonts w:eastAsiaTheme="minorEastAsia"/>
+        </w:rPr>
+        <w:t>)</w:t>
+      </w:r>
+      <w:r>
+        <w:rPr>
+          <w:rFonts w:eastAsiaTheme="minorEastAsia"/>
+        </w:rPr>
+        <w:t xml:space="preserve">, </w:t>
+      </w:r>
+      <w:r>
+        <w:rPr>
+          <w:rFonts w:eastAsiaTheme="minorEastAsia"/>
+        </w:rPr>
+        <w:t>were once the state of the art for sequence learning</w:t>
       </w:r>
       <w:r>
         <w:rPr>
@@ -1592,7 +1550,19 @@
         <w:rPr>
           <w:rFonts w:eastAsiaTheme="minorEastAsia"/>
         </w:rPr>
-        <w:t xml:space="preserve"> commonly applied in time-series forecasting and text sequence generation (find some citations). </w:t>
+        <w:t xml:space="preserve"> commonly applied in time-series forecasting and text sequence generation </w:t>
+      </w:r>
+      <w:r>
+        <w:rPr>
+          <w:rFonts w:eastAsiaTheme="minorEastAsia"/>
+        </w:rPr>
+        <w:t>where ordering of the data is significant</w:t>
+      </w:r>
+      <w:r>
+        <w:rPr>
+          <w:rFonts w:eastAsiaTheme="minorEastAsia"/>
+        </w:rPr>
+        <w:t xml:space="preserve">. </w:t>
       </w:r>
       <w:r>
         <w:rPr>
@@ -1604,7 +1574,19 @@
         <w:rPr>
           <w:rFonts w:eastAsiaTheme="minorEastAsia"/>
         </w:rPr>
-        <w:t xml:space="preserve">hey have lost popularity with the emergence of transformer models (citation), </w:t>
+        <w:t>hey have lost popularity with the emergence of transformer models (</w:t>
+      </w:r>
+      <w:r>
+        <w:rPr>
+          <w:rFonts w:eastAsiaTheme="minorEastAsia"/>
+        </w:rPr>
+        <w:t>Vaswani et al 2017</w:t>
+      </w:r>
+      <w:r>
+        <w:rPr>
+          <w:rFonts w:eastAsiaTheme="minorEastAsia"/>
+        </w:rPr>
+        <w:t xml:space="preserve">), </w:t>
       </w:r>
       <w:r>
         <w:rPr>
@@ -1622,13 +1604,38 @@
         <w:rPr>
           <w:rFonts w:eastAsiaTheme="minorEastAsia"/>
         </w:rPr>
-        <w:t>requires many parameters and significant amount of data to train to be effective. RNNs</w:t>
-      </w:r>
-      <w:r>
-        <w:rPr>
-          <w:rFonts w:eastAsiaTheme="minorEastAsia"/>
-        </w:rPr>
-        <w:t xml:space="preserve"> can still be preferable for small</w:t>
+        <w:t>requires many parameters and significant amount of data to train to be effective.</w:t>
+      </w:r>
+      <w:r>
+        <w:rPr>
+          <w:rFonts w:eastAsiaTheme="minorEastAsia"/>
+        </w:rPr>
+        <w:t xml:space="preserve"> Given that there are only a few number of countries that have data suggesting correlations with the U.S., and the fact that flu seasons from </w:t>
+      </w:r>
+      <w:r>
+        <w:rPr>
+          <w:rFonts w:eastAsiaTheme="minorEastAsia"/>
+        </w:rPr>
+        <w:t>previous years lack predictive power,</w:t>
+      </w:r>
+      <w:r>
+        <w:rPr>
+          <w:rFonts w:eastAsiaTheme="minorEastAsia"/>
+        </w:rPr>
+        <w:t xml:space="preserve"> RNNs</w:t>
+      </w:r>
+      <w:r>
+        <w:rPr>
+          <w:rFonts w:eastAsiaTheme="minorEastAsia"/>
+        </w:rPr>
+        <w:t xml:space="preserve"> can still be </w:t>
+      </w:r>
+      <w:r>
+        <w:rPr>
+          <w:rFonts w:eastAsiaTheme="minorEastAsia"/>
+        </w:rPr>
+        <w:lastRenderedPageBreak/>
+        <w:t>preferable for small</w:t>
       </w:r>
       <w:r>
         <w:rPr>
@@ -1695,7 +1702,6 @@
         <w:rPr>
           <w:rFonts w:eastAsiaTheme="minorEastAsia"/>
         </w:rPr>
-        <w:lastRenderedPageBreak/>
         <w:t>month</w:t>
       </w:r>
       <w:r>
@@ -2072,19 +2078,7 @@
         <w:rPr>
           <w:rFonts w:eastAsiaTheme="minorEastAsia"/>
         </w:rPr>
-        <w:t xml:space="preserve"> in the training set to normalize all countries to the same scale as well as improving convergence of the loss function minimization as RNNs</w:t>
-      </w:r>
-      <w:r>
-        <w:rPr>
-          <w:rFonts w:eastAsiaTheme="minorEastAsia"/>
-        </w:rPr>
-        <w:t>, which</w:t>
-      </w:r>
-      <w:r>
-        <w:rPr>
-          <w:rFonts w:eastAsiaTheme="minorEastAsia"/>
-        </w:rPr>
-        <w:t xml:space="preserve"> are well known to suffer from vanishing gradients.</w:t>
+        <w:t xml:space="preserve"> in the training set to normalize all countries to the same scale.</w:t>
       </w:r>
     </w:p>
     <w:p>
@@ -2145,55 +2139,145 @@
         <w:rPr>
           <w:rFonts w:eastAsiaTheme="minorEastAsia"/>
         </w:rPr>
-        <w:t xml:space="preserve"> text sequence generation techniques where the first RNN acts to capture the semantic meaning of the sentence, the linear layer transforms this semantic representation, and the second RNN is used to predict the next word. We borrow this technique to apply to weekly influenza rates where the first RNN captures the behavior the Southern Hemisphere flu behavior, linear layer transforms into a new representation where the second RNN can than apply to predict the United States flu behavior. We make use of three flavors of RNNs by including Gated Rectangular Units (GRUs) and Long </w:t>
-      </w:r>
-      <w:proofErr w:type="gramStart"/>
-      <w:r>
-        <w:rPr>
-          <w:rFonts w:eastAsiaTheme="minorEastAsia"/>
-        </w:rPr>
-        <w:t>Short Term</w:t>
-      </w:r>
-      <w:proofErr w:type="gramEnd"/>
-      <w:r>
-        <w:rPr>
-          <w:rFonts w:eastAsiaTheme="minorEastAsia"/>
-        </w:rPr>
-        <w:t xml:space="preserve"> Models (LSTMs) to add additional variability to our model construction </w:t>
-      </w:r>
-      <w:proofErr w:type="gramStart"/>
-      <w:r>
-        <w:rPr>
-          <w:rFonts w:eastAsiaTheme="minorEastAsia"/>
-        </w:rPr>
-        <w:t>in an effort to</w:t>
-      </w:r>
-      <w:proofErr w:type="gramEnd"/>
-      <w:r>
-        <w:rPr>
-          <w:rFonts w:eastAsiaTheme="minorEastAsia"/>
-        </w:rPr>
-        <w:t xml:space="preserve"> not bias our forecast via a single model </w:t>
-      </w:r>
-      <w:proofErr w:type="gramStart"/>
-      <w:r>
-        <w:rPr>
-          <w:rFonts w:eastAsiaTheme="minorEastAsia"/>
-        </w:rPr>
-        <w:t>prediction</w:t>
-      </w:r>
-      <w:r>
-        <w:rPr>
-          <w:rFonts w:eastAsiaTheme="minorEastAsia"/>
-        </w:rPr>
-        <w:t>, and</w:t>
-      </w:r>
-      <w:proofErr w:type="gramEnd"/>
-      <w:r>
-        <w:rPr>
-          <w:rFonts w:eastAsiaTheme="minorEastAsia"/>
-        </w:rPr>
-        <w:t xml:space="preserve"> gauge the importance of long-range temporal </w:t>
+        <w:t xml:space="preserve"> text sequence generation techniques where the first RNN </w:t>
+      </w:r>
+      <w:r>
+        <w:rPr>
+          <w:rFonts w:eastAsiaTheme="minorEastAsia"/>
+        </w:rPr>
+        <w:t xml:space="preserve">(encoder) </w:t>
+      </w:r>
+      <w:r>
+        <w:rPr>
+          <w:rFonts w:eastAsiaTheme="minorEastAsia"/>
+        </w:rPr>
+        <w:t xml:space="preserve">acts to capture the semantic meaning of the sentence, the linear layer transforms this semantic representation, and the second RNN </w:t>
+      </w:r>
+      <w:r>
+        <w:rPr>
+          <w:rFonts w:eastAsiaTheme="minorEastAsia"/>
+        </w:rPr>
+        <w:t xml:space="preserve">(decoder) </w:t>
+      </w:r>
+      <w:r>
+        <w:rPr>
+          <w:rFonts w:eastAsiaTheme="minorEastAsia"/>
+        </w:rPr>
+        <w:t xml:space="preserve">is used to predict the </w:t>
+      </w:r>
+      <w:r>
+        <w:rPr>
+          <w:rFonts w:eastAsiaTheme="minorEastAsia"/>
+        </w:rPr>
+        <w:t>output from the encoded representation (Cho et al 2014, Hahdanau et al 2014, Sutskever 2014)</w:t>
+      </w:r>
+      <w:r>
+        <w:rPr>
+          <w:rFonts w:eastAsiaTheme="minorEastAsia"/>
+        </w:rPr>
+        <w:t xml:space="preserve">. We borrow this technique to apply to weekly influenza rates where the first RNN captures the behavior the Southern Hemisphere flu behavior, linear layer transforms into a new representation where the second RNN can than apply to predict the United States flu behavior. We make use of three flavors of RNNs by including Gated </w:t>
+      </w:r>
+      <w:r>
+        <w:rPr>
+          <w:rFonts w:eastAsiaTheme="minorEastAsia"/>
+        </w:rPr>
+        <w:t>Re</w:t>
+      </w:r>
+      <w:r>
+        <w:rPr>
+          <w:rFonts w:eastAsiaTheme="minorEastAsia"/>
+        </w:rPr>
+        <w:t>current</w:t>
+      </w:r>
+      <w:r>
+        <w:rPr>
+          <w:rFonts w:eastAsiaTheme="minorEastAsia"/>
+        </w:rPr>
+        <w:t xml:space="preserve"> Units (GRUs) </w:t>
+      </w:r>
+      <w:r>
+        <w:rPr>
+          <w:rFonts w:eastAsiaTheme="minorEastAsia"/>
+        </w:rPr>
+        <w:t>(</w:t>
+      </w:r>
+      <w:r>
+        <w:rPr>
+          <w:rFonts w:eastAsiaTheme="minorEastAsia"/>
+        </w:rPr>
+        <w:t>Chung</w:t>
+      </w:r>
+      <w:r>
+        <w:rPr>
+          <w:rFonts w:eastAsiaTheme="minorEastAsia"/>
+        </w:rPr>
+        <w:t xml:space="preserve"> et al </w:t>
+      </w:r>
+      <w:r>
+        <w:rPr>
+          <w:rFonts w:eastAsiaTheme="minorEastAsia"/>
+        </w:rPr>
+        <w:t>2014). </w:t>
+      </w:r>
+      <w:r>
+        <w:rPr>
+          <w:rFonts w:eastAsiaTheme="minorEastAsia"/>
+        </w:rPr>
+        <w:t xml:space="preserve">and Long Short Term Models (LSTMs) </w:t>
+      </w:r>
+      <w:r>
+        <w:rPr>
+          <w:rFonts w:eastAsiaTheme="minorEastAsia"/>
+        </w:rPr>
+        <w:t>(</w:t>
+      </w:r>
+      <w:r>
+        <w:rPr>
+          <w:rFonts w:eastAsiaTheme="minorEastAsia"/>
+        </w:rPr>
+        <w:t>Hochreiter</w:t>
+      </w:r>
+      <w:r>
+        <w:rPr>
+          <w:rFonts w:eastAsiaTheme="minorEastAsia"/>
+        </w:rPr>
+        <w:t xml:space="preserve"> </w:t>
+      </w:r>
+      <w:r>
+        <w:rPr>
+          <w:rFonts w:eastAsiaTheme="minorEastAsia"/>
+        </w:rPr>
+        <w:t>&amp; Schmidhuber</w:t>
+      </w:r>
+      <w:r>
+        <w:rPr>
+          <w:rFonts w:eastAsiaTheme="minorEastAsia"/>
+        </w:rPr>
+        <w:t xml:space="preserve"> </w:t>
+      </w:r>
+      <w:r>
+        <w:rPr>
+          <w:rFonts w:eastAsiaTheme="minorEastAsia"/>
+        </w:rPr>
+        <w:t>1997)</w:t>
+      </w:r>
+      <w:r>
+        <w:rPr>
+          <w:rFonts w:eastAsiaTheme="minorEastAsia"/>
+        </w:rPr>
+        <w:t xml:space="preserve"> </w:t>
+      </w:r>
+      <w:r>
+        <w:rPr>
+          <w:rFonts w:eastAsiaTheme="minorEastAsia"/>
+        </w:rPr>
+        <w:t>to add additional variability to our model construction in an effort to not bias our forecast via a single model prediction</w:t>
+      </w:r>
+      <w:r>
+        <w:rPr>
+          <w:rFonts w:eastAsiaTheme="minorEastAsia"/>
+        </w:rPr>
+        <w:t xml:space="preserve">, and gauge the importance of long-range temporal </w:t>
       </w:r>
       <w:r>
         <w:rPr>
@@ -2242,21 +2326,7 @@
         <w:rPr>
           <w:rFonts w:eastAsiaTheme="minorEastAsia"/>
         </w:rPr>
-        <w:t xml:space="preserve"> </w:t>
-      </w:r>
-      <w:proofErr w:type="gramStart"/>
-      <w:r>
-        <w:rPr>
-          <w:rFonts w:eastAsiaTheme="minorEastAsia"/>
-        </w:rPr>
-        <w:t>were</w:t>
-      </w:r>
-      <w:proofErr w:type="gramEnd"/>
-      <w:r>
-        <w:rPr>
-          <w:rFonts w:eastAsiaTheme="minorEastAsia"/>
-        </w:rPr>
-        <w:t xml:space="preserve"> </w:t>
+        <w:t xml:space="preserve"> were </w:t>
       </w:r>
       <w:r>
         <w:rPr>
@@ -2281,6 +2351,7 @@
         <w:rPr>
           <w:rFonts w:eastAsiaTheme="minorEastAsia"/>
         </w:rPr>
+        <w:lastRenderedPageBreak/>
         <w:t xml:space="preserve">We attempt to predict an entire season from </w:t>
       </w:r>
       <w:r>
@@ -2370,7 +2441,6 @@
         <w:rPr>
           <w:rFonts w:eastAsiaTheme="minorEastAsia"/>
         </w:rPr>
-        <w:lastRenderedPageBreak/>
         <w:t>We used</w:t>
       </w:r>
       <w:r>
@@ -2928,21 +2998,7 @@
         <w:rPr>
           <w:rFonts w:eastAsiaTheme="minorEastAsia"/>
         </w:rPr>
-        <w:t xml:space="preserve">represents the training </w:t>
-      </w:r>
-      <w:proofErr w:type="gramStart"/>
-      <w:r>
-        <w:rPr>
-          <w:rFonts w:eastAsiaTheme="minorEastAsia"/>
-        </w:rPr>
-        <w:t>set, but</w:t>
-      </w:r>
-      <w:proofErr w:type="gramEnd"/>
-      <w:r>
-        <w:rPr>
-          <w:rFonts w:eastAsiaTheme="minorEastAsia"/>
-        </w:rPr>
-        <w:t xml:space="preserve"> is suppressed by a factor of</w:t>
+        <w:t>represents the training set, but is suppressed by a factor of</w:t>
       </w:r>
       <w:r>
         <w:rPr>
@@ -2971,21 +3027,7 @@
         <w:rPr>
           <w:rFonts w:eastAsiaTheme="minorEastAsia"/>
         </w:rPr>
-        <w:t xml:space="preserve">so that the peak height is still the dominant feature when searching for a </w:t>
-      </w:r>
-      <w:proofErr w:type="gramStart"/>
-      <w:r>
-        <w:rPr>
-          <w:rFonts w:eastAsiaTheme="minorEastAsia"/>
-        </w:rPr>
-        <w:t>minima</w:t>
-      </w:r>
-      <w:proofErr w:type="gramEnd"/>
-      <w:r>
-        <w:rPr>
-          <w:rFonts w:eastAsiaTheme="minorEastAsia"/>
-        </w:rPr>
-        <w:t xml:space="preserve"> or plateau in the training curve. We suppress the peak location difference as well to keep it on the same relative scale as the peak height.</w:t>
+        <w:t>so that the peak height is still the dominant feature when searching for a minima or plateau in the training curve. We suppress the peak location difference as well to keep it on the same relative scale as the peak height.</w:t>
       </w:r>
     </w:p>
     <w:p>
@@ -3145,21 +3187,7 @@
         <w:rPr>
           <w:rFonts w:eastAsiaTheme="minorEastAsia"/>
         </w:rPr>
-        <w:t xml:space="preserve"> are displayed in Figure \ref{</w:t>
-      </w:r>
-      <w:proofErr w:type="gramStart"/>
-      <w:r>
-        <w:rPr>
-          <w:rFonts w:eastAsiaTheme="minorEastAsia"/>
-        </w:rPr>
-        <w:t>fig:full</w:t>
-      </w:r>
-      <w:proofErr w:type="gramEnd"/>
-      <w:r>
-        <w:rPr>
-          <w:rFonts w:eastAsiaTheme="minorEastAsia"/>
-        </w:rPr>
-        <w:t>}. These models capture the peak height and location but possess spurious movement outside of the flu season and we remove these from the final forecasts.</w:t>
+        <w:t xml:space="preserve"> are displayed in Figure \ref{fig:full}. These models capture the peak height and location but possess spurious movement outside of the flu season and we remove these from the final forecasts.</w:t>
       </w:r>
     </w:p>
     <w:p>
@@ -3194,21 +3222,7 @@
         <w:rPr>
           <w:rFonts w:eastAsiaTheme="minorEastAsia"/>
         </w:rPr>
-        <w:t xml:space="preserve">A naive weekly </w:t>
-      </w:r>
-      <w:proofErr w:type="gramStart"/>
-      <w:r>
-        <w:rPr>
-          <w:rFonts w:eastAsiaTheme="minorEastAsia"/>
-        </w:rPr>
-        <w:t>average of the</w:t>
-      </w:r>
-      <w:proofErr w:type="gramEnd"/>
-      <w:r>
-        <w:rPr>
-          <w:rFonts w:eastAsiaTheme="minorEastAsia"/>
-        </w:rPr>
-        <w:t xml:space="preserve"> model variation will produce a poor description of the data due to the seasonality</w:t>
+        <w:t>A naive weekly average of the model variation will produce a poor description of the data due to the seasonality</w:t>
       </w:r>
       <w:r>
         <w:rPr>
@@ -3244,27 +3258,13 @@
         <w:rPr>
           <w:rFonts w:eastAsiaTheme="minorEastAsia"/>
         </w:rPr>
-        <w:t xml:space="preserve"> would wash away the peak behavior. One must first capture the phase differences and shift </w:t>
-      </w:r>
-      <w:proofErr w:type="gramStart"/>
-      <w:r>
-        <w:rPr>
-          <w:rFonts w:eastAsiaTheme="minorEastAsia"/>
-        </w:rPr>
-        <w:t>accordingly</w:t>
-      </w:r>
-      <w:r>
-        <w:rPr>
-          <w:rFonts w:eastAsiaTheme="minorEastAsia"/>
-        </w:rPr>
-        <w:t>, or</w:t>
-      </w:r>
-      <w:proofErr w:type="gramEnd"/>
-      <w:r>
-        <w:rPr>
-          <w:rFonts w:eastAsiaTheme="minorEastAsia"/>
-        </w:rPr>
-        <w:t xml:space="preserve"> alternatively find a parametric description to describe the season. </w:t>
+        <w:t xml:space="preserve"> would wash away the peak behavior. One must first capture the phase differences and shift accordingly</w:t>
+      </w:r>
+      <w:r>
+        <w:rPr>
+          <w:rFonts w:eastAsiaTheme="minorEastAsia"/>
+        </w:rPr>
+        <w:t xml:space="preserve">, or alternatively find a parametric description to describe the season. </w:t>
       </w:r>
       <w:r>
         <w:rPr>
@@ -3793,6 +3793,7 @@
         <w:rPr>
           <w:rFonts w:eastAsiaTheme="minorEastAsia"/>
         </w:rPr>
+        <w:lastRenderedPageBreak/>
         <w:t xml:space="preserve">where </w:t>
       </w:r>
       <m:oMath>
@@ -3919,21 +3920,7 @@
         <w:rPr>
           <w:rFonts w:eastAsiaTheme="minorEastAsia"/>
         </w:rPr>
-        <w:t xml:space="preserve"> is the half width. A typical Lorentzian has a defined normalization that we have removed to control the height. All </w:t>
-      </w:r>
-      <w:proofErr w:type="gramStart"/>
-      <w:r>
-        <w:rPr>
-          <w:rFonts w:eastAsiaTheme="minorEastAsia"/>
-        </w:rPr>
-        <w:t>three of the</w:t>
-      </w:r>
-      <w:proofErr w:type="gramEnd"/>
-      <w:r>
-        <w:rPr>
-          <w:rFonts w:eastAsiaTheme="minorEastAsia"/>
-        </w:rPr>
-        <w:t xml:space="preserve"> parameters can be computed for each model and their averages and standard deviations can be used to estimate the </w:t>
+        <w:t xml:space="preserve"> is the half width. A typical Lorentzian has a defined normalization that we have removed to control the height. All three of the parameters can be computed for each model and their averages and standard deviations can be used to estimate the </w:t>
       </w:r>
       <w:r>
         <w:rPr>
@@ -3970,30 +3957,7 @@
         <w:rPr>
           <w:rFonts w:eastAsiaTheme="minorEastAsia"/>
         </w:rPr>
-        <w:t xml:space="preserve">week flu severity rates to three or six parameters. We demonstrate this relationship in </w:t>
-      </w:r>
-      <w:r>
-        <w:rPr>
-          <w:rFonts w:eastAsiaTheme="minorEastAsia"/>
-        </w:rPr>
-        <w:lastRenderedPageBreak/>
-        <w:t>Figure \ref{</w:t>
-      </w:r>
-      <w:proofErr w:type="spellStart"/>
-      <w:proofErr w:type="gramStart"/>
-      <w:r>
-        <w:rPr>
-          <w:rFonts w:eastAsiaTheme="minorEastAsia"/>
-        </w:rPr>
-        <w:t>fig:peakfits</w:t>
-      </w:r>
-      <w:proofErr w:type="spellEnd"/>
-      <w:proofErr w:type="gramEnd"/>
-      <w:r>
-        <w:rPr>
-          <w:rFonts w:eastAsiaTheme="minorEastAsia"/>
-        </w:rPr>
-        <w:t xml:space="preserve">} where we have used two peak models to fit each season in the past 10 years with mean absolute </w:t>
+        <w:t xml:space="preserve">week flu severity rates to three or six parameters. We demonstrate this relationship in Figure \ref{fig:peakfits} where we have used two peak models to fit each season in the past 10 years with mean absolute </w:t>
       </w:r>
       <w:r>
         <w:rPr>
@@ -4054,21 +4018,7 @@
         <w:rPr>
           <w:rFonts w:eastAsiaTheme="minorEastAsia"/>
         </w:rPr>
-        <w:t xml:space="preserve">s monomodal given that our training algorithm only </w:t>
-      </w:r>
-      <w:proofErr w:type="gramStart"/>
-      <w:r>
-        <w:rPr>
-          <w:rFonts w:eastAsiaTheme="minorEastAsia"/>
-        </w:rPr>
-        <w:t>allowed for</w:t>
-      </w:r>
-      <w:proofErr w:type="gramEnd"/>
-      <w:r>
-        <w:rPr>
-          <w:rFonts w:eastAsiaTheme="minorEastAsia"/>
-        </w:rPr>
-        <w:t xml:space="preserve"> sensitivity to a single peak height. Although many seasons have two distinct peaks, in practice we find a single peak can still describe the overall number of cases, as well as the maximum case rate</w:t>
+        <w:t>s monomodal given that our training algorithm only allowed for sensitivity to a single peak height. Although many seasons have two distinct peaks, in practice we find a single peak can still describe the overall number of cases, as well as the maximum case rate</w:t>
       </w:r>
       <w:r>
         <w:rPr>
@@ -4680,7 +4630,6 @@
         </w:rPr>
         <w:t xml:space="preserve"> refers to the partial sum of the i</w:t>
       </w:r>
-      <w:proofErr w:type="spellStart"/>
       <w:r>
         <w:rPr>
           <w:rFonts w:eastAsiaTheme="minorEastAsia"/>
@@ -4688,7 +4637,6 @@
         </w:rPr>
         <w:t>th</w:t>
       </w:r>
-      <w:proofErr w:type="spellEnd"/>
       <w:r>
         <w:rPr>
           <w:rFonts w:eastAsiaTheme="minorEastAsia"/>
@@ -4765,21 +4713,7 @@
         <w:rPr>
           <w:rFonts w:eastAsiaTheme="minorEastAsia"/>
         </w:rPr>
-        <w:t xml:space="preserve">For the ’23-’24 </w:t>
-      </w:r>
-      <w:proofErr w:type="gramStart"/>
-      <w:r>
-        <w:rPr>
-          <w:rFonts w:eastAsiaTheme="minorEastAsia"/>
-        </w:rPr>
-        <w:t>season</w:t>
-      </w:r>
-      <w:proofErr w:type="gramEnd"/>
-      <w:r>
-        <w:rPr>
-          <w:rFonts w:eastAsiaTheme="minorEastAsia"/>
-        </w:rPr>
-        <w:t xml:space="preserve">, we forecasted a total case count of </w:t>
+        <w:t xml:space="preserve">For the ’23-’24 season, we forecasted a total case count of </w:t>
       </w:r>
       <w:r>
         <w:rPr>
@@ -4791,21 +4725,7 @@
         <w:rPr>
           <w:rFonts w:eastAsiaTheme="minorEastAsia"/>
         </w:rPr>
-        <w:t xml:space="preserve"> with a maximum case rate of 44.1K(48) compared to the Flu-</w:t>
-      </w:r>
-      <w:proofErr w:type="spellStart"/>
-      <w:r>
-        <w:rPr>
-          <w:rFonts w:eastAsiaTheme="minorEastAsia"/>
-        </w:rPr>
-        <w:t>Surv</w:t>
-      </w:r>
-      <w:proofErr w:type="spellEnd"/>
-      <w:r>
-        <w:rPr>
-          <w:rFonts w:eastAsiaTheme="minorEastAsia"/>
-        </w:rPr>
-        <w:t xml:space="preserve"> documented total case count </w:t>
+        <w:t xml:space="preserve"> with a maximum case rate of 44.1K(48) compared to the Flu-Surv documented total case count </w:t>
       </w:r>
       <w:r>
         <w:rPr>
@@ -4829,21 +4749,7 @@
         <w:rPr>
           <w:rFonts w:eastAsiaTheme="minorEastAsia"/>
         </w:rPr>
-        <w:t xml:space="preserve">. For the ’24-’25 </w:t>
-      </w:r>
-      <w:proofErr w:type="gramStart"/>
-      <w:r>
-        <w:rPr>
-          <w:rFonts w:eastAsiaTheme="minorEastAsia"/>
-        </w:rPr>
-        <w:t>season</w:t>
-      </w:r>
-      <w:proofErr w:type="gramEnd"/>
-      <w:r>
-        <w:rPr>
-          <w:rFonts w:eastAsiaTheme="minorEastAsia"/>
-        </w:rPr>
-        <w:t xml:space="preserve">, we forecasted a total case count of </w:t>
+        <w:t xml:space="preserve">. For the ’24-’25 season, we forecasted a total case count of </w:t>
       </w:r>
       <w:r>
         <w:rPr>
@@ -4855,21 +4761,14 @@
         <w:rPr>
           <w:rFonts w:eastAsiaTheme="minorEastAsia"/>
         </w:rPr>
-        <w:t xml:space="preserve"> with a maximum case rate of 65.7K(104) compared to the Flu-</w:t>
-      </w:r>
-      <w:proofErr w:type="spellStart"/>
-      <w:r>
-        <w:rPr>
-          <w:rFonts w:eastAsiaTheme="minorEastAsia"/>
-        </w:rPr>
-        <w:t>Surv</w:t>
-      </w:r>
-      <w:proofErr w:type="spellEnd"/>
-      <w:r>
-        <w:rPr>
-          <w:rFonts w:eastAsiaTheme="minorEastAsia"/>
-        </w:rPr>
-        <w:t xml:space="preserve"> documented total case count </w:t>
+        <w:t xml:space="preserve"> with a maximum case rate of </w:t>
+      </w:r>
+      <w:r>
+        <w:rPr>
+          <w:rFonts w:eastAsiaTheme="minorEastAsia"/>
+        </w:rPr>
+        <w:lastRenderedPageBreak/>
+        <w:t xml:space="preserve">65.7K(104) compared to the Flu-Surv documented total case count </w:t>
       </w:r>
       <w:r>
         <w:rPr>
@@ -4923,42 +4822,19 @@
         <w:rPr>
           <w:rFonts w:eastAsiaTheme="minorEastAsia"/>
         </w:rPr>
-        <w:t xml:space="preserve">It may be the case that a single linear layer is not sufficient in capturing the correct height of </w:t>
-      </w:r>
-      <w:r>
-        <w:rPr>
-          <w:rFonts w:eastAsiaTheme="minorEastAsia"/>
-        </w:rPr>
-        <w:lastRenderedPageBreak/>
-        <w:t xml:space="preserve">the output, but at this stage we show the results together due to the fact there is no </w:t>
-      </w:r>
-      <w:proofErr w:type="gramStart"/>
-      <w:r>
-        <w:rPr>
-          <w:rFonts w:eastAsiaTheme="minorEastAsia"/>
-        </w:rPr>
-        <w:t>reason a priori</w:t>
-      </w:r>
-      <w:proofErr w:type="gramEnd"/>
-      <w:r>
-        <w:rPr>
-          <w:rFonts w:eastAsiaTheme="minorEastAsia"/>
-        </w:rPr>
-        <w:t xml:space="preserve"> to </w:t>
-      </w:r>
-      <w:proofErr w:type="gramStart"/>
-      <w:r>
-        <w:rPr>
-          <w:rFonts w:eastAsiaTheme="minorEastAsia"/>
-        </w:rPr>
-        <w:t>reject</w:t>
-      </w:r>
-      <w:proofErr w:type="gramEnd"/>
-      <w:r>
-        <w:rPr>
-          <w:rFonts w:eastAsiaTheme="minorEastAsia"/>
-        </w:rPr>
-        <w:t xml:space="preserve"> the other architectures, and we are limited to only a two-season test set.</w:t>
+        <w:t xml:space="preserve">It may be the case that a single linear layer is not sufficient in capturing the correct height of the output, but at this stage we show the results together due to the fact there is no </w:t>
+      </w:r>
+      <w:r>
+        <w:rPr>
+          <w:rFonts w:eastAsiaTheme="minorEastAsia"/>
+        </w:rPr>
+        <w:t>reason</w:t>
+      </w:r>
+      <w:r>
+        <w:rPr>
+          <w:rFonts w:eastAsiaTheme="minorEastAsia"/>
+        </w:rPr>
+        <w:t xml:space="preserve"> to reject the other architectures, and we are limited to only a two-season test set.</w:t>
       </w:r>
       <w:r>
         <w:rPr>
@@ -5038,35 +4914,7 @@
         <w:rPr>
           <w:rFonts w:eastAsiaTheme="minorEastAsia"/>
         </w:rPr>
-        <w:t xml:space="preserve">We were unsuccessful </w:t>
-      </w:r>
-      <w:proofErr w:type="gramStart"/>
-      <w:r>
-        <w:rPr>
-          <w:rFonts w:eastAsiaTheme="minorEastAsia"/>
-        </w:rPr>
-        <w:t>in reliably</w:t>
-      </w:r>
-      <w:proofErr w:type="gramEnd"/>
-      <w:r>
-        <w:rPr>
-          <w:rFonts w:eastAsiaTheme="minorEastAsia"/>
-        </w:rPr>
-        <w:t xml:space="preserve"> </w:t>
-      </w:r>
-      <w:proofErr w:type="gramStart"/>
-      <w:r>
-        <w:rPr>
-          <w:rFonts w:eastAsiaTheme="minorEastAsia"/>
-        </w:rPr>
-        <w:t>forecasting</w:t>
-      </w:r>
-      <w:proofErr w:type="gramEnd"/>
-      <w:r>
-        <w:rPr>
-          <w:rFonts w:eastAsiaTheme="minorEastAsia"/>
-        </w:rPr>
-        <w:t xml:space="preserve"> the maximum rate week as seen in Figure RESULTS for season ’24-’25. This is not terribly unsurprising because there exists no obvious relationship, quantitative or anecdotal, between the timing of maximum influenza rates between the southern hemisphere and the U.S. </w:t>
+        <w:t xml:space="preserve">We were unsuccessful in reliably forecasting the maximum rate week as seen in Figure RESULTS for season ’24-’25. This is not terribly unsurprising because there exists no obvious relationship, quantitative or anecdotal, between the timing of maximum influenza rates between the southern hemisphere and the U.S. </w:t>
       </w:r>
       <w:r>
         <w:rPr>
@@ -5259,70 +5107,41 @@
         <w:rPr>
           <w:rFonts w:eastAsiaTheme="minorEastAsia"/>
         </w:rPr>
-        <w:t xml:space="preserve"> separation length. As vaccine skepticism increases in the U.S. combined with current administration’s changes to vaccine creation, we will need to explore building in vaccine efficacy and adherence into our model.</w:t>
-      </w:r>
-    </w:p>
-    <w:p>
-      <w:pPr>
-        <w:rPr>
-          <w:rFonts w:eastAsiaTheme="minorEastAsia"/>
-        </w:rPr>
-      </w:pPr>
-      <w:r>
-        <w:rPr>
-          <w:rFonts w:eastAsiaTheme="minorEastAsia"/>
-        </w:rPr>
-        <w:t xml:space="preserve">We would like to thank W.H.O for providing publicly available </w:t>
-      </w:r>
-      <w:proofErr w:type="spellStart"/>
-      <w:r>
-        <w:rPr>
-          <w:rFonts w:eastAsiaTheme="minorEastAsia"/>
-        </w:rPr>
-        <w:t>respitaory</w:t>
-      </w:r>
-      <w:proofErr w:type="spellEnd"/>
-      <w:r>
-        <w:rPr>
-          <w:rFonts w:eastAsiaTheme="minorEastAsia"/>
-        </w:rPr>
-        <w:t xml:space="preserve"> illness data </w:t>
-      </w:r>
-    </w:p>
-    <w:p>
-      <w:pPr>
-        <w:rPr>
-          <w:rFonts w:eastAsiaTheme="minorEastAsia"/>
-        </w:rPr>
-      </w:pPr>
-      <w:r>
-        <w:rPr>
-          <w:rFonts w:eastAsiaTheme="minorEastAsia"/>
-        </w:rPr>
-        <w:t>We would like to thank CDC and the Flu-</w:t>
-      </w:r>
-      <w:proofErr w:type="spellStart"/>
-      <w:r>
-        <w:rPr>
-          <w:rFonts w:eastAsiaTheme="minorEastAsia"/>
-        </w:rPr>
-        <w:t>Surv</w:t>
-      </w:r>
-      <w:proofErr w:type="spellEnd"/>
-      <w:r>
-        <w:rPr>
-          <w:rFonts w:eastAsiaTheme="minorEastAsia"/>
-        </w:rPr>
-        <w:t xml:space="preserve"> project </w:t>
-      </w:r>
-      <w:proofErr w:type="spellStart"/>
-      <w:r>
-        <w:rPr>
-          <w:rFonts w:eastAsiaTheme="minorEastAsia"/>
-        </w:rPr>
-        <w:t>blahblahbla</w:t>
-      </w:r>
-      <w:proofErr w:type="spellEnd"/>
+        <w:t xml:space="preserve"> </w:t>
+      </w:r>
+      <w:r>
+        <w:rPr>
+          <w:rFonts w:eastAsiaTheme="minorEastAsia"/>
+        </w:rPr>
+        <w:lastRenderedPageBreak/>
+        <w:t>separation length. As vaccine skepticism increases in the U.S. combined with current administration’s changes to vaccine creation, we will need to explore building in vaccine efficacy and adherence into our model.</w:t>
+      </w:r>
+    </w:p>
+    <w:p>
+      <w:pPr>
+        <w:rPr>
+          <w:rFonts w:eastAsiaTheme="minorEastAsia"/>
+        </w:rPr>
+      </w:pPr>
+      <w:r>
+        <w:rPr>
+          <w:rFonts w:eastAsiaTheme="minorEastAsia"/>
+        </w:rPr>
+        <w:t xml:space="preserve">We would like to thank W.H.O for providing publicly available respitaory illness data </w:t>
+      </w:r>
+    </w:p>
+    <w:p>
+      <w:pPr>
+        <w:rPr>
+          <w:rFonts w:eastAsiaTheme="minorEastAsia"/>
+        </w:rPr>
+      </w:pPr>
+      <w:r>
+        <w:rPr>
+          <w:rFonts w:eastAsiaTheme="minorEastAsia"/>
+        </w:rPr>
+        <w:t>We would like to thank CDC and the Flu-Surv project blahblahbla</w:t>
+      </w:r>
     </w:p>
     <w:p>
       <w:pPr>
@@ -5363,56 +5182,54 @@
           <w:i/>
           <w:iCs/>
         </w:rPr>
-        <w:t xml:space="preserve">Forecasts of Hospital Admissions - </w:t>
-      </w:r>
-      <w:proofErr w:type="spellStart"/>
+        <w:t>Forecasts of Hospital Admissions - FluSight</w:t>
+      </w:r>
       <w:r>
         <w:rPr>
           <w:rFonts w:eastAsiaTheme="minorEastAsia"/>
           <w:i/>
           <w:iCs/>
         </w:rPr>
-        <w:t>FluSight</w:t>
-      </w:r>
-      <w:proofErr w:type="spellEnd"/>
+        <w:t>: https://www.cdc.gov/flu-forecasting/data-vis/current-week.html</w:t>
+      </w:r>
+    </w:p>
+    <w:p>
+      <w:pPr>
+        <w:rPr>
+          <w:rFonts w:eastAsiaTheme="minorEastAsia"/>
+        </w:rPr>
+      </w:pPr>
+      <w:r>
+        <w:rPr>
+          <w:rFonts w:eastAsiaTheme="minorEastAsia"/>
+        </w:rPr>
+        <w:t>C</w:t>
+      </w:r>
+      <w:r>
+        <w:rPr>
+          <w:rFonts w:eastAsiaTheme="minorEastAsia"/>
+        </w:rPr>
+        <w:t>enters for Disease Control and Prevention. (202</w:t>
+      </w:r>
+      <w:r>
+        <w:rPr>
+          <w:rFonts w:eastAsiaTheme="minorEastAsia"/>
+        </w:rPr>
+        <w:t>5</w:t>
+      </w:r>
+      <w:r>
+        <w:rPr>
+          <w:rFonts w:eastAsiaTheme="minorEastAsia"/>
+        </w:rPr>
+        <w:t>). </w:t>
+      </w:r>
       <w:r>
         <w:rPr>
           <w:rFonts w:eastAsiaTheme="minorEastAsia"/>
           <w:i/>
           <w:iCs/>
         </w:rPr>
-        <w:t>: https://www.cdc.gov/flu-forecasting/data-vis/current-week.html</w:t>
-      </w:r>
-    </w:p>
-    <w:p>
-      <w:pPr>
-        <w:rPr>
-          <w:rFonts w:eastAsiaTheme="minorEastAsia"/>
-        </w:rPr>
-      </w:pPr>
-      <w:r>
-        <w:rPr>
-          <w:rFonts w:eastAsiaTheme="minorEastAsia"/>
-        </w:rPr>
-        <w:t>C</w:t>
-      </w:r>
-      <w:r>
-        <w:rPr>
-          <w:rFonts w:eastAsiaTheme="minorEastAsia"/>
-        </w:rPr>
-        <w:t>enters for Disease Control and Prevention. (202</w:t>
-      </w:r>
-      <w:r>
-        <w:rPr>
-          <w:rFonts w:eastAsiaTheme="minorEastAsia"/>
-        </w:rPr>
-        <w:t>5</w:t>
-      </w:r>
-      <w:r>
-        <w:rPr>
-          <w:rFonts w:eastAsiaTheme="minorEastAsia"/>
-        </w:rPr>
-        <w:t>). </w:t>
+        <w:t>Laboratory-confirmed influenza-associated hospitalizations among children and adults—FluSurv-NET, United States, 2010–20</w:t>
       </w:r>
       <w:r>
         <w:rPr>
@@ -5420,7 +5237,7 @@
           <w:i/>
           <w:iCs/>
         </w:rPr>
-        <w:t>Laboratory-confirmed influenza-associated hospitalizations among children and adults—FluSurv-NET, United States, 2010–20</w:t>
+        <w:t>25</w:t>
       </w:r>
       <w:r>
         <w:rPr>
@@ -5428,7 +5245,13 @@
           <w:i/>
           <w:iCs/>
         </w:rPr>
-        <w:t>25</w:t>
+        <w:t>.</w:t>
+      </w:r>
+      <w:r>
+        <w:rPr>
+          <w:rFonts w:eastAsiaTheme="minorEastAsia"/>
+        </w:rPr>
+        <w:t> MMWR Surveillance Summaries, </w:t>
       </w:r>
       <w:r>
         <w:rPr>
@@ -5436,20 +5259,6 @@
           <w:i/>
           <w:iCs/>
         </w:rPr>
-        <w:t>.</w:t>
-      </w:r>
-      <w:r>
-        <w:rPr>
-          <w:rFonts w:eastAsiaTheme="minorEastAsia"/>
-        </w:rPr>
-        <w:t> MMWR Surveillance Summaries, </w:t>
-      </w:r>
-      <w:r>
-        <w:rPr>
-          <w:rFonts w:eastAsiaTheme="minorEastAsia"/>
-          <w:i/>
-          <w:iCs/>
-        </w:rPr>
         <w:t>73</w:t>
       </w:r>
       <w:r>
@@ -5460,11 +5269,6 @@
       </w:r>
     </w:p>
     <w:p>
-      <w:pPr>
-        <w:rPr>
-          <w:rFonts w:eastAsiaTheme="minorEastAsia"/>
-        </w:rPr>
-      </w:pPr>
       <w:r>
         <w:rPr>
           <w:rFonts w:eastAsiaTheme="minorEastAsia"/>
@@ -5511,32 +5315,60 @@
           <w:rFonts w:eastAsiaTheme="minorEastAsia"/>
         </w:rPr>
       </w:pPr>
-    </w:p>
-    <w:p>
-      <w:pPr>
-        <w:rPr>
-          <w:rFonts w:eastAsiaTheme="minorEastAsia"/>
-        </w:rPr>
-      </w:pPr>
-      <w:r>
-        <w:rPr>
-          <w:rFonts w:eastAsiaTheme="minorEastAsia"/>
-        </w:rPr>
-        <w:t xml:space="preserve">Li, L., Jiang, Y., &amp; Huang, B. (2021). Long-term prediction for temporal propagation of seasonal influenza using Transformer-based model. Journal of Biomedical Informatics, 122, 103894. </w:t>
-      </w:r>
-      <w:proofErr w:type="gramStart"/>
-      <w:r>
-        <w:rPr>
-          <w:rFonts w:eastAsiaTheme="minorEastAsia"/>
-        </w:rPr>
-        <w:t>doi:10.1016/j.jbi</w:t>
-      </w:r>
-      <w:proofErr w:type="gramEnd"/>
-      <w:r>
-        <w:rPr>
-          <w:rFonts w:eastAsiaTheme="minorEastAsia"/>
-        </w:rPr>
-        <w:t>.2021.103894. </w:t>
+      <w:r>
+        <w:rPr>
+          <w:rFonts w:eastAsiaTheme="minorEastAsia"/>
+        </w:rPr>
+        <w:t>C</w:t>
+      </w:r>
+      <w:r>
+        <w:rPr>
+          <w:rFonts w:eastAsiaTheme="minorEastAsia"/>
+        </w:rPr>
+        <w:t>enters for Disease Control and Prevention. (202</w:t>
+      </w:r>
+      <w:r>
+        <w:rPr>
+          <w:rFonts w:eastAsiaTheme="minorEastAsia"/>
+        </w:rPr>
+        <w:t>5</w:t>
+      </w:r>
+      <w:r>
+        <w:rPr>
+          <w:rFonts w:eastAsiaTheme="minorEastAsia"/>
+        </w:rPr>
+        <w:t xml:space="preserve">). </w:t>
+      </w:r>
+      <w:r>
+        <w:rPr>
+          <w:rFonts w:eastAsiaTheme="minorEastAsia"/>
+        </w:rPr>
+        <w:t>Prevention and Control of Seasonal Influenza with Vaccines</w:t>
+      </w:r>
+      <w:r>
+        <w:rPr>
+          <w:rFonts w:eastAsiaTheme="minorEastAsia"/>
+        </w:rPr>
+        <w:t xml:space="preserve">: </w:t>
+      </w:r>
+      <w:r>
+        <w:rPr>
+          <w:rFonts w:eastAsiaTheme="minorEastAsia"/>
+        </w:rPr>
+        <w:t>https://www.cdc.gov/mmwr/volumes/74/wr/mm7432a2.htm</w:t>
+      </w:r>
+    </w:p>
+    <w:p>
+      <w:pPr>
+        <w:rPr>
+          <w:rFonts w:eastAsiaTheme="minorEastAsia"/>
+        </w:rPr>
+      </w:pPr>
+      <w:r>
+        <w:rPr>
+          <w:rFonts w:eastAsiaTheme="minorEastAsia"/>
+        </w:rPr>
+        <w:t>Li, L., Jiang, Y., &amp; Huang, B. (2021). Long-term prediction for temporal propagation of seasonal influenza using Transformer-based model. Journal of Biomedical Informatics, 122, 103894. doi:10.1016/j.jbi.2021.103894. </w:t>
       </w:r>
     </w:p>
     <w:p>
@@ -5578,11 +5410,6 @@
       </w:r>
     </w:p>
     <w:p>
-      <w:pPr>
-        <w:rPr>
-          <w:rFonts w:eastAsiaTheme="minorEastAsia"/>
-        </w:rPr>
-      </w:pPr>
       <w:r>
         <w:rPr>
           <w:rFonts w:eastAsiaTheme="minorEastAsia"/>
@@ -5605,13 +5432,238 @@
           <w:rFonts w:eastAsiaTheme="minorEastAsia"/>
         </w:rPr>
       </w:pPr>
-    </w:p>
-    <w:p>
-      <w:pPr>
-        <w:rPr>
-          <w:rFonts w:eastAsiaTheme="minorEastAsia"/>
-        </w:rPr>
-      </w:pPr>
+      <w:r>
+        <w:rPr>
+          <w:rFonts w:eastAsiaTheme="minorEastAsia"/>
+        </w:rPr>
+        <w:t>Elman, J. L. (1990). Finding structure in time. Cognitive Science, 14(2), 179–211. doi:10.1207/s15516709cog1402_1. </w:t>
+      </w:r>
+    </w:p>
+    <w:p>
+      <w:pPr>
+        <w:rPr>
+          <w:rFonts w:eastAsiaTheme="minorEastAsia"/>
+        </w:rPr>
+      </w:pPr>
+      <w:r>
+        <w:rPr>
+          <w:rFonts w:eastAsiaTheme="minorEastAsia"/>
+        </w:rPr>
+        <w:t>Werbos, P. J. (1990). Backpropagation through time: What it does and how to do it. </w:t>
+      </w:r>
+      <w:r>
+        <w:rPr>
+          <w:rFonts w:eastAsiaTheme="minorEastAsia"/>
+          <w:i/>
+          <w:iCs/>
+        </w:rPr>
+        <w:t>Proceedings of the IEEE</w:t>
+      </w:r>
+      <w:r>
+        <w:rPr>
+          <w:rFonts w:eastAsiaTheme="minorEastAsia"/>
+        </w:rPr>
+        <w:t>, </w:t>
+      </w:r>
+      <w:r>
+        <w:rPr>
+          <w:rFonts w:eastAsiaTheme="minorEastAsia"/>
+          <w:i/>
+          <w:iCs/>
+        </w:rPr>
+        <w:t>78</w:t>
+      </w:r>
+      <w:r>
+        <w:rPr>
+          <w:rFonts w:eastAsiaTheme="minorEastAsia"/>
+        </w:rPr>
+        <w:t xml:space="preserve">(10), 1550–1560. </w:t>
+      </w:r>
+      <w:hyperlink r:id="rId10" w:history="1">
+        <w:r>
+          <w:rPr>
+            <w:rStyle w:val="Hyperlink"/>
+            <w:rFonts w:eastAsiaTheme="minorEastAsia"/>
+          </w:rPr>
+          <w:t>https://doi.org/10.1109/5.58337</w:t>
+        </w:r>
+      </w:hyperlink>
+    </w:p>
+    <w:p>
+      <w:pPr>
+        <w:rPr>
+          <w:rFonts w:eastAsiaTheme="minorEastAsia"/>
+        </w:rPr>
+      </w:pPr>
+      <w:r>
+        <w:rPr>
+          <w:rFonts w:eastAsiaTheme="minorEastAsia"/>
+        </w:rPr>
+        <w:lastRenderedPageBreak/>
+        <w:t>Hochreiter, S., &amp; Schmidhuber, J. (1997). Long short-term memory. </w:t>
+      </w:r>
+      <w:r>
+        <w:rPr>
+          <w:rFonts w:eastAsiaTheme="minorEastAsia"/>
+          <w:i/>
+          <w:iCs/>
+        </w:rPr>
+        <w:t>Neural Computation</w:t>
+      </w:r>
+      <w:r>
+        <w:rPr>
+          <w:rFonts w:eastAsiaTheme="minorEastAsia"/>
+        </w:rPr>
+        <w:t>, </w:t>
+      </w:r>
+      <w:r>
+        <w:rPr>
+          <w:rFonts w:eastAsiaTheme="minorEastAsia"/>
+          <w:i/>
+          <w:iCs/>
+        </w:rPr>
+        <w:t>9</w:t>
+      </w:r>
+      <w:r>
+        <w:rPr>
+          <w:rFonts w:eastAsiaTheme="minorEastAsia"/>
+        </w:rPr>
+        <w:t>(8), 1735–1780. https://doi.org/10.1162/neco.1997.9.8.1735</w:t>
+      </w:r>
+    </w:p>
+    <w:p>
+      <w:pPr>
+        <w:rPr>
+          <w:rFonts w:eastAsiaTheme="minorEastAsia"/>
+        </w:rPr>
+      </w:pPr>
+      <w:r>
+        <w:rPr>
+          <w:rFonts w:eastAsiaTheme="minorEastAsia"/>
+        </w:rPr>
+        <w:t>Chung, J., Gulcehre, C., Cho, K., &amp; Bengio, Y. (2014). </w:t>
+      </w:r>
+      <w:r>
+        <w:rPr>
+          <w:rFonts w:eastAsiaTheme="minorEastAsia"/>
+          <w:i/>
+          <w:iCs/>
+        </w:rPr>
+        <w:t>Empirical evaluation of gated recurrent neural networks on sequence modeling</w:t>
+      </w:r>
+      <w:r>
+        <w:rPr>
+          <w:rFonts w:eastAsiaTheme="minorEastAsia"/>
+        </w:rPr>
+        <w:t>. arXiv preprint arXiv:1412.3555.</w:t>
+      </w:r>
+    </w:p>
+    <w:p>
+      <w:pPr>
+        <w:rPr>
+          <w:rFonts w:eastAsiaTheme="minorEastAsia"/>
+        </w:rPr>
+      </w:pPr>
+      <w:r>
+        <w:rPr>
+          <w:rFonts w:eastAsiaTheme="minorEastAsia"/>
+        </w:rPr>
+        <w:t>Vaswani, A., Shazeer, N., Parmar, N., Uszkoreit, J., Jones, L., Gomez, A. N., Kaiser, Ł., &amp; Polosukhin, I. (2017). Attention is all you need. </w:t>
+      </w:r>
+      <w:r>
+        <w:rPr>
+          <w:rFonts w:eastAsiaTheme="minorEastAsia"/>
+          <w:i/>
+          <w:iCs/>
+        </w:rPr>
+        <w:t>Advances in Neural Information Processing Systems</w:t>
+      </w:r>
+      <w:r>
+        <w:rPr>
+          <w:rFonts w:eastAsiaTheme="minorEastAsia"/>
+        </w:rPr>
+        <w:t>, </w:t>
+      </w:r>
+      <w:r>
+        <w:rPr>
+          <w:rFonts w:eastAsiaTheme="minorEastAsia"/>
+          <w:i/>
+          <w:iCs/>
+        </w:rPr>
+        <w:t>30</w:t>
+      </w:r>
+      <w:r>
+        <w:rPr>
+          <w:rFonts w:eastAsiaTheme="minorEastAsia"/>
+        </w:rPr>
+        <w:t>, 5998–6008.</w:t>
+      </w:r>
+    </w:p>
+    <w:p>
+      <w:pPr>
+        <w:rPr>
+          <w:rFonts w:eastAsiaTheme="minorEastAsia"/>
+        </w:rPr>
+      </w:pPr>
+      <w:r>
+        <w:rPr>
+          <w:rFonts w:eastAsiaTheme="minorEastAsia"/>
+        </w:rPr>
+        <w:t>Kyunghyun Cho, Bart van Merrienboer, Caglar Gulcehre, Fethi Bougares, Holger Schwenk, and Yoshua Bengio. Learning phrase representations using rnn encoder-decoder for statistical machine translation. CoRR, abs/1406.1078, 2014.</w:t>
+      </w:r>
+    </w:p>
+    <w:p>
+      <w:pPr>
+        <w:rPr>
+          <w:rFonts w:eastAsiaTheme="minorEastAsia"/>
+        </w:rPr>
+      </w:pPr>
+      <w:r>
+        <w:rPr>
+          <w:rFonts w:eastAsiaTheme="minorEastAsia"/>
+        </w:rPr>
+        <w:t>Dzmitry Bahdanau, Kyunghyun Cho, and Yoshua Bengio. Neural machine translation by jointly learning to align and translate. CoRR, abs/1409.0473, 2014.</w:t>
+      </w:r>
+    </w:p>
+    <w:p>
+      <w:pPr>
+        <w:rPr>
+          <w:rFonts w:eastAsiaTheme="minorEastAsia"/>
+        </w:rPr>
+      </w:pPr>
+      <w:r>
+        <w:rPr>
+          <w:rFonts w:eastAsiaTheme="minorEastAsia"/>
+        </w:rPr>
+        <w:t>Ilya Sutskever, Oriol Vinyals, and Quoc VV Le. Sequence to sequence learning with neural networks. In Advances in Neural Information Processing Systems, pages 3104–3112, 2014.</w:t>
+      </w:r>
+    </w:p>
+    <w:p>
+      <w:pPr>
+        <w:rPr>
+          <w:rFonts w:eastAsiaTheme="minorEastAsia"/>
+        </w:rPr>
+      </w:pPr>
+      <w:r>
+        <w:rPr>
+          <w:rFonts w:eastAsiaTheme="minorEastAsia"/>
+        </w:rPr>
+        <w:t>Y. Bengio, P. Simard and P. Frasconi, "Learning long-term dependencies with gradient descent is difficult," in </w:t>
+      </w:r>
+      <w:r>
+        <w:rPr>
+          <w:rFonts w:eastAsiaTheme="minorEastAsia"/>
+          <w:i/>
+          <w:iCs/>
+        </w:rPr>
+        <w:t>IEEE Transactions on Neural Networks</w:t>
+      </w:r>
+      <w:r>
+        <w:rPr>
+          <w:rFonts w:eastAsiaTheme="minorEastAsia"/>
+        </w:rPr>
+        <w:t>, vol. 5, no. 2, pp. 157-166, March 1994, doi: 10.1109/72.279181.</w:t>
+      </w:r>
     </w:p>
     <w:p>
       <w:pPr>
@@ -5738,7 +5790,7 @@
                     <pic:cNvPicPr/>
                   </pic:nvPicPr>
                   <pic:blipFill>
-                    <a:blip r:embed="rId10" cstate="print">
+                    <a:blip r:embed="rId11" cstate="print">
                       <a:extLst>
                         <a:ext uri="{28A0092B-C50C-407E-A947-70E740481C1C}">
                           <a14:useLocalDpi xmlns:a14="http://schemas.microsoft.com/office/drawing/2010/main" val="0"/>
@@ -5776,9 +5828,8 @@
           <w:rFonts w:eastAsiaTheme="minorEastAsia"/>
           <w:noProof/>
         </w:rPr>
-        <w:lastRenderedPageBreak/>
         <w:drawing>
-          <wp:inline distT="0" distB="0" distL="0" distR="0" wp14:anchorId="3CCD7D03" wp14:editId="2CE90450">
+          <wp:inline distT="0" distB="0" distL="0" distR="0" wp14:anchorId="3CCD7D03" wp14:editId="1D3DD6F6">
             <wp:extent cx="6553200" cy="3407524"/>
             <wp:effectExtent l="0" t="0" r="0" b="2540"/>
             <wp:docPr id="515104871" name="Picture 2"/>
@@ -5793,7 +5844,7 @@
                     <pic:cNvPicPr/>
                   </pic:nvPicPr>
                   <pic:blipFill>
-                    <a:blip r:embed="rId11" cstate="print">
+                    <a:blip r:embed="rId12" cstate="print">
                       <a:extLst>
                         <a:ext uri="{28A0092B-C50C-407E-A947-70E740481C1C}">
                           <a14:useLocalDpi xmlns:a14="http://schemas.microsoft.com/office/drawing/2010/main" val="0"/>
@@ -5831,6 +5882,7 @@
           <w:rFonts w:eastAsiaTheme="minorEastAsia"/>
           <w:noProof/>
         </w:rPr>
+        <w:lastRenderedPageBreak/>
         <w:drawing>
           <wp:inline distT="0" distB="0" distL="0" distR="0" wp14:anchorId="26D8B17B" wp14:editId="4D5ACD80">
             <wp:extent cx="6407253" cy="3589020"/>
@@ -5847,7 +5899,7 @@
                     <pic:cNvPicPr/>
                   </pic:nvPicPr>
                   <pic:blipFill>
-                    <a:blip r:embed="rId12" cstate="print">
+                    <a:blip r:embed="rId13" cstate="print">
                       <a:extLst>
                         <a:ext uri="{28A0092B-C50C-407E-A947-70E740481C1C}">
                           <a14:useLocalDpi xmlns:a14="http://schemas.microsoft.com/office/drawing/2010/main" val="0"/>

--- a/fluword.docx
+++ b/fluword.docx
@@ -5331,13 +5331,7 @@
         <w:rPr>
           <w:rFonts w:eastAsiaTheme="minorEastAsia"/>
         </w:rPr>
-        <w:t>5</w:t>
-      </w:r>
-      <w:r>
-        <w:rPr>
-          <w:rFonts w:eastAsiaTheme="minorEastAsia"/>
-        </w:rPr>
-        <w:t xml:space="preserve">). </w:t>
+        <w:t xml:space="preserve">5). </w:t>
       </w:r>
       <w:r>
         <w:rPr>
@@ -5826,10 +5820,83 @@
       <w:r>
         <w:rPr>
           <w:rFonts w:eastAsiaTheme="minorEastAsia"/>
+        </w:rPr>
+        <w:t xml:space="preserve">Fig Country Correlations: Correlations of the U.S. influenza rates with the five countries in the southern hemisphere with the clearest signal as a function of week separations. Other countries that had significant correlations with the U.S. influenza rate were omitted for either being outside our target range </w:t>
+      </w:r>
+      <m:oMath>
+        <m:r>
+          <m:rPr>
+            <m:sty m:val="p"/>
+          </m:rPr>
+          <w:rPr>
+            <w:rFonts w:ascii="Cambria Math" w:eastAsiaTheme="minorEastAsia" w:hAnsi="Cambria Math"/>
+          </w:rPr>
+          <m:t>δ</m:t>
+        </m:r>
+        <m:r>
+          <w:rPr>
+            <w:rFonts w:ascii="Cambria Math" w:eastAsiaTheme="minorEastAsia" w:hAnsi="Cambria Math"/>
+          </w:rPr>
+          <m:t>t</m:t>
+        </m:r>
+        <m:r>
+          <m:rPr>
+            <m:sty m:val="p"/>
+          </m:rPr>
+          <w:rPr>
+            <w:rFonts w:ascii="Cambria Math" w:eastAsiaTheme="minorEastAsia" w:hAnsi="Cambria Math"/>
+          </w:rPr>
+          <m:t>∈</m:t>
+        </m:r>
+        <m:d>
+          <m:dPr>
+            <m:begChr m:val="["/>
+            <m:endChr m:val="]"/>
+            <m:ctrlPr>
+              <w:rPr>
+                <w:rFonts w:ascii="Cambria Math" w:eastAsiaTheme="minorEastAsia" w:hAnsi="Cambria Math"/>
+                <w:i/>
+              </w:rPr>
+            </m:ctrlPr>
+          </m:dPr>
+          <m:e>
+            <m:r>
+              <w:rPr>
+                <w:rFonts w:ascii="Cambria Math" w:eastAsiaTheme="minorEastAsia" w:hAnsi="Cambria Math"/>
+              </w:rPr>
+              <m:t>20,35</m:t>
+            </m:r>
+          </m:e>
+        </m:d>
+      </m:oMath>
+      <w:r>
+        <w:rPr>
+          <w:rFonts w:eastAsiaTheme="minorEastAsia"/>
+        </w:rPr>
+        <w:t>, or the data integrity was relative short-lived.</w:t>
+      </w:r>
+    </w:p>
+    <w:p>
+      <w:pPr>
+        <w:rPr>
+          <w:rFonts w:eastAsiaTheme="minorEastAsia"/>
+        </w:rPr>
+      </w:pPr>
+    </w:p>
+    <w:p>
+      <w:pPr>
+        <w:rPr>
+          <w:rFonts w:eastAsiaTheme="minorEastAsia"/>
+        </w:rPr>
+      </w:pPr>
+      <w:r>
+        <w:rPr>
+          <w:rFonts w:eastAsiaTheme="minorEastAsia"/>
           <w:noProof/>
         </w:rPr>
+        <w:lastRenderedPageBreak/>
         <w:drawing>
-          <wp:inline distT="0" distB="0" distL="0" distR="0" wp14:anchorId="3CCD7D03" wp14:editId="1D3DD6F6">
+          <wp:inline distT="0" distB="0" distL="0" distR="0" wp14:anchorId="3CCD7D03" wp14:editId="1289852C">
             <wp:extent cx="6553200" cy="3407524"/>
             <wp:effectExtent l="0" t="0" r="0" b="2540"/>
             <wp:docPr id="515104871" name="Picture 2"/>
@@ -5875,6 +5942,50 @@
       <w:pPr>
         <w:rPr>
           <w:rFonts w:eastAsiaTheme="minorEastAsia"/>
+          <w:noProof/>
+        </w:rPr>
+      </w:pPr>
+      <w:r>
+        <w:rPr>
+          <w:rFonts w:eastAsiaTheme="minorEastAsia"/>
+        </w:rPr>
+        <w:t xml:space="preserve">Fig Normalized Influenza Rates: Five candidate countries and U.S. influenza rates all normalized such that their respective maximum rate in the interval [2013-01, 2024-26] is </w:t>
+      </w:r>
+      <w:r>
+        <w:rPr>
+          <w:rFonts w:eastAsiaTheme="minorEastAsia"/>
+        </w:rPr>
+        <w:t>u</w:t>
+      </w:r>
+      <w:r>
+        <w:rPr>
+          <w:rFonts w:eastAsiaTheme="minorEastAsia"/>
+          <w:noProof/>
+        </w:rPr>
+        <w:t>nity.</w:t>
+      </w:r>
+    </w:p>
+    <w:p>
+      <w:pPr>
+        <w:rPr>
+          <w:rFonts w:eastAsiaTheme="minorEastAsia"/>
+          <w:noProof/>
+        </w:rPr>
+      </w:pPr>
+    </w:p>
+    <w:p>
+      <w:pPr>
+        <w:rPr>
+          <w:rFonts w:eastAsiaTheme="minorEastAsia"/>
+          <w:noProof/>
+        </w:rPr>
+      </w:pPr>
+    </w:p>
+    <w:p>
+      <w:pPr>
+        <w:rPr>
+          <w:rFonts w:eastAsiaTheme="minorEastAsia"/>
+          <w:noProof/>
         </w:rPr>
       </w:pPr>
       <w:r>
@@ -5884,8 +5995,93 @@
         </w:rPr>
         <w:lastRenderedPageBreak/>
         <w:drawing>
-          <wp:inline distT="0" distB="0" distL="0" distR="0" wp14:anchorId="26D8B17B" wp14:editId="4D5ACD80">
-            <wp:extent cx="6407253" cy="3589020"/>
+          <wp:inline distT="0" distB="0" distL="0" distR="0" wp14:anchorId="6F4A477D" wp14:editId="142098D1">
+            <wp:extent cx="2469052" cy="3970751"/>
+            <wp:effectExtent l="0" t="0" r="7620" b="0"/>
+            <wp:docPr id="39827643" name="Picture 8" descr="A diagram of a block diagram&#10;&#10;AI-generated content may be incorrect."/>
+            <wp:cNvGraphicFramePr>
+              <a:graphicFrameLocks xmlns:a="http://schemas.openxmlformats.org/drawingml/2006/main" noChangeAspect="1"/>
+            </wp:cNvGraphicFramePr>
+            <a:graphic xmlns:a="http://schemas.openxmlformats.org/drawingml/2006/main">
+              <a:graphicData uri="http://schemas.openxmlformats.org/drawingml/2006/picture">
+                <pic:pic xmlns:pic="http://schemas.openxmlformats.org/drawingml/2006/picture">
+                  <pic:nvPicPr>
+                    <pic:cNvPr id="39827643" name="Picture 8" descr="A diagram of a block diagram&#10;&#10;AI-generated content may be incorrect."/>
+                    <pic:cNvPicPr/>
+                  </pic:nvPicPr>
+                  <pic:blipFill>
+                    <a:blip r:embed="rId13">
+                      <a:extLst>
+                        <a:ext uri="{28A0092B-C50C-407E-A947-70E740481C1C}">
+                          <a14:useLocalDpi xmlns:a14="http://schemas.microsoft.com/office/drawing/2010/main" val="0"/>
+                        </a:ext>
+                      </a:extLst>
+                    </a:blip>
+                    <a:stretch>
+                      <a:fillRect/>
+                    </a:stretch>
+                  </pic:blipFill>
+                  <pic:spPr>
+                    <a:xfrm>
+                      <a:off x="0" y="0"/>
+                      <a:ext cx="2469052" cy="3970751"/>
+                    </a:xfrm>
+                    <a:prstGeom prst="rect">
+                      <a:avLst/>
+                    </a:prstGeom>
+                  </pic:spPr>
+                </pic:pic>
+              </a:graphicData>
+            </a:graphic>
+          </wp:inline>
+        </w:drawing>
+      </w:r>
+    </w:p>
+    <w:p>
+      <w:pPr>
+        <w:rPr>
+          <w:rFonts w:eastAsiaTheme="minorEastAsia"/>
+          <w:noProof/>
+        </w:rPr>
+      </w:pPr>
+      <w:r>
+        <w:rPr>
+          <w:rFonts w:eastAsiaTheme="minorEastAsia"/>
+          <w:noProof/>
+        </w:rPr>
+        <w:t>Fig General Model Archetecture: All models follow this general archetecture featuring an input of of size (batch, 5, 26) with a RNN block which features single or multi-RNN archetectures mimicking encoder-decoder or encoder-only models followed by a sequential block featuring linear layers, and layer normalizations in the form of drop out connections.</w:t>
+      </w:r>
+    </w:p>
+    <w:p>
+      <w:pPr>
+        <w:rPr>
+          <w:rFonts w:eastAsiaTheme="minorEastAsia"/>
+          <w:noProof/>
+        </w:rPr>
+      </w:pPr>
+    </w:p>
+    <w:p>
+      <w:pPr>
+        <w:rPr>
+          <w:rFonts w:eastAsiaTheme="minorEastAsia"/>
+        </w:rPr>
+      </w:pPr>
+    </w:p>
+    <w:p>
+      <w:pPr>
+        <w:rPr>
+          <w:rFonts w:eastAsiaTheme="minorEastAsia"/>
+        </w:rPr>
+      </w:pPr>
+      <w:r>
+        <w:rPr>
+          <w:rFonts w:eastAsiaTheme="minorEastAsia"/>
+          <w:noProof/>
+        </w:rPr>
+        <w:lastRenderedPageBreak/>
+        <w:drawing>
+          <wp:inline distT="0" distB="0" distL="0" distR="0" wp14:anchorId="26D8B17B" wp14:editId="78886C7D">
+            <wp:extent cx="5511452" cy="3087236"/>
             <wp:effectExtent l="0" t="0" r="0" b="0"/>
             <wp:docPr id="769949291" name="Picture 4" descr="A diagram of a computer&#10;&#10;AI-generated content may be incorrect."/>
             <wp:cNvGraphicFramePr>
@@ -5899,7 +6095,7 @@
                     <pic:cNvPicPr/>
                   </pic:nvPicPr>
                   <pic:blipFill>
-                    <a:blip r:embed="rId13" cstate="print">
+                    <a:blip r:embed="rId14" cstate="print">
                       <a:extLst>
                         <a:ext uri="{28A0092B-C50C-407E-A947-70E740481C1C}">
                           <a14:useLocalDpi xmlns:a14="http://schemas.microsoft.com/office/drawing/2010/main" val="0"/>
@@ -5913,7 +6109,7 @@
                   <pic:spPr>
                     <a:xfrm>
                       <a:off x="0" y="0"/>
-                      <a:ext cx="6411814" cy="3591575"/>
+                      <a:ext cx="5534562" cy="3100181"/>
                     </a:xfrm>
                     <a:prstGeom prst="rect">
                       <a:avLst/>
@@ -5930,8 +6126,486 @@
       <w:pPr>
         <w:rPr>
           <w:rFonts w:eastAsiaTheme="minorEastAsia"/>
-        </w:rPr>
-      </w:pPr>
+          <w:noProof/>
+        </w:rPr>
+      </w:pPr>
+      <w:r>
+        <w:rPr>
+          <w:rFonts w:eastAsiaTheme="minorEastAsia"/>
+          <w:noProof/>
+        </w:rPr>
+        <w:t xml:space="preserve">Fig </w:t>
+      </w:r>
+      <w:r>
+        <w:rPr>
+          <w:rFonts w:eastAsiaTheme="minorEastAsia"/>
+          <w:noProof/>
+        </w:rPr>
+        <w:t>Specfic</w:t>
+      </w:r>
+      <w:r>
+        <w:rPr>
+          <w:rFonts w:eastAsiaTheme="minorEastAsia"/>
+          <w:noProof/>
+        </w:rPr>
+        <w:t xml:space="preserve"> Model Archetecture: </w:t>
+      </w:r>
+      <w:r>
+        <w:rPr>
+          <w:rFonts w:eastAsiaTheme="minorEastAsia"/>
+          <w:noProof/>
+        </w:rPr>
+        <w:t>Different types of sub-layers within each block of the general archetecture. Each RNN(A,B) is matched with each Seq(A,B) for all flavors of RNNs to determine which model choices are successful.</w:t>
+      </w:r>
+      <w:r>
+        <w:rPr>
+          <w:rFonts w:eastAsiaTheme="minorEastAsia"/>
+          <w:noProof/>
+        </w:rPr>
+        <w:t xml:space="preserve"> </w:t>
+      </w:r>
+    </w:p>
+    <w:p>
+      <w:pPr>
+        <w:rPr>
+          <w:rFonts w:eastAsiaTheme="minorEastAsia"/>
+        </w:rPr>
+      </w:pPr>
+    </w:p>
+    <w:p>
+      <w:pPr>
+        <w:rPr>
+          <w:rFonts w:eastAsiaTheme="minorEastAsia"/>
+        </w:rPr>
+      </w:pPr>
+      <w:r>
+        <w:rPr>
+          <w:rFonts w:eastAsiaTheme="minorEastAsia"/>
+          <w:noProof/>
+        </w:rPr>
+        <w:drawing>
+          <wp:inline distT="0" distB="0" distL="0" distR="0" wp14:anchorId="5A52750E" wp14:editId="6B7A7C92">
+            <wp:extent cx="2561473" cy="2004164"/>
+            <wp:effectExtent l="0" t="0" r="0" b="0"/>
+            <wp:docPr id="1167729610" name="Picture 2" descr="A table with numbers and a number on it&#10;&#10;AI-generated content may be incorrect."/>
+            <wp:cNvGraphicFramePr>
+              <a:graphicFrameLocks xmlns:a="http://schemas.openxmlformats.org/drawingml/2006/main" noChangeAspect="1"/>
+            </wp:cNvGraphicFramePr>
+            <a:graphic xmlns:a="http://schemas.openxmlformats.org/drawingml/2006/main">
+              <a:graphicData uri="http://schemas.openxmlformats.org/drawingml/2006/picture">
+                <pic:pic xmlns:pic="http://schemas.openxmlformats.org/drawingml/2006/picture">
+                  <pic:nvPicPr>
+                    <pic:cNvPr id="1167729610" name="Picture 2" descr="A table with numbers and a number on it&#10;&#10;AI-generated content may be incorrect."/>
+                    <pic:cNvPicPr/>
+                  </pic:nvPicPr>
+                  <pic:blipFill>
+                    <a:blip r:embed="rId15">
+                      <a:extLst>
+                        <a:ext uri="{28A0092B-C50C-407E-A947-70E740481C1C}">
+                          <a14:useLocalDpi xmlns:a14="http://schemas.microsoft.com/office/drawing/2010/main" val="0"/>
+                        </a:ext>
+                      </a:extLst>
+                    </a:blip>
+                    <a:stretch>
+                      <a:fillRect/>
+                    </a:stretch>
+                  </pic:blipFill>
+                  <pic:spPr>
+                    <a:xfrm>
+                      <a:off x="0" y="0"/>
+                      <a:ext cx="2566294" cy="2007936"/>
+                    </a:xfrm>
+                    <a:prstGeom prst="rect">
+                      <a:avLst/>
+                    </a:prstGeom>
+                  </pic:spPr>
+                </pic:pic>
+              </a:graphicData>
+            </a:graphic>
+          </wp:inline>
+        </w:drawing>
+      </w:r>
+    </w:p>
+    <w:p>
+      <w:pPr>
+        <w:rPr>
+          <w:rFonts w:eastAsiaTheme="minorEastAsia"/>
+        </w:rPr>
+      </w:pPr>
+      <w:r>
+        <w:rPr>
+          <w:rFonts w:eastAsiaTheme="minorEastAsia"/>
+        </w:rPr>
+        <w:t>Table</w:t>
+      </w:r>
+      <w:r>
+        <w:rPr>
+          <w:rFonts w:eastAsiaTheme="minorEastAsia"/>
+        </w:rPr>
+        <w:t xml:space="preserve"> Lorenzian Values: Parameter results for fitting the two test seasons to double Lorenzian parameterizations. Season 22-23 is completely described with a single curve while 23-24 requires a second broad peak of low amplitude.</w:t>
+      </w:r>
+    </w:p>
+    <w:p>
+      <w:pPr>
+        <w:rPr>
+          <w:rFonts w:eastAsiaTheme="minorEastAsia"/>
+        </w:rPr>
+      </w:pPr>
+      <w:r>
+        <w:rPr>
+          <w:rFonts w:eastAsiaTheme="minorEastAsia"/>
+          <w:noProof/>
+        </w:rPr>
+        <w:lastRenderedPageBreak/>
+        <w:drawing>
+          <wp:inline distT="0" distB="0" distL="0" distR="0" wp14:anchorId="6835CD50" wp14:editId="5E443638">
+            <wp:extent cx="4233797" cy="2625906"/>
+            <wp:effectExtent l="0" t="0" r="0" b="3175"/>
+            <wp:docPr id="904652433" name="Picture 3" descr="A table with numbers and a number of cases&#10;&#10;AI-generated content may be incorrect."/>
+            <wp:cNvGraphicFramePr>
+              <a:graphicFrameLocks xmlns:a="http://schemas.openxmlformats.org/drawingml/2006/main" noChangeAspect="1"/>
+            </wp:cNvGraphicFramePr>
+            <a:graphic xmlns:a="http://schemas.openxmlformats.org/drawingml/2006/main">
+              <a:graphicData uri="http://schemas.openxmlformats.org/drawingml/2006/picture">
+                <pic:pic xmlns:pic="http://schemas.openxmlformats.org/drawingml/2006/picture">
+                  <pic:nvPicPr>
+                    <pic:cNvPr id="904652433" name="Picture 3" descr="A table with numbers and a number of cases&#10;&#10;AI-generated content may be incorrect."/>
+                    <pic:cNvPicPr/>
+                  </pic:nvPicPr>
+                  <pic:blipFill>
+                    <a:blip r:embed="rId16">
+                      <a:extLst>
+                        <a:ext uri="{28A0092B-C50C-407E-A947-70E740481C1C}">
+                          <a14:useLocalDpi xmlns:a14="http://schemas.microsoft.com/office/drawing/2010/main" val="0"/>
+                        </a:ext>
+                      </a:extLst>
+                    </a:blip>
+                    <a:stretch>
+                      <a:fillRect/>
+                    </a:stretch>
+                  </pic:blipFill>
+                  <pic:spPr>
+                    <a:xfrm>
+                      <a:off x="0" y="0"/>
+                      <a:ext cx="4245426" cy="2633118"/>
+                    </a:xfrm>
+                    <a:prstGeom prst="rect">
+                      <a:avLst/>
+                    </a:prstGeom>
+                  </pic:spPr>
+                </pic:pic>
+              </a:graphicData>
+            </a:graphic>
+          </wp:inline>
+        </w:drawing>
+      </w:r>
+    </w:p>
+    <w:p>
+      <w:pPr>
+        <w:rPr>
+          <w:rFonts w:eastAsiaTheme="minorEastAsia"/>
+        </w:rPr>
+      </w:pPr>
+      <w:r>
+        <w:rPr>
+          <w:rFonts w:eastAsiaTheme="minorEastAsia"/>
+        </w:rPr>
+        <w:t>Table Season 23-24 Model Lorenzian Results: Each individual model’s parameter results from fitting to a single-peaked Lorenzian curve. Half-Width Adj is the rescaled width as explained via equation 4.</w:t>
+      </w:r>
+    </w:p>
+    <w:p>
+      <w:pPr>
+        <w:rPr>
+          <w:rFonts w:eastAsiaTheme="minorEastAsia"/>
+        </w:rPr>
+      </w:pPr>
+      <w:r>
+        <w:rPr>
+          <w:rFonts w:eastAsiaTheme="minorEastAsia"/>
+          <w:noProof/>
+        </w:rPr>
+        <w:drawing>
+          <wp:inline distT="0" distB="0" distL="0" distR="0" wp14:anchorId="54936173" wp14:editId="4ACDB152">
+            <wp:extent cx="4233545" cy="2530823"/>
+            <wp:effectExtent l="0" t="0" r="0" b="3175"/>
+            <wp:docPr id="436818924" name="Picture 4" descr="A table with numbers and a number of cases&#10;&#10;AI-generated content may be incorrect."/>
+            <wp:cNvGraphicFramePr>
+              <a:graphicFrameLocks xmlns:a="http://schemas.openxmlformats.org/drawingml/2006/main" noChangeAspect="1"/>
+            </wp:cNvGraphicFramePr>
+            <a:graphic xmlns:a="http://schemas.openxmlformats.org/drawingml/2006/main">
+              <a:graphicData uri="http://schemas.openxmlformats.org/drawingml/2006/picture">
+                <pic:pic xmlns:pic="http://schemas.openxmlformats.org/drawingml/2006/picture">
+                  <pic:nvPicPr>
+                    <pic:cNvPr id="436818924" name="Picture 4" descr="A table with numbers and a number of cases&#10;&#10;AI-generated content may be incorrect."/>
+                    <pic:cNvPicPr/>
+                  </pic:nvPicPr>
+                  <pic:blipFill>
+                    <a:blip r:embed="rId17">
+                      <a:extLst>
+                        <a:ext uri="{28A0092B-C50C-407E-A947-70E740481C1C}">
+                          <a14:useLocalDpi xmlns:a14="http://schemas.microsoft.com/office/drawing/2010/main" val="0"/>
+                        </a:ext>
+                      </a:extLst>
+                    </a:blip>
+                    <a:stretch>
+                      <a:fillRect/>
+                    </a:stretch>
+                  </pic:blipFill>
+                  <pic:spPr>
+                    <a:xfrm>
+                      <a:off x="0" y="0"/>
+                      <a:ext cx="4245169" cy="2537772"/>
+                    </a:xfrm>
+                    <a:prstGeom prst="rect">
+                      <a:avLst/>
+                    </a:prstGeom>
+                  </pic:spPr>
+                </pic:pic>
+              </a:graphicData>
+            </a:graphic>
+          </wp:inline>
+        </w:drawing>
+      </w:r>
+    </w:p>
+    <w:p>
+      <w:pPr>
+        <w:rPr>
+          <w:rFonts w:eastAsiaTheme="minorEastAsia"/>
+        </w:rPr>
+      </w:pPr>
+      <w:r>
+        <w:rPr>
+          <w:rFonts w:eastAsiaTheme="minorEastAsia"/>
+        </w:rPr>
+        <w:t>Table Season 2</w:t>
+      </w:r>
+      <w:r>
+        <w:rPr>
+          <w:rFonts w:eastAsiaTheme="minorEastAsia"/>
+        </w:rPr>
+        <w:t>4</w:t>
+      </w:r>
+      <w:r>
+        <w:rPr>
+          <w:rFonts w:eastAsiaTheme="minorEastAsia"/>
+        </w:rPr>
+        <w:t>-2</w:t>
+      </w:r>
+      <w:r>
+        <w:rPr>
+          <w:rFonts w:eastAsiaTheme="minorEastAsia"/>
+        </w:rPr>
+        <w:t>5</w:t>
+      </w:r>
+      <w:r>
+        <w:rPr>
+          <w:rFonts w:eastAsiaTheme="minorEastAsia"/>
+        </w:rPr>
+        <w:t xml:space="preserve"> Model Lorenzian Results: Each individual model’s parameter results from fitting to a single-peaked Lorenzian curve. Half-Width Adj is the rescaled width as explained via equation 4.</w:t>
+      </w:r>
+    </w:p>
+    <w:p>
+      <w:pPr>
+        <w:rPr>
+          <w:rFonts w:eastAsiaTheme="minorEastAsia"/>
+        </w:rPr>
+      </w:pPr>
+    </w:p>
+    <w:p>
+      <w:pPr>
+        <w:rPr>
+          <w:rFonts w:eastAsiaTheme="minorEastAsia"/>
+        </w:rPr>
+      </w:pPr>
+      <w:r>
+        <w:rPr>
+          <w:rFonts w:eastAsiaTheme="minorEastAsia"/>
+          <w:noProof/>
+        </w:rPr>
+        <w:lastRenderedPageBreak/>
+        <w:drawing>
+          <wp:inline distT="0" distB="0" distL="0" distR="0" wp14:anchorId="4C71AEFB" wp14:editId="430C11F5">
+            <wp:extent cx="6028371" cy="8860025"/>
+            <wp:effectExtent l="0" t="0" r="0" b="0"/>
+            <wp:docPr id="889272226" name="Picture 5" descr="A group of graphs showing different sizes of lines&#10;&#10;AI-generated content may be incorrect."/>
+            <wp:cNvGraphicFramePr>
+              <a:graphicFrameLocks xmlns:a="http://schemas.openxmlformats.org/drawingml/2006/main" noChangeAspect="1"/>
+            </wp:cNvGraphicFramePr>
+            <a:graphic xmlns:a="http://schemas.openxmlformats.org/drawingml/2006/main">
+              <a:graphicData uri="http://schemas.openxmlformats.org/drawingml/2006/picture">
+                <pic:pic xmlns:pic="http://schemas.openxmlformats.org/drawingml/2006/picture">
+                  <pic:nvPicPr>
+                    <pic:cNvPr id="889272226" name="Picture 5" descr="A group of graphs showing different sizes of lines&#10;&#10;AI-generated content may be incorrect."/>
+                    <pic:cNvPicPr/>
+                  </pic:nvPicPr>
+                  <pic:blipFill>
+                    <a:blip r:embed="rId18" cstate="print">
+                      <a:extLst>
+                        <a:ext uri="{28A0092B-C50C-407E-A947-70E740481C1C}">
+                          <a14:useLocalDpi xmlns:a14="http://schemas.microsoft.com/office/drawing/2010/main" val="0"/>
+                        </a:ext>
+                      </a:extLst>
+                    </a:blip>
+                    <a:stretch>
+                      <a:fillRect/>
+                    </a:stretch>
+                  </pic:blipFill>
+                  <pic:spPr>
+                    <a:xfrm>
+                      <a:off x="0" y="0"/>
+                      <a:ext cx="6043737" cy="8882609"/>
+                    </a:xfrm>
+                    <a:prstGeom prst="rect">
+                      <a:avLst/>
+                    </a:prstGeom>
+                  </pic:spPr>
+                </pic:pic>
+              </a:graphicData>
+            </a:graphic>
+          </wp:inline>
+        </w:drawing>
+      </w:r>
+      <w:r>
+        <w:rPr>
+          <w:rFonts w:eastAsiaTheme="minorEastAsia"/>
+        </w:rPr>
+        <w:lastRenderedPageBreak/>
+        <w:t>Fig Lorenzian Multi-Season Descriptions: Ten years (excluding two COVID seasons) of bimodal Lorenzian fits to U.S. influenza rates. Parameterizations describe each season very well having a mean absolute percentage error varying from 1.6%-4.0%.</w:t>
+      </w:r>
+      <w:r>
+        <w:rPr>
+          <w:rFonts w:eastAsiaTheme="minorEastAsia"/>
+          <w:noProof/>
+        </w:rPr>
+        <w:drawing>
+          <wp:inline distT="0" distB="0" distL="0" distR="0" wp14:anchorId="0A88AA70" wp14:editId="67B2ACFE">
+            <wp:extent cx="6144016" cy="3405465"/>
+            <wp:effectExtent l="0" t="0" r="0" b="5080"/>
+            <wp:docPr id="5383732" name="Picture 6" descr="A graph of a graph&#10;&#10;AI-generated content may be incorrect."/>
+            <wp:cNvGraphicFramePr>
+              <a:graphicFrameLocks xmlns:a="http://schemas.openxmlformats.org/drawingml/2006/main" noChangeAspect="1"/>
+            </wp:cNvGraphicFramePr>
+            <a:graphic xmlns:a="http://schemas.openxmlformats.org/drawingml/2006/main">
+              <a:graphicData uri="http://schemas.openxmlformats.org/drawingml/2006/picture">
+                <pic:pic xmlns:pic="http://schemas.openxmlformats.org/drawingml/2006/picture">
+                  <pic:nvPicPr>
+                    <pic:cNvPr id="5383732" name="Picture 6" descr="A graph of a graph&#10;&#10;AI-generated content may be incorrect."/>
+                    <pic:cNvPicPr/>
+                  </pic:nvPicPr>
+                  <pic:blipFill>
+                    <a:blip r:embed="rId19">
+                      <a:extLst>
+                        <a:ext uri="{28A0092B-C50C-407E-A947-70E740481C1C}">
+                          <a14:useLocalDpi xmlns:a14="http://schemas.microsoft.com/office/drawing/2010/main" val="0"/>
+                        </a:ext>
+                      </a:extLst>
+                    </a:blip>
+                    <a:stretch>
+                      <a:fillRect/>
+                    </a:stretch>
+                  </pic:blipFill>
+                  <pic:spPr>
+                    <a:xfrm>
+                      <a:off x="0" y="0"/>
+                      <a:ext cx="6146044" cy="3406589"/>
+                    </a:xfrm>
+                    <a:prstGeom prst="rect">
+                      <a:avLst/>
+                    </a:prstGeom>
+                  </pic:spPr>
+                </pic:pic>
+              </a:graphicData>
+            </a:graphic>
+          </wp:inline>
+        </w:drawing>
+      </w:r>
+    </w:p>
+    <w:p>
+      <w:pPr>
+        <w:rPr>
+          <w:rFonts w:eastAsiaTheme="minorEastAsia"/>
+        </w:rPr>
+      </w:pPr>
+      <w:r>
+        <w:rPr>
+          <w:rFonts w:eastAsiaTheme="minorEastAsia"/>
+        </w:rPr>
+        <w:t xml:space="preserve">Fig Forecast Results Weekly: Forecasts for seasons 23-24 and 24-25 in blue with uncertainties computed from model variation shaded compared to actual influenza rates in black. Models both describe </w:t>
+      </w:r>
+      <w:r>
+        <w:rPr>
+          <w:rFonts w:eastAsiaTheme="minorEastAsia"/>
+        </w:rPr>
+        <w:t>dominant peak height and duration quite well. Single-peaked approximations were used which punishes the 24-25 result from being able to capture the first peak.</w:t>
+      </w:r>
+    </w:p>
+    <w:p>
+      <w:pPr>
+        <w:rPr>
+          <w:rFonts w:eastAsiaTheme="minorEastAsia"/>
+        </w:rPr>
+      </w:pPr>
+      <w:r>
+        <w:rPr>
+          <w:rFonts w:eastAsiaTheme="minorEastAsia"/>
+          <w:noProof/>
+        </w:rPr>
+        <w:lastRenderedPageBreak/>
+        <w:drawing>
+          <wp:inline distT="0" distB="0" distL="0" distR="0" wp14:anchorId="18E4AA8B" wp14:editId="4E6E0954">
+            <wp:extent cx="5943600" cy="3265805"/>
+            <wp:effectExtent l="0" t="0" r="0" b="0"/>
+            <wp:docPr id="650527117" name="Picture 7" descr="A graph with numbers and lines&#10;&#10;AI-generated content may be incorrect."/>
+            <wp:cNvGraphicFramePr>
+              <a:graphicFrameLocks xmlns:a="http://schemas.openxmlformats.org/drawingml/2006/main" noChangeAspect="1"/>
+            </wp:cNvGraphicFramePr>
+            <a:graphic xmlns:a="http://schemas.openxmlformats.org/drawingml/2006/main">
+              <a:graphicData uri="http://schemas.openxmlformats.org/drawingml/2006/picture">
+                <pic:pic xmlns:pic="http://schemas.openxmlformats.org/drawingml/2006/picture">
+                  <pic:nvPicPr>
+                    <pic:cNvPr id="650527117" name="Picture 7" descr="A graph with numbers and lines&#10;&#10;AI-generated content may be incorrect."/>
+                    <pic:cNvPicPr/>
+                  </pic:nvPicPr>
+                  <pic:blipFill>
+                    <a:blip r:embed="rId20">
+                      <a:extLst>
+                        <a:ext uri="{28A0092B-C50C-407E-A947-70E740481C1C}">
+                          <a14:useLocalDpi xmlns:a14="http://schemas.microsoft.com/office/drawing/2010/main" val="0"/>
+                        </a:ext>
+                      </a:extLst>
+                    </a:blip>
+                    <a:stretch>
+                      <a:fillRect/>
+                    </a:stretch>
+                  </pic:blipFill>
+                  <pic:spPr>
+                    <a:xfrm>
+                      <a:off x="0" y="0"/>
+                      <a:ext cx="5943600" cy="3265805"/>
+                    </a:xfrm>
+                    <a:prstGeom prst="rect">
+                      <a:avLst/>
+                    </a:prstGeom>
+                  </pic:spPr>
+                </pic:pic>
+              </a:graphicData>
+            </a:graphic>
+          </wp:inline>
+        </w:drawing>
+      </w:r>
+    </w:p>
+    <w:p>
+      <w:pPr>
+        <w:rPr>
+          <w:rFonts w:eastAsiaTheme="minorEastAsia"/>
+        </w:rPr>
+      </w:pPr>
+      <w:r>
+        <w:rPr>
+          <w:rFonts w:eastAsiaTheme="minorEastAsia"/>
+        </w:rPr>
+        <w:t>Figure Forecast Results Summary: The general strength of a influenza season can be categorized by the most severe weekly rate combined with the total number of cases experienced. We display these results of our models in blue, subset of models with lower uncertainty in gray, and actual result in black.</w:t>
+      </w:r>
     </w:p>
     <w:sectPr>
       <w:pgSz w:w="12240" w:h="15840"/>
@@ -6716,6 +7390,7 @@
   <w:style w:type="character" w:default="1" w:styleId="DefaultParagraphFont">
     <w:name w:val="Default Paragraph Font"/>
     <w:uiPriority w:val="1"/>
+    <w:semiHidden/>
     <w:unhideWhenUsed/>
   </w:style>
   <w:style w:type="table" w:default="1" w:styleId="TableNormal">

--- a/fluword.docx
+++ b/fluword.docx
@@ -49,22 +49,49 @@
       </w:r>
     </w:p>
     <w:p>
+      <w:pPr>
+        <w:ind w:firstLine="720"/>
+      </w:pPr>
       <w:r>
         <w:t xml:space="preserve">Annual influenza outbreaks cause considerable morbidity, mortality, and economic effects. There is also widespread concern amongst public health professionals regarding the deadly potential of a future influenza pandemic (Doshi 2008). Pathogenic airborne viruses increase transmission proportionally within higher areas of human density. Such increases occur annually during winter in temperate regions when people spend greater time indoors (Simonsen 1999). Tempo-spatial patterns can be useful in predicting influenza outbreaks (Onozuka and Akihito 2008, Shaman and Karspeck 2012) and can be used in modeling approaches to better prepare certain jurisdictions to focus public health resources. </w:t>
       </w:r>
     </w:p>
     <w:p>
-      <w:r>
-        <w:t>Long range influenza forecasts are scarce due to the high variability of the influenza season year-to-year. The current state-of-the-art models provided by the CDC (</w:t>
+      <w:pPr>
+        <w:ind w:firstLine="720"/>
+      </w:pPr>
+      <w:r>
+        <w:t xml:space="preserve">Long range influenza forecasts are scarce due to </w:t>
+      </w:r>
+      <w:r>
+        <w:t>how quickly the influenza virus mutates</w:t>
+      </w:r>
+      <w:r>
+        <w:t xml:space="preserve">. The current state-of-the-art </w:t>
+      </w:r>
+      <w:r>
+        <w:t xml:space="preserve">U.S. influenza forecasting </w:t>
+      </w:r>
+      <w:r>
+        <w:t>models provided by the CDC (</w:t>
       </w:r>
       <w:r>
         <w:t>FluSight 2025</w:t>
       </w:r>
       <w:r>
-        <w:t xml:space="preserve">) are done using an ensemble that </w:t>
-      </w:r>
-      <w:r>
-        <w:t>provide</w:t>
+        <w:t xml:space="preserve">) are done using an ensemble </w:t>
+      </w:r>
+      <w:r>
+        <w:t>from different teams</w:t>
+      </w:r>
+      <w:r>
+        <w:t xml:space="preserve"> </w:t>
+      </w:r>
+      <w:r>
+        <w:t>provid</w:t>
+      </w:r>
+      <w:r>
+        <w:t>ing</w:t>
       </w:r>
       <w:r>
         <w:t>1-</w:t>
@@ -79,19 +106,37 @@
         <w:t xml:space="preserve"> forecasts of</w:t>
       </w:r>
       <w:r>
-        <w:t xml:space="preserve"> influenza hospitalization rates. Their work is mostly motivated to aid hospitals in preparation for potentially overwhelming flux of patients. </w:t>
-      </w:r>
-      <w:r>
-        <w:t xml:space="preserve">Many of these models borrow modern machine learning techniques to fine-tune forecasts featuring a wide variety of data input from respiratory disease factors to Google search records. </w:t>
+        <w:t xml:space="preserve"> influenza hospitalization rates. </w:t>
+      </w:r>
+      <w:r>
+        <w:t xml:space="preserve">Many of these models borrow </w:t>
+      </w:r>
+      <w:r>
+        <w:t xml:space="preserve">some </w:t>
+      </w:r>
+      <w:r>
+        <w:t xml:space="preserve">modern machine learning techniques featuring a wide variety of data input from respiratory disease factors to Google search records. </w:t>
       </w:r>
       <w:r>
         <w:t xml:space="preserve"> </w:t>
       </w:r>
       <w:r>
-        <w:t xml:space="preserve">To expand forecast horizons, we explore alternative data sources where we believe modern deep learning techniques are capable of transforming the data into reliable forecasts. </w:t>
-      </w:r>
-      <w:r>
-        <w:t>There have been some work to explore machine learning as a method of determining</w:t>
+        <w:t xml:space="preserve">To expand forecast horizons, we explore alternative data sources where we believe deep learning techniques </w:t>
+      </w:r>
+      <w:r>
+        <w:t>can provide a helping hand</w:t>
+      </w:r>
+      <w:r>
+        <w:t xml:space="preserve">. </w:t>
+      </w:r>
+      <w:r>
+        <w:t>There ha</w:t>
+      </w:r>
+      <w:r>
+        <w:t>s</w:t>
+      </w:r>
+      <w:r>
+        <w:t xml:space="preserve"> been work to explore machine learning as a method of determining</w:t>
       </w:r>
       <w:r>
         <w:t xml:space="preserve"> longer range</w:t>
@@ -103,74 +148,45 @@
         <w:t xml:space="preserve"> which we look to expand upon. </w:t>
       </w:r>
       <w:r>
-        <w:t xml:space="preserve">We explore deep learning further in this paper with an emphasis on longer horizon forecasts than typically </w:t>
-      </w:r>
+        <w:t xml:space="preserve">We explore </w:t>
+      </w:r>
+      <w:r>
+        <w:t>machine learning as a solution</w:t>
+      </w:r>
+      <w:r>
+        <w:t xml:space="preserve"> further in this paper with an emphasis on longer horizon forecasts than typically seen in the literature</w:t>
+      </w:r>
+      <w:r>
+        <w:t>, as well as</w:t>
+      </w:r>
+      <w:r>
+        <w:t xml:space="preserve"> a</w:t>
+      </w:r>
+      <w:r>
+        <w:t xml:space="preserve"> transformation technique used to reduce the </w:t>
+      </w:r>
+      <w:r>
+        <w:t xml:space="preserve">U.S. </w:t>
+      </w:r>
+      <w:r>
+        <w:t>influenza</w:t>
+      </w:r>
+      <w:r>
+        <w:t xml:space="preserve"> weekly rates</w:t>
+      </w:r>
+      <w:r>
+        <w:t xml:space="preserve"> degrees of freedom to three-six variables.</w:t>
+      </w:r>
+      <w:r>
+        <w:t xml:space="preserve"> </w:t>
+      </w:r>
+    </w:p>
+    <w:p>
+      <w:pPr>
+        <w:ind w:firstLine="720"/>
+      </w:pPr>
       <w:r>
         <w:lastRenderedPageBreak/>
-        <w:t>seen in the literature</w:t>
-      </w:r>
-      <w:r>
-        <w:t>, as well as transformation technique used to reduce the influenza season degrees of freedom to three-six variables.</w:t>
-      </w:r>
-      <w:r>
-        <w:t xml:space="preserve"> </w:t>
-      </w:r>
-    </w:p>
-    <w:p>
-      <w:r>
-        <w:t xml:space="preserve">The strength of an influenza outbreak can be dependent on a variety of factors such as the dominant strain(s) of the virus H(i)N(j), vaccination efficacy and adherence, timing of close human activity etc. Vaccine efficacy relies on the CDC's ability to predict the dominant viral strains likely to infect humans. Vaccines are created by analyzing the current dominant strains effecting humans around the globe to select </w:t>
-      </w:r>
-      <w:r>
-        <w:t>“</w:t>
-      </w:r>
-      <w:r>
-        <w:t>candidate vaccine viruses</w:t>
-      </w:r>
-      <w:r>
-        <w:t>”</w:t>
-      </w:r>
-      <w:r>
-        <w:t xml:space="preserve"> (CVVs) to include in the new vaccine formulation where the mutation behaviors are studied</w:t>
-      </w:r>
-      <w:r>
-        <w:t xml:space="preserve"> (CDC </w:t>
-      </w:r>
-      <w:r>
-        <w:rPr>
-          <w:rFonts w:eastAsiaTheme="minorEastAsia"/>
-        </w:rPr>
-        <w:t>Prevention and Control of Seasonal Influenza with Vaccines</w:t>
-      </w:r>
-      <w:r>
-        <w:rPr>
-          <w:rFonts w:eastAsiaTheme="minorEastAsia"/>
-        </w:rPr>
-        <w:t xml:space="preserve"> 2025)</w:t>
-      </w:r>
-      <w:r>
-        <w:t>. Vaccine efficacy varies year-to-year but has had a relatively small variance in the past 10 years with a 36(9)% estimated reduction in infection</w:t>
-      </w:r>
-      <w:r>
-        <w:t xml:space="preserve"> (</w:t>
-      </w:r>
-      <w:r>
-        <w:rPr>
-          <w:rFonts w:eastAsiaTheme="minorEastAsia"/>
-        </w:rPr>
-        <w:t>CDC Seasonal Flu Vaccine Effectiveness Studies 2025)</w:t>
-      </w:r>
-      <w:r>
-        <w:t>. Rather than studying the viral mutations, which has already shown to be very challenging as evident by vaccine efficacy never exceeding 50%, we propose countries in the southern hemisphere can act as confounding variables where the necessary viral properties and human behavior are hidden and manifest themselves in each country's respect</w:t>
-      </w:r>
-      <w:r>
-        <w:t>i</w:t>
-      </w:r>
-      <w:r>
-        <w:t xml:space="preserve">ve severity rate. </w:t>
-      </w:r>
-    </w:p>
-    <w:p>
-      <w:r>
         <w:t xml:space="preserve">This work aims to push the flu modeling forecasting range to approximately </w:t>
       </w:r>
       <w:r>
@@ -242,19 +258,68 @@
           <w:b/>
           <w:bCs/>
         </w:rPr>
-        <w:t>Southern Hemisphere Countries</w:t>
-      </w:r>
-      <w:r>
-        <w:rPr>
-          <w:rFonts w:eastAsiaTheme="minorEastAsia"/>
-          <w:b/>
-          <w:bCs/>
-        </w:rPr>
-        <w:t xml:space="preserve"> (Input Data)</w:t>
-      </w:r>
-    </w:p>
-    <w:p>
-      <w:pPr>
+        <w:t>Input Data</w:t>
+      </w:r>
+    </w:p>
+    <w:p>
+      <w:pPr>
+        <w:ind w:firstLine="720"/>
+      </w:pPr>
+      <w:r>
+        <w:t xml:space="preserve">The strength of an influenza outbreak can be dependent on a variety of factors such as the dominant strain(s) of the virus H(i)N(j), vaccination efficacy and adherence, timing of close human activity etc. Vaccine efficacy relies on the CDC's ability to predict the dominant viral strains likely to infect humans. Vaccines are created by analyzing the current dominant strains effecting humans around the globe to select </w:t>
+      </w:r>
+      <w:r>
+        <w:t>“</w:t>
+      </w:r>
+      <w:r>
+        <w:t>candidate vaccine viruses</w:t>
+      </w:r>
+      <w:r>
+        <w:t>”</w:t>
+      </w:r>
+      <w:r>
+        <w:t xml:space="preserve"> (CVVs) to include in the new vaccine formulation where the mutation behaviors are studied</w:t>
+      </w:r>
+      <w:r>
+        <w:t xml:space="preserve"> (CDC </w:t>
+      </w:r>
+      <w:r>
+        <w:rPr>
+          <w:rFonts w:eastAsiaTheme="minorEastAsia"/>
+        </w:rPr>
+        <w:t>Prevention and Control of Seasonal Influenza with Vaccines</w:t>
+      </w:r>
+      <w:r>
+        <w:rPr>
+          <w:rFonts w:eastAsiaTheme="minorEastAsia"/>
+        </w:rPr>
+        <w:t xml:space="preserve"> 2025)</w:t>
+      </w:r>
+      <w:r>
+        <w:t>. Vaccine efficacy varies year-to-year but has had a relatively small variance in the past 10 years with a 36(9)% estimated reduction in infection</w:t>
+      </w:r>
+      <w:r>
+        <w:t xml:space="preserve"> (</w:t>
+      </w:r>
+      <w:r>
+        <w:rPr>
+          <w:rFonts w:eastAsiaTheme="minorEastAsia"/>
+        </w:rPr>
+        <w:t>CDC Seasonal Flu Vaccine Effectiveness Studies 2025)</w:t>
+      </w:r>
+      <w:r>
+        <w:t>. Rather than studying the viral mutations, which has already shown to be very challenging as evident by vaccine efficacy never exceeding 50%, we propose countries in the southern hemisphere can act as confounding variables where the necessary viral properties and human behavior are hidden and manifest themselves in each country's respect</w:t>
+      </w:r>
+      <w:r>
+        <w:t>i</w:t>
+      </w:r>
+      <w:r>
+        <w:t xml:space="preserve">ve severity rate. </w:t>
+      </w:r>
+    </w:p>
+    <w:p>
+      <w:pPr>
+        <w:ind w:firstLine="720"/>
         <w:rPr>
           <w:rFonts w:eastAsiaTheme="minorEastAsia"/>
         </w:rPr>
@@ -358,52 +423,59 @@
     </w:p>
     <w:p>
       <w:pPr>
-        <w:rPr>
-          <w:rFonts w:eastAsiaTheme="minorEastAsia"/>
-        </w:rPr>
-      </w:pPr>
+        <w:ind w:firstLine="720"/>
+        <w:rPr>
+          <w:rFonts w:eastAsiaTheme="minorEastAsia"/>
+        </w:rPr>
+      </w:pPr>
+      <w:r>
+        <w:rPr>
+          <w:rFonts w:eastAsiaTheme="minorEastAsia"/>
+        </w:rPr>
+        <w:t xml:space="preserve">A country's size and latitude will generally dictate the significance of season </w:t>
+      </w:r>
+      <w:r>
+        <w:rPr>
+          <w:rFonts w:eastAsiaTheme="minorEastAsia"/>
+        </w:rPr>
+        <w:t>change,</w:t>
+      </w:r>
+      <w:r>
+        <w:rPr>
+          <w:rFonts w:eastAsiaTheme="minorEastAsia"/>
+        </w:rPr>
+        <w:t xml:space="preserve"> making some countries more </w:t>
+      </w:r>
+      <w:r>
+        <w:rPr>
+          <w:rFonts w:eastAsiaTheme="minorEastAsia"/>
+        </w:rPr>
+        <w:t>sensitive to flu-seasons than others</w:t>
+      </w:r>
+      <w:r>
+        <w:rPr>
+          <w:rFonts w:eastAsiaTheme="minorEastAsia"/>
+        </w:rPr>
+        <w:t>. It is also necessary to include locations that sample different latitudinal regions to</w:t>
+      </w:r>
+      <w:r>
+        <w:rPr>
+          <w:rFonts w:eastAsiaTheme="minorEastAsia"/>
+        </w:rPr>
+        <w:t xml:space="preserve"> effectively increase our sample size and potentially</w:t>
+      </w:r>
+      <w:r>
+        <w:rPr>
+          <w:rFonts w:eastAsiaTheme="minorEastAsia"/>
+        </w:rPr>
+        <w:t xml:space="preserve"> capture as many sub-strains as possible. We select a list of </w:t>
+      </w:r>
       <w:r>
         <w:rPr>
           <w:rFonts w:eastAsiaTheme="minorEastAsia"/>
         </w:rPr>
         <w:lastRenderedPageBreak/>
-        <w:t xml:space="preserve">A country's size and latitude will generally dictate the significance of season </w:t>
-      </w:r>
-      <w:r>
-        <w:rPr>
-          <w:rFonts w:eastAsiaTheme="minorEastAsia"/>
-        </w:rPr>
-        <w:t>change,</w:t>
-      </w:r>
-      <w:r>
-        <w:rPr>
-          <w:rFonts w:eastAsiaTheme="minorEastAsia"/>
-        </w:rPr>
-        <w:t xml:space="preserve"> making some countries more </w:t>
-      </w:r>
-      <w:r>
-        <w:rPr>
-          <w:rFonts w:eastAsiaTheme="minorEastAsia"/>
-        </w:rPr>
-        <w:t>sensitive to flu-seasons than others</w:t>
-      </w:r>
-      <w:r>
-        <w:rPr>
-          <w:rFonts w:eastAsiaTheme="minorEastAsia"/>
-        </w:rPr>
-        <w:t>. It is also necessary to include locations that sample different latitudinal regions to</w:t>
-      </w:r>
-      <w:r>
-        <w:rPr>
-          <w:rFonts w:eastAsiaTheme="minorEastAsia"/>
-        </w:rPr>
-        <w:t xml:space="preserve"> effectively increase our sample size and potentially</w:t>
-      </w:r>
-      <w:r>
-        <w:rPr>
-          <w:rFonts w:eastAsiaTheme="minorEastAsia"/>
-        </w:rPr>
-        <w:t xml:space="preserve"> capture as many sub-strains as possible. We select a list of relevant </w:t>
+        <w:t xml:space="preserve">relevant </w:t>
       </w:r>
       <w:r>
         <w:rPr>
@@ -465,6 +537,12 @@
           <w:rFonts w:eastAsiaTheme="minorEastAsia"/>
         </w:rPr>
         <w:t>. Specifically, we compute</w:t>
+      </w:r>
+      <w:r>
+        <w:rPr>
+          <w:rFonts w:eastAsiaTheme="minorEastAsia"/>
+        </w:rPr>
+        <w:t xml:space="preserve"> </w:t>
       </w:r>
     </w:p>
     <w:p>
@@ -475,88 +553,57 @@
       </w:pPr>
       <m:oMathPara>
         <m:oMath>
-          <m:sSub>
-            <m:sSubPr>
-              <m:ctrlPr>
-                <w:rPr>
-                  <w:rFonts w:ascii="Cambria Math" w:hAnsi="Cambria Math"/>
-                  <w:i/>
-                </w:rPr>
-              </m:ctrlPr>
-            </m:sSubPr>
-            <m:e>
-              <m:r>
-                <w:rPr>
-                  <w:rFonts w:ascii="Cambria Math" w:hAnsi="Cambria Math"/>
-                </w:rPr>
-                <m:t>C</m:t>
-              </m:r>
-            </m:e>
-            <m:sub>
-              <m:r>
-                <m:rPr>
-                  <m:sty m:val="p"/>
-                </m:rPr>
-                <w:rPr>
-                  <w:rFonts w:ascii="Cambria Math" w:hAnsi="Cambria Math"/>
-                </w:rPr>
-                <m:t>α</m:t>
-              </m:r>
-            </m:sub>
-          </m:sSub>
-          <m:d>
-            <m:dPr>
-              <m:ctrlPr>
-                <w:rPr>
-                  <w:rFonts w:ascii="Cambria Math" w:hAnsi="Cambria Math"/>
-                  <w:i/>
-                </w:rPr>
-              </m:ctrlPr>
-            </m:dPr>
-            <m:e>
-              <m:r>
-                <m:rPr>
-                  <m:sty m:val="p"/>
-                </m:rPr>
-                <w:rPr>
-                  <w:rFonts w:ascii="Cambria Math" w:hAnsi="Cambria Math"/>
-                </w:rPr>
-                <m:t>δ</m:t>
-              </m:r>
-              <m:r>
-                <w:rPr>
-                  <w:rFonts w:ascii="Cambria Math" w:hAnsi="Cambria Math"/>
-                </w:rPr>
-                <m:t>t</m:t>
-              </m:r>
-            </m:e>
-          </m:d>
-          <m:r>
-            <w:rPr>
-              <w:rFonts w:ascii="Cambria Math" w:hAnsi="Cambria Math"/>
-            </w:rPr>
-            <m:t>=</m:t>
-          </m:r>
-          <m:f>
-            <m:fPr>
+          <m:eqArr>
+            <m:eqArrPr>
+              <m:maxDist m:val="1"/>
               <m:ctrlPr>
                 <w:rPr>
                   <w:rFonts w:ascii="Cambria Math" w:hAnsi="Cambria Math"/>
                 </w:rPr>
               </m:ctrlPr>
-            </m:fPr>
-            <m:num>
-              <m:nary>
-                <m:naryPr>
-                  <m:chr m:val="∑"/>
-                  <m:supHide m:val="1"/>
+            </m:eqArrPr>
+            <m:e>
+              <m:sSub>
+                <m:sSubPr>
+                  <m:ctrlPr>
+                    <w:rPr>
+                      <w:rFonts w:ascii="Cambria Math" w:hAnsi="Cambria Math"/>
+                      <w:i/>
+                    </w:rPr>
+                  </m:ctrlPr>
+                </m:sSubPr>
+                <m:e>
+                  <m:r>
+                    <w:rPr>
+                      <w:rFonts w:ascii="Cambria Math" w:hAnsi="Cambria Math"/>
+                    </w:rPr>
+                    <m:t>C</m:t>
+                  </m:r>
+                </m:e>
+                <m:sub>
+                  <m:r>
+                    <w:rPr>
+                      <w:rFonts w:ascii="Cambria Math" w:hAnsi="Cambria Math"/>
+                    </w:rPr>
+                    <m:t>α</m:t>
+                  </m:r>
+                </m:sub>
+              </m:sSub>
+              <m:d>
+                <m:dPr>
                   <m:ctrlPr>
                     <w:rPr>
                       <w:rFonts w:ascii="Cambria Math" w:hAnsi="Cambria Math"/>
                     </w:rPr>
                   </m:ctrlPr>
-                </m:naryPr>
-                <m:sub>
+                </m:dPr>
+                <m:e>
+                  <m:r>
+                    <w:rPr>
+                      <w:rFonts w:ascii="Cambria Math" w:hAnsi="Cambria Math"/>
+                    </w:rPr>
+                    <m:t>δ</m:t>
+                  </m:r>
                   <m:r>
                     <w:rPr>
                       <w:rFonts w:ascii="Cambria Math" w:hAnsi="Cambria Math"/>
@@ -569,261 +616,23 @@
                       <w:i/>
                     </w:rPr>
                   </m:ctrlPr>
-                </m:sub>
-                <m:sup>
-                  <m:ctrlPr>
-                    <w:rPr>
-                      <w:rFonts w:ascii="Cambria Math" w:hAnsi="Cambria Math"/>
-                      <w:i/>
-                    </w:rPr>
-                  </m:ctrlPr>
-                </m:sup>
-                <m:e>
-                  <m:d>
-                    <m:dPr>
-                      <m:ctrlPr>
-                        <w:rPr>
-                          <w:rFonts w:ascii="Cambria Math" w:hAnsi="Cambria Math"/>
-                          <w:i/>
-                        </w:rPr>
-                      </m:ctrlPr>
-                    </m:dPr>
-                    <m:e>
-                      <m:sSubSup>
-                        <m:sSubSupPr>
-                          <m:ctrlPr>
-                            <w:rPr>
-                              <w:rFonts w:ascii="Cambria Math" w:hAnsi="Cambria Math"/>
-                              <w:i/>
-                            </w:rPr>
-                          </m:ctrlPr>
-                        </m:sSubSupPr>
-                        <m:e>
-                          <m:r>
-                            <w:rPr>
-                              <w:rFonts w:ascii="Cambria Math" w:hAnsi="Cambria Math"/>
-                            </w:rPr>
-                            <m:t>x</m:t>
-                          </m:r>
-                        </m:e>
-                        <m:sub>
-                          <m:r>
-                            <w:rPr>
-                              <w:rFonts w:ascii="Cambria Math" w:hAnsi="Cambria Math"/>
-                            </w:rPr>
-                            <m:t>t</m:t>
-                          </m:r>
-                        </m:sub>
-                        <m:sup>
-                          <m:r>
-                            <w:rPr>
-                              <w:rFonts w:ascii="Cambria Math" w:hAnsi="Cambria Math"/>
-                            </w:rPr>
-                            <m:t>US</m:t>
-                          </m:r>
-                        </m:sup>
-                      </m:sSubSup>
-                      <m:r>
-                        <w:rPr>
-                          <w:rFonts w:ascii="Cambria Math" w:hAnsi="Cambria Math"/>
-                        </w:rPr>
-                        <m:t>-</m:t>
-                      </m:r>
-                      <m:acc>
-                        <m:accPr>
-                          <m:chr m:val="̅"/>
-                          <m:ctrlPr>
-                            <w:rPr>
-                              <w:rFonts w:ascii="Cambria Math" w:hAnsi="Cambria Math"/>
-                            </w:rPr>
-                          </m:ctrlPr>
-                        </m:accPr>
-                        <m:e>
-                          <m:sSup>
-                            <m:sSupPr>
-                              <m:ctrlPr>
-                                <w:rPr>
-                                  <w:rFonts w:ascii="Cambria Math" w:hAnsi="Cambria Math"/>
-                                  <w:i/>
-                                </w:rPr>
-                              </m:ctrlPr>
-                            </m:sSupPr>
-                            <m:e>
-                              <m:r>
-                                <w:rPr>
-                                  <w:rFonts w:ascii="Cambria Math" w:hAnsi="Cambria Math"/>
-                                </w:rPr>
-                                <m:t>x</m:t>
-                              </m:r>
-                              <m:ctrlPr>
-                                <w:rPr>
-                                  <w:rFonts w:ascii="Cambria Math" w:hAnsi="Cambria Math"/>
-                                </w:rPr>
-                              </m:ctrlPr>
-                            </m:e>
-                            <m:sup>
-                              <m:r>
-                                <w:rPr>
-                                  <w:rFonts w:ascii="Cambria Math" w:hAnsi="Cambria Math"/>
-                                </w:rPr>
-                                <m:t>US</m:t>
-                              </m:r>
-                            </m:sup>
-                          </m:sSup>
-                        </m:e>
-                      </m:acc>
-                    </m:e>
-                  </m:d>
-                  <m:d>
-                    <m:dPr>
-                      <m:ctrlPr>
-                        <w:rPr>
-                          <w:rFonts w:ascii="Cambria Math" w:hAnsi="Cambria Math"/>
-                          <w:i/>
-                        </w:rPr>
-                      </m:ctrlPr>
-                    </m:dPr>
-                    <m:e>
-                      <m:sSubSup>
-                        <m:sSubSupPr>
-                          <m:ctrlPr>
-                            <w:rPr>
-                              <w:rFonts w:ascii="Cambria Math" w:hAnsi="Cambria Math"/>
-                              <w:i/>
-                            </w:rPr>
-                          </m:ctrlPr>
-                        </m:sSubSupPr>
-                        <m:e>
-                          <m:r>
-                            <w:rPr>
-                              <w:rFonts w:ascii="Cambria Math" w:hAnsi="Cambria Math"/>
-                            </w:rPr>
-                            <m:t>x</m:t>
-                          </m:r>
-                        </m:e>
-                        <m:sub>
-                          <m:r>
-                            <w:rPr>
-                              <w:rFonts w:ascii="Cambria Math" w:hAnsi="Cambria Math"/>
-                            </w:rPr>
-                            <m:t>t-</m:t>
-                          </m:r>
-                          <m:r>
-                            <m:rPr>
-                              <m:sty m:val="p"/>
-                            </m:rPr>
-                            <w:rPr>
-                              <w:rFonts w:ascii="Cambria Math" w:hAnsi="Cambria Math"/>
-                            </w:rPr>
-                            <m:t>δ</m:t>
-                          </m:r>
-                          <m:r>
-                            <w:rPr>
-                              <w:rFonts w:ascii="Cambria Math" w:hAnsi="Cambria Math"/>
-                            </w:rPr>
-                            <m:t>t</m:t>
-                          </m:r>
-                        </m:sub>
-                        <m:sup>
-                          <m:r>
-                            <m:rPr>
-                              <m:sty m:val="p"/>
-                            </m:rPr>
-                            <w:rPr>
-                              <w:rFonts w:ascii="Cambria Math" w:hAnsi="Cambria Math"/>
-                            </w:rPr>
-                            <m:t>α</m:t>
-                          </m:r>
-                        </m:sup>
-                      </m:sSubSup>
-                      <m:r>
-                        <w:rPr>
-                          <w:rFonts w:ascii="Cambria Math" w:hAnsi="Cambria Math"/>
-                        </w:rPr>
-                        <m:t>-</m:t>
-                      </m:r>
-                      <m:acc>
-                        <m:accPr>
-                          <m:chr m:val="̅"/>
-                          <m:ctrlPr>
-                            <w:rPr>
-                              <w:rFonts w:ascii="Cambria Math" w:hAnsi="Cambria Math"/>
-                            </w:rPr>
-                          </m:ctrlPr>
-                        </m:accPr>
-                        <m:e>
-                          <m:sSup>
-                            <m:sSupPr>
-                              <m:ctrlPr>
-                                <w:rPr>
-                                  <w:rFonts w:ascii="Cambria Math" w:hAnsi="Cambria Math"/>
-                                  <w:i/>
-                                </w:rPr>
-                              </m:ctrlPr>
-                            </m:sSupPr>
-                            <m:e>
-                              <m:r>
-                                <w:rPr>
-                                  <w:rFonts w:ascii="Cambria Math" w:hAnsi="Cambria Math"/>
-                                </w:rPr>
-                                <m:t>x</m:t>
-                              </m:r>
-                              <m:ctrlPr>
-                                <w:rPr>
-                                  <w:rFonts w:ascii="Cambria Math" w:hAnsi="Cambria Math"/>
-                                </w:rPr>
-                              </m:ctrlPr>
-                            </m:e>
-                            <m:sup>
-                              <m:r>
-                                <m:rPr>
-                                  <m:sty m:val="p"/>
-                                </m:rPr>
-                                <w:rPr>
-                                  <w:rFonts w:ascii="Cambria Math" w:hAnsi="Cambria Math"/>
-                                </w:rPr>
-                                <m:t>α</m:t>
-                              </m:r>
-                            </m:sup>
-                          </m:sSup>
-                        </m:e>
-                      </m:acc>
-                    </m:e>
-                  </m:d>
-                  <m:ctrlPr>
-                    <w:rPr>
-                      <w:rFonts w:ascii="Cambria Math" w:hAnsi="Cambria Math"/>
-                      <w:i/>
-                    </w:rPr>
-                  </m:ctrlPr>
                 </m:e>
-              </m:nary>
-              <m:ctrlPr>
+              </m:d>
+              <m:r>
                 <w:rPr>
                   <w:rFonts w:ascii="Cambria Math" w:hAnsi="Cambria Math"/>
-                  <w:i/>
                 </w:rPr>
-              </m:ctrlPr>
-            </m:num>
-            <m:den>
-              <m:rad>
-                <m:radPr>
-                  <m:degHide m:val="1"/>
+                <m:t>=</m:t>
+              </m:r>
+              <m:f>
+                <m:fPr>
                   <m:ctrlPr>
                     <w:rPr>
                       <w:rFonts w:ascii="Cambria Math" w:hAnsi="Cambria Math"/>
                     </w:rPr>
                   </m:ctrlPr>
-                </m:radPr>
-                <m:deg>
-                  <m:ctrlPr>
-                    <w:rPr>
-                      <w:rFonts w:ascii="Cambria Math" w:hAnsi="Cambria Math"/>
-                      <w:i/>
-                    </w:rPr>
-                  </m:ctrlPr>
-                </m:deg>
-                <m:e>
+                </m:fPr>
+                <m:num>
                   <m:nary>
                     <m:naryPr>
                       <m:chr m:val="∑"/>
@@ -848,14 +657,7 @@
                         </w:rPr>
                       </m:ctrlPr>
                     </m:sub>
-                    <m:sup>
-                      <m:ctrlPr>
-                        <w:rPr>
-                          <w:rFonts w:ascii="Cambria Math" w:hAnsi="Cambria Math"/>
-                          <w:i/>
-                        </w:rPr>
-                      </m:ctrlPr>
-                    </m:sup>
+                    <m:sup/>
                     <m:e>
                       <m:d>
                         <m:dPr>
@@ -952,6 +754,145 @@
                           </m:acc>
                         </m:e>
                       </m:d>
+                      <m:d>
+                        <m:dPr>
+                          <m:ctrlPr>
+                            <w:rPr>
+                              <w:rFonts w:ascii="Cambria Math" w:hAnsi="Cambria Math"/>
+                            </w:rPr>
+                          </m:ctrlPr>
+                        </m:dPr>
+                        <m:e>
+                          <m:sSubSup>
+                            <m:sSubSupPr>
+                              <m:ctrlPr>
+                                <w:rPr>
+                                  <w:rFonts w:ascii="Cambria Math" w:hAnsi="Cambria Math"/>
+                                  <w:i/>
+                                </w:rPr>
+                              </m:ctrlPr>
+                            </m:sSubSupPr>
+                            <m:e>
+                              <m:r>
+                                <w:rPr>
+                                  <w:rFonts w:ascii="Cambria Math" w:hAnsi="Cambria Math"/>
+                                </w:rPr>
+                                <m:t>x</m:t>
+                              </m:r>
+                              <m:ctrlPr>
+                                <w:rPr>
+                                  <w:rFonts w:ascii="Cambria Math" w:hAnsi="Cambria Math"/>
+                                </w:rPr>
+                              </m:ctrlPr>
+                            </m:e>
+                            <m:sub>
+                              <m:r>
+                                <w:rPr>
+                                  <w:rFonts w:ascii="Cambria Math" w:hAnsi="Cambria Math"/>
+                                </w:rPr>
+                                <m:t>t-</m:t>
+                              </m:r>
+                              <m:r>
+                                <w:rPr>
+                                  <w:rFonts w:ascii="Cambria Math" w:hAnsi="Cambria Math"/>
+                                </w:rPr>
+                                <m:t>δ</m:t>
+                              </m:r>
+                              <m:r>
+                                <w:rPr>
+                                  <w:rFonts w:ascii="Cambria Math" w:hAnsi="Cambria Math"/>
+                                </w:rPr>
+                                <m:t>t</m:t>
+                              </m:r>
+                            </m:sub>
+                            <m:sup>
+                              <m:r>
+                                <w:rPr>
+                                  <w:rFonts w:ascii="Cambria Math" w:hAnsi="Cambria Math"/>
+                                </w:rPr>
+                                <m:t>α</m:t>
+                              </m:r>
+                            </m:sup>
+                          </m:sSubSup>
+                          <m:r>
+                            <w:rPr>
+                              <w:rFonts w:ascii="Cambria Math" w:hAnsi="Cambria Math"/>
+                            </w:rPr>
+                            <m:t>-</m:t>
+                          </m:r>
+                          <m:acc>
+                            <m:accPr>
+                              <m:chr m:val="̅"/>
+                              <m:ctrlPr>
+                                <w:rPr>
+                                  <w:rFonts w:ascii="Cambria Math" w:hAnsi="Cambria Math"/>
+                                </w:rPr>
+                              </m:ctrlPr>
+                            </m:accPr>
+                            <m:e>
+                              <m:sSup>
+                                <m:sSupPr>
+                                  <m:ctrlPr>
+                                    <w:rPr>
+                                      <w:rFonts w:ascii="Cambria Math" w:hAnsi="Cambria Math"/>
+                                      <w:i/>
+                                    </w:rPr>
+                                  </m:ctrlPr>
+                                </m:sSupPr>
+                                <m:e>
+                                  <m:r>
+                                    <w:rPr>
+                                      <w:rFonts w:ascii="Cambria Math" w:hAnsi="Cambria Math"/>
+                                    </w:rPr>
+                                    <m:t>x</m:t>
+                                  </m:r>
+                                  <m:ctrlPr>
+                                    <w:rPr>
+                                      <w:rFonts w:ascii="Cambria Math" w:hAnsi="Cambria Math"/>
+                                    </w:rPr>
+                                  </m:ctrlPr>
+                                </m:e>
+                                <m:sup>
+                                  <m:r>
+                                    <w:rPr>
+                                      <w:rFonts w:ascii="Cambria Math" w:hAnsi="Cambria Math"/>
+                                    </w:rPr>
+                                    <m:t>α</m:t>
+                                  </m:r>
+                                </m:sup>
+                              </m:sSup>
+                            </m:e>
+                          </m:acc>
+                          <m:ctrlPr>
+                            <w:rPr>
+                              <w:rFonts w:ascii="Cambria Math" w:hAnsi="Cambria Math"/>
+                              <w:i/>
+                            </w:rPr>
+                          </m:ctrlPr>
+                        </m:e>
+                      </m:d>
+                    </m:e>
+                  </m:nary>
+                </m:num>
+                <m:den>
+                  <m:rad>
+                    <m:radPr>
+                      <m:degHide m:val="1"/>
+                      <m:ctrlPr>
+                        <w:rPr>
+                          <w:rFonts w:ascii="Cambria Math" w:hAnsi="Cambria Math"/>
+                        </w:rPr>
+                      </m:ctrlPr>
+                    </m:radPr>
+                    <m:deg>
+                      <m:ctrlPr>
+                        <w:rPr>
+                          <w:rFonts w:ascii="Cambria Math" w:hAnsi="Cambria Math"/>
+                          <w:i/>
+                        </w:rPr>
+                      </m:ctrlPr>
+                    </m:deg>
+                    <m:e>
                       <m:nary>
                         <m:naryPr>
                           <m:chr m:val="∑"/>
@@ -976,21 +917,13 @@
                             </w:rPr>
                           </m:ctrlPr>
                         </m:sub>
-                        <m:sup>
-                          <m:ctrlPr>
-                            <w:rPr>
-                              <w:rFonts w:ascii="Cambria Math" w:hAnsi="Cambria Math"/>
-                              <w:i/>
-                            </w:rPr>
-                          </m:ctrlPr>
-                        </m:sup>
+                        <m:sup/>
                         <m:e>
                           <m:d>
                             <m:dPr>
                               <m:ctrlPr>
                                 <w:rPr>
                                   <w:rFonts w:ascii="Cambria Math" w:hAnsi="Cambria Math"/>
-                                  <w:i/>
                                 </w:rPr>
                               </m:ctrlPr>
                             </m:dPr>
@@ -1011,23 +944,13 @@
                                     </w:rPr>
                                     <m:t>x</m:t>
                                   </m:r>
-                                </m:e>
-                                <m:sub>
-                                  <m:r>
+                                  <m:ctrlPr>
                                     <w:rPr>
                                       <w:rFonts w:ascii="Cambria Math" w:hAnsi="Cambria Math"/>
                                     </w:rPr>
-                                    <m:t>t-</m:t>
-                                  </m:r>
-                                  <m:r>
-                                    <m:rPr>
-                                      <m:sty m:val="p"/>
-                                    </m:rPr>
-                                    <w:rPr>
-                                      <w:rFonts w:ascii="Cambria Math" w:hAnsi="Cambria Math"/>
-                                    </w:rPr>
-                                    <m:t>δ</m:t>
-                                  </m:r>
+                                  </m:ctrlPr>
+                                </m:e>
+                                <m:sub>
                                   <m:r>
                                     <w:rPr>
                                       <w:rFonts w:ascii="Cambria Math" w:hAnsi="Cambria Math"/>
@@ -1037,13 +960,10 @@
                                 </m:sub>
                                 <m:sup>
                                   <m:r>
-                                    <m:rPr>
-                                      <m:sty m:val="p"/>
-                                    </m:rPr>
                                     <w:rPr>
                                       <w:rFonts w:ascii="Cambria Math" w:hAnsi="Cambria Math"/>
                                     </w:rPr>
-                                    <m:t>α</m:t>
+                                    <m:t>US</m:t>
                                   </m:r>
                                 </m:sup>
                               </m:sSubSup>
@@ -1087,46 +1007,198 @@
                                     </m:e>
                                     <m:sup>
                                       <m:r>
-                                        <m:rPr>
-                                          <m:sty m:val="p"/>
-                                        </m:rPr>
+                                        <w:rPr>
+                                          <w:rFonts w:ascii="Cambria Math" w:hAnsi="Cambria Math"/>
+                                        </w:rPr>
+                                        <m:t>US</m:t>
+                                      </m:r>
+                                    </m:sup>
+                                  </m:sSup>
+                                </m:e>
+                              </m:acc>
+                              <m:ctrlPr>
+                                <w:rPr>
+                                  <w:rFonts w:ascii="Cambria Math" w:hAnsi="Cambria Math"/>
+                                  <w:i/>
+                                </w:rPr>
+                              </m:ctrlPr>
+                            </m:e>
+                          </m:d>
+                          <m:nary>
+                            <m:naryPr>
+                              <m:chr m:val="∑"/>
+                              <m:supHide m:val="1"/>
+                              <m:ctrlPr>
+                                <w:rPr>
+                                  <w:rFonts w:ascii="Cambria Math" w:hAnsi="Cambria Math"/>
+                                </w:rPr>
+                              </m:ctrlPr>
+                            </m:naryPr>
+                            <m:sub>
+                              <m:r>
+                                <w:rPr>
+                                  <w:rFonts w:ascii="Cambria Math" w:hAnsi="Cambria Math"/>
+                                </w:rPr>
+                                <m:t>t</m:t>
+                              </m:r>
+                              <m:ctrlPr>
+                                <w:rPr>
+                                  <w:rFonts w:ascii="Cambria Math" w:hAnsi="Cambria Math"/>
+                                  <w:i/>
+                                </w:rPr>
+                              </m:ctrlPr>
+                            </m:sub>
+                            <m:sup/>
+                            <m:e>
+                              <m:d>
+                                <m:dPr>
+                                  <m:ctrlPr>
+                                    <w:rPr>
+                                      <w:rFonts w:ascii="Cambria Math" w:hAnsi="Cambria Math"/>
+                                      <w:i/>
+                                    </w:rPr>
+                                  </m:ctrlPr>
+                                </m:dPr>
+                                <m:e>
+                                  <m:sSubSup>
+                                    <m:sSubSupPr>
+                                      <m:ctrlPr>
+                                        <w:rPr>
+                                          <w:rFonts w:ascii="Cambria Math" w:hAnsi="Cambria Math"/>
+                                          <w:i/>
+                                        </w:rPr>
+                                      </m:ctrlPr>
+                                    </m:sSubSupPr>
+                                    <m:e>
+                                      <m:r>
+                                        <w:rPr>
+                                          <w:rFonts w:ascii="Cambria Math" w:hAnsi="Cambria Math"/>
+                                        </w:rPr>
+                                        <m:t>x</m:t>
+                                      </m:r>
+                                    </m:e>
+                                    <m:sub>
+                                      <m:r>
+                                        <w:rPr>
+                                          <w:rFonts w:ascii="Cambria Math" w:hAnsi="Cambria Math"/>
+                                        </w:rPr>
+                                        <m:t>t-</m:t>
+                                      </m:r>
+                                      <m:r>
+                                        <w:rPr>
+                                          <w:rFonts w:ascii="Cambria Math" w:hAnsi="Cambria Math"/>
+                                        </w:rPr>
+                                        <m:t>δ</m:t>
+                                      </m:r>
+                                      <m:r>
+                                        <w:rPr>
+                                          <w:rFonts w:ascii="Cambria Math" w:hAnsi="Cambria Math"/>
+                                        </w:rPr>
+                                        <m:t>t</m:t>
+                                      </m:r>
+                                    </m:sub>
+                                    <m:sup>
+                                      <m:r>
                                         <w:rPr>
                                           <w:rFonts w:ascii="Cambria Math" w:hAnsi="Cambria Math"/>
                                         </w:rPr>
                                         <m:t>α</m:t>
                                       </m:r>
                                     </m:sup>
-                                  </m:sSup>
+                                  </m:sSubSup>
+                                  <m:r>
+                                    <w:rPr>
+                                      <w:rFonts w:ascii="Cambria Math" w:hAnsi="Cambria Math"/>
+                                    </w:rPr>
+                                    <m:t>-</m:t>
+                                  </m:r>
+                                  <m:acc>
+                                    <m:accPr>
+                                      <m:chr m:val="̅"/>
+                                      <m:ctrlPr>
+                                        <w:rPr>
+                                          <w:rFonts w:ascii="Cambria Math" w:hAnsi="Cambria Math"/>
+                                        </w:rPr>
+                                      </m:ctrlPr>
+                                    </m:accPr>
+                                    <m:e>
+                                      <m:sSup>
+                                        <m:sSupPr>
+                                          <m:ctrlPr>
+                                            <w:rPr>
+                                              <w:rFonts w:ascii="Cambria Math" w:hAnsi="Cambria Math"/>
+                                              <w:i/>
+                                            </w:rPr>
+                                          </m:ctrlPr>
+                                        </m:sSupPr>
+                                        <m:e>
+                                          <m:r>
+                                            <w:rPr>
+                                              <w:rFonts w:ascii="Cambria Math" w:hAnsi="Cambria Math"/>
+                                            </w:rPr>
+                                            <m:t>x</m:t>
+                                          </m:r>
+                                          <m:ctrlPr>
+                                            <w:rPr>
+                                              <w:rFonts w:ascii="Cambria Math" w:hAnsi="Cambria Math"/>
+                                            </w:rPr>
+                                          </m:ctrlPr>
+                                        </m:e>
+                                        <m:sup>
+                                          <m:r>
+                                            <w:rPr>
+                                              <w:rFonts w:ascii="Cambria Math" w:hAnsi="Cambria Math"/>
+                                            </w:rPr>
+                                            <m:t>α</m:t>
+                                          </m:r>
+                                        </m:sup>
+                                      </m:sSup>
+                                    </m:e>
+                                  </m:acc>
                                 </m:e>
-                              </m:acc>
+                              </m:d>
                             </m:e>
-                          </m:d>
-                          <m:ctrlPr>
-                            <w:rPr>
-                              <w:rFonts w:ascii="Cambria Math" w:hAnsi="Cambria Math"/>
-                              <w:i/>
-                            </w:rPr>
-                          </m:ctrlPr>
+                          </m:nary>
                         </m:e>
                       </m:nary>
-                      <m:ctrlPr>
-                        <w:rPr>
-                          <w:rFonts w:ascii="Cambria Math" w:hAnsi="Cambria Math"/>
-                          <w:i/>
-                        </w:rPr>
-                      </m:ctrlPr>
                     </m:e>
-                  </m:nary>
+                  </m:rad>
+                </m:den>
+              </m:f>
+              <m:r>
+                <w:rPr>
+                  <w:rFonts w:ascii="Cambria Math" w:hAnsi="Cambria Math"/>
+                </w:rPr>
+                <m:t>#</m:t>
+              </m:r>
+              <m:d>
+                <m:dPr>
+                  <m:ctrlPr>
+                    <w:rPr>
+                      <w:rFonts w:ascii="Cambria Math" w:hAnsi="Cambria Math"/>
+                    </w:rPr>
+                  </m:ctrlPr>
+                </m:dPr>
+                <m:e>
+                  <m:r>
+                    <m:rPr>
+                      <m:sty m:val="p"/>
+                    </m:rPr>
+                    <w:rPr>
+                      <w:rFonts w:ascii="Cambria Math" w:hAnsi="Cambria Math"/>
+                    </w:rPr>
+                    <m:t>1</m:t>
+                  </m:r>
                 </m:e>
-              </m:rad>
+              </m:d>
               <m:ctrlPr>
                 <w:rPr>
                   <w:rFonts w:ascii="Cambria Math" w:hAnsi="Cambria Math"/>
                   <w:i/>
                 </w:rPr>
               </m:ctrlPr>
-            </m:den>
-          </m:f>
+            </m:e>
+          </m:eqArr>
         </m:oMath>
       </m:oMathPara>
     </w:p>
@@ -1182,7 +1254,7 @@
               <w:rPr>
                 <w:rFonts w:ascii="Cambria Math" w:eastAsiaTheme="minorEastAsia" w:hAnsi="Cambria Math"/>
               </w:rPr>
-              <m:t>α</m:t>
+              <m:t/>
             </m:r>
           </m:sup>
         </m:sSubSup>
@@ -1223,7 +1295,6 @@
             <m:ctrlPr>
               <w:rPr>
                 <w:rFonts w:ascii="Cambria Math" w:eastAsiaTheme="minorEastAsia" w:hAnsi="Cambria Math"/>
-                <w:i/>
               </w:rPr>
             </m:ctrlPr>
           </m:accPr>
@@ -1301,7 +1372,19 @@
         <w:rPr>
           <w:rFonts w:eastAsiaTheme="minorEastAsia"/>
         </w:rPr>
-        <w:t xml:space="preserve"> 2013-2022, and we show their correlations in Figure CORRS. These countries have clear peaks for </w:t>
+        <w:t xml:space="preserve"> 2013-2022, and we show their correlations in Figure </w:t>
+      </w:r>
+      <w:r>
+        <w:rPr>
+          <w:rFonts w:eastAsiaTheme="minorEastAsia"/>
+        </w:rPr>
+        <w:t>Country Correlations</w:t>
+      </w:r>
+      <w:r>
+        <w:rPr>
+          <w:rFonts w:eastAsiaTheme="minorEastAsia"/>
+        </w:rPr>
+        <w:t xml:space="preserve">. These countries have clear peaks for </w:t>
       </w:r>
       <m:oMath>
         <m:r>
@@ -1335,7 +1418,6 @@
             <m:ctrlPr>
               <w:rPr>
                 <w:rFonts w:ascii="Cambria Math" w:eastAsiaTheme="minorEastAsia" w:hAnsi="Cambria Math"/>
-                <w:i/>
               </w:rPr>
             </m:ctrlPr>
           </m:dPr>
@@ -1346,439 +1428,482 @@
               </w:rPr>
               <m:t>20,35</m:t>
             </m:r>
-          </m:e>
-        </m:d>
-      </m:oMath>
-      <w:r>
-        <w:rPr>
-          <w:rFonts w:eastAsiaTheme="minorEastAsia"/>
-        </w:rPr>
-        <w:t xml:space="preserve"> making them suitable for our half-year horizon goal.</w:t>
-      </w:r>
-    </w:p>
-    <w:p>
-      <w:pPr>
-        <w:rPr>
-          <w:rFonts w:eastAsiaTheme="minorEastAsia"/>
-        </w:rPr>
-      </w:pPr>
-      <w:r>
-        <w:rPr>
-          <w:rFonts w:eastAsiaTheme="minorEastAsia"/>
-        </w:rPr>
-        <w:t>It is evident in Figure CASES that</w:t>
-      </w:r>
-      <w:r>
-        <w:rPr>
-          <w:rFonts w:eastAsiaTheme="minorEastAsia"/>
-        </w:rPr>
-        <w:t xml:space="preserve"> there </w:t>
-      </w:r>
-      <w:r>
-        <w:rPr>
-          <w:rFonts w:eastAsiaTheme="minorEastAsia"/>
-        </w:rPr>
-        <w:t>exists</w:t>
-      </w:r>
-      <w:r>
-        <w:rPr>
-          <w:rFonts w:eastAsiaTheme="minorEastAsia"/>
-        </w:rPr>
-        <w:t xml:space="preserve"> no single candidate or obvious linear combination of the </w:t>
-      </w:r>
-      <w:r>
-        <w:rPr>
-          <w:rFonts w:eastAsiaTheme="minorEastAsia"/>
-        </w:rPr>
-        <w:t>candidates</w:t>
-      </w:r>
-      <w:r>
-        <w:rPr>
-          <w:rFonts w:eastAsiaTheme="minorEastAsia"/>
-        </w:rPr>
-        <w:t xml:space="preserve"> that could represent the </w:t>
-      </w:r>
-      <w:r>
-        <w:rPr>
-          <w:rFonts w:eastAsiaTheme="minorEastAsia"/>
-        </w:rPr>
-        <w:t xml:space="preserve">U.S. hospitalizations, however we do observe some general relative scaling of peak heights and the target. We </w:t>
-      </w:r>
-      <w:r>
-        <w:rPr>
-          <w:rFonts w:eastAsiaTheme="minorEastAsia"/>
-        </w:rPr>
-        <w:t xml:space="preserve">will </w:t>
-      </w:r>
-      <w:r>
-        <w:rPr>
-          <w:rFonts w:eastAsiaTheme="minorEastAsia"/>
-        </w:rPr>
-        <w:t>explore potential</w:t>
-      </w:r>
-      <w:r>
-        <w:rPr>
-          <w:rFonts w:eastAsiaTheme="minorEastAsia"/>
-        </w:rPr>
-        <w:t xml:space="preserve"> non-linear relationship</w:t>
-      </w:r>
-      <w:r>
-        <w:rPr>
-          <w:rFonts w:eastAsiaTheme="minorEastAsia"/>
-        </w:rPr>
-        <w:t>s</w:t>
-      </w:r>
-      <w:r>
-        <w:rPr>
-          <w:rFonts w:eastAsiaTheme="minorEastAsia"/>
-        </w:rPr>
-        <w:t xml:space="preserve"> as solutions</w:t>
-      </w:r>
-      <w:r>
-        <w:rPr>
-          <w:rFonts w:eastAsiaTheme="minorEastAsia"/>
-        </w:rPr>
-        <w:t xml:space="preserve"> </w:t>
-      </w:r>
-      <w:r>
-        <w:rPr>
-          <w:rFonts w:eastAsiaTheme="minorEastAsia"/>
-        </w:rPr>
-        <w:t>via tuning a neural network</w:t>
-      </w:r>
-      <w:r>
-        <w:rPr>
-          <w:rFonts w:eastAsiaTheme="minorEastAsia"/>
-        </w:rPr>
-        <w:t xml:space="preserve"> for each consecutive season</w:t>
-      </w:r>
-      <w:r>
-        <w:rPr>
-          <w:rFonts w:eastAsiaTheme="minorEastAsia"/>
-        </w:rPr>
-        <w:t>.</w:t>
-      </w:r>
-    </w:p>
-    <w:p>
-      <w:pPr>
-        <w:rPr>
-          <w:rFonts w:eastAsiaTheme="minorEastAsia"/>
-          <w:b/>
-          <w:bCs/>
-        </w:rPr>
-      </w:pPr>
-      <w:r>
-        <w:rPr>
-          <w:rFonts w:eastAsiaTheme="minorEastAsia"/>
-          <w:b/>
-          <w:bCs/>
-        </w:rPr>
-        <w:t>Models</w:t>
-      </w:r>
-    </w:p>
-    <w:p>
-      <w:pPr>
-        <w:pStyle w:val="ListParagraph"/>
-        <w:numPr>
-          <w:ilvl w:val="0"/>
-          <w:numId w:val="1"/>
-        </w:numPr>
-        <w:rPr>
-          <w:rFonts w:eastAsiaTheme="minorEastAsia"/>
-          <w:b/>
-          <w:bCs/>
-        </w:rPr>
-      </w:pPr>
-      <w:r>
-        <w:rPr>
-          <w:rFonts w:eastAsiaTheme="minorEastAsia"/>
-          <w:b/>
-          <w:bCs/>
-        </w:rPr>
-        <w:t>Architecture</w:t>
-      </w:r>
-    </w:p>
-    <w:p>
-      <w:pPr>
-        <w:rPr>
-          <w:rFonts w:eastAsiaTheme="minorEastAsia"/>
-        </w:rPr>
-      </w:pPr>
-      <w:r>
-        <w:rPr>
-          <w:rFonts w:eastAsiaTheme="minorEastAsia"/>
-        </w:rPr>
-        <w:t xml:space="preserve">RNNs </w:t>
-      </w:r>
-      <w:r>
-        <w:rPr>
-          <w:rFonts w:eastAsiaTheme="minorEastAsia"/>
-        </w:rPr>
-        <w:t>(</w:t>
-      </w:r>
-      <w:r>
-        <w:rPr>
-          <w:rFonts w:eastAsiaTheme="minorEastAsia"/>
-        </w:rPr>
-        <w:t>Elman 1990, Werbos 1990</w:t>
-      </w:r>
-      <w:r>
-        <w:rPr>
-          <w:rFonts w:eastAsiaTheme="minorEastAsia"/>
-        </w:rPr>
-        <w:t>)</w:t>
-      </w:r>
-      <w:r>
-        <w:rPr>
-          <w:rFonts w:eastAsiaTheme="minorEastAsia"/>
-        </w:rPr>
-        <w:t xml:space="preserve">, </w:t>
-      </w:r>
-      <w:r>
-        <w:rPr>
-          <w:rFonts w:eastAsiaTheme="minorEastAsia"/>
-        </w:rPr>
-        <w:t>were once the state of the art for sequence learning</w:t>
-      </w:r>
-      <w:r>
-        <w:rPr>
-          <w:rFonts w:eastAsiaTheme="minorEastAsia"/>
-        </w:rPr>
-        <w:t>,</w:t>
-      </w:r>
-      <w:r>
-        <w:rPr>
-          <w:rFonts w:eastAsiaTheme="minorEastAsia"/>
-        </w:rPr>
-        <w:t xml:space="preserve"> commonly applied in time-series forecasting and text sequence generation </w:t>
-      </w:r>
-      <w:r>
-        <w:rPr>
-          <w:rFonts w:eastAsiaTheme="minorEastAsia"/>
-        </w:rPr>
-        <w:t>where ordering of the data is significant</w:t>
-      </w:r>
-      <w:r>
-        <w:rPr>
-          <w:rFonts w:eastAsiaTheme="minorEastAsia"/>
-        </w:rPr>
-        <w:t xml:space="preserve">. </w:t>
-      </w:r>
-      <w:r>
-        <w:rPr>
-          <w:rFonts w:eastAsiaTheme="minorEastAsia"/>
-        </w:rPr>
-        <w:t>In recent years, t</w:t>
-      </w:r>
-      <w:r>
-        <w:rPr>
-          <w:rFonts w:eastAsiaTheme="minorEastAsia"/>
-        </w:rPr>
-        <w:t>hey have lost popularity with the emergence of transformer models (</w:t>
-      </w:r>
-      <w:r>
-        <w:rPr>
-          <w:rFonts w:eastAsiaTheme="minorEastAsia"/>
-        </w:rPr>
-        <w:t>Vaswani et al 2017</w:t>
-      </w:r>
-      <w:r>
-        <w:rPr>
-          <w:rFonts w:eastAsiaTheme="minorEastAsia"/>
-        </w:rPr>
-        <w:t xml:space="preserve">), </w:t>
-      </w:r>
-      <w:r>
-        <w:rPr>
-          <w:rFonts w:eastAsiaTheme="minorEastAsia"/>
-        </w:rPr>
-        <w:t xml:space="preserve">due to transformers superiority in learning long-range sequences. They can do so via the attention mechanism which </w:t>
-      </w:r>
-      <w:r>
-        <w:rPr>
-          <w:rFonts w:eastAsiaTheme="minorEastAsia"/>
-        </w:rPr>
-        <w:t xml:space="preserve">generally </w:t>
-      </w:r>
-      <w:r>
-        <w:rPr>
-          <w:rFonts w:eastAsiaTheme="minorEastAsia"/>
-        </w:rPr>
-        <w:t>requires many parameters and significant amount of data to train to be effective.</w:t>
-      </w:r>
-      <w:r>
-        <w:rPr>
-          <w:rFonts w:eastAsiaTheme="minorEastAsia"/>
-        </w:rPr>
-        <w:t xml:space="preserve"> Given that there are only a few number of countries that have data suggesting correlations with the U.S., and the fact that flu seasons from </w:t>
-      </w:r>
-      <w:r>
-        <w:rPr>
-          <w:rFonts w:eastAsiaTheme="minorEastAsia"/>
-        </w:rPr>
-        <w:t>previous years lack predictive power,</w:t>
-      </w:r>
-      <w:r>
-        <w:rPr>
-          <w:rFonts w:eastAsiaTheme="minorEastAsia"/>
-        </w:rPr>
-        <w:t xml:space="preserve"> RNNs</w:t>
-      </w:r>
-      <w:r>
-        <w:rPr>
-          <w:rFonts w:eastAsiaTheme="minorEastAsia"/>
-        </w:rPr>
-        <w:t xml:space="preserve"> can still be </w:t>
-      </w:r>
-      <w:r>
-        <w:rPr>
-          <w:rFonts w:eastAsiaTheme="minorEastAsia"/>
-        </w:rPr>
-        <w:lastRenderedPageBreak/>
-        <w:t>preferable for small</w:t>
-      </w:r>
-      <w:r>
-        <w:rPr>
-          <w:rFonts w:eastAsiaTheme="minorEastAsia"/>
-        </w:rPr>
-        <w:t>er</w:t>
-      </w:r>
-      <w:r>
-        <w:rPr>
-          <w:rFonts w:eastAsiaTheme="minorEastAsia"/>
-        </w:rPr>
-        <w:t xml:space="preserve"> datasets </w:t>
-      </w:r>
-      <w:r>
-        <w:rPr>
-          <w:rFonts w:eastAsiaTheme="minorEastAsia"/>
-        </w:rPr>
-        <w:t>where they are inexpensive to train, and temporal dependencies are shorter</w:t>
-      </w:r>
-      <w:r>
-        <w:rPr>
-          <w:rFonts w:eastAsiaTheme="minorEastAsia"/>
-        </w:rPr>
-        <w:t xml:space="preserve">. </w:t>
-      </w:r>
-    </w:p>
-    <w:p>
-      <w:pPr>
-        <w:rPr>
-          <w:rFonts w:eastAsiaTheme="minorEastAsia"/>
-        </w:rPr>
-      </w:pPr>
-      <w:r>
-        <w:rPr>
-          <w:rFonts w:eastAsiaTheme="minorEastAsia"/>
-        </w:rPr>
-        <w:t xml:space="preserve">We employ RNNs </w:t>
-      </w:r>
-      <w:r>
-        <w:rPr>
-          <w:rFonts w:eastAsiaTheme="minorEastAsia"/>
-        </w:rPr>
-        <w:t xml:space="preserve">not only due to their computational efficiency, but </w:t>
-      </w:r>
-      <w:r>
-        <w:rPr>
-          <w:rFonts w:eastAsiaTheme="minorEastAsia"/>
-        </w:rPr>
-        <w:t xml:space="preserve">to utilize their feedback connections that enable them to learn sequences of data where ordering is important. These have the </w:t>
-      </w:r>
-      <w:r>
-        <w:rPr>
-          <w:rFonts w:eastAsiaTheme="minorEastAsia"/>
-        </w:rPr>
-        <w:t>advantage</w:t>
-      </w:r>
-      <w:r>
-        <w:rPr>
-          <w:rFonts w:eastAsiaTheme="minorEastAsia"/>
-        </w:rPr>
-        <w:t xml:space="preserve"> of not needing a parametric description to capture the seasonality, which can be challenging for weekly inputs where the week start date and </w:t>
-      </w:r>
-      <w:r>
-        <w:rPr>
-          <w:rFonts w:eastAsiaTheme="minorEastAsia"/>
-        </w:rPr>
-        <w:t>month</w:t>
-      </w:r>
-      <w:r>
-        <w:rPr>
-          <w:rFonts w:eastAsiaTheme="minorEastAsia"/>
-        </w:rPr>
-        <w:t xml:space="preserve"> start date do not coincide.</w:t>
-      </w:r>
-      <w:r>
-        <w:rPr>
-          <w:rFonts w:eastAsiaTheme="minorEastAsia"/>
-        </w:rPr>
-        <w:t xml:space="preserve"> </w:t>
-      </w:r>
-      <w:r>
-        <w:rPr>
-          <w:rFonts w:eastAsiaTheme="minorEastAsia"/>
-        </w:rPr>
-        <w:t>Using weekly data has an advantage over monthly by increasing the sample size, and it is a more natural stratum of influenza records given the rapid change in the season</w:t>
-      </w:r>
-      <w:r>
-        <w:rPr>
-          <w:rFonts w:eastAsiaTheme="minorEastAsia"/>
-        </w:rPr>
-        <w:t>, and the data provided.</w:t>
-      </w:r>
-      <w:r>
-        <w:rPr>
-          <w:rFonts w:eastAsiaTheme="minorEastAsia"/>
-        </w:rPr>
-        <w:t xml:space="preserve"> The input features the 5 southern countries in batches of 26</w:t>
-      </w:r>
-      <w:r>
-        <w:rPr>
-          <w:rFonts w:eastAsiaTheme="minorEastAsia"/>
-        </w:rPr>
-        <w:t>-</w:t>
-      </w:r>
-      <w:r>
-        <w:rPr>
-          <w:rFonts w:eastAsiaTheme="minorEastAsia"/>
-        </w:rPr>
-        <w:t xml:space="preserve">week sequences shifted by 21 weeks making the input tensor of shape </w:t>
-      </w:r>
-      <m:oMath>
-        <m:sSub>
-          <m:sSubPr>
             <m:ctrlPr>
               <w:rPr>
                 <w:rFonts w:ascii="Cambria Math" w:eastAsiaTheme="minorEastAsia" w:hAnsi="Cambria Math"/>
                 <w:i/>
               </w:rPr>
             </m:ctrlPr>
-          </m:sSubPr>
+          </m:e>
+        </m:d>
+      </m:oMath>
+      <w:r>
+        <w:rPr>
+          <w:rFonts w:eastAsiaTheme="minorEastAsia"/>
+        </w:rPr>
+        <w:t xml:space="preserve"> making them suitable for our half-year horizon goal.</w:t>
+      </w:r>
+    </w:p>
+    <w:p>
+      <w:pPr>
+        <w:ind w:firstLine="720"/>
+        <w:rPr>
+          <w:rFonts w:eastAsiaTheme="minorEastAsia"/>
+        </w:rPr>
+      </w:pPr>
+      <w:r>
+        <w:rPr>
+          <w:rFonts w:eastAsiaTheme="minorEastAsia"/>
+        </w:rPr>
+        <w:t xml:space="preserve">It is evident in Figure </w:t>
+      </w:r>
+      <w:r>
+        <w:rPr>
+          <w:rFonts w:eastAsiaTheme="minorEastAsia"/>
+        </w:rPr>
+        <w:t>Normalized Influenza Rates</w:t>
+      </w:r>
+      <w:r>
+        <w:rPr>
+          <w:rFonts w:eastAsiaTheme="minorEastAsia"/>
+        </w:rPr>
+        <w:t xml:space="preserve"> that</w:t>
+      </w:r>
+      <w:r>
+        <w:rPr>
+          <w:rFonts w:eastAsiaTheme="minorEastAsia"/>
+        </w:rPr>
+        <w:t xml:space="preserve"> there </w:t>
+      </w:r>
+      <w:r>
+        <w:rPr>
+          <w:rFonts w:eastAsiaTheme="minorEastAsia"/>
+        </w:rPr>
+        <w:t>exists</w:t>
+      </w:r>
+      <w:r>
+        <w:rPr>
+          <w:rFonts w:eastAsiaTheme="minorEastAsia"/>
+        </w:rPr>
+        <w:t xml:space="preserve"> no single candidate or obvious linear combination of the </w:t>
+      </w:r>
+      <w:r>
+        <w:rPr>
+          <w:rFonts w:eastAsiaTheme="minorEastAsia"/>
+        </w:rPr>
+        <w:t>candidates</w:t>
+      </w:r>
+      <w:r>
+        <w:rPr>
+          <w:rFonts w:eastAsiaTheme="minorEastAsia"/>
+        </w:rPr>
+        <w:t xml:space="preserve"> that could represent the </w:t>
+      </w:r>
+      <w:r>
+        <w:rPr>
+          <w:rFonts w:eastAsiaTheme="minorEastAsia"/>
+        </w:rPr>
+        <w:t xml:space="preserve">U.S. hospitalizations, however we do observe some general relative scaling of peak heights and the target. We </w:t>
+      </w:r>
+      <w:r>
+        <w:rPr>
+          <w:rFonts w:eastAsiaTheme="minorEastAsia"/>
+        </w:rPr>
+        <w:t xml:space="preserve">will </w:t>
+      </w:r>
+      <w:r>
+        <w:rPr>
+          <w:rFonts w:eastAsiaTheme="minorEastAsia"/>
+        </w:rPr>
+        <w:t>explore potential</w:t>
+      </w:r>
+      <w:r>
+        <w:rPr>
+          <w:rFonts w:eastAsiaTheme="minorEastAsia"/>
+        </w:rPr>
+        <w:t xml:space="preserve"> non-linear relationship</w:t>
+      </w:r>
+      <w:r>
+        <w:rPr>
+          <w:rFonts w:eastAsiaTheme="minorEastAsia"/>
+        </w:rPr>
+        <w:t>s</w:t>
+      </w:r>
+      <w:r>
+        <w:rPr>
+          <w:rFonts w:eastAsiaTheme="minorEastAsia"/>
+        </w:rPr>
+        <w:t xml:space="preserve"> as solutions</w:t>
+      </w:r>
+      <w:r>
+        <w:rPr>
+          <w:rFonts w:eastAsiaTheme="minorEastAsia"/>
+        </w:rPr>
+        <w:t xml:space="preserve"> </w:t>
+      </w:r>
+      <w:r>
+        <w:rPr>
+          <w:rFonts w:eastAsiaTheme="minorEastAsia"/>
+        </w:rPr>
+        <w:t>via tuning a neural network</w:t>
+      </w:r>
+      <w:r>
+        <w:rPr>
+          <w:rFonts w:eastAsiaTheme="minorEastAsia"/>
+        </w:rPr>
+        <w:t xml:space="preserve"> for each consecutive season</w:t>
+      </w:r>
+      <w:r>
+        <w:rPr>
+          <w:rFonts w:eastAsiaTheme="minorEastAsia"/>
+        </w:rPr>
+        <w:t>.</w:t>
+      </w:r>
+    </w:p>
+    <w:p>
+      <w:pPr>
+        <w:rPr>
+          <w:rFonts w:eastAsiaTheme="minorEastAsia"/>
+          <w:b/>
+          <w:bCs/>
+        </w:rPr>
+      </w:pPr>
+      <w:r>
+        <w:rPr>
+          <w:rFonts w:eastAsiaTheme="minorEastAsia"/>
+          <w:b/>
+          <w:bCs/>
+        </w:rPr>
+        <w:t>Models</w:t>
+      </w:r>
+    </w:p>
+    <w:p>
+      <w:pPr>
+        <w:pStyle w:val="ListParagraph"/>
+        <w:numPr>
+          <w:ilvl w:val="0"/>
+          <w:numId w:val="1"/>
+        </w:numPr>
+        <w:rPr>
+          <w:rFonts w:eastAsiaTheme="minorEastAsia"/>
+          <w:b/>
+          <w:bCs/>
+        </w:rPr>
+      </w:pPr>
+      <w:r>
+        <w:rPr>
+          <w:rFonts w:eastAsiaTheme="minorEastAsia"/>
+          <w:b/>
+          <w:bCs/>
+        </w:rPr>
+        <w:t>Architecture</w:t>
+      </w:r>
+    </w:p>
+    <w:p>
+      <w:pPr>
+        <w:ind w:firstLine="720"/>
+        <w:rPr>
+          <w:rFonts w:eastAsiaTheme="minorEastAsia"/>
+        </w:rPr>
+      </w:pPr>
+      <w:r>
+        <w:rPr>
+          <w:rFonts w:eastAsiaTheme="minorEastAsia"/>
+        </w:rPr>
+        <w:t xml:space="preserve">RNNs </w:t>
+      </w:r>
+      <w:r>
+        <w:rPr>
+          <w:rFonts w:eastAsiaTheme="minorEastAsia"/>
+        </w:rPr>
+        <w:t>(</w:t>
+      </w:r>
+      <w:r>
+        <w:rPr>
+          <w:rFonts w:eastAsiaTheme="minorEastAsia"/>
+        </w:rPr>
+        <w:t>Elman 1990, Werbos 1990</w:t>
+      </w:r>
+      <w:r>
+        <w:rPr>
+          <w:rFonts w:eastAsiaTheme="minorEastAsia"/>
+        </w:rPr>
+        <w:t>)</w:t>
+      </w:r>
+      <w:r>
+        <w:rPr>
+          <w:rFonts w:eastAsiaTheme="minorEastAsia"/>
+        </w:rPr>
+        <w:t xml:space="preserve">, </w:t>
+      </w:r>
+      <w:r>
+        <w:rPr>
+          <w:rFonts w:eastAsiaTheme="minorEastAsia"/>
+        </w:rPr>
+        <w:t>were once the state of the art for sequence learning</w:t>
+      </w:r>
+      <w:r>
+        <w:rPr>
+          <w:rFonts w:eastAsiaTheme="minorEastAsia"/>
+        </w:rPr>
+        <w:t>,</w:t>
+      </w:r>
+      <w:r>
+        <w:rPr>
+          <w:rFonts w:eastAsiaTheme="minorEastAsia"/>
+        </w:rPr>
+        <w:t xml:space="preserve"> commonly applied in time-series forecasting and text sequence generation </w:t>
+      </w:r>
+      <w:r>
+        <w:rPr>
+          <w:rFonts w:eastAsiaTheme="minorEastAsia"/>
+        </w:rPr>
+        <w:t>where ordering of the data is significant</w:t>
+      </w:r>
+      <w:r>
+        <w:rPr>
+          <w:rFonts w:eastAsiaTheme="minorEastAsia"/>
+        </w:rPr>
+        <w:t xml:space="preserve">. </w:t>
+      </w:r>
+      <w:r>
+        <w:rPr>
+          <w:rFonts w:eastAsiaTheme="minorEastAsia"/>
+        </w:rPr>
+        <w:t>In recent years, t</w:t>
+      </w:r>
+      <w:r>
+        <w:rPr>
+          <w:rFonts w:eastAsiaTheme="minorEastAsia"/>
+        </w:rPr>
+        <w:t>hey have lost popularity with the emergence of transformer models (</w:t>
+      </w:r>
+      <w:r>
+        <w:rPr>
+          <w:rFonts w:eastAsiaTheme="minorEastAsia"/>
+        </w:rPr>
+        <w:t>Vaswani et al 2017</w:t>
+      </w:r>
+      <w:r>
+        <w:rPr>
+          <w:rFonts w:eastAsiaTheme="minorEastAsia"/>
+        </w:rPr>
+        <w:t xml:space="preserve">), </w:t>
+      </w:r>
+      <w:r>
+        <w:rPr>
+          <w:rFonts w:eastAsiaTheme="minorEastAsia"/>
+        </w:rPr>
+        <w:t xml:space="preserve">due to transformers superiority in learning long-range sequences. They can do so via the attention mechanism which </w:t>
+      </w:r>
+      <w:r>
+        <w:rPr>
+          <w:rFonts w:eastAsiaTheme="minorEastAsia"/>
+        </w:rPr>
+        <w:t xml:space="preserve">generally </w:t>
+      </w:r>
+      <w:r>
+        <w:rPr>
+          <w:rFonts w:eastAsiaTheme="minorEastAsia"/>
+        </w:rPr>
+        <w:t>requires many parameters and significant amount of data to train to be effective.</w:t>
+      </w:r>
+      <w:r>
+        <w:rPr>
+          <w:rFonts w:eastAsiaTheme="minorEastAsia"/>
+        </w:rPr>
+        <w:t xml:space="preserve"> Given that there are only a few number of countries that have data suggesting correlations with the U.S., and the fact that flu seasons from </w:t>
+      </w:r>
+      <w:r>
+        <w:rPr>
+          <w:rFonts w:eastAsiaTheme="minorEastAsia"/>
+        </w:rPr>
+        <w:t>previous years lack predictive power,</w:t>
+      </w:r>
+      <w:r>
+        <w:rPr>
+          <w:rFonts w:eastAsiaTheme="minorEastAsia"/>
+        </w:rPr>
+        <w:t xml:space="preserve"> RNNs</w:t>
+      </w:r>
+      <w:r>
+        <w:rPr>
+          <w:rFonts w:eastAsiaTheme="minorEastAsia"/>
+        </w:rPr>
+        <w:t xml:space="preserve"> can still be preferable for small</w:t>
+      </w:r>
+      <w:r>
+        <w:rPr>
+          <w:rFonts w:eastAsiaTheme="minorEastAsia"/>
+        </w:rPr>
+        <w:t>er</w:t>
+      </w:r>
+      <w:r>
+        <w:rPr>
+          <w:rFonts w:eastAsiaTheme="minorEastAsia"/>
+        </w:rPr>
+        <w:t xml:space="preserve"> datasets </w:t>
+      </w:r>
+      <w:r>
+        <w:rPr>
+          <w:rFonts w:eastAsiaTheme="minorEastAsia"/>
+        </w:rPr>
+        <w:t>where they are inexpensive to train, and temporal dependencies are shorter</w:t>
+      </w:r>
+      <w:r>
+        <w:rPr>
+          <w:rFonts w:eastAsiaTheme="minorEastAsia"/>
+        </w:rPr>
+        <w:t xml:space="preserve">. </w:t>
+      </w:r>
+    </w:p>
+    <w:p>
+      <w:pPr>
+        <w:ind w:firstLine="720"/>
+        <w:rPr>
+          <w:rFonts w:eastAsiaTheme="minorEastAsia"/>
+        </w:rPr>
+      </w:pPr>
+      <w:r>
+        <w:rPr>
+          <w:rFonts w:eastAsiaTheme="minorEastAsia"/>
+        </w:rPr>
+        <w:lastRenderedPageBreak/>
+        <w:t xml:space="preserve">We employ RNNs </w:t>
+      </w:r>
+      <w:r>
+        <w:rPr>
+          <w:rFonts w:eastAsiaTheme="minorEastAsia"/>
+        </w:rPr>
+        <w:t xml:space="preserve">not only due to their computational efficiency, but </w:t>
+      </w:r>
+      <w:r>
+        <w:rPr>
+          <w:rFonts w:eastAsiaTheme="minorEastAsia"/>
+        </w:rPr>
+        <w:t xml:space="preserve">to utilize their feedback connections that enable them to learn sequences of data where ordering is important. These have the </w:t>
+      </w:r>
+      <w:r>
+        <w:rPr>
+          <w:rFonts w:eastAsiaTheme="minorEastAsia"/>
+        </w:rPr>
+        <w:t>advantage</w:t>
+      </w:r>
+      <w:r>
+        <w:rPr>
+          <w:rFonts w:eastAsiaTheme="minorEastAsia"/>
+        </w:rPr>
+        <w:t xml:space="preserve"> of not needing a parametric description to capture the seasonality, which can be challenging for weekly inputs where the week start date and </w:t>
+      </w:r>
+      <w:r>
+        <w:rPr>
+          <w:rFonts w:eastAsiaTheme="minorEastAsia"/>
+        </w:rPr>
+        <w:t>month</w:t>
+      </w:r>
+      <w:r>
+        <w:rPr>
+          <w:rFonts w:eastAsiaTheme="minorEastAsia"/>
+        </w:rPr>
+        <w:t xml:space="preserve"> start date do not coincide.</w:t>
+      </w:r>
+      <w:r>
+        <w:rPr>
+          <w:rFonts w:eastAsiaTheme="minorEastAsia"/>
+        </w:rPr>
+        <w:t xml:space="preserve"> </w:t>
+      </w:r>
+      <w:r>
+        <w:rPr>
+          <w:rFonts w:eastAsiaTheme="minorEastAsia"/>
+        </w:rPr>
+        <w:t>Using weekly data has an advantage over monthly by increasing the sample size, and it is a more natural stratum of influenza records given the rapid change in the season</w:t>
+      </w:r>
+      <w:r>
+        <w:rPr>
+          <w:rFonts w:eastAsiaTheme="minorEastAsia"/>
+        </w:rPr>
+        <w:t>, and the data provided.</w:t>
+      </w:r>
+      <w:r>
+        <w:rPr>
+          <w:rFonts w:eastAsiaTheme="minorEastAsia"/>
+        </w:rPr>
+        <w:t xml:space="preserve"> The input features the 5 southern countries in batches of 26</w:t>
+      </w:r>
+      <w:r>
+        <w:rPr>
+          <w:rFonts w:eastAsiaTheme="minorEastAsia"/>
+        </w:rPr>
+        <w:t>-</w:t>
+      </w:r>
+      <w:r>
+        <w:rPr>
+          <w:rFonts w:eastAsiaTheme="minorEastAsia"/>
+        </w:rPr>
+        <w:t xml:space="preserve">week sequences shifted by 21 weeks making the input tensor of shape </w:t>
+      </w:r>
+      <m:oMath>
+        <m:d>
+          <m:dPr>
+            <m:begChr m:val="{"/>
+            <m:endChr m:val="]"/>
+            <m:ctrlPr>
+              <w:rPr>
+                <w:rFonts w:ascii="Cambria Math" w:eastAsiaTheme="minorEastAsia" w:hAnsi="Cambria Math"/>
+                <w:i/>
+              </w:rPr>
+            </m:ctrlPr>
+          </m:dPr>
           <m:e>
+            <m:sSub>
+              <m:sSubPr>
+                <m:ctrlPr>
+                  <w:rPr>
+                    <w:rFonts w:ascii="Cambria Math" w:eastAsiaTheme="minorEastAsia" w:hAnsi="Cambria Math"/>
+                    <w:i/>
+                  </w:rPr>
+                </m:ctrlPr>
+              </m:sSubPr>
+              <m:e>
+                <m:d>
+                  <m:dPr>
+                    <m:begChr m:val="["/>
+                    <m:endChr m:val="}"/>
+                    <m:ctrlPr>
+                      <w:rPr>
+                        <w:rFonts w:ascii="Cambria Math" w:eastAsiaTheme="minorEastAsia" w:hAnsi="Cambria Math"/>
+                        <w:i/>
+                      </w:rPr>
+                    </m:ctrlPr>
+                  </m:dPr>
+                  <m:e>
+                    <m:r>
+                      <w:rPr>
+                        <w:rFonts w:ascii="Cambria Math" w:eastAsiaTheme="minorEastAsia" w:hAnsi="Cambria Math"/>
+                      </w:rPr>
+                      <m:t>T</m:t>
+                    </m:r>
+                  </m:e>
+                </m:d>
+              </m:e>
+              <m:sub>
+                <m:r>
+                  <w:rPr>
+                    <w:rFonts w:ascii="Cambria Math" w:eastAsiaTheme="minorEastAsia" w:hAnsi="Cambria Math"/>
+                  </w:rPr>
+                  <m:t>window</m:t>
+                </m:r>
+              </m:sub>
+            </m:sSub>
             <m:r>
               <w:rPr>
                 <w:rFonts w:ascii="Cambria Math" w:eastAsiaTheme="minorEastAsia" w:hAnsi="Cambria Math"/>
               </w:rPr>
-              <m:t>[T</m:t>
+              <m:t>,26,5</m:t>
             </m:r>
           </m:e>
-          <m:sub>
-            <m:r>
-              <w:rPr>
-                <w:rFonts w:ascii="Cambria Math" w:eastAsiaTheme="minorEastAsia" w:hAnsi="Cambria Math"/>
-              </w:rPr>
-              <m:t>window</m:t>
-            </m:r>
-          </m:sub>
-        </m:sSub>
-        <m:r>
-          <w:rPr>
-            <w:rFonts w:ascii="Cambria Math" w:eastAsiaTheme="minorEastAsia" w:hAnsi="Cambria Math"/>
-          </w:rPr>
-          <m:t>,26,5]</m:t>
-        </m:r>
+        </m:d>
       </m:oMath>
       <w:r>
         <w:rPr>
@@ -1867,7 +1992,6 @@
             <m:ctrlPr>
               <w:rPr>
                 <w:rFonts w:ascii="Cambria Math" w:eastAsiaTheme="minorEastAsia" w:hAnsi="Cambria Math"/>
-                <w:i/>
               </w:rPr>
             </m:ctrlPr>
           </m:dPr>
@@ -1878,51 +2002,960 @@
               </w:rPr>
               <m:t>t</m:t>
             </m:r>
-          </m:e>
-        </m:d>
-      </m:oMath>
-    </w:p>
-    <w:p>
-      <w:pPr>
-        <w:rPr>
-          <w:rFonts w:eastAsiaTheme="minorEastAsia"/>
-        </w:rPr>
-      </w:pPr>
-      <w:r>
-        <w:rPr>
-          <w:rFonts w:eastAsiaTheme="minorEastAsia"/>
-        </w:rPr>
-        <w:t xml:space="preserve"> are all normalized such that </w:t>
-      </w:r>
-      <m:oMath>
-        <m:func>
-          <m:funcPr>
             <m:ctrlPr>
               <w:rPr>
                 <w:rFonts w:ascii="Cambria Math" w:eastAsiaTheme="minorEastAsia" w:hAnsi="Cambria Math"/>
                 <w:i/>
               </w:rPr>
             </m:ctrlPr>
-          </m:funcPr>
-          <m:fName>
-            <m:r>
+          </m:e>
+        </m:d>
+      </m:oMath>
+    </w:p>
+    <w:p>
+      <w:pPr>
+        <w:rPr>
+          <w:rFonts w:eastAsiaTheme="minorEastAsia"/>
+        </w:rPr>
+      </w:pPr>
+      <w:r>
+        <w:rPr>
+          <w:rFonts w:eastAsiaTheme="minorEastAsia"/>
+        </w:rPr>
+        <w:t xml:space="preserve"> are all normalized such that </w:t>
+      </w:r>
+      <m:oMath>
+        <m:r>
+          <w:rPr>
+            <w:rFonts w:ascii="Cambria Math" w:eastAsiaTheme="minorEastAsia" w:hAnsi="Cambria Math"/>
+          </w:rPr>
+          <m:t>min</m:t>
+        </m:r>
+        <m:d>
+          <m:dPr>
+            <m:ctrlPr>
               <w:rPr>
                 <w:rFonts w:ascii="Cambria Math" w:eastAsiaTheme="minorEastAsia" w:hAnsi="Cambria Math"/>
               </w:rPr>
-              <m:t>min</m:t>
-            </m:r>
-          </m:fName>
+            </m:ctrlPr>
+          </m:dPr>
           <m:e>
-            <m:d>
-              <m:dPr>
+            <m:sSub>
+              <m:sSubPr>
                 <m:ctrlPr>
                   <w:rPr>
                     <w:rFonts w:ascii="Cambria Math" w:eastAsiaTheme="minorEastAsia" w:hAnsi="Cambria Math"/>
                     <w:i/>
                   </w:rPr>
                 </m:ctrlPr>
+              </m:sSubPr>
+              <m:e>
+                <m:r>
+                  <w:rPr>
+                    <w:rFonts w:ascii="Cambria Math" w:eastAsiaTheme="minorEastAsia" w:hAnsi="Cambria Math"/>
+                  </w:rPr>
+                  <m:t>i</m:t>
+                </m:r>
+                <m:ctrlPr>
+                  <w:rPr>
+                    <w:rFonts w:ascii="Cambria Math" w:eastAsiaTheme="minorEastAsia" w:hAnsi="Cambria Math"/>
+                  </w:rPr>
+                </m:ctrlPr>
+              </m:e>
+              <m:sub>
+                <m:r>
+                  <m:rPr>
+                    <m:sty m:val="p"/>
+                  </m:rPr>
+                  <w:rPr>
+                    <w:rFonts w:ascii="Cambria Math" w:eastAsiaTheme="minorEastAsia" w:hAnsi="Cambria Math"/>
+                  </w:rPr>
+                  <m:t>α</m:t>
+                </m:r>
+              </m:sub>
+            </m:sSub>
+            <m:d>
+              <m:dPr>
+                <m:ctrlPr>
+                  <w:rPr>
+                    <w:rFonts w:ascii="Cambria Math" w:eastAsiaTheme="minorEastAsia" w:hAnsi="Cambria Math"/>
+                  </w:rPr>
+                </m:ctrlPr>
               </m:dPr>
               <m:e>
+                <m:r>
+                  <w:rPr>
+                    <w:rFonts w:ascii="Cambria Math" w:eastAsiaTheme="minorEastAsia" w:hAnsi="Cambria Math"/>
+                  </w:rPr>
+                  <m:t>t</m:t>
+                </m:r>
+                <m:ctrlPr>
+                  <w:rPr>
+                    <w:rFonts w:ascii="Cambria Math" w:eastAsiaTheme="minorEastAsia" w:hAnsi="Cambria Math"/>
+                    <w:i/>
+                  </w:rPr>
+                </m:ctrlPr>
+              </m:e>
+            </m:d>
+            <m:ctrlPr>
+              <w:rPr>
+                <w:rFonts w:ascii="Cambria Math" w:eastAsiaTheme="minorEastAsia" w:hAnsi="Cambria Math"/>
+                <w:i/>
+              </w:rPr>
+            </m:ctrlPr>
+          </m:e>
+        </m:d>
+        <m:r>
+          <w:rPr>
+            <w:rFonts w:ascii="Cambria Math" w:eastAsiaTheme="minorEastAsia" w:hAnsi="Cambria Math"/>
+          </w:rPr>
+          <m:t>=0</m:t>
+        </m:r>
+      </m:oMath>
+      <w:r>
+        <w:rPr>
+          <w:rFonts w:eastAsiaTheme="minorEastAsia"/>
+        </w:rPr>
+        <w:t xml:space="preserve"> and </w:t>
+      </w:r>
+      <m:oMath>
+        <m:r>
+          <w:rPr>
+            <w:rFonts w:ascii="Cambria Math" w:eastAsiaTheme="minorEastAsia" w:hAnsi="Cambria Math"/>
+          </w:rPr>
+          <m:t>max</m:t>
+        </m:r>
+        <m:d>
+          <m:dPr>
+            <m:ctrlPr>
+              <w:rPr>
+                <w:rFonts w:ascii="Cambria Math" w:eastAsiaTheme="minorEastAsia" w:hAnsi="Cambria Math"/>
+              </w:rPr>
+            </m:ctrlPr>
+          </m:dPr>
+          <m:e>
+            <m:sSub>
+              <m:sSubPr>
+                <m:ctrlPr>
+                  <w:rPr>
+                    <w:rFonts w:ascii="Cambria Math" w:eastAsiaTheme="minorEastAsia" w:hAnsi="Cambria Math"/>
+                    <w:i/>
+                  </w:rPr>
+                </m:ctrlPr>
+              </m:sSubPr>
+              <m:e>
+                <m:r>
+                  <w:rPr>
+                    <w:rFonts w:ascii="Cambria Math" w:eastAsiaTheme="minorEastAsia" w:hAnsi="Cambria Math"/>
+                  </w:rPr>
+                  <m:t>i</m:t>
+                </m:r>
+                <m:ctrlPr>
+                  <w:rPr>
+                    <w:rFonts w:ascii="Cambria Math" w:eastAsiaTheme="minorEastAsia" w:hAnsi="Cambria Math"/>
+                  </w:rPr>
+                </m:ctrlPr>
+              </m:e>
+              <m:sub>
+                <m:r>
+                  <m:rPr>
+                    <m:sty m:val="p"/>
+                  </m:rPr>
+                  <w:rPr>
+                    <w:rFonts w:ascii="Cambria Math" w:eastAsiaTheme="minorEastAsia" w:hAnsi="Cambria Math"/>
+                  </w:rPr>
+                  <m:t>α</m:t>
+                </m:r>
+              </m:sub>
+            </m:sSub>
+            <m:d>
+              <m:dPr>
+                <m:ctrlPr>
+                  <w:rPr>
+                    <w:rFonts w:ascii="Cambria Math" w:eastAsiaTheme="minorEastAsia" w:hAnsi="Cambria Math"/>
+                  </w:rPr>
+                </m:ctrlPr>
+              </m:dPr>
+              <m:e>
+                <m:r>
+                  <w:rPr>
+                    <w:rFonts w:ascii="Cambria Math" w:eastAsiaTheme="minorEastAsia" w:hAnsi="Cambria Math"/>
+                  </w:rPr>
+                  <m:t>t</m:t>
+                </m:r>
+                <m:ctrlPr>
+                  <w:rPr>
+                    <w:rFonts w:ascii="Cambria Math" w:eastAsiaTheme="minorEastAsia" w:hAnsi="Cambria Math"/>
+                    <w:i/>
+                  </w:rPr>
+                </m:ctrlPr>
+              </m:e>
+            </m:d>
+            <m:ctrlPr>
+              <w:rPr>
+                <w:rFonts w:ascii="Cambria Math" w:eastAsiaTheme="minorEastAsia" w:hAnsi="Cambria Math"/>
+                <w:i/>
+              </w:rPr>
+            </m:ctrlPr>
+          </m:e>
+        </m:d>
+        <m:r>
+          <w:rPr>
+            <w:rFonts w:ascii="Cambria Math" w:eastAsiaTheme="minorEastAsia" w:hAnsi="Cambria Math"/>
+          </w:rPr>
+          <m:t>=1</m:t>
+        </m:r>
+      </m:oMath>
+      <w:r>
+        <w:rPr>
+          <w:rFonts w:eastAsiaTheme="minorEastAsia"/>
+        </w:rPr>
+        <w:t xml:space="preserve"> in the training set to normalize all countries to the same scale.</w:t>
+      </w:r>
+    </w:p>
+    <w:p>
+      <w:pPr>
+        <w:ind w:firstLine="720"/>
+        <w:rPr>
+          <w:rFonts w:eastAsiaTheme="minorEastAsia"/>
+        </w:rPr>
+      </w:pPr>
+      <w:r>
+        <w:rPr>
+          <w:rFonts w:eastAsiaTheme="minorEastAsia"/>
+        </w:rPr>
+        <w:t xml:space="preserve">The model architecture can be separated into a </w:t>
+      </w:r>
+      <w:r>
+        <w:rPr>
+          <w:rFonts w:eastAsiaTheme="minorEastAsia"/>
+        </w:rPr>
+        <w:t xml:space="preserve">recurrent block </w:t>
+      </w:r>
+      <w:r>
+        <w:rPr>
+          <w:rFonts w:eastAsiaTheme="minorEastAsia"/>
+        </w:rPr>
+        <w:t xml:space="preserve">and a sequential portion visually depicted in Figure </w:t>
+      </w:r>
+      <w:r>
+        <w:rPr>
+          <w:rFonts w:eastAsiaTheme="minorEastAsia"/>
+          <w:noProof/>
+        </w:rPr>
+        <w:t>General Model Archetecture</w:t>
+      </w:r>
+      <w:r>
+        <w:rPr>
+          <w:rFonts w:eastAsiaTheme="minorEastAsia"/>
+        </w:rPr>
+        <w:t xml:space="preserve">. The </w:t>
+      </w:r>
+      <w:r>
+        <w:rPr>
+          <w:rFonts w:eastAsiaTheme="minorEastAsia"/>
+        </w:rPr>
+        <w:t>recurrent</w:t>
+      </w:r>
+      <w:r>
+        <w:rPr>
+          <w:rFonts w:eastAsiaTheme="minorEastAsia"/>
+        </w:rPr>
+        <w:t xml:space="preserve"> piece features a single or two RNNs with a linear layer acting as a feature transformation in between. This general architecture has been used in original</w:t>
+      </w:r>
+      <w:r>
+        <w:rPr>
+          <w:rFonts w:eastAsiaTheme="minorEastAsia"/>
+        </w:rPr>
+        <w:t xml:space="preserve"> encoder-decoder</w:t>
+      </w:r>
+      <w:r>
+        <w:rPr>
+          <w:rFonts w:eastAsiaTheme="minorEastAsia"/>
+        </w:rPr>
+        <w:t xml:space="preserve"> text sequence generation techniques where the first RNN </w:t>
+      </w:r>
+      <w:r>
+        <w:rPr>
+          <w:rFonts w:eastAsiaTheme="minorEastAsia"/>
+        </w:rPr>
+        <w:t xml:space="preserve">(encoder) </w:t>
+      </w:r>
+      <w:r>
+        <w:rPr>
+          <w:rFonts w:eastAsiaTheme="minorEastAsia"/>
+        </w:rPr>
+        <w:t xml:space="preserve">acts to capture the semantic meaning of the sentence, the linear layer transforms this semantic representation, and the second RNN </w:t>
+      </w:r>
+      <w:r>
+        <w:rPr>
+          <w:rFonts w:eastAsiaTheme="minorEastAsia"/>
+        </w:rPr>
+        <w:t xml:space="preserve">(decoder) </w:t>
+      </w:r>
+      <w:r>
+        <w:rPr>
+          <w:rFonts w:eastAsiaTheme="minorEastAsia"/>
+        </w:rPr>
+        <w:t xml:space="preserve">is used to predict the </w:t>
+      </w:r>
+      <w:r>
+        <w:rPr>
+          <w:rFonts w:eastAsiaTheme="minorEastAsia"/>
+        </w:rPr>
+        <w:t>output from the encoded representation (Cho et al 2014, Hahdanau et al 2014, Sutskever 2014)</w:t>
+      </w:r>
+      <w:r>
+        <w:rPr>
+          <w:rFonts w:eastAsiaTheme="minorEastAsia"/>
+        </w:rPr>
+        <w:t xml:space="preserve">. We borrow this technique to apply to weekly influenza rates where the first RNN captures the behavior the Southern Hemisphere flu behavior, linear layer transforms into a new representation where the second RNN can than apply to predict the United States flu behavior. We make use of three flavors of RNNs by including Gated </w:t>
+      </w:r>
+      <w:r>
+        <w:rPr>
+          <w:rFonts w:eastAsiaTheme="minorEastAsia"/>
+        </w:rPr>
+        <w:t>Re</w:t>
+      </w:r>
+      <w:r>
+        <w:rPr>
+          <w:rFonts w:eastAsiaTheme="minorEastAsia"/>
+        </w:rPr>
+        <w:t>current</w:t>
+      </w:r>
+      <w:r>
+        <w:rPr>
+          <w:rFonts w:eastAsiaTheme="minorEastAsia"/>
+        </w:rPr>
+        <w:t xml:space="preserve"> Units (GRUs) </w:t>
+      </w:r>
+      <w:r>
+        <w:rPr>
+          <w:rFonts w:eastAsiaTheme="minorEastAsia"/>
+        </w:rPr>
+        <w:t>(</w:t>
+      </w:r>
+      <w:r>
+        <w:rPr>
+          <w:rFonts w:eastAsiaTheme="minorEastAsia"/>
+        </w:rPr>
+        <w:t>Chung</w:t>
+      </w:r>
+      <w:r>
+        <w:rPr>
+          <w:rFonts w:eastAsiaTheme="minorEastAsia"/>
+        </w:rPr>
+        <w:t xml:space="preserve"> et al </w:t>
+      </w:r>
+      <w:r>
+        <w:rPr>
+          <w:rFonts w:eastAsiaTheme="minorEastAsia"/>
+        </w:rPr>
+        <w:t>2014). </w:t>
+      </w:r>
+      <w:r>
+        <w:rPr>
+          <w:rFonts w:eastAsiaTheme="minorEastAsia"/>
+        </w:rPr>
+        <w:t xml:space="preserve">and Long Short Term Models (LSTMs) </w:t>
+      </w:r>
+      <w:r>
+        <w:rPr>
+          <w:rFonts w:eastAsiaTheme="minorEastAsia"/>
+        </w:rPr>
+        <w:t>(</w:t>
+      </w:r>
+      <w:r>
+        <w:rPr>
+          <w:rFonts w:eastAsiaTheme="minorEastAsia"/>
+        </w:rPr>
+        <w:t>Hochreiter</w:t>
+      </w:r>
+      <w:r>
+        <w:rPr>
+          <w:rFonts w:eastAsiaTheme="minorEastAsia"/>
+        </w:rPr>
+        <w:t xml:space="preserve"> </w:t>
+      </w:r>
+      <w:r>
+        <w:rPr>
+          <w:rFonts w:eastAsiaTheme="minorEastAsia"/>
+        </w:rPr>
+        <w:t>&amp; Schmidhuber</w:t>
+      </w:r>
+      <w:r>
+        <w:rPr>
+          <w:rFonts w:eastAsiaTheme="minorEastAsia"/>
+        </w:rPr>
+        <w:t xml:space="preserve"> </w:t>
+      </w:r>
+      <w:r>
+        <w:rPr>
+          <w:rFonts w:eastAsiaTheme="minorEastAsia"/>
+        </w:rPr>
+        <w:t>1997)</w:t>
+      </w:r>
+      <w:r>
+        <w:rPr>
+          <w:rFonts w:eastAsiaTheme="minorEastAsia"/>
+        </w:rPr>
+        <w:t xml:space="preserve"> </w:t>
+      </w:r>
+      <w:r>
+        <w:rPr>
+          <w:rFonts w:eastAsiaTheme="minorEastAsia"/>
+        </w:rPr>
+        <w:t xml:space="preserve">to add additional variability to our model construction in an effort to not bias our forecast via a single model </w:t>
+      </w:r>
+      <w:r>
+        <w:rPr>
+          <w:rFonts w:eastAsiaTheme="minorEastAsia"/>
+        </w:rPr>
+        <w:t>prediction</w:t>
+      </w:r>
+      <w:r>
+        <w:rPr>
+          <w:rFonts w:eastAsiaTheme="minorEastAsia"/>
+        </w:rPr>
+        <w:t xml:space="preserve"> and</w:t>
+      </w:r>
+      <w:r>
+        <w:rPr>
+          <w:rFonts w:eastAsiaTheme="minorEastAsia"/>
+        </w:rPr>
+        <w:t xml:space="preserve"> gauge the importance of long-range temporal </w:t>
+      </w:r>
+      <w:r>
+        <w:rPr>
+          <w:rFonts w:eastAsiaTheme="minorEastAsia"/>
+        </w:rPr>
+        <w:t>dependencies</w:t>
+      </w:r>
+      <w:r>
+        <w:rPr>
+          <w:rFonts w:eastAsiaTheme="minorEastAsia"/>
+        </w:rPr>
+        <w:t xml:space="preserve">. The sequential layers are used in dimensionality reduction with the hope they capture the remaining </w:t>
+      </w:r>
+      <w:r>
+        <w:rPr>
+          <w:rFonts w:eastAsiaTheme="minorEastAsia"/>
+        </w:rPr>
+        <w:t>inter-country relationships</w:t>
+      </w:r>
+      <w:r>
+        <w:rPr>
+          <w:rFonts w:eastAsiaTheme="minorEastAsia"/>
+        </w:rPr>
+        <w:t xml:space="preserve"> via linear layers, RELUs and drop out layers when multiple linear layers are used. The various layer archetypes are illustrated in Figure </w:t>
+      </w:r>
+      <w:r>
+        <w:rPr>
+          <w:rFonts w:eastAsiaTheme="minorEastAsia"/>
+          <w:noProof/>
+        </w:rPr>
+        <w:t>Specfic Model Archetecture</w:t>
+      </w:r>
+      <w:r>
+        <w:rPr>
+          <w:rFonts w:eastAsiaTheme="minorEastAsia"/>
+          <w:noProof/>
+        </w:rPr>
+        <w:t>.</w:t>
+      </w:r>
+    </w:p>
+    <w:p>
+      <w:pPr>
+        <w:ind w:firstLine="720"/>
+        <w:rPr>
+          <w:rFonts w:eastAsiaTheme="minorEastAsia"/>
+        </w:rPr>
+      </w:pPr>
+      <w:r>
+        <w:rPr>
+          <w:rFonts w:eastAsiaTheme="minorEastAsia"/>
+        </w:rPr>
+        <w:t xml:space="preserve">We omit seasons 20-21 and 21-22 </w:t>
+      </w:r>
+      <w:r>
+        <w:rPr>
+          <w:rFonts w:eastAsiaTheme="minorEastAsia"/>
+        </w:rPr>
+        <w:t xml:space="preserve">by masking that data </w:t>
+      </w:r>
+      <w:r>
+        <w:rPr>
+          <w:rFonts w:eastAsiaTheme="minorEastAsia"/>
+        </w:rPr>
+        <w:t xml:space="preserve">due to the damaging effect Covid-19 had on the seasonality. We attempt to predict an entire season from </w:t>
+      </w:r>
+      <w:r>
+        <w:rPr>
+          <w:rFonts w:eastAsiaTheme="minorEastAsia"/>
+        </w:rPr>
+        <w:t>historical</w:t>
+      </w:r>
+      <w:r>
+        <w:rPr>
+          <w:rFonts w:eastAsiaTheme="minorEastAsia"/>
+        </w:rPr>
+        <w:t xml:space="preserve"> data</w:t>
+      </w:r>
+      <w:r>
+        <w:rPr>
+          <w:rFonts w:eastAsiaTheme="minorEastAsia"/>
+        </w:rPr>
+        <w:t xml:space="preserve">, </w:t>
+      </w:r>
+      <w:r>
+        <w:rPr>
+          <w:rFonts w:eastAsiaTheme="minorEastAsia"/>
+        </w:rPr>
+        <w:t xml:space="preserve">so </w:t>
+      </w:r>
+      <w:r>
+        <w:rPr>
+          <w:rFonts w:eastAsiaTheme="minorEastAsia"/>
+        </w:rPr>
+        <w:t>we find it</w:t>
+      </w:r>
+      <w:r>
+        <w:rPr>
+          <w:rFonts w:eastAsiaTheme="minorEastAsia"/>
+        </w:rPr>
+        <w:t xml:space="preserve"> natural to use a full season as validation when training the model </w:t>
+      </w:r>
+      <w:r>
+        <w:rPr>
+          <w:rFonts w:eastAsiaTheme="minorEastAsia"/>
+        </w:rPr>
+        <w:t>to</w:t>
+      </w:r>
+      <w:r>
+        <w:rPr>
+          <w:rFonts w:eastAsiaTheme="minorEastAsia"/>
+        </w:rPr>
+        <w:t xml:space="preserve"> minimize the inevitable overfitting that neural networks are guilty of. </w:t>
+      </w:r>
+      <w:r>
+        <w:rPr>
+          <w:rFonts w:eastAsiaTheme="minorEastAsia"/>
+        </w:rPr>
+        <w:t xml:space="preserve">The utility of having a </w:t>
+      </w:r>
+      <w:r>
+        <w:rPr>
+          <w:rFonts w:eastAsiaTheme="minorEastAsia"/>
+        </w:rPr>
+        <w:lastRenderedPageBreak/>
+        <w:t xml:space="preserve">full season as validation will be evident in the following section where we utilize select observables in our modified loss function. </w:t>
+      </w:r>
+    </w:p>
+    <w:p>
+      <w:pPr>
+        <w:pStyle w:val="ListParagraph"/>
+        <w:numPr>
+          <w:ilvl w:val="0"/>
+          <w:numId w:val="1"/>
+        </w:numPr>
+        <w:rPr>
+          <w:rFonts w:eastAsiaTheme="minorEastAsia"/>
+          <w:b/>
+          <w:bCs/>
+        </w:rPr>
+      </w:pPr>
+      <w:r>
+        <w:rPr>
+          <w:rFonts w:eastAsiaTheme="minorEastAsia"/>
+          <w:b/>
+          <w:bCs/>
+        </w:rPr>
+        <w:t>Training</w:t>
+      </w:r>
+    </w:p>
+    <w:p>
+      <w:pPr>
+        <w:ind w:firstLine="720"/>
+        <w:rPr>
+          <w:rFonts w:eastAsiaTheme="minorEastAsia"/>
+        </w:rPr>
+      </w:pPr>
+      <w:r>
+        <w:rPr>
+          <w:rFonts w:eastAsiaTheme="minorEastAsia"/>
+        </w:rPr>
+        <w:t>We used</w:t>
+      </w:r>
+      <w:r>
+        <w:rPr>
+          <w:rFonts w:eastAsiaTheme="minorEastAsia"/>
+        </w:rPr>
+        <w:t xml:space="preserve"> a</w:t>
+      </w:r>
+      <w:r>
+        <w:rPr>
+          <w:rFonts w:eastAsiaTheme="minorEastAsia"/>
+        </w:rPr>
+        <w:t xml:space="preserve"> mean squared error as the loss function for back-propagation, however invented a slight hybrid to the conventional mean squared error function to evaluate the validation set for </w:t>
+      </w:r>
+      <w:r>
+        <w:rPr>
+          <w:rFonts w:eastAsiaTheme="minorEastAsia"/>
+        </w:rPr>
+        <w:t>terminating the minimization</w:t>
+      </w:r>
+      <w:r>
+        <w:rPr>
+          <w:rFonts w:eastAsiaTheme="minorEastAsia"/>
+        </w:rPr>
+        <w:t>. Our validation metric is the following</w:t>
+      </w:r>
+    </w:p>
+    <w:p>
+      <w:pPr>
+        <w:rPr>
+          <w:rFonts w:eastAsiaTheme="minorEastAsia"/>
+        </w:rPr>
+      </w:pPr>
+      <m:oMath>
+        <m:eqArr>
+          <m:eqArrPr>
+            <m:maxDist m:val="1"/>
+            <m:ctrlPr>
+              <w:rPr>
+                <w:rFonts w:ascii="Cambria Math" w:eastAsiaTheme="minorEastAsia" w:hAnsi="Cambria Math"/>
+              </w:rPr>
+            </m:ctrlPr>
+          </m:eqArrPr>
+          <m:e>
+            <m:r>
+              <m:rPr>
+                <m:sty m:val="p"/>
+              </m:rPr>
+              <w:rPr>
+                <w:rFonts w:ascii="Cambria Math" w:eastAsiaTheme="minorEastAsia" w:hAnsi="Cambria Math"/>
+              </w:rPr>
+              <m:t>MS</m:t>
+            </m:r>
+            <m:sSup>
+              <m:sSupPr>
+                <m:ctrlPr>
+                  <w:rPr>
+                    <w:rFonts w:ascii="Cambria Math" w:eastAsiaTheme="minorEastAsia" w:hAnsi="Cambria Math"/>
+                    <w:i/>
+                  </w:rPr>
+                </m:ctrlPr>
+              </m:sSupPr>
+              <m:e>
+                <m:r>
+                  <w:rPr>
+                    <w:rFonts w:ascii="Cambria Math" w:eastAsiaTheme="minorEastAsia" w:hAnsi="Cambria Math"/>
+                  </w:rPr>
+                  <m:t>E</m:t>
+                </m:r>
+              </m:e>
+              <m:sup>
+                <m:r>
+                  <w:rPr>
+                    <w:rFonts w:ascii="Cambria Math" w:eastAsiaTheme="minorEastAsia" w:hAnsi="Cambria Math"/>
+                  </w:rPr>
+                  <m:t>adj</m:t>
+                </m:r>
+              </m:sup>
+            </m:sSup>
+            <m:r>
+              <w:rPr>
+                <w:rFonts w:ascii="Cambria Math" w:eastAsiaTheme="minorEastAsia" w:hAnsi="Cambria Math"/>
+              </w:rPr>
+              <m:t>=</m:t>
+            </m:r>
+            <m:sSup>
+              <m:sSupPr>
+                <m:ctrlPr>
+                  <w:rPr>
+                    <w:rFonts w:ascii="Cambria Math" w:eastAsiaTheme="minorEastAsia" w:hAnsi="Cambria Math"/>
+                    <w:i/>
+                  </w:rPr>
+                </m:ctrlPr>
+              </m:sSupPr>
+              <m:e>
+                <m:d>
+                  <m:dPr>
+                    <m:ctrlPr>
+                      <w:rPr>
+                        <w:rFonts w:ascii="Cambria Math" w:eastAsiaTheme="minorEastAsia" w:hAnsi="Cambria Math"/>
+                      </w:rPr>
+                    </m:ctrlPr>
+                  </m:dPr>
+                  <m:e>
+                    <m:sSubSup>
+                      <m:sSubSupPr>
+                        <m:ctrlPr>
+                          <w:rPr>
+                            <w:rFonts w:ascii="Cambria Math" w:eastAsiaTheme="minorEastAsia" w:hAnsi="Cambria Math"/>
+                            <w:i/>
+                          </w:rPr>
+                        </m:ctrlPr>
+                      </m:sSubSupPr>
+                      <m:e>
+                        <m:r>
+                          <w:rPr>
+                            <w:rFonts w:ascii="Cambria Math" w:eastAsiaTheme="minorEastAsia" w:hAnsi="Cambria Math"/>
+                          </w:rPr>
+                          <m:t>y</m:t>
+                        </m:r>
+                        <m:ctrlPr>
+                          <w:rPr>
+                            <w:rFonts w:ascii="Cambria Math" w:eastAsiaTheme="minorEastAsia" w:hAnsi="Cambria Math"/>
+                          </w:rPr>
+                        </m:ctrlPr>
+                      </m:e>
+                      <m:sub>
+                        <m:r>
+                          <w:rPr>
+                            <w:rFonts w:ascii="Cambria Math" w:eastAsiaTheme="minorEastAsia" w:hAnsi="Cambria Math"/>
+                          </w:rPr>
+                          <m:t>val</m:t>
+                        </m:r>
+                      </m:sub>
+                      <m:sup>
+                        <m:r>
+                          <w:rPr>
+                            <w:rFonts w:ascii="Cambria Math" w:eastAsiaTheme="minorEastAsia" w:hAnsi="Cambria Math"/>
+                          </w:rPr>
+                          <m:t>max</m:t>
+                        </m:r>
+                      </m:sup>
+                    </m:sSubSup>
+                    <m:r>
+                      <w:rPr>
+                        <w:rFonts w:ascii="Cambria Math" w:eastAsiaTheme="minorEastAsia" w:hAnsi="Cambria Math"/>
+                      </w:rPr>
+                      <m:t>-</m:t>
+                    </m:r>
+                    <m:sSubSup>
+                      <m:sSubSupPr>
+                        <m:ctrlPr>
+                          <w:rPr>
+                            <w:rFonts w:ascii="Cambria Math" w:eastAsiaTheme="minorEastAsia" w:hAnsi="Cambria Math"/>
+                            <w:i/>
+                          </w:rPr>
+                        </m:ctrlPr>
+                      </m:sSubSupPr>
+                      <m:e>
+                        <m:r>
+                          <w:rPr>
+                            <w:rFonts w:ascii="Cambria Math" w:eastAsiaTheme="minorEastAsia" w:hAnsi="Cambria Math"/>
+                          </w:rPr>
+                          <m:t>y</m:t>
+                        </m:r>
+                      </m:e>
+                      <m:sub>
+                        <m:r>
+                          <w:rPr>
+                            <w:rFonts w:ascii="Cambria Math" w:eastAsiaTheme="minorEastAsia" w:hAnsi="Cambria Math"/>
+                          </w:rPr>
+                          <m:t>val</m:t>
+                        </m:r>
+                      </m:sub>
+                      <m:sup>
+                        <m:r>
+                          <w:rPr>
+                            <w:rFonts w:ascii="Cambria Math" w:eastAsiaTheme="minorEastAsia" w:hAnsi="Cambria Math"/>
+                          </w:rPr>
+                          <m:t>pred,max</m:t>
+                        </m:r>
+                      </m:sup>
+                    </m:sSubSup>
+                    <m:ctrlPr>
+                      <w:rPr>
+                        <w:rFonts w:ascii="Cambria Math" w:eastAsiaTheme="minorEastAsia" w:hAnsi="Cambria Math"/>
+                        <w:i/>
+                      </w:rPr>
+                    </m:ctrlPr>
+                  </m:e>
+                </m:d>
+              </m:e>
+              <m:sup>
+                <m:r>
+                  <w:rPr>
+                    <w:rFonts w:ascii="Cambria Math" w:eastAsiaTheme="minorEastAsia" w:hAnsi="Cambria Math"/>
+                  </w:rPr>
+                  <m:t>2</m:t>
+                </m:r>
+              </m:sup>
+            </m:sSup>
+            <m:r>
+              <w:rPr>
+                <w:rFonts w:ascii="Cambria Math" w:eastAsiaTheme="minorEastAsia" w:hAnsi="Cambria Math"/>
+              </w:rPr>
+              <m:t>+</m:t>
+            </m:r>
+            <m:sSup>
+              <m:sSupPr>
+                <m:ctrlPr>
+                  <w:rPr>
+                    <w:rFonts w:ascii="Cambria Math" w:eastAsiaTheme="minorEastAsia" w:hAnsi="Cambria Math"/>
+                    <w:i/>
+                  </w:rPr>
+                </m:ctrlPr>
+              </m:sSupPr>
+              <m:e>
+                <m:r>
+                  <m:rPr>
+                    <m:sty m:val="p"/>
+                  </m:rPr>
+                  <w:rPr>
+                    <w:rFonts w:ascii="Cambria Math" w:eastAsiaTheme="minorEastAsia" w:hAnsi="Cambria Math"/>
+                  </w:rPr>
+                  <m:t>α</m:t>
+                </m:r>
+              </m:e>
+              <m:sup>
+                <m:r>
+                  <w:rPr>
+                    <w:rFonts w:ascii="Cambria Math" w:eastAsiaTheme="minorEastAsia" w:hAnsi="Cambria Math"/>
+                  </w:rPr>
+                  <m:t>2</m:t>
+                </m:r>
+              </m:sup>
+            </m:sSup>
+            <m:d>
+              <m:dPr>
+                <m:ctrlPr>
+                  <w:rPr>
+                    <w:rFonts w:ascii="Cambria Math" w:eastAsiaTheme="minorEastAsia" w:hAnsi="Cambria Math"/>
+                  </w:rPr>
+                </m:ctrlPr>
+              </m:dPr>
+              <m:e>
+                <m:sSup>
+                  <m:sSupPr>
+                    <m:ctrlPr>
+                      <w:rPr>
+                        <w:rFonts w:ascii="Cambria Math" w:eastAsiaTheme="minorEastAsia" w:hAnsi="Cambria Math"/>
+                        <w:i/>
+                      </w:rPr>
+                    </m:ctrlPr>
+                  </m:sSupPr>
+                  <m:e>
+                    <m:d>
+                      <m:dPr>
+                        <m:ctrlPr>
+                          <w:rPr>
+                            <w:rFonts w:ascii="Cambria Math" w:eastAsiaTheme="minorEastAsia" w:hAnsi="Cambria Math"/>
+                          </w:rPr>
+                        </m:ctrlPr>
+                      </m:dPr>
+                      <m:e>
+                        <m:sSubSup>
+                          <m:sSubSupPr>
+                            <m:ctrlPr>
+                              <w:rPr>
+                                <w:rFonts w:ascii="Cambria Math" w:eastAsiaTheme="minorEastAsia" w:hAnsi="Cambria Math"/>
+                                <w:i/>
+                              </w:rPr>
+                            </m:ctrlPr>
+                          </m:sSubSupPr>
+                          <m:e>
+                            <m:r>
+                              <w:rPr>
+                                <w:rFonts w:ascii="Cambria Math" w:eastAsiaTheme="minorEastAsia" w:hAnsi="Cambria Math"/>
+                              </w:rPr>
+                              <m:t>t</m:t>
+                            </m:r>
+                            <m:ctrlPr>
+                              <w:rPr>
+                                <w:rFonts w:ascii="Cambria Math" w:eastAsiaTheme="minorEastAsia" w:hAnsi="Cambria Math"/>
+                              </w:rPr>
+                            </m:ctrlPr>
+                          </m:e>
+                          <m:sub>
+                            <m:r>
+                              <w:rPr>
+                                <w:rFonts w:ascii="Cambria Math" w:eastAsiaTheme="minorEastAsia" w:hAnsi="Cambria Math"/>
+                              </w:rPr>
+                              <m:t>val</m:t>
+                            </m:r>
+                          </m:sub>
+                          <m:sup>
+                            <m:r>
+                              <w:rPr>
+                                <w:rFonts w:ascii="Cambria Math" w:eastAsiaTheme="minorEastAsia" w:hAnsi="Cambria Math"/>
+                              </w:rPr>
+                              <m:t>max</m:t>
+                            </m:r>
+                          </m:sup>
+                        </m:sSubSup>
+                        <m:r>
+                          <w:rPr>
+                            <w:rFonts w:ascii="Cambria Math" w:eastAsiaTheme="minorEastAsia" w:hAnsi="Cambria Math"/>
+                          </w:rPr>
+                          <m:t>-</m:t>
+                        </m:r>
+                        <m:sSubSup>
+                          <m:sSubSupPr>
+                            <m:ctrlPr>
+                              <w:rPr>
+                                <w:rFonts w:ascii="Cambria Math" w:eastAsiaTheme="minorEastAsia" w:hAnsi="Cambria Math"/>
+                                <w:i/>
+                              </w:rPr>
+                            </m:ctrlPr>
+                          </m:sSubSupPr>
+                          <m:e>
+                            <m:r>
+                              <w:rPr>
+                                <w:rFonts w:ascii="Cambria Math" w:eastAsiaTheme="minorEastAsia" w:hAnsi="Cambria Math"/>
+                              </w:rPr>
+                              <m:t>t</m:t>
+                            </m:r>
+                          </m:e>
+                          <m:sub>
+                            <m:r>
+                              <w:rPr>
+                                <w:rFonts w:ascii="Cambria Math" w:eastAsiaTheme="minorEastAsia" w:hAnsi="Cambria Math"/>
+                              </w:rPr>
+                              <m:t>val</m:t>
+                            </m:r>
+                          </m:sub>
+                          <m:sup>
+                            <m:r>
+                              <w:rPr>
+                                <w:rFonts w:ascii="Cambria Math" w:eastAsiaTheme="minorEastAsia" w:hAnsi="Cambria Math"/>
+                              </w:rPr>
+                              <m:t>pred,max</m:t>
+                            </m:r>
+                          </m:sup>
+                        </m:sSubSup>
+                        <m:ctrlPr>
+                          <w:rPr>
+                            <w:rFonts w:ascii="Cambria Math" w:eastAsiaTheme="minorEastAsia" w:hAnsi="Cambria Math"/>
+                            <w:i/>
+                          </w:rPr>
+                        </m:ctrlPr>
+                      </m:e>
+                    </m:d>
+                    <m:ctrlPr>
+                      <w:rPr>
+                        <w:rFonts w:ascii="Cambria Math" w:eastAsiaTheme="minorEastAsia" w:hAnsi="Cambria Math"/>
+                      </w:rPr>
+                    </m:ctrlPr>
+                  </m:e>
+                  <m:sup>
+                    <m:r>
+                      <w:rPr>
+                        <w:rFonts w:ascii="Cambria Math" w:eastAsiaTheme="minorEastAsia" w:hAnsi="Cambria Math"/>
+                      </w:rPr>
+                      <m:t>2</m:t>
+                    </m:r>
+                  </m:sup>
+                </m:sSup>
+                <m:r>
+                  <w:rPr>
+                    <w:rFonts w:ascii="Cambria Math" w:eastAsiaTheme="minorEastAsia" w:hAnsi="Cambria Math"/>
+                  </w:rPr>
+                  <m:t>+MS</m:t>
+                </m:r>
                 <m:sSub>
                   <m:sSubPr>
                     <m:ctrlPr>
@@ -1937,906 +2970,67 @@
                       <w:rPr>
                         <w:rFonts w:ascii="Cambria Math" w:eastAsiaTheme="minorEastAsia" w:hAnsi="Cambria Math"/>
                       </w:rPr>
-                      <m:t>i</m:t>
+                      <m:t>E</m:t>
                     </m:r>
                   </m:e>
                   <m:sub>
                     <m:r>
-                      <m:rPr>
-                        <m:sty m:val="p"/>
-                      </m:rPr>
                       <w:rPr>
                         <w:rFonts w:ascii="Cambria Math" w:eastAsiaTheme="minorEastAsia" w:hAnsi="Cambria Math"/>
                       </w:rPr>
-                      <m:t>α</m:t>
+                      <m:t>train</m:t>
                     </m:r>
                   </m:sub>
                 </m:sSub>
-                <m:d>
-                  <m:dPr>
-                    <m:ctrlPr>
-                      <w:rPr>
-                        <w:rFonts w:ascii="Cambria Math" w:eastAsiaTheme="minorEastAsia" w:hAnsi="Cambria Math"/>
-                        <w:i/>
-                      </w:rPr>
-                    </m:ctrlPr>
-                  </m:dPr>
-                  <m:e>
-                    <m:r>
-                      <w:rPr>
-                        <w:rFonts w:ascii="Cambria Math" w:eastAsiaTheme="minorEastAsia" w:hAnsi="Cambria Math"/>
-                      </w:rPr>
-                      <m:t>t</m:t>
-                    </m:r>
-                  </m:e>
-                </m:d>
+                <m:ctrlPr>
+                  <w:rPr>
+                    <w:rFonts w:ascii="Cambria Math" w:eastAsiaTheme="minorEastAsia" w:hAnsi="Cambria Math"/>
+                    <w:i/>
+                  </w:rPr>
+                </m:ctrlPr>
               </m:e>
             </m:d>
-          </m:e>
-        </m:func>
-        <m:r>
-          <w:rPr>
-            <w:rFonts w:ascii="Cambria Math" w:eastAsiaTheme="minorEastAsia" w:hAnsi="Cambria Math"/>
-          </w:rPr>
-          <m:t>=0</m:t>
-        </m:r>
-      </m:oMath>
-      <w:r>
-        <w:rPr>
-          <w:rFonts w:eastAsiaTheme="minorEastAsia"/>
-        </w:rPr>
-        <w:t xml:space="preserve"> and </w:t>
-      </w:r>
-      <m:oMath>
-        <m:func>
-          <m:funcPr>
+            <m:r>
+              <w:rPr>
+                <w:rFonts w:ascii="Cambria Math" w:eastAsiaTheme="minorEastAsia" w:hAnsi="Cambria Math"/>
+              </w:rPr>
+              <m:t>#</m:t>
+            </m:r>
+            <m:d>
+              <m:dPr>
+                <m:ctrlPr>
+                  <w:rPr>
+                    <w:rFonts w:ascii="Cambria Math" w:eastAsiaTheme="minorEastAsia" w:hAnsi="Cambria Math"/>
+                  </w:rPr>
+                </m:ctrlPr>
+              </m:dPr>
+              <m:e>
+                <m:r>
+                  <m:rPr>
+                    <m:sty m:val="p"/>
+                  </m:rPr>
+                  <w:rPr>
+                    <w:rFonts w:ascii="Cambria Math" w:eastAsiaTheme="minorEastAsia" w:hAnsi="Cambria Math"/>
+                  </w:rPr>
+                  <m:t>2</m:t>
+                </m:r>
+              </m:e>
+            </m:d>
             <m:ctrlPr>
               <w:rPr>
                 <w:rFonts w:ascii="Cambria Math" w:eastAsiaTheme="minorEastAsia" w:hAnsi="Cambria Math"/>
                 <w:i/>
               </w:rPr>
             </m:ctrlPr>
-          </m:funcPr>
-          <m:fName>
-            <m:r>
-              <w:rPr>
-                <w:rFonts w:ascii="Cambria Math" w:eastAsiaTheme="minorEastAsia" w:hAnsi="Cambria Math"/>
-              </w:rPr>
-              <m:t>max</m:t>
-            </m:r>
-          </m:fName>
-          <m:e>
-            <m:d>
-              <m:dPr>
-                <m:ctrlPr>
-                  <w:rPr>
-                    <w:rFonts w:ascii="Cambria Math" w:eastAsiaTheme="minorEastAsia" w:hAnsi="Cambria Math"/>
-                    <w:i/>
-                  </w:rPr>
-                </m:ctrlPr>
-              </m:dPr>
-              <m:e>
-                <m:sSub>
-                  <m:sSubPr>
-                    <m:ctrlPr>
-                      <w:rPr>
-                        <w:rFonts w:ascii="Cambria Math" w:eastAsiaTheme="minorEastAsia" w:hAnsi="Cambria Math"/>
-                        <w:i/>
-                      </w:rPr>
-                    </m:ctrlPr>
-                  </m:sSubPr>
-                  <m:e>
-                    <m:r>
-                      <w:rPr>
-                        <w:rFonts w:ascii="Cambria Math" w:eastAsiaTheme="minorEastAsia" w:hAnsi="Cambria Math"/>
-                      </w:rPr>
-                      <m:t>i</m:t>
-                    </m:r>
-                  </m:e>
-                  <m:sub>
-                    <m:r>
-                      <m:rPr>
-                        <m:sty m:val="p"/>
-                      </m:rPr>
-                      <w:rPr>
-                        <w:rFonts w:ascii="Cambria Math" w:eastAsiaTheme="minorEastAsia" w:hAnsi="Cambria Math"/>
-                      </w:rPr>
-                      <m:t>α</m:t>
-                    </m:r>
-                  </m:sub>
-                </m:sSub>
-                <m:d>
-                  <m:dPr>
-                    <m:ctrlPr>
-                      <w:rPr>
-                        <w:rFonts w:ascii="Cambria Math" w:eastAsiaTheme="minorEastAsia" w:hAnsi="Cambria Math"/>
-                        <w:i/>
-                      </w:rPr>
-                    </m:ctrlPr>
-                  </m:dPr>
-                  <m:e>
-                    <m:r>
-                      <w:rPr>
-                        <w:rFonts w:ascii="Cambria Math" w:eastAsiaTheme="minorEastAsia" w:hAnsi="Cambria Math"/>
-                      </w:rPr>
-                      <m:t>t</m:t>
-                    </m:r>
-                  </m:e>
-                </m:d>
-              </m:e>
-            </m:d>
           </m:e>
-        </m:func>
-        <m:r>
-          <w:rPr>
-            <w:rFonts w:ascii="Cambria Math" w:eastAsiaTheme="minorEastAsia" w:hAnsi="Cambria Math"/>
-          </w:rPr>
-          <m:t>=1</m:t>
-        </m:r>
+        </m:eqArr>
       </m:oMath>
       <w:r>
         <w:rPr>
           <w:rFonts w:eastAsiaTheme="minorEastAsia"/>
         </w:rPr>
-        <w:t xml:space="preserve"> in the training set to normalize all countries to the same scale.</w:t>
-      </w:r>
-    </w:p>
-    <w:p>
-      <w:pPr>
-        <w:rPr>
-          <w:rFonts w:eastAsiaTheme="minorEastAsia"/>
-        </w:rPr>
-      </w:pPr>
-      <w:r>
-        <w:rPr>
-          <w:rFonts w:eastAsiaTheme="minorEastAsia"/>
-        </w:rPr>
-        <w:t xml:space="preserve">The model architecture can be separated into a </w:t>
-      </w:r>
-      <w:r>
-        <w:rPr>
-          <w:rFonts w:eastAsiaTheme="minorEastAsia"/>
-        </w:rPr>
-        <w:t xml:space="preserve">recurrent block </w:t>
-      </w:r>
-      <w:r>
-        <w:rPr>
-          <w:rFonts w:eastAsiaTheme="minorEastAsia"/>
-        </w:rPr>
-        <w:t xml:space="preserve">and a sequential portion visually depicted in Figure </w:t>
-      </w:r>
-      <w:r>
-        <w:rPr>
-          <w:rFonts w:eastAsiaTheme="minorEastAsia"/>
-        </w:rPr>
-        <w:t>ARCH</w:t>
-      </w:r>
-      <w:r>
-        <w:rPr>
-          <w:rFonts w:eastAsiaTheme="minorEastAsia"/>
-        </w:rPr>
-        <w:t xml:space="preserve">. The </w:t>
-      </w:r>
-      <w:r>
-        <w:rPr>
-          <w:rFonts w:eastAsiaTheme="minorEastAsia"/>
-        </w:rPr>
-        <w:t>recurrent</w:t>
-      </w:r>
-      <w:r>
-        <w:rPr>
-          <w:rFonts w:eastAsiaTheme="minorEastAsia"/>
-        </w:rPr>
-        <w:t xml:space="preserve"> piece features a single or two RNNs with a linear layer acting as a feature transformation in between. This general architecture has been used in original</w:t>
-      </w:r>
-      <w:r>
-        <w:rPr>
-          <w:rFonts w:eastAsiaTheme="minorEastAsia"/>
-        </w:rPr>
-        <w:t xml:space="preserve"> encoder-decoder</w:t>
-      </w:r>
-      <w:r>
-        <w:rPr>
-          <w:rFonts w:eastAsiaTheme="minorEastAsia"/>
-        </w:rPr>
-        <w:t xml:space="preserve"> text sequence generation techniques where the first RNN </w:t>
-      </w:r>
-      <w:r>
-        <w:rPr>
-          <w:rFonts w:eastAsiaTheme="minorEastAsia"/>
-        </w:rPr>
-        <w:t xml:space="preserve">(encoder) </w:t>
-      </w:r>
-      <w:r>
-        <w:rPr>
-          <w:rFonts w:eastAsiaTheme="minorEastAsia"/>
-        </w:rPr>
-        <w:t xml:space="preserve">acts to capture the semantic meaning of the sentence, the linear layer transforms this semantic representation, and the second RNN </w:t>
-      </w:r>
-      <w:r>
-        <w:rPr>
-          <w:rFonts w:eastAsiaTheme="minorEastAsia"/>
-        </w:rPr>
-        <w:t xml:space="preserve">(decoder) </w:t>
-      </w:r>
-      <w:r>
-        <w:rPr>
-          <w:rFonts w:eastAsiaTheme="minorEastAsia"/>
-        </w:rPr>
-        <w:t xml:space="preserve">is used to predict the </w:t>
-      </w:r>
-      <w:r>
-        <w:rPr>
-          <w:rFonts w:eastAsiaTheme="minorEastAsia"/>
-        </w:rPr>
-        <w:t>output from the encoded representation (Cho et al 2014, Hahdanau et al 2014, Sutskever 2014)</w:t>
-      </w:r>
-      <w:r>
-        <w:rPr>
-          <w:rFonts w:eastAsiaTheme="minorEastAsia"/>
-        </w:rPr>
-        <w:t xml:space="preserve">. We borrow this technique to apply to weekly influenza rates where the first RNN captures the behavior the Southern Hemisphere flu behavior, linear layer transforms into a new representation where the second RNN can than apply to predict the United States flu behavior. We make use of three flavors of RNNs by including Gated </w:t>
-      </w:r>
-      <w:r>
-        <w:rPr>
-          <w:rFonts w:eastAsiaTheme="minorEastAsia"/>
-        </w:rPr>
-        <w:t>Re</w:t>
-      </w:r>
-      <w:r>
-        <w:rPr>
-          <w:rFonts w:eastAsiaTheme="minorEastAsia"/>
-        </w:rPr>
-        <w:t>current</w:t>
-      </w:r>
-      <w:r>
-        <w:rPr>
-          <w:rFonts w:eastAsiaTheme="minorEastAsia"/>
-        </w:rPr>
-        <w:t xml:space="preserve"> Units (GRUs) </w:t>
-      </w:r>
-      <w:r>
-        <w:rPr>
-          <w:rFonts w:eastAsiaTheme="minorEastAsia"/>
-        </w:rPr>
-        <w:t>(</w:t>
-      </w:r>
-      <w:r>
-        <w:rPr>
-          <w:rFonts w:eastAsiaTheme="minorEastAsia"/>
-        </w:rPr>
-        <w:t>Chung</w:t>
-      </w:r>
-      <w:r>
-        <w:rPr>
-          <w:rFonts w:eastAsiaTheme="minorEastAsia"/>
-        </w:rPr>
-        <w:t xml:space="preserve"> et al </w:t>
-      </w:r>
-      <w:r>
-        <w:rPr>
-          <w:rFonts w:eastAsiaTheme="minorEastAsia"/>
-        </w:rPr>
-        <w:t>2014). </w:t>
-      </w:r>
-      <w:r>
-        <w:rPr>
-          <w:rFonts w:eastAsiaTheme="minorEastAsia"/>
-        </w:rPr>
-        <w:t xml:space="preserve">and Long Short Term Models (LSTMs) </w:t>
-      </w:r>
-      <w:r>
-        <w:rPr>
-          <w:rFonts w:eastAsiaTheme="minorEastAsia"/>
-        </w:rPr>
-        <w:t>(</w:t>
-      </w:r>
-      <w:r>
-        <w:rPr>
-          <w:rFonts w:eastAsiaTheme="minorEastAsia"/>
-        </w:rPr>
-        <w:t>Hochreiter</w:t>
-      </w:r>
-      <w:r>
-        <w:rPr>
-          <w:rFonts w:eastAsiaTheme="minorEastAsia"/>
-        </w:rPr>
         <w:t xml:space="preserve"> </w:t>
       </w:r>
-      <w:r>
-        <w:rPr>
-          <w:rFonts w:eastAsiaTheme="minorEastAsia"/>
-        </w:rPr>
-        <w:t>&amp; Schmidhuber</w:t>
-      </w:r>
-      <w:r>
-        <w:rPr>
-          <w:rFonts w:eastAsiaTheme="minorEastAsia"/>
-        </w:rPr>
-        <w:t xml:space="preserve"> </w:t>
-      </w:r>
-      <w:r>
-        <w:rPr>
-          <w:rFonts w:eastAsiaTheme="minorEastAsia"/>
-        </w:rPr>
-        <w:t>1997)</w:t>
-      </w:r>
-      <w:r>
-        <w:rPr>
-          <w:rFonts w:eastAsiaTheme="minorEastAsia"/>
-        </w:rPr>
-        <w:t xml:space="preserve"> </w:t>
-      </w:r>
-      <w:r>
-        <w:rPr>
-          <w:rFonts w:eastAsiaTheme="minorEastAsia"/>
-        </w:rPr>
-        <w:t>to add additional variability to our model construction in an effort to not bias our forecast via a single model prediction</w:t>
-      </w:r>
-      <w:r>
-        <w:rPr>
-          <w:rFonts w:eastAsiaTheme="minorEastAsia"/>
-        </w:rPr>
-        <w:t xml:space="preserve">, and gauge the importance of long-range temporal </w:t>
-      </w:r>
-      <w:r>
-        <w:rPr>
-          <w:rFonts w:eastAsiaTheme="minorEastAsia"/>
-        </w:rPr>
-        <w:t>dependencies</w:t>
-      </w:r>
-      <w:r>
-        <w:rPr>
-          <w:rFonts w:eastAsiaTheme="minorEastAsia"/>
-        </w:rPr>
-        <w:t xml:space="preserve">. The sequential layers are used in dimensionality reduction with the hope they capture the remaining </w:t>
-      </w:r>
-      <w:r>
-        <w:rPr>
-          <w:rFonts w:eastAsiaTheme="minorEastAsia"/>
-        </w:rPr>
-        <w:t>inter-country relationships</w:t>
-      </w:r>
-      <w:r>
-        <w:rPr>
-          <w:rFonts w:eastAsiaTheme="minorEastAsia"/>
-        </w:rPr>
-        <w:t xml:space="preserve"> via linear layers, RELUs and drop out layers when multiple linear layers are used. The various layer archetypes are illustrated in Figure \ref{loop}.</w:t>
-      </w:r>
-    </w:p>
-    <w:p>
-      <w:pPr>
-        <w:rPr>
-          <w:rFonts w:eastAsiaTheme="minorEastAsia"/>
-        </w:rPr>
-      </w:pPr>
-      <w:r>
-        <w:rPr>
-          <w:rFonts w:eastAsiaTheme="minorEastAsia"/>
-        </w:rPr>
-        <w:t xml:space="preserve">We omit seasons 20-21 and 21-22 due to the damaging effect Covid-19 had on the seasonality. The input during that </w:t>
-      </w:r>
-      <w:r>
-        <w:rPr>
-          <w:rFonts w:eastAsiaTheme="minorEastAsia"/>
-        </w:rPr>
-        <w:t>period</w:t>
-      </w:r>
-      <w:r>
-        <w:rPr>
-          <w:rFonts w:eastAsiaTheme="minorEastAsia"/>
-        </w:rPr>
-        <w:t xml:space="preserve"> were </w:t>
-      </w:r>
-      <w:r>
-        <w:rPr>
-          <w:rFonts w:eastAsiaTheme="minorEastAsia"/>
-        </w:rPr>
-        <w:t>masked to zer</w:t>
-      </w:r>
-      <w:r>
-        <w:rPr>
-          <w:rFonts w:eastAsiaTheme="minorEastAsia"/>
-        </w:rPr>
-        <w:t xml:space="preserve">o to not damage the continuity of the dataset, but we acknowledge we could have just as easily removed that period entirely from training. </w:t>
-      </w:r>
-    </w:p>
-    <w:p>
-      <w:pPr>
-        <w:rPr>
-          <w:rFonts w:eastAsiaTheme="minorEastAsia"/>
-        </w:rPr>
-      </w:pPr>
-      <w:r>
-        <w:rPr>
-          <w:rFonts w:eastAsiaTheme="minorEastAsia"/>
-        </w:rPr>
-        <w:lastRenderedPageBreak/>
-        <w:t xml:space="preserve">We attempt to predict an entire season from </w:t>
-      </w:r>
-      <w:r>
-        <w:rPr>
-          <w:rFonts w:eastAsiaTheme="minorEastAsia"/>
-        </w:rPr>
-        <w:t>historical</w:t>
-      </w:r>
-      <w:r>
-        <w:rPr>
-          <w:rFonts w:eastAsiaTheme="minorEastAsia"/>
-        </w:rPr>
-        <w:t xml:space="preserve"> data</w:t>
-      </w:r>
-      <w:r>
-        <w:rPr>
-          <w:rFonts w:eastAsiaTheme="minorEastAsia"/>
-        </w:rPr>
-        <w:t xml:space="preserve">, </w:t>
-      </w:r>
-      <w:r>
-        <w:rPr>
-          <w:rFonts w:eastAsiaTheme="minorEastAsia"/>
-        </w:rPr>
-        <w:t xml:space="preserve">so </w:t>
-      </w:r>
-      <w:r>
-        <w:rPr>
-          <w:rFonts w:eastAsiaTheme="minorEastAsia"/>
-        </w:rPr>
-        <w:t>we find it</w:t>
-      </w:r>
-      <w:r>
-        <w:rPr>
-          <w:rFonts w:eastAsiaTheme="minorEastAsia"/>
-        </w:rPr>
-        <w:t xml:space="preserve"> natural to use a full season as validation when training the model </w:t>
-      </w:r>
-      <w:r>
-        <w:rPr>
-          <w:rFonts w:eastAsiaTheme="minorEastAsia"/>
-        </w:rPr>
-        <w:t>to</w:t>
-      </w:r>
-      <w:r>
-        <w:rPr>
-          <w:rFonts w:eastAsiaTheme="minorEastAsia"/>
-        </w:rPr>
-        <w:t xml:space="preserve"> minimize the inevitable overfitting that neural networks are guilty of. </w:t>
-      </w:r>
-      <w:r>
-        <w:rPr>
-          <w:rFonts w:eastAsiaTheme="minorEastAsia"/>
-        </w:rPr>
-        <w:t xml:space="preserve">The utility of having a full season as validation will be evident in the following section where we utilize select observables in our modified loss function. </w:t>
-      </w:r>
-    </w:p>
-    <w:p>
-      <w:pPr>
-        <w:pStyle w:val="ListParagraph"/>
-        <w:numPr>
-          <w:ilvl w:val="0"/>
-          <w:numId w:val="1"/>
-        </w:numPr>
-        <w:rPr>
-          <w:rFonts w:eastAsiaTheme="minorEastAsia"/>
-          <w:b/>
-          <w:bCs/>
-        </w:rPr>
-      </w:pPr>
-      <w:r>
-        <w:rPr>
-          <w:rFonts w:eastAsiaTheme="minorEastAsia"/>
-          <w:b/>
-          <w:bCs/>
-        </w:rPr>
-        <w:t>Training</w:t>
-      </w:r>
-    </w:p>
-    <w:p>
-      <w:pPr>
-        <w:rPr>
-          <w:rFonts w:eastAsiaTheme="minorEastAsia"/>
-        </w:rPr>
-      </w:pPr>
-      <w:r>
-        <w:rPr>
-          <w:rFonts w:eastAsiaTheme="minorEastAsia"/>
-        </w:rPr>
-        <w:t>We used</w:t>
-      </w:r>
-      <w:r>
-        <w:rPr>
-          <w:rFonts w:eastAsiaTheme="minorEastAsia"/>
-        </w:rPr>
-        <w:t xml:space="preserve"> a</w:t>
-      </w:r>
-      <w:r>
-        <w:rPr>
-          <w:rFonts w:eastAsiaTheme="minorEastAsia"/>
-        </w:rPr>
-        <w:t xml:space="preserve"> mean squared error as the loss function for back-propagation, however invented a slight hybrid to the conventional mean squared error function to evaluate the validation set for </w:t>
-      </w:r>
-      <w:r>
-        <w:rPr>
-          <w:rFonts w:eastAsiaTheme="minorEastAsia"/>
-        </w:rPr>
-        <w:t>terminating the minimization</w:t>
-      </w:r>
-      <w:r>
-        <w:rPr>
-          <w:rFonts w:eastAsiaTheme="minorEastAsia"/>
-        </w:rPr>
-        <w:t>. Our validation metric is the following</w:t>
-      </w:r>
-    </w:p>
-    <w:p>
-      <w:pPr>
-        <w:rPr>
-          <w:rFonts w:eastAsiaTheme="minorEastAsia"/>
-        </w:rPr>
-      </w:pPr>
-      <m:oMathPara>
-        <m:oMath>
-          <m:r>
-            <w:rPr>
-              <w:rFonts w:ascii="Cambria Math" w:eastAsiaTheme="minorEastAsia" w:hAnsi="Cambria Math"/>
-            </w:rPr>
-            <m:t>MS</m:t>
-          </m:r>
-          <m:sSup>
-            <m:sSupPr>
-              <m:ctrlPr>
-                <w:rPr>
-                  <w:rFonts w:ascii="Cambria Math" w:eastAsiaTheme="minorEastAsia" w:hAnsi="Cambria Math"/>
-                  <w:i/>
-                </w:rPr>
-              </m:ctrlPr>
-            </m:sSupPr>
-            <m:e>
-              <m:r>
-                <w:rPr>
-                  <w:rFonts w:ascii="Cambria Math" w:eastAsiaTheme="minorEastAsia" w:hAnsi="Cambria Math"/>
-                </w:rPr>
-                <m:t>E</m:t>
-              </m:r>
-            </m:e>
-            <m:sup>
-              <m:r>
-                <w:rPr>
-                  <w:rFonts w:ascii="Cambria Math" w:eastAsiaTheme="minorEastAsia" w:hAnsi="Cambria Math"/>
-                </w:rPr>
-                <m:t>adj</m:t>
-              </m:r>
-            </m:sup>
-          </m:sSup>
-          <m:r>
-            <w:rPr>
-              <w:rFonts w:ascii="Cambria Math" w:eastAsiaTheme="minorEastAsia" w:hAnsi="Cambria Math"/>
-            </w:rPr>
-            <m:t>=</m:t>
-          </m:r>
-          <m:sSup>
-            <m:sSupPr>
-              <m:ctrlPr>
-                <w:rPr>
-                  <w:rFonts w:ascii="Cambria Math" w:eastAsiaTheme="minorEastAsia" w:hAnsi="Cambria Math"/>
-                  <w:i/>
-                </w:rPr>
-              </m:ctrlPr>
-            </m:sSupPr>
-            <m:e>
-              <m:d>
-                <m:dPr>
-                  <m:ctrlPr>
-                    <w:rPr>
-                      <w:rFonts w:ascii="Cambria Math" w:eastAsiaTheme="minorEastAsia" w:hAnsi="Cambria Math"/>
-                    </w:rPr>
-                  </m:ctrlPr>
-                </m:dPr>
-                <m:e>
-                  <m:sSubSup>
-                    <m:sSubSupPr>
-                      <m:ctrlPr>
-                        <w:rPr>
-                          <w:rFonts w:ascii="Cambria Math" w:eastAsiaTheme="minorEastAsia" w:hAnsi="Cambria Math"/>
-                          <w:i/>
-                        </w:rPr>
-                      </m:ctrlPr>
-                    </m:sSubSupPr>
-                    <m:e>
-                      <m:r>
-                        <w:rPr>
-                          <w:rFonts w:ascii="Cambria Math" w:eastAsiaTheme="minorEastAsia" w:hAnsi="Cambria Math"/>
-                        </w:rPr>
-                        <m:t>y</m:t>
-                      </m:r>
-                      <m:ctrlPr>
-                        <w:rPr>
-                          <w:rFonts w:ascii="Cambria Math" w:eastAsiaTheme="minorEastAsia" w:hAnsi="Cambria Math"/>
-                        </w:rPr>
-                      </m:ctrlPr>
-                    </m:e>
-                    <m:sub>
-                      <m:r>
-                        <w:rPr>
-                          <w:rFonts w:ascii="Cambria Math" w:eastAsiaTheme="minorEastAsia" w:hAnsi="Cambria Math"/>
-                        </w:rPr>
-                        <m:t>val</m:t>
-                      </m:r>
-                    </m:sub>
-                    <m:sup>
-                      <m:r>
-                        <w:rPr>
-                          <w:rFonts w:ascii="Cambria Math" w:eastAsiaTheme="minorEastAsia" w:hAnsi="Cambria Math"/>
-                        </w:rPr>
-                        <m:t>max</m:t>
-                      </m:r>
-                    </m:sup>
-                  </m:sSubSup>
-                  <m:r>
-                    <w:rPr>
-                      <w:rFonts w:ascii="Cambria Math" w:eastAsiaTheme="minorEastAsia" w:hAnsi="Cambria Math"/>
-                    </w:rPr>
-                    <m:t>-</m:t>
-                  </m:r>
-                  <m:sSubSup>
-                    <m:sSubSupPr>
-                      <m:ctrlPr>
-                        <w:rPr>
-                          <w:rFonts w:ascii="Cambria Math" w:eastAsiaTheme="minorEastAsia" w:hAnsi="Cambria Math"/>
-                          <w:i/>
-                        </w:rPr>
-                      </m:ctrlPr>
-                    </m:sSubSupPr>
-                    <m:e>
-                      <m:r>
-                        <w:rPr>
-                          <w:rFonts w:ascii="Cambria Math" w:eastAsiaTheme="minorEastAsia" w:hAnsi="Cambria Math"/>
-                        </w:rPr>
-                        <m:t>y</m:t>
-                      </m:r>
-                    </m:e>
-                    <m:sub>
-                      <m:r>
-                        <w:rPr>
-                          <w:rFonts w:ascii="Cambria Math" w:eastAsiaTheme="minorEastAsia" w:hAnsi="Cambria Math"/>
-                        </w:rPr>
-                        <m:t>val</m:t>
-                      </m:r>
-                    </m:sub>
-                    <m:sup>
-                      <m:r>
-                        <w:rPr>
-                          <w:rFonts w:ascii="Cambria Math" w:eastAsiaTheme="minorEastAsia" w:hAnsi="Cambria Math"/>
-                        </w:rPr>
-                        <m:t>pred,max</m:t>
-                      </m:r>
-                    </m:sup>
-                  </m:sSubSup>
-                  <m:ctrlPr>
-                    <w:rPr>
-                      <w:rFonts w:ascii="Cambria Math" w:eastAsiaTheme="minorEastAsia" w:hAnsi="Cambria Math"/>
-                      <w:i/>
-                    </w:rPr>
-                  </m:ctrlPr>
-                </m:e>
-              </m:d>
-            </m:e>
-            <m:sup>
-              <m:r>
-                <w:rPr>
-                  <w:rFonts w:ascii="Cambria Math" w:eastAsiaTheme="minorEastAsia" w:hAnsi="Cambria Math"/>
-                </w:rPr>
-                <m:t>2</m:t>
-              </m:r>
-            </m:sup>
-          </m:sSup>
-          <m:r>
-            <w:rPr>
-              <w:rFonts w:ascii="Cambria Math" w:eastAsiaTheme="minorEastAsia" w:hAnsi="Cambria Math"/>
-            </w:rPr>
-            <m:t>+</m:t>
-          </m:r>
-          <m:sSup>
-            <m:sSupPr>
-              <m:ctrlPr>
-                <w:rPr>
-                  <w:rFonts w:ascii="Cambria Math" w:eastAsiaTheme="minorEastAsia" w:hAnsi="Cambria Math"/>
-                  <w:i/>
-                </w:rPr>
-              </m:ctrlPr>
-            </m:sSupPr>
-            <m:e>
-              <m:r>
-                <m:rPr>
-                  <m:sty m:val="p"/>
-                </m:rPr>
-                <w:rPr>
-                  <w:rFonts w:ascii="Cambria Math" w:eastAsiaTheme="minorEastAsia" w:hAnsi="Cambria Math"/>
-                </w:rPr>
-                <m:t>α</m:t>
-              </m:r>
-            </m:e>
-            <m:sup>
-              <m:r>
-                <w:rPr>
-                  <w:rFonts w:ascii="Cambria Math" w:eastAsiaTheme="minorEastAsia" w:hAnsi="Cambria Math"/>
-                </w:rPr>
-                <m:t>2</m:t>
-              </m:r>
-            </m:sup>
-          </m:sSup>
-          <m:d>
-            <m:dPr>
-              <m:ctrlPr>
-                <w:rPr>
-                  <w:rFonts w:ascii="Cambria Math" w:eastAsiaTheme="minorEastAsia" w:hAnsi="Cambria Math"/>
-                </w:rPr>
-              </m:ctrlPr>
-            </m:dPr>
-            <m:e>
-              <m:sSup>
-                <m:sSupPr>
-                  <m:ctrlPr>
-                    <w:rPr>
-                      <w:rFonts w:ascii="Cambria Math" w:eastAsiaTheme="minorEastAsia" w:hAnsi="Cambria Math"/>
-                      <w:i/>
-                    </w:rPr>
-                  </m:ctrlPr>
-                </m:sSupPr>
-                <m:e>
-                  <m:d>
-                    <m:dPr>
-                      <m:ctrlPr>
-                        <w:rPr>
-                          <w:rFonts w:ascii="Cambria Math" w:eastAsiaTheme="minorEastAsia" w:hAnsi="Cambria Math"/>
-                        </w:rPr>
-                      </m:ctrlPr>
-                    </m:dPr>
-                    <m:e>
-                      <m:sSubSup>
-                        <m:sSubSupPr>
-                          <m:ctrlPr>
-                            <w:rPr>
-                              <w:rFonts w:ascii="Cambria Math" w:eastAsiaTheme="minorEastAsia" w:hAnsi="Cambria Math"/>
-                              <w:i/>
-                            </w:rPr>
-                          </m:ctrlPr>
-                        </m:sSubSupPr>
-                        <m:e>
-                          <m:r>
-                            <w:rPr>
-                              <w:rFonts w:ascii="Cambria Math" w:eastAsiaTheme="minorEastAsia" w:hAnsi="Cambria Math"/>
-                            </w:rPr>
-                            <m:t>t</m:t>
-                          </m:r>
-                          <m:ctrlPr>
-                            <w:rPr>
-                              <w:rFonts w:ascii="Cambria Math" w:eastAsiaTheme="minorEastAsia" w:hAnsi="Cambria Math"/>
-                            </w:rPr>
-                          </m:ctrlPr>
-                        </m:e>
-                        <m:sub>
-                          <m:r>
-                            <w:rPr>
-                              <w:rFonts w:ascii="Cambria Math" w:eastAsiaTheme="minorEastAsia" w:hAnsi="Cambria Math"/>
-                            </w:rPr>
-                            <m:t>val</m:t>
-                          </m:r>
-                        </m:sub>
-                        <m:sup>
-                          <m:r>
-                            <w:rPr>
-                              <w:rFonts w:ascii="Cambria Math" w:eastAsiaTheme="minorEastAsia" w:hAnsi="Cambria Math"/>
-                            </w:rPr>
-                            <m:t>max</m:t>
-                          </m:r>
-                        </m:sup>
-                      </m:sSubSup>
-                      <m:r>
-                        <w:rPr>
-                          <w:rFonts w:ascii="Cambria Math" w:eastAsiaTheme="minorEastAsia" w:hAnsi="Cambria Math"/>
-                        </w:rPr>
-                        <m:t>-</m:t>
-                      </m:r>
-                      <m:sSubSup>
-                        <m:sSubSupPr>
-                          <m:ctrlPr>
-                            <w:rPr>
-                              <w:rFonts w:ascii="Cambria Math" w:eastAsiaTheme="minorEastAsia" w:hAnsi="Cambria Math"/>
-                              <w:i/>
-                            </w:rPr>
-                          </m:ctrlPr>
-                        </m:sSubSupPr>
-                        <m:e>
-                          <m:r>
-                            <w:rPr>
-                              <w:rFonts w:ascii="Cambria Math" w:eastAsiaTheme="minorEastAsia" w:hAnsi="Cambria Math"/>
-                            </w:rPr>
-                            <m:t>t</m:t>
-                          </m:r>
-                        </m:e>
-                        <m:sub>
-                          <m:r>
-                            <w:rPr>
-                              <w:rFonts w:ascii="Cambria Math" w:eastAsiaTheme="minorEastAsia" w:hAnsi="Cambria Math"/>
-                            </w:rPr>
-                            <m:t>val</m:t>
-                          </m:r>
-                        </m:sub>
-                        <m:sup>
-                          <m:r>
-                            <w:rPr>
-                              <w:rFonts w:ascii="Cambria Math" w:eastAsiaTheme="minorEastAsia" w:hAnsi="Cambria Math"/>
-                            </w:rPr>
-                            <m:t>pred,max</m:t>
-                          </m:r>
-                        </m:sup>
-                      </m:sSubSup>
-                      <m:ctrlPr>
-                        <w:rPr>
-                          <w:rFonts w:ascii="Cambria Math" w:eastAsiaTheme="minorEastAsia" w:hAnsi="Cambria Math"/>
-                          <w:i/>
-                        </w:rPr>
-                      </m:ctrlPr>
-                    </m:e>
-                  </m:d>
-                  <m:ctrlPr>
-                    <w:rPr>
-                      <w:rFonts w:ascii="Cambria Math" w:eastAsiaTheme="minorEastAsia" w:hAnsi="Cambria Math"/>
-                    </w:rPr>
-                  </m:ctrlPr>
-                </m:e>
-                <m:sup>
-                  <m:r>
-                    <w:rPr>
-                      <w:rFonts w:ascii="Cambria Math" w:eastAsiaTheme="minorEastAsia" w:hAnsi="Cambria Math"/>
-                    </w:rPr>
-                    <m:t>2</m:t>
-                  </m:r>
-                </m:sup>
-              </m:sSup>
-              <m:r>
-                <w:rPr>
-                  <w:rFonts w:ascii="Cambria Math" w:eastAsiaTheme="minorEastAsia" w:hAnsi="Cambria Math"/>
-                </w:rPr>
-                <m:t>+MS</m:t>
-              </m:r>
-              <m:sSub>
-                <m:sSubPr>
-                  <m:ctrlPr>
-                    <w:rPr>
-                      <w:rFonts w:ascii="Cambria Math" w:eastAsiaTheme="minorEastAsia" w:hAnsi="Cambria Math"/>
-                      <w:i/>
-                    </w:rPr>
-                  </m:ctrlPr>
-                </m:sSubPr>
-                <m:e>
-                  <m:r>
-                    <w:rPr>
-                      <w:rFonts w:ascii="Cambria Math" w:eastAsiaTheme="minorEastAsia" w:hAnsi="Cambria Math"/>
-                    </w:rPr>
-                    <m:t>E</m:t>
-                  </m:r>
-                </m:e>
-                <m:sub>
-                  <m:r>
-                    <w:rPr>
-                      <w:rFonts w:ascii="Cambria Math" w:eastAsiaTheme="minorEastAsia" w:hAnsi="Cambria Math"/>
-                    </w:rPr>
-                    <m:t>train</m:t>
-                  </m:r>
-                </m:sub>
-              </m:sSub>
-              <m:ctrlPr>
-                <w:rPr>
-                  <w:rFonts w:ascii="Cambria Math" w:eastAsiaTheme="minorEastAsia" w:hAnsi="Cambria Math"/>
-                  <w:i/>
-                </w:rPr>
-              </m:ctrlPr>
-            </m:e>
-          </m:d>
-        </m:oMath>
-      </m:oMathPara>
     </w:p>
     <w:p>
       <w:pPr>
@@ -2998,7 +3192,19 @@
         <w:rPr>
           <w:rFonts w:eastAsiaTheme="minorEastAsia"/>
         </w:rPr>
-        <w:t>represents the training set, but is suppressed by a factor of</w:t>
+        <w:t xml:space="preserve">represents the training </w:t>
+      </w:r>
+      <w:r>
+        <w:rPr>
+          <w:rFonts w:eastAsiaTheme="minorEastAsia"/>
+        </w:rPr>
+        <w:t>set but</w:t>
+      </w:r>
+      <w:r>
+        <w:rPr>
+          <w:rFonts w:eastAsiaTheme="minorEastAsia"/>
+        </w:rPr>
+        <w:t xml:space="preserve"> is suppressed by a factor of</w:t>
       </w:r>
       <w:r>
         <w:rPr>
@@ -3014,7 +3220,16 @@
           <w:rPr>
             <w:rFonts w:ascii="Cambria Math" w:eastAsiaTheme="minorEastAsia" w:hAnsi="Cambria Math"/>
           </w:rPr>
-          <m:t>α=0.1</m:t>
+          <m:t>α</m:t>
+        </m:r>
+        <m:r>
+          <m:rPr>
+            <m:sty m:val="p"/>
+          </m:rPr>
+          <w:rPr>
+            <w:rFonts w:ascii="Cambria Math" w:eastAsiaTheme="minorEastAsia" w:hAnsi="Cambria Math"/>
+          </w:rPr>
+          <m:t>=0.1</m:t>
         </m:r>
       </m:oMath>
       <w:r>
@@ -3032,6 +3247,7 @@
     </w:p>
     <w:p>
       <w:pPr>
+        <w:ind w:firstLine="720"/>
         <w:rPr>
           <w:rFonts w:eastAsiaTheme="minorEastAsia"/>
         </w:rPr>
@@ -3090,7 +3306,16 @@
           <w:rPr>
             <w:rFonts w:ascii="Cambria Math" w:eastAsiaTheme="minorEastAsia" w:hAnsi="Cambria Math"/>
           </w:rPr>
-          <m:t>∼0.2</m:t>
+          <m:t>∼</m:t>
+        </m:r>
+        <m:r>
+          <m:rPr>
+            <m:sty m:val="p"/>
+          </m:rPr>
+          <w:rPr>
+            <w:rFonts w:ascii="Cambria Math" w:eastAsiaTheme="minorEastAsia" w:hAnsi="Cambria Math"/>
+          </w:rPr>
+          <m:t>0.2</m:t>
         </m:r>
       </m:oMath>
       <w:r>
@@ -3180,14 +3405,35 @@
           <w:rPr>
             <w:rFonts w:ascii="Cambria Math" w:eastAsiaTheme="minorEastAsia" w:hAnsi="Cambria Math"/>
           </w:rPr>
-          <m:t>≤0.2</m:t>
+          <m:t>≤</m:t>
+        </m:r>
+        <m:r>
+          <m:rPr>
+            <m:sty m:val="p"/>
+          </m:rPr>
+          <w:rPr>
+            <w:rFonts w:ascii="Cambria Math" w:eastAsiaTheme="minorEastAsia" w:hAnsi="Cambria Math"/>
+          </w:rPr>
+          <m:t>0.2</m:t>
         </m:r>
       </m:oMath>
       <w:r>
         <w:rPr>
           <w:rFonts w:eastAsiaTheme="minorEastAsia"/>
         </w:rPr>
-        <w:t xml:space="preserve"> are displayed in Figure \ref{fig:full}. These models capture the peak height and location but possess spurious movement outside of the flu season and we remove these from the final forecasts.</w:t>
+        <w:t xml:space="preserve"> are displayed in Figure </w:t>
+      </w:r>
+      <w:r>
+        <w:rPr>
+          <w:rFonts w:eastAsiaTheme="minorEastAsia"/>
+        </w:rPr>
+        <w:t>RAW</w:t>
+      </w:r>
+      <w:r>
+        <w:rPr>
+          <w:rFonts w:eastAsiaTheme="minorEastAsia"/>
+        </w:rPr>
+        <w:t>.</w:t>
       </w:r>
     </w:p>
     <w:p>
@@ -3214,15 +3460,28 @@
     </w:p>
     <w:p>
       <w:pPr>
-        <w:rPr>
-          <w:rFonts w:eastAsiaTheme="minorEastAsia"/>
-        </w:rPr>
-      </w:pPr>
-      <w:r>
-        <w:rPr>
-          <w:rFonts w:eastAsiaTheme="minorEastAsia"/>
-        </w:rPr>
-        <w:t>A naive weekly average of the model variation will produce a poor description of the data due to the seasonality</w:t>
+        <w:ind w:firstLine="720"/>
+        <w:rPr>
+          <w:rFonts w:eastAsiaTheme="minorEastAsia"/>
+        </w:rPr>
+      </w:pPr>
+      <w:r>
+        <w:rPr>
+          <w:rFonts w:eastAsiaTheme="minorEastAsia"/>
+        </w:rPr>
+        <w:t xml:space="preserve">A naive weekly </w:t>
+      </w:r>
+      <w:r>
+        <w:rPr>
+          <w:rFonts w:eastAsiaTheme="minorEastAsia"/>
+        </w:rPr>
+        <w:t>average</w:t>
+      </w:r>
+      <w:r>
+        <w:rPr>
+          <w:rFonts w:eastAsiaTheme="minorEastAsia"/>
+        </w:rPr>
+        <w:t xml:space="preserve"> model variation will produce a poor description of the data due to the seasonality</w:t>
       </w:r>
       <w:r>
         <w:rPr>
@@ -3258,25 +3517,49 @@
         <w:rPr>
           <w:rFonts w:eastAsiaTheme="minorEastAsia"/>
         </w:rPr>
-        <w:t xml:space="preserve"> would wash away the peak behavior. One must first capture the phase differences and shift accordingly</w:t>
-      </w:r>
-      <w:r>
-        <w:rPr>
-          <w:rFonts w:eastAsiaTheme="minorEastAsia"/>
-        </w:rPr>
-        <w:t xml:space="preserve">, or alternatively find a parametric description to describe the season. </w:t>
-      </w:r>
-      <w:r>
-        <w:rPr>
-          <w:rFonts w:eastAsiaTheme="minorEastAsia"/>
-        </w:rPr>
-        <w:t xml:space="preserve"> A parametric solution </w:t>
-      </w:r>
-      <w:r>
-        <w:rPr>
-          <w:rFonts w:eastAsiaTheme="minorEastAsia"/>
-        </w:rPr>
-        <w:t xml:space="preserve">for describing U.S. flu seasons </w:t>
+        <w:t xml:space="preserve"> would wash away the peak behavior. One must first capture the phase differences and shift </w:t>
+      </w:r>
+      <w:r>
+        <w:rPr>
+          <w:rFonts w:eastAsiaTheme="minorEastAsia"/>
+        </w:rPr>
+        <w:t>accordingly</w:t>
+      </w:r>
+      <w:r>
+        <w:rPr>
+          <w:rFonts w:eastAsiaTheme="minorEastAsia"/>
+        </w:rPr>
+        <w:t xml:space="preserve">. An alternative comes from the observation that the U.S. influenza weekly rates </w:t>
+      </w:r>
+      <w:r>
+        <w:rPr>
+          <w:rFonts w:eastAsiaTheme="minorEastAsia"/>
+        </w:rPr>
+        <w:t>have</w:t>
+      </w:r>
+      <w:r>
+        <w:rPr>
+          <w:rFonts w:eastAsiaTheme="minorEastAsia"/>
+        </w:rPr>
+        <w:t xml:space="preserve"> a relatively simple parametric description. </w:t>
+      </w:r>
+      <w:r>
+        <w:rPr>
+          <w:rFonts w:eastAsiaTheme="minorEastAsia"/>
+        </w:rPr>
+        <w:t xml:space="preserve">A </w:t>
+      </w:r>
+      <w:r>
+        <w:rPr>
+          <w:rFonts w:eastAsiaTheme="minorEastAsia"/>
+        </w:rPr>
+        <w:t>solution</w:t>
+      </w:r>
+      <w:r>
+        <w:rPr>
+          <w:rFonts w:eastAsiaTheme="minorEastAsia"/>
+        </w:rPr>
+        <w:t xml:space="preserve"> </w:t>
       </w:r>
       <w:r>
         <w:rPr>
@@ -3293,106 +3576,30 @@
       </w:pPr>
       <m:oMathPara>
         <m:oMath>
-          <m:r>
-            <w:rPr>
-              <w:rFonts w:ascii="Cambria Math" w:eastAsiaTheme="minorEastAsia" w:hAnsi="Cambria Math"/>
-            </w:rPr>
-            <m:t>L</m:t>
-          </m:r>
-          <m:d>
-            <m:dPr>
-              <m:ctrlPr>
-                <w:rPr>
-                  <w:rFonts w:ascii="Cambria Math" w:eastAsiaTheme="minorEastAsia" w:hAnsi="Cambria Math"/>
-                  <w:i/>
-                </w:rPr>
-              </m:ctrlPr>
-            </m:dPr>
-            <m:e>
-              <m:r>
-                <w:rPr>
-                  <w:rFonts w:ascii="Cambria Math" w:eastAsiaTheme="minorEastAsia" w:hAnsi="Cambria Math"/>
-                </w:rPr>
-                <m:t>t</m:t>
-              </m:r>
-            </m:e>
-          </m:d>
-          <m:r>
-            <w:rPr>
-              <w:rFonts w:ascii="Cambria Math" w:eastAsiaTheme="minorEastAsia" w:hAnsi="Cambria Math"/>
-            </w:rPr>
-            <m:t>=</m:t>
-          </m:r>
-          <m:nary>
-            <m:naryPr>
-              <m:chr m:val="∑"/>
+          <m:eqArr>
+            <m:eqArrPr>
+              <m:maxDist m:val="1"/>
               <m:ctrlPr>
                 <w:rPr>
                   <w:rFonts w:ascii="Cambria Math" w:eastAsiaTheme="minorEastAsia" w:hAnsi="Cambria Math"/>
                 </w:rPr>
               </m:ctrlPr>
-            </m:naryPr>
-            <m:sub>
+            </m:eqArrPr>
+            <m:e>
               <m:r>
+                <m:rPr>
+                  <m:sty m:val="p"/>
+                </m:rPr>
                 <w:rPr>
                   <w:rFonts w:ascii="Cambria Math" w:eastAsiaTheme="minorEastAsia" w:hAnsi="Cambria Math"/>
                 </w:rPr>
-                <m:t>i</m:t>
+                <m:t>L</m:t>
               </m:r>
-              <m:ctrlPr>
-                <w:rPr>
-                  <w:rFonts w:ascii="Cambria Math" w:eastAsiaTheme="minorEastAsia" w:hAnsi="Cambria Math"/>
-                  <w:i/>
-                </w:rPr>
-              </m:ctrlPr>
-            </m:sub>
-            <m:sup>
-              <m:r>
-                <w:rPr>
-                  <w:rFonts w:ascii="Cambria Math" w:eastAsiaTheme="minorEastAsia" w:hAnsi="Cambria Math"/>
-                </w:rPr>
-                <m:t>2</m:t>
-              </m:r>
-              <m:ctrlPr>
-                <w:rPr>
-                  <w:rFonts w:ascii="Cambria Math" w:eastAsiaTheme="minorEastAsia" w:hAnsi="Cambria Math"/>
-                  <w:i/>
-                </w:rPr>
-              </m:ctrlPr>
-            </m:sup>
-            <m:e>
-              <m:sSub>
-                <m:sSubPr>
-                  <m:ctrlPr>
-                    <w:rPr>
-                      <w:rFonts w:ascii="Cambria Math" w:eastAsiaTheme="minorEastAsia" w:hAnsi="Cambria Math"/>
-                      <w:i/>
-                    </w:rPr>
-                  </m:ctrlPr>
-                </m:sSubPr>
-                <m:e>
-                  <m:r>
-                    <w:rPr>
-                      <w:rFonts w:ascii="Cambria Math" w:eastAsiaTheme="minorEastAsia" w:hAnsi="Cambria Math"/>
-                    </w:rPr>
-                    <m:t>L</m:t>
-                  </m:r>
-                </m:e>
-                <m:sub>
-                  <m:r>
-                    <w:rPr>
-                      <w:rFonts w:ascii="Cambria Math" w:eastAsiaTheme="minorEastAsia" w:hAnsi="Cambria Math"/>
-                    </w:rPr>
-                    <m:t>i</m:t>
-                  </m:r>
-                </m:sub>
-              </m:sSub>
               <m:d>
                 <m:dPr>
                   <m:ctrlPr>
                     <w:rPr>
                       <w:rFonts w:ascii="Cambria Math" w:eastAsiaTheme="minorEastAsia" w:hAnsi="Cambria Math"/>
-                      <w:i/>
                     </w:rPr>
                   </m:ctrlPr>
                 </m:dPr>
@@ -3403,6 +3610,12 @@
                     </w:rPr>
                     <m:t>t</m:t>
                   </m:r>
+                  <m:ctrlPr>
+                    <w:rPr>
+                      <w:rFonts w:ascii="Cambria Math" w:eastAsiaTheme="minorEastAsia" w:hAnsi="Cambria Math"/>
+                      <w:i/>
+                    </w:rPr>
+                  </m:ctrlPr>
                 </m:e>
               </m:d>
               <m:r>
@@ -3463,7 +3676,7 @@
                         <w:rPr>
                           <w:rFonts w:ascii="Cambria Math" w:eastAsiaTheme="minorEastAsia" w:hAnsi="Cambria Math"/>
                         </w:rPr>
-                        <m:t>A</m:t>
+                        <m:t>L</m:t>
                       </m:r>
                     </m:e>
                     <m:sub>
@@ -3475,43 +3688,230 @@
                       </m:r>
                     </m:sub>
                   </m:sSub>
-                  <m:f>
-                    <m:fPr>
+                  <m:d>
+                    <m:dPr>
                       <m:ctrlPr>
                         <w:rPr>
                           <w:rFonts w:ascii="Cambria Math" w:eastAsiaTheme="minorEastAsia" w:hAnsi="Cambria Math"/>
                         </w:rPr>
                       </m:ctrlPr>
-                    </m:fPr>
-                    <m:num>
-                      <m:sSup>
-                        <m:sSupPr>
+                    </m:dPr>
+                    <m:e>
+                      <m:r>
+                        <w:rPr>
+                          <w:rFonts w:ascii="Cambria Math" w:eastAsiaTheme="minorEastAsia" w:hAnsi="Cambria Math"/>
+                        </w:rPr>
+                        <m:t>t</m:t>
+                      </m:r>
+                      <m:ctrlPr>
+                        <w:rPr>
+                          <w:rFonts w:ascii="Cambria Math" w:eastAsiaTheme="minorEastAsia" w:hAnsi="Cambria Math"/>
+                          <w:i/>
+                        </w:rPr>
+                      </m:ctrlPr>
+                    </m:e>
+                  </m:d>
+                  <m:r>
+                    <w:rPr>
+                      <w:rFonts w:ascii="Cambria Math" w:eastAsiaTheme="minorEastAsia" w:hAnsi="Cambria Math"/>
+                    </w:rPr>
+                    <m:t>=</m:t>
+                  </m:r>
+                  <m:nary>
+                    <m:naryPr>
+                      <m:chr m:val="∑"/>
+                      <m:ctrlPr>
+                        <w:rPr>
+                          <w:rFonts w:ascii="Cambria Math" w:eastAsiaTheme="minorEastAsia" w:hAnsi="Cambria Math"/>
+                        </w:rPr>
+                      </m:ctrlPr>
+                    </m:naryPr>
+                    <m:sub>
+                      <m:r>
+                        <w:rPr>
+                          <w:rFonts w:ascii="Cambria Math" w:eastAsiaTheme="minorEastAsia" w:hAnsi="Cambria Math"/>
+                        </w:rPr>
+                        <m:t>i</m:t>
+                      </m:r>
+                      <m:ctrlPr>
+                        <w:rPr>
+                          <w:rFonts w:ascii="Cambria Math" w:eastAsiaTheme="minorEastAsia" w:hAnsi="Cambria Math"/>
+                          <w:i/>
+                        </w:rPr>
+                      </m:ctrlPr>
+                    </m:sub>
+                    <m:sup>
+                      <m:r>
+                        <w:rPr>
+                          <w:rFonts w:ascii="Cambria Math" w:eastAsiaTheme="minorEastAsia" w:hAnsi="Cambria Math"/>
+                        </w:rPr>
+                        <m:t>2</m:t>
+                      </m:r>
+                      <m:ctrlPr>
+                        <w:rPr>
+                          <w:rFonts w:ascii="Cambria Math" w:eastAsiaTheme="minorEastAsia" w:hAnsi="Cambria Math"/>
+                          <w:i/>
+                        </w:rPr>
+                      </m:ctrlPr>
+                    </m:sup>
+                    <m:e>
+                      <m:sSub>
+                        <m:sSubPr>
                           <m:ctrlPr>
                             <w:rPr>
                               <w:rFonts w:ascii="Cambria Math" w:eastAsiaTheme="minorEastAsia" w:hAnsi="Cambria Math"/>
                               <w:i/>
                             </w:rPr>
                           </m:ctrlPr>
-                        </m:sSupPr>
+                        </m:sSubPr>
                         <m:e>
-                          <m:d>
-                            <m:dPr>
+                          <m:r>
+                            <w:rPr>
+                              <w:rFonts w:ascii="Cambria Math" w:eastAsiaTheme="minorEastAsia" w:hAnsi="Cambria Math"/>
+                            </w:rPr>
+                            <m:t>A</m:t>
+                          </m:r>
+                        </m:e>
+                        <m:sub>
+                          <m:r>
+                            <w:rPr>
+                              <w:rFonts w:ascii="Cambria Math" w:eastAsiaTheme="minorEastAsia" w:hAnsi="Cambria Math"/>
+                            </w:rPr>
+                            <m:t>i</m:t>
+                          </m:r>
+                        </m:sub>
+                      </m:sSub>
+                      <m:f>
+                        <m:fPr>
+                          <m:ctrlPr>
+                            <w:rPr>
+                              <w:rFonts w:ascii="Cambria Math" w:eastAsiaTheme="minorEastAsia" w:hAnsi="Cambria Math"/>
+                            </w:rPr>
+                          </m:ctrlPr>
+                        </m:fPr>
+                        <m:num>
+                          <m:sSup>
+                            <m:sSupPr>
+                              <m:ctrlPr>
+                                <w:rPr>
+                                  <w:rFonts w:ascii="Cambria Math" w:eastAsiaTheme="minorEastAsia" w:hAnsi="Cambria Math"/>
+                                  <w:i/>
+                                </w:rPr>
+                              </m:ctrlPr>
+                            </m:sSupPr>
+                            <m:e>
+                              <m:d>
+                                <m:dPr>
+                                  <m:ctrlPr>
+                                    <w:rPr>
+                                      <w:rFonts w:ascii="Cambria Math" w:eastAsiaTheme="minorEastAsia" w:hAnsi="Cambria Math"/>
+                                    </w:rPr>
+                                  </m:ctrlPr>
+                                </m:dPr>
+                                <m:e>
+                                  <m:f>
+                                    <m:fPr>
+                                      <m:ctrlPr>
+                                        <w:rPr>
+                                          <w:rFonts w:ascii="Cambria Math" w:eastAsiaTheme="minorEastAsia" w:hAnsi="Cambria Math"/>
+                                        </w:rPr>
+                                      </m:ctrlPr>
+                                    </m:fPr>
+                                    <m:num>
+                                      <m:sSub>
+                                        <m:sSubPr>
+                                          <m:ctrlPr>
+                                            <w:rPr>
+                                              <w:rFonts w:ascii="Cambria Math" w:eastAsiaTheme="minorEastAsia" w:hAnsi="Cambria Math"/>
+                                              <w:i/>
+                                            </w:rPr>
+                                          </m:ctrlPr>
+                                        </m:sSubPr>
+                                        <m:e>
+                                          <m:r>
+                                            <m:rPr>
+                                              <m:sty m:val="p"/>
+                                            </m:rPr>
+                                            <w:rPr>
+                                              <w:rFonts w:ascii="Cambria Math" w:eastAsiaTheme="minorEastAsia" w:hAnsi="Cambria Math"/>
+                                            </w:rPr>
+                                            <m:t>Γ</m:t>
+                                          </m:r>
+                                          <m:ctrlPr>
+                                            <w:rPr>
+                                              <w:rFonts w:ascii="Cambria Math" w:eastAsiaTheme="minorEastAsia" w:hAnsi="Cambria Math"/>
+                                            </w:rPr>
+                                          </m:ctrlPr>
+                                        </m:e>
+                                        <m:sub>
+                                          <m:r>
+                                            <w:rPr>
+                                              <w:rFonts w:ascii="Cambria Math" w:eastAsiaTheme="minorEastAsia" w:hAnsi="Cambria Math"/>
+                                            </w:rPr>
+                                            <m:t>i</m:t>
+                                          </m:r>
+                                        </m:sub>
+                                      </m:sSub>
+                                    </m:num>
+                                    <m:den>
+                                      <m:r>
+                                        <w:rPr>
+                                          <w:rFonts w:ascii="Cambria Math" w:eastAsiaTheme="minorEastAsia" w:hAnsi="Cambria Math"/>
+                                        </w:rPr>
+                                        <m:t>2</m:t>
+                                      </m:r>
+                                    </m:den>
+                                  </m:f>
+                                  <m:ctrlPr>
+                                    <w:rPr>
+                                      <w:rFonts w:ascii="Cambria Math" w:eastAsiaTheme="minorEastAsia" w:hAnsi="Cambria Math"/>
+                                      <w:i/>
+                                    </w:rPr>
+                                  </m:ctrlPr>
+                                </m:e>
+                              </m:d>
                               <m:ctrlPr>
                                 <w:rPr>
                                   <w:rFonts w:ascii="Cambria Math" w:eastAsiaTheme="minorEastAsia" w:hAnsi="Cambria Math"/>
                                 </w:rPr>
                               </m:ctrlPr>
-                            </m:dPr>
+                            </m:e>
+                            <m:sup>
+                              <m:r>
+                                <w:rPr>
+                                  <w:rFonts w:ascii="Cambria Math" w:eastAsiaTheme="minorEastAsia" w:hAnsi="Cambria Math"/>
+                                </w:rPr>
+                                <m:t>2</m:t>
+                              </m:r>
+                            </m:sup>
+                          </m:sSup>
+                        </m:num>
+                        <m:den>
+                          <m:sSup>
+                            <m:sSupPr>
+                              <m:ctrlPr>
+                                <w:rPr>
+                                  <w:rFonts w:ascii="Cambria Math" w:eastAsiaTheme="minorEastAsia" w:hAnsi="Cambria Math"/>
+                                  <w:i/>
+                                </w:rPr>
+                              </m:ctrlPr>
+                            </m:sSupPr>
                             <m:e>
-                              <m:f>
-                                <m:fPr>
+                              <m:d>
+                                <m:dPr>
                                   <m:ctrlPr>
                                     <w:rPr>
                                       <w:rFonts w:ascii="Cambria Math" w:eastAsiaTheme="minorEastAsia" w:hAnsi="Cambria Math"/>
                                     </w:rPr>
                                   </m:ctrlPr>
-                                </m:fPr>
-                                <m:num>
+                                </m:dPr>
+                                <m:e>
+                                  <m:r>
+                                    <w:rPr>
+                                      <w:rFonts w:ascii="Cambria Math" w:eastAsiaTheme="minorEastAsia" w:hAnsi="Cambria Math"/>
+                                    </w:rPr>
+                                    <m:t>t-</m:t>
+                                  </m:r>
                                   <m:sSub>
                                     <m:sSubPr>
                                       <m:ctrlPr>
@@ -3523,13 +3923,10 @@
                                     </m:sSubPr>
                                     <m:e>
                                       <m:r>
-                                        <m:rPr>
-                                          <m:sty m:val="p"/>
-                                        </m:rPr>
                                         <w:rPr>
                                           <w:rFonts w:ascii="Cambria Math" w:eastAsiaTheme="minorEastAsia" w:hAnsi="Cambria Math"/>
                                         </w:rPr>
-                                        <m:t>Γ</m:t>
+                                        <m:t>t</m:t>
                                       </m:r>
                                     </m:e>
                                     <m:sub>
@@ -3547,223 +3944,129 @@
                                       <w:i/>
                                     </w:rPr>
                                   </m:ctrlPr>
-                                </m:num>
-                                <m:den>
-                                  <m:r>
+                                </m:e>
+                              </m:d>
+                              <m:ctrlPr>
+                                <w:rPr>
+                                  <w:rFonts w:ascii="Cambria Math" w:eastAsiaTheme="minorEastAsia" w:hAnsi="Cambria Math"/>
+                                </w:rPr>
+                              </m:ctrlPr>
+                            </m:e>
+                            <m:sup>
+                              <m:r>
+                                <w:rPr>
+                                  <w:rFonts w:ascii="Cambria Math" w:eastAsiaTheme="minorEastAsia" w:hAnsi="Cambria Math"/>
+                                </w:rPr>
+                                <m:t>2</m:t>
+                              </m:r>
+                            </m:sup>
+                          </m:sSup>
+                          <m:r>
+                            <w:rPr>
+                              <w:rFonts w:ascii="Cambria Math" w:eastAsiaTheme="minorEastAsia" w:hAnsi="Cambria Math"/>
+                            </w:rPr>
+                            <m:t>+</m:t>
+                          </m:r>
+                          <m:sSup>
+                            <m:sSupPr>
+                              <m:ctrlPr>
+                                <w:rPr>
+                                  <w:rFonts w:ascii="Cambria Math" w:eastAsiaTheme="minorEastAsia" w:hAnsi="Cambria Math"/>
+                                  <w:i/>
+                                </w:rPr>
+                              </m:ctrlPr>
+                            </m:sSupPr>
+                            <m:e>
+                              <m:d>
+                                <m:dPr>
+                                  <m:ctrlPr>
                                     <w:rPr>
                                       <w:rFonts w:ascii="Cambria Math" w:eastAsiaTheme="minorEastAsia" w:hAnsi="Cambria Math"/>
                                     </w:rPr>
-                                    <m:t>2</m:t>
-                                  </m:r>
+                                  </m:ctrlPr>
+                                </m:dPr>
+                                <m:e>
+                                  <m:f>
+                                    <m:fPr>
+                                      <m:ctrlPr>
+                                        <w:rPr>
+                                          <w:rFonts w:ascii="Cambria Math" w:eastAsiaTheme="minorEastAsia" w:hAnsi="Cambria Math"/>
+                                        </w:rPr>
+                                      </m:ctrlPr>
+                                    </m:fPr>
+                                    <m:num>
+                                      <m:sSub>
+                                        <m:sSubPr>
+                                          <m:ctrlPr>
+                                            <w:rPr>
+                                              <w:rFonts w:ascii="Cambria Math" w:eastAsiaTheme="minorEastAsia" w:hAnsi="Cambria Math"/>
+                                              <w:i/>
+                                            </w:rPr>
+                                          </m:ctrlPr>
+                                        </m:sSubPr>
+                                        <m:e>
+                                          <m:r>
+                                            <m:rPr>
+                                              <m:sty m:val="p"/>
+                                            </m:rPr>
+                                            <w:rPr>
+                                              <w:rFonts w:ascii="Cambria Math" w:eastAsiaTheme="minorEastAsia" w:hAnsi="Cambria Math"/>
+                                            </w:rPr>
+                                            <m:t>Γ</m:t>
+                                          </m:r>
+                                          <m:ctrlPr>
+                                            <w:rPr>
+                                              <w:rFonts w:ascii="Cambria Math" w:eastAsiaTheme="minorEastAsia" w:hAnsi="Cambria Math"/>
+                                            </w:rPr>
+                                          </m:ctrlPr>
+                                        </m:e>
+                                        <m:sub>
+                                          <m:r>
+                                            <w:rPr>
+                                              <w:rFonts w:ascii="Cambria Math" w:eastAsiaTheme="minorEastAsia" w:hAnsi="Cambria Math"/>
+                                            </w:rPr>
+                                            <m:t>i</m:t>
+                                          </m:r>
+                                        </m:sub>
+                                      </m:sSub>
+                                    </m:num>
+                                    <m:den>
+                                      <m:r>
+                                        <w:rPr>
+                                          <w:rFonts w:ascii="Cambria Math" w:eastAsiaTheme="minorEastAsia" w:hAnsi="Cambria Math"/>
+                                        </w:rPr>
+                                        <m:t>2</m:t>
+                                      </m:r>
+                                    </m:den>
+                                  </m:f>
                                   <m:ctrlPr>
                                     <w:rPr>
                                       <w:rFonts w:ascii="Cambria Math" w:eastAsiaTheme="minorEastAsia" w:hAnsi="Cambria Math"/>
                                       <w:i/>
                                     </w:rPr>
                                   </m:ctrlPr>
-                                </m:den>
-                              </m:f>
-                              <m:ctrlPr>
+                                </m:e>
+                              </m:d>
+                            </m:e>
+                            <m:sup>
+                              <m:r>
                                 <w:rPr>
                                   <w:rFonts w:ascii="Cambria Math" w:eastAsiaTheme="minorEastAsia" w:hAnsi="Cambria Math"/>
-                                  <w:i/>
                                 </w:rPr>
-                              </m:ctrlPr>
-                            </m:e>
-                          </m:d>
-                        </m:e>
-                        <m:sup>
-                          <m:r>
-                            <w:rPr>
-                              <w:rFonts w:ascii="Cambria Math" w:eastAsiaTheme="minorEastAsia" w:hAnsi="Cambria Math"/>
-                            </w:rPr>
-                            <m:t>2</m:t>
-                          </m:r>
-                        </m:sup>
-                      </m:sSup>
+                                <m:t>2</m:t>
+                              </m:r>
+                            </m:sup>
+                          </m:sSup>
+                        </m:den>
+                      </m:f>
                       <m:ctrlPr>
                         <w:rPr>
                           <w:rFonts w:ascii="Cambria Math" w:eastAsiaTheme="minorEastAsia" w:hAnsi="Cambria Math"/>
                           <w:i/>
                         </w:rPr>
                       </m:ctrlPr>
-                    </m:num>
-                    <m:den>
-                      <m:sSup>
-                        <m:sSupPr>
-                          <m:ctrlPr>
-                            <w:rPr>
-                              <w:rFonts w:ascii="Cambria Math" w:eastAsiaTheme="minorEastAsia" w:hAnsi="Cambria Math"/>
-                              <w:i/>
-                            </w:rPr>
-                          </m:ctrlPr>
-                        </m:sSupPr>
-                        <m:e>
-                          <m:d>
-                            <m:dPr>
-                              <m:ctrlPr>
-                                <w:rPr>
-                                  <w:rFonts w:ascii="Cambria Math" w:eastAsiaTheme="minorEastAsia" w:hAnsi="Cambria Math"/>
-                                  <w:i/>
-                                </w:rPr>
-                              </m:ctrlPr>
-                            </m:dPr>
-                            <m:e>
-                              <m:r>
-                                <w:rPr>
-                                  <w:rFonts w:ascii="Cambria Math" w:eastAsiaTheme="minorEastAsia" w:hAnsi="Cambria Math"/>
-                                </w:rPr>
-                                <m:t>t-</m:t>
-                              </m:r>
-                              <m:sSub>
-                                <m:sSubPr>
-                                  <m:ctrlPr>
-                                    <w:rPr>
-                                      <w:rFonts w:ascii="Cambria Math" w:eastAsiaTheme="minorEastAsia" w:hAnsi="Cambria Math"/>
-                                      <w:i/>
-                                    </w:rPr>
-                                  </m:ctrlPr>
-                                </m:sSubPr>
-                                <m:e>
-                                  <m:r>
-                                    <w:rPr>
-                                      <w:rFonts w:ascii="Cambria Math" w:eastAsiaTheme="minorEastAsia" w:hAnsi="Cambria Math"/>
-                                    </w:rPr>
-                                    <m:t>t</m:t>
-                                  </m:r>
-                                </m:e>
-                                <m:sub>
-                                  <m:r>
-                                    <w:rPr>
-                                      <w:rFonts w:ascii="Cambria Math" w:eastAsiaTheme="minorEastAsia" w:hAnsi="Cambria Math"/>
-                                    </w:rPr>
-                                    <m:t>i</m:t>
-                                  </m:r>
-                                </m:sub>
-                              </m:sSub>
-                            </m:e>
-                          </m:d>
-                        </m:e>
-                        <m:sup>
-                          <m:r>
-                            <w:rPr>
-                              <w:rFonts w:ascii="Cambria Math" w:eastAsiaTheme="minorEastAsia" w:hAnsi="Cambria Math"/>
-                            </w:rPr>
-                            <m:t>2</m:t>
-                          </m:r>
-                        </m:sup>
-                      </m:sSup>
-                      <m:r>
-                        <w:rPr>
-                          <w:rFonts w:ascii="Cambria Math" w:eastAsiaTheme="minorEastAsia" w:hAnsi="Cambria Math"/>
-                        </w:rPr>
-                        <m:t>+</m:t>
-                      </m:r>
-                      <m:sSup>
-                        <m:sSupPr>
-                          <m:ctrlPr>
-                            <w:rPr>
-                              <w:rFonts w:ascii="Cambria Math" w:eastAsiaTheme="minorEastAsia" w:hAnsi="Cambria Math"/>
-                              <w:i/>
-                            </w:rPr>
-                          </m:ctrlPr>
-                        </m:sSupPr>
-                        <m:e>
-                          <m:d>
-                            <m:dPr>
-                              <m:ctrlPr>
-                                <w:rPr>
-                                  <w:rFonts w:ascii="Cambria Math" w:eastAsiaTheme="minorEastAsia" w:hAnsi="Cambria Math"/>
-                                </w:rPr>
-                              </m:ctrlPr>
-                            </m:dPr>
-                            <m:e>
-                              <m:f>
-                                <m:fPr>
-                                  <m:ctrlPr>
-                                    <w:rPr>
-                                      <w:rFonts w:ascii="Cambria Math" w:eastAsiaTheme="minorEastAsia" w:hAnsi="Cambria Math"/>
-                                    </w:rPr>
-                                  </m:ctrlPr>
-                                </m:fPr>
-                                <m:num>
-                                  <m:sSub>
-                                    <m:sSubPr>
-                                      <m:ctrlPr>
-                                        <w:rPr>
-                                          <w:rFonts w:ascii="Cambria Math" w:eastAsiaTheme="minorEastAsia" w:hAnsi="Cambria Math"/>
-                                          <w:i/>
-                                        </w:rPr>
-                                      </m:ctrlPr>
-                                    </m:sSubPr>
-                                    <m:e>
-                                      <m:r>
-                                        <m:rPr>
-                                          <m:sty m:val="p"/>
-                                        </m:rPr>
-                                        <w:rPr>
-                                          <w:rFonts w:ascii="Cambria Math" w:eastAsiaTheme="minorEastAsia" w:hAnsi="Cambria Math"/>
-                                        </w:rPr>
-                                        <m:t>Γ</m:t>
-                                      </m:r>
-                                    </m:e>
-                                    <m:sub>
-                                      <m:r>
-                                        <w:rPr>
-                                          <w:rFonts w:ascii="Cambria Math" w:eastAsiaTheme="minorEastAsia" w:hAnsi="Cambria Math"/>
-                                        </w:rPr>
-                                        <m:t>i</m:t>
-                                      </m:r>
-                                    </m:sub>
-                                  </m:sSub>
-                                  <m:ctrlPr>
-                                    <w:rPr>
-                                      <w:rFonts w:ascii="Cambria Math" w:eastAsiaTheme="minorEastAsia" w:hAnsi="Cambria Math"/>
-                                      <w:i/>
-                                    </w:rPr>
-                                  </m:ctrlPr>
-                                </m:num>
-                                <m:den>
-                                  <m:r>
-                                    <w:rPr>
-                                      <w:rFonts w:ascii="Cambria Math" w:eastAsiaTheme="minorEastAsia" w:hAnsi="Cambria Math"/>
-                                    </w:rPr>
-                                    <m:t>2</m:t>
-                                  </m:r>
-                                  <m:ctrlPr>
-                                    <w:rPr>
-                                      <w:rFonts w:ascii="Cambria Math" w:eastAsiaTheme="minorEastAsia" w:hAnsi="Cambria Math"/>
-                                      <w:i/>
-                                    </w:rPr>
-                                  </m:ctrlPr>
-                                </m:den>
-                              </m:f>
-                              <m:ctrlPr>
-                                <w:rPr>
-                                  <w:rFonts w:ascii="Cambria Math" w:eastAsiaTheme="minorEastAsia" w:hAnsi="Cambria Math"/>
-                                  <w:i/>
-                                </w:rPr>
-                              </m:ctrlPr>
-                            </m:e>
-                          </m:d>
-                        </m:e>
-                        <m:sup>
-                          <m:r>
-                            <w:rPr>
-                              <w:rFonts w:ascii="Cambria Math" w:eastAsiaTheme="minorEastAsia" w:hAnsi="Cambria Math"/>
-                            </w:rPr>
-                            <m:t>2</m:t>
-                          </m:r>
-                        </m:sup>
-                      </m:sSup>
-                      <m:ctrlPr>
-                        <w:rPr>
-                          <w:rFonts w:ascii="Cambria Math" w:eastAsiaTheme="minorEastAsia" w:hAnsi="Cambria Math"/>
-                          <w:i/>
-                        </w:rPr>
-                      </m:ctrlPr>
-                    </m:den>
-                  </m:f>
+                    </m:e>
+                  </m:nary>
                   <m:ctrlPr>
                     <w:rPr>
                       <w:rFonts w:ascii="Cambria Math" w:eastAsiaTheme="minorEastAsia" w:hAnsi="Cambria Math"/>
@@ -3772,6 +4075,32 @@
                   </m:ctrlPr>
                 </m:e>
               </m:nary>
+              <m:r>
+                <w:rPr>
+                  <w:rFonts w:ascii="Cambria Math" w:eastAsiaTheme="minorEastAsia" w:hAnsi="Cambria Math"/>
+                </w:rPr>
+                <m:t>#</m:t>
+              </m:r>
+              <m:d>
+                <m:dPr>
+                  <m:ctrlPr>
+                    <w:rPr>
+                      <w:rFonts w:ascii="Cambria Math" w:eastAsiaTheme="minorEastAsia" w:hAnsi="Cambria Math"/>
+                    </w:rPr>
+                  </m:ctrlPr>
+                </m:dPr>
+                <m:e>
+                  <m:r>
+                    <m:rPr>
+                      <m:sty m:val="p"/>
+                    </m:rPr>
+                    <w:rPr>
+                      <w:rFonts w:ascii="Cambria Math" w:eastAsiaTheme="minorEastAsia" w:hAnsi="Cambria Math"/>
+                    </w:rPr>
+                    <m:t>3</m:t>
+                  </m:r>
+                </m:e>
+              </m:d>
               <m:ctrlPr>
                 <w:rPr>
                   <w:rFonts w:ascii="Cambria Math" w:eastAsiaTheme="minorEastAsia" w:hAnsi="Cambria Math"/>
@@ -3779,7 +4108,7 @@
                 </w:rPr>
               </m:ctrlPr>
             </m:e>
-          </m:nary>
+          </m:eqArr>
         </m:oMath>
       </m:oMathPara>
     </w:p>
@@ -3793,7 +4122,6 @@
         <w:rPr>
           <w:rFonts w:eastAsiaTheme="minorEastAsia"/>
         </w:rPr>
-        <w:lastRenderedPageBreak/>
         <w:t xml:space="preserve">where </w:t>
       </w:r>
       <m:oMath>
@@ -3835,7 +4163,7 @@
           <w:rPr>
             <w:rFonts w:ascii="Cambria Math" w:eastAsiaTheme="minorEastAsia" w:hAnsi="Cambria Math"/>
           </w:rPr>
-          <m:t xml:space="preserve"> </m:t>
+          <m:t> </m:t>
         </m:r>
       </m:oMath>
       <w:r>
@@ -3920,7 +4248,19 @@
         <w:rPr>
           <w:rFonts w:eastAsiaTheme="minorEastAsia"/>
         </w:rPr>
-        <w:t xml:space="preserve"> is the half width. A typical Lorentzian has a defined normalization that we have removed to control the height. All three of the parameters can be computed for each model and their averages and standard deviations can be used to estimate the </w:t>
+        <w:t xml:space="preserve"> is the half width. A typical Lorentzian has a defined normalization that we have removed to control the height. All three parameters can be computed for each </w:t>
+      </w:r>
+      <w:r>
+        <w:rPr>
+          <w:rFonts w:eastAsiaTheme="minorEastAsia"/>
+        </w:rPr>
+        <w:t>model,</w:t>
+      </w:r>
+      <w:r>
+        <w:rPr>
+          <w:rFonts w:eastAsiaTheme="minorEastAsia"/>
+        </w:rPr>
+        <w:t xml:space="preserve"> and their averages and standard deviations can be used to estimate the </w:t>
       </w:r>
       <w:r>
         <w:rPr>
@@ -3934,17 +4274,25 @@
         </w:rPr>
         <w:t xml:space="preserve"> variance.</w:t>
       </w:r>
-    </w:p>
-    <w:p>
-      <w:pPr>
-        <w:rPr>
-          <w:rFonts w:eastAsiaTheme="minorEastAsia"/>
-        </w:rPr>
-      </w:pPr>
-      <w:r>
-        <w:rPr>
-          <w:rFonts w:eastAsiaTheme="minorEastAsia"/>
-        </w:rPr>
+      <w:r>
+        <w:rPr>
+          <w:rFonts w:eastAsiaTheme="minorEastAsia"/>
+        </w:rPr>
+        <w:t xml:space="preserve"> </w:t>
+      </w:r>
+    </w:p>
+    <w:p>
+      <w:pPr>
+        <w:ind w:firstLine="720"/>
+        <w:rPr>
+          <w:rFonts w:eastAsiaTheme="minorEastAsia"/>
+        </w:rPr>
+      </w:pPr>
+      <w:r>
+        <w:rPr>
+          <w:rFonts w:eastAsiaTheme="minorEastAsia"/>
+        </w:rPr>
+        <w:lastRenderedPageBreak/>
         <w:t>Each season appears to have one or two-pronounced peaks meaning we can reduce the -</w:t>
       </w:r>
       <w:r>
@@ -3957,7 +4305,25 @@
         <w:rPr>
           <w:rFonts w:eastAsiaTheme="minorEastAsia"/>
         </w:rPr>
-        <w:t xml:space="preserve">week flu severity rates to three or six parameters. We demonstrate this relationship in Figure \ref{fig:peakfits} where we have used two peak models to fit each season in the past 10 years with mean absolute </w:t>
+        <w:t xml:space="preserve">week flu severity rates to three or six parameters. We demonstrate this relationship in Figure </w:t>
+      </w:r>
+      <w:r>
+        <w:rPr>
+          <w:rFonts w:eastAsiaTheme="minorEastAsia"/>
+        </w:rPr>
+        <w:t>Lorenzian Multi-Season Descriptions</w:t>
+      </w:r>
+      <w:r>
+        <w:rPr>
+          <w:rFonts w:eastAsiaTheme="minorEastAsia"/>
+        </w:rPr>
+        <w:t xml:space="preserve"> </w:t>
+      </w:r>
+      <w:r>
+        <w:rPr>
+          <w:rFonts w:eastAsiaTheme="minorEastAsia"/>
+        </w:rPr>
+        <w:t xml:space="preserve">where we have used two peak models to fit each season in the past 10 years with mean absolute </w:t>
       </w:r>
       <w:r>
         <w:rPr>
@@ -3975,11 +4341,30 @@
         <w:rPr>
           <w:rFonts w:eastAsiaTheme="minorEastAsia"/>
         </w:rPr>
+        <w:t xml:space="preserve"> We provide the parameter for Lorenzian fits of the two test seasons in </w:t>
+      </w:r>
+      <w:r>
+        <w:rPr>
+          <w:rFonts w:eastAsiaTheme="minorEastAsia"/>
+        </w:rPr>
+        <w:t>Table Lorenzian Values</w:t>
+      </w:r>
+      <w:r>
+        <w:rPr>
+          <w:rFonts w:eastAsiaTheme="minorEastAsia"/>
+        </w:rPr>
+        <w:t>.</w:t>
+      </w:r>
+      <w:r>
+        <w:rPr>
+          <w:rFonts w:eastAsiaTheme="minorEastAsia"/>
+        </w:rPr>
         <w:t xml:space="preserve"> Given that a bimodal Lorentzian can describe a general U.S. flu season, we aim to fix the parameters from the results of the neural networks.</w:t>
       </w:r>
     </w:p>
     <w:p>
       <w:pPr>
+        <w:ind w:firstLine="720"/>
         <w:rPr>
           <w:rFonts w:eastAsiaTheme="minorEastAsia"/>
         </w:rPr>
@@ -4000,7 +4385,31 @@
         <w:rPr>
           <w:rFonts w:eastAsiaTheme="minorEastAsia"/>
         </w:rPr>
-        <w:t xml:space="preserve"> by taking their height, location, and widths.</w:t>
+        <w:t xml:space="preserve"> by taking their </w:t>
+      </w:r>
+      <w:r>
+        <w:rPr>
+          <w:rFonts w:eastAsiaTheme="minorEastAsia"/>
+        </w:rPr>
+        <w:t>maximum height</w:t>
+      </w:r>
+      <w:r>
+        <w:rPr>
+          <w:rFonts w:eastAsiaTheme="minorEastAsia"/>
+        </w:rPr>
+        <w:t>,</w:t>
+      </w:r>
+      <w:r>
+        <w:rPr>
+          <w:rFonts w:eastAsiaTheme="minorEastAsia"/>
+        </w:rPr>
+        <w:t xml:space="preserve"> maximum height</w:t>
+      </w:r>
+      <w:r>
+        <w:rPr>
+          <w:rFonts w:eastAsiaTheme="minorEastAsia"/>
+        </w:rPr>
+        <w:t xml:space="preserve"> location, and widths.</w:t>
       </w:r>
       <w:r>
         <w:rPr>
@@ -4018,7 +4427,31 @@
         <w:rPr>
           <w:rFonts w:eastAsiaTheme="minorEastAsia"/>
         </w:rPr>
-        <w:t>s monomodal given that our training algorithm only allowed for sensitivity to a single peak height. Although many seasons have two distinct peaks, in practice we find a single peak can still describe the overall number of cases, as well as the maximum case rate</w:t>
+        <w:t xml:space="preserve">s monomodal given that </w:t>
+      </w:r>
+      <w:r>
+        <w:rPr>
+          <w:rFonts w:eastAsiaTheme="minorEastAsia"/>
+        </w:rPr>
+        <w:t xml:space="preserve">the southern hemisphere influenza rates have little impact on the number of local maxima </w:t>
+      </w:r>
+      <w:r>
+        <w:rPr>
+          <w:rFonts w:eastAsiaTheme="minorEastAsia"/>
+        </w:rPr>
+        <w:t xml:space="preserve">for </w:t>
+      </w:r>
+      <w:r>
+        <w:rPr>
+          <w:rFonts w:eastAsiaTheme="minorEastAsia"/>
+        </w:rPr>
+        <w:t>U.S. influenza rates</w:t>
+      </w:r>
+      <w:r>
+        <w:rPr>
+          <w:rFonts w:eastAsiaTheme="minorEastAsia"/>
+        </w:rPr>
+        <w:t>. Although many seasons have two distinct peaks, in practice we find a single peak can still describe the overall number of cases, as well as the maximum case rate</w:t>
       </w:r>
       <w:r>
         <w:rPr>
@@ -4060,7 +4493,19 @@
         <w:rPr>
           <w:rFonts w:eastAsiaTheme="minorEastAsia"/>
         </w:rPr>
-        <w:t xml:space="preserve"> we can compute the parameter uncertainties given the model variabilities </w:t>
+        <w:t xml:space="preserve"> we can compute the parameter uncertainties </w:t>
+      </w:r>
+      <w:r>
+        <w:rPr>
+          <w:rFonts w:eastAsiaTheme="minorEastAsia"/>
+        </w:rPr>
+        <w:t>from the different models</w:t>
+      </w:r>
+      <w:r>
+        <w:rPr>
+          <w:rFonts w:eastAsiaTheme="minorEastAsia"/>
+        </w:rPr>
+        <w:t xml:space="preserve"> </w:t>
       </w:r>
       <w:r>
         <w:rPr>
@@ -4095,15 +4540,28 @@
     </w:p>
     <w:p>
       <w:pPr>
-        <w:rPr>
-          <w:rFonts w:eastAsiaTheme="minorEastAsia"/>
-        </w:rPr>
-      </w:pPr>
-      <w:r>
-        <w:rPr>
-          <w:rFonts w:eastAsiaTheme="minorEastAsia"/>
-        </w:rPr>
-        <w:t>Upon examination of the raw model outputs, it appears the validation curves consistently produce widths significantly larger than the target. To compensate for the larger widths, w</w:t>
+        <w:ind w:firstLine="720"/>
+        <w:rPr>
+          <w:rFonts w:eastAsiaTheme="minorEastAsia"/>
+        </w:rPr>
+      </w:pPr>
+      <w:r>
+        <w:rPr>
+          <w:rFonts w:eastAsiaTheme="minorEastAsia"/>
+        </w:rPr>
+        <w:t>Upon examination of the raw outputs</w:t>
+      </w:r>
+      <w:r>
+        <w:rPr>
+          <w:rFonts w:eastAsiaTheme="minorEastAsia"/>
+        </w:rPr>
+        <w:t xml:space="preserve"> in Figure RAW</w:t>
+      </w:r>
+      <w:r>
+        <w:rPr>
+          <w:rFonts w:eastAsiaTheme="minorEastAsia"/>
+        </w:rPr>
+        <w:t>, it appears the validation curves consistently produce widths significantly larger than the target. To compensate for the larger widths, w</w:t>
       </w:r>
       <w:r>
         <w:rPr>
@@ -4111,94 +4569,152 @@
         </w:rPr>
         <w:t>e use the validation season to scale the width of our forecasted season via the following weighted sum</w:t>
       </w:r>
-    </w:p>
-    <w:p>
-      <w:pPr>
+      <w:r>
+        <w:rPr>
+          <w:rFonts w:eastAsiaTheme="minorEastAsia"/>
+        </w:rPr>
+        <w:t xml:space="preserve"> </w:t>
+      </w:r>
+      <m:oMath>
+        <m:sSub>
+          <m:sSubPr>
+            <m:ctrlPr>
+              <w:rPr>
+                <w:rFonts w:ascii="Cambria Math" w:eastAsiaTheme="minorEastAsia" w:hAnsi="Cambria Math"/>
+                <w:i/>
+              </w:rPr>
+            </m:ctrlPr>
+          </m:sSubPr>
+          <m:e>
+            <m:r>
+              <m:rPr>
+                <m:sty m:val="p"/>
+              </m:rPr>
+              <w:rPr>
+                <w:rFonts w:ascii="Cambria Math" w:eastAsiaTheme="minorEastAsia" w:hAnsi="Cambria Math"/>
+              </w:rPr>
+              <m:t>Γ</m:t>
+            </m:r>
+            <m:ctrlPr>
+              <w:rPr>
+                <w:rFonts w:ascii="Cambria Math" w:eastAsiaTheme="minorEastAsia" w:hAnsi="Cambria Math"/>
+              </w:rPr>
+            </m:ctrlPr>
+          </m:e>
+          <m:sub>
+            <m:r>
+              <w:rPr>
+                <w:rFonts w:ascii="Cambria Math" w:eastAsiaTheme="minorEastAsia" w:hAnsi="Cambria Math"/>
+              </w:rPr>
+              <m:t>model</m:t>
+            </m:r>
+          </m:sub>
+        </m:sSub>
+        <m:r>
+          <w:rPr>
+            <w:rFonts w:ascii="Cambria Math" w:eastAsiaTheme="minorEastAsia" w:hAnsi="Cambria Math"/>
+          </w:rPr>
+          <m:t> </m:t>
+        </m:r>
+        <m:r>
+          <m:rPr>
+            <m:sty m:val="p"/>
+          </m:rPr>
+          <w:rPr>
+            <w:rFonts w:ascii="Cambria Math" w:eastAsiaTheme="minorEastAsia" w:hAnsi="Cambria Math"/>
+          </w:rPr>
+          <m:t>→</m:t>
+        </m:r>
+        <m:sSub>
+          <m:sSubPr>
+            <m:ctrlPr>
+              <w:rPr>
+                <w:rFonts w:ascii="Cambria Math" w:eastAsiaTheme="minorEastAsia" w:hAnsi="Cambria Math"/>
+                <w:i/>
+              </w:rPr>
+            </m:ctrlPr>
+          </m:sSubPr>
+          <m:e>
+            <m:r>
+              <m:rPr>
+                <m:sty m:val="p"/>
+              </m:rPr>
+              <w:rPr>
+                <w:rFonts w:ascii="Cambria Math" w:eastAsiaTheme="minorEastAsia" w:hAnsi="Cambria Math"/>
+              </w:rPr>
+              <m:t>Γ</m:t>
+            </m:r>
+            <m:ctrlPr>
+              <w:rPr>
+                <w:rFonts w:ascii="Cambria Math" w:eastAsiaTheme="minorEastAsia" w:hAnsi="Cambria Math"/>
+              </w:rPr>
+            </m:ctrlPr>
+          </m:e>
+          <m:sub>
+            <m:r>
+              <w:rPr>
+                <w:rFonts w:ascii="Cambria Math" w:eastAsiaTheme="minorEastAsia" w:hAnsi="Cambria Math"/>
+              </w:rPr>
+              <m:t>model</m:t>
+            </m:r>
+          </m:sub>
+        </m:sSub>
+        <m:r>
+          <m:rPr>
+            <m:lit/>
+          </m:rPr>
+          <w:rPr>
+            <w:rFonts w:ascii="Cambria Math" w:eastAsiaTheme="minorEastAsia" w:hAnsi="Cambria Math"/>
+          </w:rPr>
+          <m:t>/</m:t>
+        </m:r>
+        <m:sSub>
+          <m:sSubPr>
+            <m:ctrlPr>
+              <w:rPr>
+                <w:rFonts w:ascii="Cambria Math" w:eastAsiaTheme="minorEastAsia" w:hAnsi="Cambria Math"/>
+                <w:i/>
+              </w:rPr>
+            </m:ctrlPr>
+          </m:sSubPr>
+          <m:e>
+            <m:r>
+              <w:rPr>
+                <w:rFonts w:ascii="Cambria Math" w:eastAsiaTheme="minorEastAsia" w:hAnsi="Cambria Math"/>
+              </w:rPr>
+              <m:t>w</m:t>
+            </m:r>
+          </m:e>
+          <m:sub>
+            <m:r>
+              <w:rPr>
+                <w:rFonts w:ascii="Cambria Math" w:eastAsiaTheme="minorEastAsia" w:hAnsi="Cambria Math"/>
+              </w:rPr>
+              <m:t>adj</m:t>
+            </m:r>
+          </m:sub>
+        </m:sSub>
+      </m:oMath>
+    </w:p>
+    <w:p>
+      <w:pPr>
+        <w:ind w:firstLine="720"/>
         <w:rPr>
           <w:rFonts w:eastAsiaTheme="minorEastAsia"/>
         </w:rPr>
       </w:pPr>
       <m:oMathPara>
         <m:oMath>
-          <m:sSub>
-            <m:sSubPr>
-              <m:ctrlPr>
-                <w:rPr>
-                  <w:rFonts w:ascii="Cambria Math" w:eastAsiaTheme="minorEastAsia" w:hAnsi="Cambria Math"/>
-                  <w:i/>
-                </w:rPr>
-              </m:ctrlPr>
-            </m:sSubPr>
-            <m:e>
-              <m:r>
-                <m:rPr>
-                  <m:sty m:val="p"/>
-                </m:rPr>
-                <w:rPr>
-                  <w:rFonts w:ascii="Cambria Math" w:eastAsiaTheme="minorEastAsia" w:hAnsi="Cambria Math"/>
-                </w:rPr>
-                <m:t>Γ</m:t>
-              </m:r>
-            </m:e>
-            <m:sub>
-              <m:r>
-                <w:rPr>
-                  <w:rFonts w:ascii="Cambria Math" w:eastAsiaTheme="minorEastAsia" w:hAnsi="Cambria Math"/>
-                </w:rPr>
-                <m:t>model</m:t>
-              </m:r>
-            </m:sub>
-          </m:sSub>
-          <m:r>
-            <w:rPr>
-              <w:rFonts w:ascii="Cambria Math" w:eastAsiaTheme="minorEastAsia" w:hAnsi="Cambria Math"/>
-            </w:rPr>
-            <m:t>/</m:t>
-          </m:r>
-          <m:sSub>
-            <m:sSubPr>
-              <m:ctrlPr>
-                <w:rPr>
-                  <w:rFonts w:ascii="Cambria Math" w:eastAsiaTheme="minorEastAsia" w:hAnsi="Cambria Math"/>
-                  <w:i/>
-                </w:rPr>
-              </m:ctrlPr>
-            </m:sSubPr>
-            <m:e>
-              <m:r>
-                <m:rPr>
-                  <m:sty m:val="p"/>
-                </m:rPr>
-                <w:rPr>
-                  <w:rFonts w:ascii="Cambria Math" w:eastAsiaTheme="minorEastAsia" w:hAnsi="Cambria Math"/>
-                </w:rPr>
-                <m:t>Γ</m:t>
-              </m:r>
-            </m:e>
-            <m:sub>
-              <m:r>
-                <w:rPr>
-                  <w:rFonts w:ascii="Cambria Math" w:eastAsiaTheme="minorEastAsia" w:hAnsi="Cambria Math"/>
-                </w:rPr>
-                <m:t>adj</m:t>
-              </m:r>
-            </m:sub>
-          </m:sSub>
-          <m:r>
-            <w:rPr>
-              <w:rFonts w:ascii="Cambria Math" w:eastAsiaTheme="minorEastAsia" w:hAnsi="Cambria Math"/>
-            </w:rPr>
-            <m:t>=</m:t>
-          </m:r>
-          <m:f>
-            <m:fPr>
+          <m:eqArr>
+            <m:eqArrPr>
+              <m:maxDist m:val="1"/>
               <m:ctrlPr>
                 <w:rPr>
                   <w:rFonts w:ascii="Cambria Math" w:eastAsiaTheme="minorEastAsia" w:hAnsi="Cambria Math"/>
                 </w:rPr>
               </m:ctrlPr>
-            </m:fPr>
-            <m:num>
+            </m:eqArrPr>
+            <m:e>
               <m:sSub>
                 <m:sSubPr>
                   <m:ctrlPr>
@@ -4213,7 +4729,7 @@
                     <w:rPr>
                       <w:rFonts w:ascii="Cambria Math" w:eastAsiaTheme="minorEastAsia" w:hAnsi="Cambria Math"/>
                     </w:rPr>
-                    <m:t>μ</m:t>
+                    <m:t>w</m:t>
                   </m:r>
                 </m:e>
                 <m:sub>
@@ -4221,19 +4737,336 @@
                     <w:rPr>
                       <w:rFonts w:ascii="Cambria Math" w:eastAsiaTheme="minorEastAsia" w:hAnsi="Cambria Math"/>
                     </w:rPr>
-                    <m:t>1</m:t>
+                    <m:t>adj</m:t>
                   </m:r>
                 </m:sub>
               </m:sSub>
-              <m:sSub>
-                <m:sSubPr>
+              <m:r>
+                <w:rPr>
+                  <w:rFonts w:ascii="Cambria Math" w:eastAsiaTheme="minorEastAsia" w:hAnsi="Cambria Math"/>
+                </w:rPr>
+                <m:t>=</m:t>
+              </m:r>
+              <m:f>
+                <m:fPr>
                   <m:ctrlPr>
                     <w:rPr>
                       <w:rFonts w:ascii="Cambria Math" w:eastAsiaTheme="minorEastAsia" w:hAnsi="Cambria Math"/>
-                      <w:i/>
                     </w:rPr>
                   </m:ctrlPr>
-                </m:sSubPr>
+                </m:fPr>
+                <m:num>
+                  <m:sSub>
+                    <m:sSubPr>
+                      <m:ctrlPr>
+                        <w:rPr>
+                          <w:rFonts w:ascii="Cambria Math" w:eastAsiaTheme="minorEastAsia" w:hAnsi="Cambria Math"/>
+                          <w:i/>
+                        </w:rPr>
+                      </m:ctrlPr>
+                    </m:sSubPr>
+                    <m:e>
+                      <m:r>
+                        <m:rPr>
+                          <m:sty m:val="p"/>
+                        </m:rPr>
+                        <w:rPr>
+                          <w:rFonts w:ascii="Cambria Math" w:eastAsiaTheme="minorEastAsia" w:hAnsi="Cambria Math"/>
+                        </w:rPr>
+                        <m:t>μ</m:t>
+                      </m:r>
+                      <m:ctrlPr>
+                        <w:rPr>
+                          <w:rFonts w:ascii="Cambria Math" w:eastAsiaTheme="minorEastAsia" w:hAnsi="Cambria Math"/>
+                        </w:rPr>
+                      </m:ctrlPr>
+                    </m:e>
+                    <m:sub>
+                      <m:r>
+                        <w:rPr>
+                          <w:rFonts w:ascii="Cambria Math" w:eastAsiaTheme="minorEastAsia" w:hAnsi="Cambria Math"/>
+                        </w:rPr>
+                        <m:t>1</m:t>
+                      </m:r>
+                    </m:sub>
+                  </m:sSub>
+                  <m:sSub>
+                    <m:sSubPr>
+                      <m:ctrlPr>
+                        <w:rPr>
+                          <w:rFonts w:ascii="Cambria Math" w:eastAsiaTheme="minorEastAsia" w:hAnsi="Cambria Math"/>
+                          <w:i/>
+                        </w:rPr>
+                      </m:ctrlPr>
+                    </m:sSubPr>
+                    <m:e>
+                      <m:r>
+                        <m:rPr>
+                          <m:sty m:val="p"/>
+                        </m:rPr>
+                        <w:rPr>
+                          <w:rFonts w:ascii="Cambria Math" w:eastAsiaTheme="minorEastAsia" w:hAnsi="Cambria Math"/>
+                        </w:rPr>
+                        <m:t>Γ</m:t>
+                      </m:r>
+                      <m:ctrlPr>
+                        <w:rPr>
+                          <w:rFonts w:ascii="Cambria Math" w:eastAsiaTheme="minorEastAsia" w:hAnsi="Cambria Math"/>
+                        </w:rPr>
+                      </m:ctrlPr>
+                    </m:e>
+                    <m:sub>
+                      <m:r>
+                        <w:rPr>
+                          <w:rFonts w:ascii="Cambria Math" w:eastAsiaTheme="minorEastAsia" w:hAnsi="Cambria Math"/>
+                        </w:rPr>
+                        <m:t>1</m:t>
+                      </m:r>
+                    </m:sub>
+                  </m:sSub>
+                </m:num>
+                <m:den>
+                  <m:sSub>
+                    <m:sSubPr>
+                      <m:ctrlPr>
+                        <w:rPr>
+                          <w:rFonts w:ascii="Cambria Math" w:eastAsiaTheme="minorEastAsia" w:hAnsi="Cambria Math"/>
+                          <w:i/>
+                        </w:rPr>
+                      </m:ctrlPr>
+                    </m:sSubPr>
+                    <m:e>
+                      <m:r>
+                        <m:rPr>
+                          <m:sty m:val="p"/>
+                        </m:rPr>
+                        <w:rPr>
+                          <w:rFonts w:ascii="Cambria Math" w:eastAsiaTheme="minorEastAsia" w:hAnsi="Cambria Math"/>
+                        </w:rPr>
+                        <m:t>μ</m:t>
+                      </m:r>
+                      <m:ctrlPr>
+                        <w:rPr>
+                          <w:rFonts w:ascii="Cambria Math" w:eastAsiaTheme="minorEastAsia" w:hAnsi="Cambria Math"/>
+                        </w:rPr>
+                      </m:ctrlPr>
+                    </m:e>
+                    <m:sub>
+                      <m:r>
+                        <w:rPr>
+                          <w:rFonts w:ascii="Cambria Math" w:eastAsiaTheme="minorEastAsia" w:hAnsi="Cambria Math"/>
+                        </w:rPr>
+                        <m:t>1</m:t>
+                      </m:r>
+                    </m:sub>
+                  </m:sSub>
+                  <m:r>
+                    <w:rPr>
+                      <w:rFonts w:ascii="Cambria Math" w:eastAsiaTheme="minorEastAsia" w:hAnsi="Cambria Math"/>
+                    </w:rPr>
+                    <m:t>+</m:t>
+                  </m:r>
+                  <m:sSub>
+                    <m:sSubPr>
+                      <m:ctrlPr>
+                        <w:rPr>
+                          <w:rFonts w:ascii="Cambria Math" w:eastAsiaTheme="minorEastAsia" w:hAnsi="Cambria Math"/>
+                          <w:i/>
+                        </w:rPr>
+                      </m:ctrlPr>
+                    </m:sSubPr>
+                    <m:e>
+                      <m:r>
+                        <m:rPr>
+                          <m:sty m:val="p"/>
+                        </m:rPr>
+                        <w:rPr>
+                          <w:rFonts w:ascii="Cambria Math" w:eastAsiaTheme="minorEastAsia" w:hAnsi="Cambria Math"/>
+                        </w:rPr>
+                        <m:t>μ</m:t>
+                      </m:r>
+                    </m:e>
+                    <m:sub>
+                      <m:r>
+                        <w:rPr>
+                          <w:rFonts w:ascii="Cambria Math" w:eastAsiaTheme="minorEastAsia" w:hAnsi="Cambria Math"/>
+                        </w:rPr>
+                        <m:t>2</m:t>
+                      </m:r>
+                    </m:sub>
+                  </m:sSub>
+                </m:den>
+              </m:f>
+              <m:r>
+                <w:rPr>
+                  <w:rFonts w:ascii="Cambria Math" w:eastAsiaTheme="minorEastAsia" w:hAnsi="Cambria Math"/>
+                </w:rPr>
+                <m:t>+</m:t>
+              </m:r>
+              <m:f>
+                <m:fPr>
+                  <m:ctrlPr>
+                    <w:rPr>
+                      <w:rFonts w:ascii="Cambria Math" w:eastAsiaTheme="minorEastAsia" w:hAnsi="Cambria Math"/>
+                    </w:rPr>
+                  </m:ctrlPr>
+                </m:fPr>
+                <m:num>
+                  <m:sSub>
+                    <m:sSubPr>
+                      <m:ctrlPr>
+                        <w:rPr>
+                          <w:rFonts w:ascii="Cambria Math" w:eastAsiaTheme="minorEastAsia" w:hAnsi="Cambria Math"/>
+                          <w:i/>
+                        </w:rPr>
+                      </m:ctrlPr>
+                    </m:sSubPr>
+                    <m:e>
+                      <m:r>
+                        <m:rPr>
+                          <m:sty m:val="p"/>
+                        </m:rPr>
+                        <w:rPr>
+                          <w:rFonts w:ascii="Cambria Math" w:eastAsiaTheme="minorEastAsia" w:hAnsi="Cambria Math"/>
+                        </w:rPr>
+                        <m:t>μ</m:t>
+                      </m:r>
+                      <m:ctrlPr>
+                        <w:rPr>
+                          <w:rFonts w:ascii="Cambria Math" w:eastAsiaTheme="minorEastAsia" w:hAnsi="Cambria Math"/>
+                        </w:rPr>
+                      </m:ctrlPr>
+                    </m:e>
+                    <m:sub>
+                      <m:r>
+                        <w:rPr>
+                          <w:rFonts w:ascii="Cambria Math" w:eastAsiaTheme="minorEastAsia" w:hAnsi="Cambria Math"/>
+                        </w:rPr>
+                        <m:t>2</m:t>
+                      </m:r>
+                    </m:sub>
+                  </m:sSub>
+                  <m:sSub>
+                    <m:sSubPr>
+                      <m:ctrlPr>
+                        <w:rPr>
+                          <w:rFonts w:ascii="Cambria Math" w:eastAsiaTheme="minorEastAsia" w:hAnsi="Cambria Math"/>
+                          <w:i/>
+                        </w:rPr>
+                      </m:ctrlPr>
+                    </m:sSubPr>
+                    <m:e>
+                      <m:r>
+                        <m:rPr>
+                          <m:sty m:val="p"/>
+                        </m:rPr>
+                        <w:rPr>
+                          <w:rFonts w:ascii="Cambria Math" w:eastAsiaTheme="minorEastAsia" w:hAnsi="Cambria Math"/>
+                        </w:rPr>
+                        <m:t>Γ</m:t>
+                      </m:r>
+                      <m:ctrlPr>
+                        <w:rPr>
+                          <w:rFonts w:ascii="Cambria Math" w:eastAsiaTheme="minorEastAsia" w:hAnsi="Cambria Math"/>
+                        </w:rPr>
+                      </m:ctrlPr>
+                    </m:e>
+                    <m:sub>
+                      <m:r>
+                        <w:rPr>
+                          <w:rFonts w:ascii="Cambria Math" w:eastAsiaTheme="minorEastAsia" w:hAnsi="Cambria Math"/>
+                        </w:rPr>
+                        <m:t>2</m:t>
+                      </m:r>
+                    </m:sub>
+                  </m:sSub>
+                </m:num>
+                <m:den>
+                  <m:sSub>
+                    <m:sSubPr>
+                      <m:ctrlPr>
+                        <w:rPr>
+                          <w:rFonts w:ascii="Cambria Math" w:eastAsiaTheme="minorEastAsia" w:hAnsi="Cambria Math"/>
+                          <w:i/>
+                        </w:rPr>
+                      </m:ctrlPr>
+                    </m:sSubPr>
+                    <m:e>
+                      <m:r>
+                        <m:rPr>
+                          <m:sty m:val="p"/>
+                        </m:rPr>
+                        <w:rPr>
+                          <w:rFonts w:ascii="Cambria Math" w:eastAsiaTheme="minorEastAsia" w:hAnsi="Cambria Math"/>
+                        </w:rPr>
+                        <m:t>μ</m:t>
+                      </m:r>
+                      <m:ctrlPr>
+                        <w:rPr>
+                          <w:rFonts w:ascii="Cambria Math" w:eastAsiaTheme="minorEastAsia" w:hAnsi="Cambria Math"/>
+                        </w:rPr>
+                      </m:ctrlPr>
+                    </m:e>
+                    <m:sub>
+                      <m:r>
+                        <w:rPr>
+                          <w:rFonts w:ascii="Cambria Math" w:eastAsiaTheme="minorEastAsia" w:hAnsi="Cambria Math"/>
+                        </w:rPr>
+                        <m:t>1</m:t>
+                      </m:r>
+                    </m:sub>
+                  </m:sSub>
+                  <m:r>
+                    <w:rPr>
+                      <w:rFonts w:ascii="Cambria Math" w:eastAsiaTheme="minorEastAsia" w:hAnsi="Cambria Math"/>
+                    </w:rPr>
+                    <m:t>+</m:t>
+                  </m:r>
+                  <m:sSub>
+                    <m:sSubPr>
+                      <m:ctrlPr>
+                        <w:rPr>
+                          <w:rFonts w:ascii="Cambria Math" w:eastAsiaTheme="minorEastAsia" w:hAnsi="Cambria Math"/>
+                          <w:i/>
+                        </w:rPr>
+                      </m:ctrlPr>
+                    </m:sSubPr>
+                    <m:e>
+                      <m:r>
+                        <m:rPr>
+                          <m:sty m:val="p"/>
+                        </m:rPr>
+                        <w:rPr>
+                          <w:rFonts w:ascii="Cambria Math" w:eastAsiaTheme="minorEastAsia" w:hAnsi="Cambria Math"/>
+                        </w:rPr>
+                        <m:t>μ</m:t>
+                      </m:r>
+                    </m:e>
+                    <m:sub>
+                      <m:r>
+                        <w:rPr>
+                          <w:rFonts w:ascii="Cambria Math" w:eastAsiaTheme="minorEastAsia" w:hAnsi="Cambria Math"/>
+                        </w:rPr>
+                        <m:t>2</m:t>
+                      </m:r>
+                    </m:sub>
+                  </m:sSub>
+                </m:den>
+              </m:f>
+              <m:r>
+                <w:rPr>
+                  <w:rFonts w:ascii="Cambria Math" w:eastAsiaTheme="minorEastAsia" w:hAnsi="Cambria Math"/>
+                </w:rPr>
+                <m:t>#</m:t>
+              </m:r>
+              <m:d>
+                <m:dPr>
+                  <m:ctrlPr>
+                    <w:rPr>
+                      <w:rFonts w:ascii="Cambria Math" w:eastAsiaTheme="minorEastAsia" w:hAnsi="Cambria Math"/>
+                    </w:rPr>
+                  </m:ctrlPr>
+                </m:dPr>
                 <m:e>
                   <m:r>
                     <m:rPr>
@@ -4242,246 +5075,18 @@
                     <w:rPr>
                       <w:rFonts w:ascii="Cambria Math" w:eastAsiaTheme="minorEastAsia" w:hAnsi="Cambria Math"/>
                     </w:rPr>
-                    <m:t>Γ</m:t>
+                    <m:t>4</m:t>
                   </m:r>
-                  <m:ctrlPr>
-                    <w:rPr>
-                      <w:rFonts w:ascii="Cambria Math" w:eastAsiaTheme="minorEastAsia" w:hAnsi="Cambria Math"/>
-                    </w:rPr>
-                  </m:ctrlPr>
                 </m:e>
-                <m:sub>
-                  <m:r>
-                    <w:rPr>
-                      <w:rFonts w:ascii="Cambria Math" w:eastAsiaTheme="minorEastAsia" w:hAnsi="Cambria Math"/>
-                    </w:rPr>
-                    <m:t>1</m:t>
-                  </m:r>
-                </m:sub>
-              </m:sSub>
+              </m:d>
               <m:ctrlPr>
                 <w:rPr>
                   <w:rFonts w:ascii="Cambria Math" w:eastAsiaTheme="minorEastAsia" w:hAnsi="Cambria Math"/>
                   <w:i/>
                 </w:rPr>
               </m:ctrlPr>
-            </m:num>
-            <m:den>
-              <m:sSub>
-                <m:sSubPr>
-                  <m:ctrlPr>
-                    <w:rPr>
-                      <w:rFonts w:ascii="Cambria Math" w:eastAsiaTheme="minorEastAsia" w:hAnsi="Cambria Math"/>
-                      <w:i/>
-                    </w:rPr>
-                  </m:ctrlPr>
-                </m:sSubPr>
-                <m:e>
-                  <m:r>
-                    <w:rPr>
-                      <w:rFonts w:ascii="Cambria Math" w:eastAsiaTheme="minorEastAsia" w:hAnsi="Cambria Math"/>
-                    </w:rPr>
-                    <m:t>μ</m:t>
-                  </m:r>
-                </m:e>
-                <m:sub>
-                  <m:r>
-                    <w:rPr>
-                      <w:rFonts w:ascii="Cambria Math" w:eastAsiaTheme="minorEastAsia" w:hAnsi="Cambria Math"/>
-                    </w:rPr>
-                    <m:t>1</m:t>
-                  </m:r>
-                </m:sub>
-              </m:sSub>
-              <m:r>
-                <w:rPr>
-                  <w:rFonts w:ascii="Cambria Math" w:eastAsiaTheme="minorEastAsia" w:hAnsi="Cambria Math"/>
-                </w:rPr>
-                <m:t>+</m:t>
-              </m:r>
-              <m:sSub>
-                <m:sSubPr>
-                  <m:ctrlPr>
-                    <w:rPr>
-                      <w:rFonts w:ascii="Cambria Math" w:eastAsiaTheme="minorEastAsia" w:hAnsi="Cambria Math"/>
-                      <w:i/>
-                    </w:rPr>
-                  </m:ctrlPr>
-                </m:sSubPr>
-                <m:e>
-                  <m:r>
-                    <w:rPr>
-                      <w:rFonts w:ascii="Cambria Math" w:eastAsiaTheme="minorEastAsia" w:hAnsi="Cambria Math"/>
-                    </w:rPr>
-                    <m:t>μ</m:t>
-                  </m:r>
-                </m:e>
-                <m:sub>
-                  <m:r>
-                    <w:rPr>
-                      <w:rFonts w:ascii="Cambria Math" w:eastAsiaTheme="minorEastAsia" w:hAnsi="Cambria Math"/>
-                    </w:rPr>
-                    <m:t>2</m:t>
-                  </m:r>
-                </m:sub>
-              </m:sSub>
-              <m:ctrlPr>
-                <w:rPr>
-                  <w:rFonts w:ascii="Cambria Math" w:eastAsiaTheme="minorEastAsia" w:hAnsi="Cambria Math"/>
-                  <w:i/>
-                </w:rPr>
-              </m:ctrlPr>
-            </m:den>
-          </m:f>
-          <m:r>
-            <w:rPr>
-              <w:rFonts w:ascii="Cambria Math" w:eastAsiaTheme="minorEastAsia" w:hAnsi="Cambria Math"/>
-            </w:rPr>
-            <m:t>+</m:t>
-          </m:r>
-          <m:f>
-            <m:fPr>
-              <m:ctrlPr>
-                <w:rPr>
-                  <w:rFonts w:ascii="Cambria Math" w:eastAsiaTheme="minorEastAsia" w:hAnsi="Cambria Math"/>
-                </w:rPr>
-              </m:ctrlPr>
-            </m:fPr>
-            <m:num>
-              <m:sSub>
-                <m:sSubPr>
-                  <m:ctrlPr>
-                    <w:rPr>
-                      <w:rFonts w:ascii="Cambria Math" w:eastAsiaTheme="minorEastAsia" w:hAnsi="Cambria Math"/>
-                      <w:i/>
-                    </w:rPr>
-                  </m:ctrlPr>
-                </m:sSubPr>
-                <m:e>
-                  <m:r>
-                    <w:rPr>
-                      <w:rFonts w:ascii="Cambria Math" w:eastAsiaTheme="minorEastAsia" w:hAnsi="Cambria Math"/>
-                    </w:rPr>
-                    <m:t>μ</m:t>
-                  </m:r>
-                </m:e>
-                <m:sub>
-                  <m:r>
-                    <w:rPr>
-                      <w:rFonts w:ascii="Cambria Math" w:eastAsiaTheme="minorEastAsia" w:hAnsi="Cambria Math"/>
-                    </w:rPr>
-                    <m:t>2</m:t>
-                  </m:r>
-                </m:sub>
-              </m:sSub>
-              <m:sSub>
-                <m:sSubPr>
-                  <m:ctrlPr>
-                    <w:rPr>
-                      <w:rFonts w:ascii="Cambria Math" w:eastAsiaTheme="minorEastAsia" w:hAnsi="Cambria Math"/>
-                      <w:i/>
-                    </w:rPr>
-                  </m:ctrlPr>
-                </m:sSubPr>
-                <m:e>
-                  <m:r>
-                    <m:rPr>
-                      <m:sty m:val="p"/>
-                    </m:rPr>
-                    <w:rPr>
-                      <w:rFonts w:ascii="Cambria Math" w:eastAsiaTheme="minorEastAsia" w:hAnsi="Cambria Math"/>
-                    </w:rPr>
-                    <m:t>Γ</m:t>
-                  </m:r>
-                  <m:ctrlPr>
-                    <w:rPr>
-                      <w:rFonts w:ascii="Cambria Math" w:eastAsiaTheme="minorEastAsia" w:hAnsi="Cambria Math"/>
-                    </w:rPr>
-                  </m:ctrlPr>
-                </m:e>
-                <m:sub>
-                  <m:r>
-                    <w:rPr>
-                      <w:rFonts w:ascii="Cambria Math" w:eastAsiaTheme="minorEastAsia" w:hAnsi="Cambria Math"/>
-                    </w:rPr>
-                    <m:t>2</m:t>
-                  </m:r>
-                </m:sub>
-              </m:sSub>
-              <m:ctrlPr>
-                <w:rPr>
-                  <w:rFonts w:ascii="Cambria Math" w:eastAsiaTheme="minorEastAsia" w:hAnsi="Cambria Math"/>
-                  <w:i/>
-                </w:rPr>
-              </m:ctrlPr>
-            </m:num>
-            <m:den>
-              <m:sSub>
-                <m:sSubPr>
-                  <m:ctrlPr>
-                    <w:rPr>
-                      <w:rFonts w:ascii="Cambria Math" w:eastAsiaTheme="minorEastAsia" w:hAnsi="Cambria Math"/>
-                      <w:i/>
-                    </w:rPr>
-                  </m:ctrlPr>
-                </m:sSubPr>
-                <m:e>
-                  <m:r>
-                    <w:rPr>
-                      <w:rFonts w:ascii="Cambria Math" w:eastAsiaTheme="minorEastAsia" w:hAnsi="Cambria Math"/>
-                    </w:rPr>
-                    <m:t>μ</m:t>
-                  </m:r>
-                </m:e>
-                <m:sub>
-                  <m:r>
-                    <w:rPr>
-                      <w:rFonts w:ascii="Cambria Math" w:eastAsiaTheme="minorEastAsia" w:hAnsi="Cambria Math"/>
-                    </w:rPr>
-                    <m:t>1</m:t>
-                  </m:r>
-                </m:sub>
-              </m:sSub>
-              <m:r>
-                <w:rPr>
-                  <w:rFonts w:ascii="Cambria Math" w:eastAsiaTheme="minorEastAsia" w:hAnsi="Cambria Math"/>
-                </w:rPr>
-                <m:t>+</m:t>
-              </m:r>
-              <m:sSub>
-                <m:sSubPr>
-                  <m:ctrlPr>
-                    <w:rPr>
-                      <w:rFonts w:ascii="Cambria Math" w:eastAsiaTheme="minorEastAsia" w:hAnsi="Cambria Math"/>
-                      <w:i/>
-                    </w:rPr>
-                  </m:ctrlPr>
-                </m:sSubPr>
-                <m:e>
-                  <m:r>
-                    <w:rPr>
-                      <w:rFonts w:ascii="Cambria Math" w:eastAsiaTheme="minorEastAsia" w:hAnsi="Cambria Math"/>
-                    </w:rPr>
-                    <m:t>μ</m:t>
-                  </m:r>
-                </m:e>
-                <m:sub>
-                  <m:r>
-                    <w:rPr>
-                      <w:rFonts w:ascii="Cambria Math" w:eastAsiaTheme="minorEastAsia" w:hAnsi="Cambria Math"/>
-                    </w:rPr>
-                    <m:t>2</m:t>
-                  </m:r>
-                </m:sub>
-              </m:sSub>
-              <m:ctrlPr>
-                <w:rPr>
-                  <w:rFonts w:ascii="Cambria Math" w:eastAsiaTheme="minorEastAsia" w:hAnsi="Cambria Math"/>
-                  <w:i/>
-                </w:rPr>
-              </m:ctrlPr>
-            </m:den>
-          </m:f>
+            </m:e>
+          </m:eqArr>
         </m:oMath>
       </m:oMathPara>
     </w:p>
@@ -4562,14 +5167,7 @@
               </w:rPr>
             </m:ctrlPr>
           </m:sub>
-          <m:sup>
-            <m:ctrlPr>
-              <w:rPr>
-                <w:rFonts w:ascii="Cambria Math" w:eastAsiaTheme="minorEastAsia" w:hAnsi="Cambria Math"/>
-                <w:i/>
-              </w:rPr>
-            </m:ctrlPr>
-          </m:sup>
+          <m:sup/>
           <m:e>
             <m:sSub>
               <m:sSubPr>
@@ -4587,6 +5185,11 @@
                   </w:rPr>
                   <m:t>L</m:t>
                 </m:r>
+                <m:ctrlPr>
+                  <w:rPr>
+                    <w:rFonts w:ascii="Cambria Math" w:eastAsiaTheme="minorEastAsia" w:hAnsi="Cambria Math"/>
+                  </w:rPr>
+                </m:ctrlPr>
               </m:e>
               <m:sub>
                 <m:r>
@@ -4602,7 +5205,6 @@
                 <m:ctrlPr>
                   <w:rPr>
                     <w:rFonts w:ascii="Cambria Math" w:eastAsiaTheme="minorEastAsia" w:hAnsi="Cambria Math"/>
-                    <w:i/>
                   </w:rPr>
                 </m:ctrlPr>
               </m:dPr>
@@ -4613,14 +5215,14 @@
                   </w:rPr>
                   <m:t>t</m:t>
                 </m:r>
+                <m:ctrlPr>
+                  <w:rPr>
+                    <w:rFonts w:ascii="Cambria Math" w:eastAsiaTheme="minorEastAsia" w:hAnsi="Cambria Math"/>
+                    <w:i/>
+                  </w:rPr>
+                </m:ctrlPr>
               </m:e>
             </m:d>
-            <m:ctrlPr>
-              <w:rPr>
-                <w:rFonts w:ascii="Cambria Math" w:eastAsiaTheme="minorEastAsia" w:hAnsi="Cambria Math"/>
-                <w:i/>
-              </w:rPr>
-            </m:ctrlPr>
           </m:e>
         </m:nary>
       </m:oMath>
@@ -4679,6 +5281,24 @@
         </w:rPr>
         <w:t xml:space="preserve"> into a weighted average and then rescale the validation width accordingly. </w:t>
       </w:r>
+      <w:r>
+        <w:rPr>
+          <w:rFonts w:eastAsiaTheme="minorEastAsia"/>
+        </w:rPr>
+        <w:t xml:space="preserve">We computed the rescaling factors </w:t>
+      </w:r>
+      <w:r>
+        <w:rPr>
+          <w:rFonts w:eastAsiaTheme="minorEastAsia"/>
+        </w:rPr>
+        <w:t xml:space="preserve">from validation seasons ’22-’23 and ’23-’24 </w:t>
+      </w:r>
+      <w:r>
+        <w:rPr>
+          <w:rFonts w:eastAsiaTheme="minorEastAsia"/>
+        </w:rPr>
+        <w:t>to be 2.07 and 1.26 respectively.</w:t>
+      </w:r>
     </w:p>
     <w:p>
       <w:pPr>
@@ -4699,21 +5319,121 @@
     </w:p>
     <w:p>
       <w:pPr>
-        <w:rPr>
-          <w:rFonts w:eastAsiaTheme="minorEastAsia"/>
-        </w:rPr>
-      </w:pPr>
-      <w:r>
-        <w:rPr>
-          <w:rFonts w:eastAsiaTheme="minorEastAsia"/>
-        </w:rPr>
-        <w:t xml:space="preserve">After repeating the process outlined in the previous section for both seasons ’23-’24 and ’24-’25 we produce two distinct forecasts. </w:t>
-      </w:r>
-      <w:r>
-        <w:rPr>
-          <w:rFonts w:eastAsiaTheme="minorEastAsia"/>
-        </w:rPr>
-        <w:t xml:space="preserve">For the ’23-’24 season, we forecasted a total case count of </w:t>
+        <w:ind w:firstLine="720"/>
+        <w:rPr>
+          <w:rFonts w:eastAsiaTheme="minorEastAsia"/>
+        </w:rPr>
+      </w:pPr>
+      <w:r>
+        <w:rPr>
+          <w:rFonts w:eastAsiaTheme="minorEastAsia"/>
+        </w:rPr>
+        <w:t>After repeating the process outlined in the previous section for both seasons ’23-’24 and ’24-’25 we produce two distinct forecasts.</w:t>
+      </w:r>
+      <w:r>
+        <w:rPr>
+          <w:rFonts w:eastAsiaTheme="minorEastAsia"/>
+        </w:rPr>
+        <w:t xml:space="preserve"> We provide each individual model’s height, height-location, width, and adjusted width in </w:t>
+      </w:r>
+      <w:r>
+        <w:rPr>
+          <w:rFonts w:eastAsiaTheme="minorEastAsia"/>
+        </w:rPr>
+        <w:t>Table Season 23-24 Model Lorenzian Results</w:t>
+      </w:r>
+      <w:r>
+        <w:rPr>
+          <w:rFonts w:eastAsiaTheme="minorEastAsia"/>
+        </w:rPr>
+        <w:t xml:space="preserve"> and </w:t>
+      </w:r>
+      <w:r>
+        <w:rPr>
+          <w:rFonts w:eastAsiaTheme="minorEastAsia"/>
+        </w:rPr>
+        <w:t>Table Season 2</w:t>
+      </w:r>
+      <w:r>
+        <w:rPr>
+          <w:rFonts w:eastAsiaTheme="minorEastAsia"/>
+        </w:rPr>
+        <w:t>4</w:t>
+      </w:r>
+      <w:r>
+        <w:rPr>
+          <w:rFonts w:eastAsiaTheme="minorEastAsia"/>
+        </w:rPr>
+        <w:t>-2</w:t>
+      </w:r>
+      <w:r>
+        <w:rPr>
+          <w:rFonts w:eastAsiaTheme="minorEastAsia"/>
+        </w:rPr>
+        <w:t>5</w:t>
+      </w:r>
+      <w:r>
+        <w:rPr>
+          <w:rFonts w:eastAsiaTheme="minorEastAsia"/>
+        </w:rPr>
+        <w:t xml:space="preserve"> Model Lorenzian Results</w:t>
+      </w:r>
+      <w:r>
+        <w:rPr>
+          <w:rFonts w:eastAsiaTheme="minorEastAsia"/>
+        </w:rPr>
+        <w:t>.</w:t>
+      </w:r>
+      <w:r>
+        <w:rPr>
+          <w:rFonts w:eastAsiaTheme="minorEastAsia"/>
+        </w:rPr>
+        <w:t xml:space="preserve"> </w:t>
+      </w:r>
+      <w:r>
+        <w:rPr>
+          <w:rFonts w:eastAsiaTheme="minorEastAsia"/>
+        </w:rPr>
+        <w:t xml:space="preserve">The forecast and uncertainty provided from model variations are illustrated in Figure </w:t>
+      </w:r>
+      <w:r>
+        <w:rPr>
+          <w:rFonts w:eastAsiaTheme="minorEastAsia"/>
+        </w:rPr>
+        <w:t>Forecast Results Weekly</w:t>
+      </w:r>
+      <w:r>
+        <w:rPr>
+          <w:rFonts w:eastAsiaTheme="minorEastAsia"/>
+        </w:rPr>
+        <w:t xml:space="preserve">. Both forecasts appear to capture the maximum weekly case rate and approximate duration of the season, </w:t>
+      </w:r>
+      <w:r>
+        <w:rPr>
+          <w:rFonts w:eastAsiaTheme="minorEastAsia"/>
+        </w:rPr>
+        <w:lastRenderedPageBreak/>
+        <w:t xml:space="preserve">but only ’23-’24 forecast was able to accurately predict the maximum weekly rate location. </w:t>
+      </w:r>
+      <w:r>
+        <w:rPr>
+          <w:rFonts w:eastAsiaTheme="minorEastAsia"/>
+        </w:rPr>
+        <w:t>We were unsuccessful predicting the maximum rate week as seen in Figure RESULTS for season ’24-’25. This is unsurprising because there exists no obvious relationship, quantitative or anecdotal, between the timing of maximum influenza rates between the southern hemisphere and the U.S. There can be many differences including the timing of Thanksgiving and winter holidays which provide opportunities for viral transfer unique to the U.S. Given our model training algorithm and the memory behavior of RNNs, the maximum rate week is generally determined via the previous season. This would explain why season ’23-’24 had the correct peak location because the ’22-’23 season had a similar peak location, as compared to the ’24-’25 season where the maximum rate weeks were ~7 weeks apart.</w:t>
+      </w:r>
+    </w:p>
+    <w:p>
+      <w:pPr>
+        <w:ind w:firstLine="720"/>
+        <w:rPr>
+          <w:rFonts w:eastAsiaTheme="minorEastAsia"/>
+        </w:rPr>
+      </w:pPr>
+      <w:r>
+        <w:rPr>
+          <w:rFonts w:eastAsiaTheme="minorEastAsia"/>
+        </w:rPr>
+        <w:t xml:space="preserve">For the ’23-’24, we forecasted a total case count of </w:t>
       </w:r>
       <w:r>
         <w:rPr>
@@ -4725,7 +5445,7 @@
         <w:rPr>
           <w:rFonts w:eastAsiaTheme="minorEastAsia"/>
         </w:rPr>
-        <w:t xml:space="preserve"> with a maximum case rate of 44.1K(48) compared to the Flu-Surv documented total case count </w:t>
+        <w:t xml:space="preserve"> with a maximum case rate of 44.1K(48) compared to the FluSurv documented total case count </w:t>
       </w:r>
       <w:r>
         <w:rPr>
@@ -4761,14 +5481,7 @@
         <w:rPr>
           <w:rFonts w:eastAsiaTheme="minorEastAsia"/>
         </w:rPr>
-        <w:t xml:space="preserve"> with a maximum case rate of </w:t>
-      </w:r>
-      <w:r>
-        <w:rPr>
-          <w:rFonts w:eastAsiaTheme="minorEastAsia"/>
-        </w:rPr>
-        <w:lastRenderedPageBreak/>
-        <w:t xml:space="preserve">65.7K(104) compared to the Flu-Surv documented total case count </w:t>
+        <w:t xml:space="preserve"> with a maximum case rate of 65.7K(104) compared to the FluSurv documented total case count </w:t>
       </w:r>
       <w:r>
         <w:rPr>
@@ -4822,7 +5535,19 @@
         <w:rPr>
           <w:rFonts w:eastAsiaTheme="minorEastAsia"/>
         </w:rPr>
-        <w:t xml:space="preserve">It may be the case that a single linear layer is not sufficient in capturing the correct height of the output, but at this stage we show the results together due to the fact there is no </w:t>
+        <w:t xml:space="preserve">It may be the case that a single linear layer is not sufficient </w:t>
+      </w:r>
+      <w:r>
+        <w:rPr>
+          <w:rFonts w:eastAsiaTheme="minorEastAsia"/>
+        </w:rPr>
+        <w:t>to fully describe the target</w:t>
+      </w:r>
+      <w:r>
+        <w:rPr>
+          <w:rFonts w:eastAsiaTheme="minorEastAsia"/>
+        </w:rPr>
+        <w:t xml:space="preserve">, but at this stage we show the results together due to the fact there is no </w:t>
       </w:r>
       <w:r>
         <w:rPr>
@@ -4845,6 +5570,7 @@
     </w:p>
     <w:p>
       <w:pPr>
+        <w:ind w:firstLine="720"/>
         <w:rPr>
           <w:rFonts w:eastAsiaTheme="minorEastAsia"/>
         </w:rPr>
@@ -4859,7 +5585,19 @@
         <w:rPr>
           <w:rFonts w:eastAsiaTheme="minorEastAsia"/>
         </w:rPr>
-        <w:t>in Figure SUM,</w:t>
+        <w:t xml:space="preserve">in Figure </w:t>
+      </w:r>
+      <w:r>
+        <w:rPr>
+          <w:rFonts w:eastAsiaTheme="minorEastAsia"/>
+        </w:rPr>
+        <w:t>Forecast Results Summary</w:t>
+      </w:r>
+      <w:r>
+        <w:rPr>
+          <w:rFonts w:eastAsiaTheme="minorEastAsia"/>
+        </w:rPr>
+        <w:t>,</w:t>
       </w:r>
       <w:r>
         <w:rPr>
@@ -4902,49 +5640,6 @@
           <w:rFonts w:eastAsiaTheme="minorEastAsia"/>
         </w:rPr>
         <w:t xml:space="preserve"> </w:t>
-      </w:r>
-    </w:p>
-    <w:p>
-      <w:pPr>
-        <w:rPr>
-          <w:rFonts w:eastAsiaTheme="minorEastAsia"/>
-        </w:rPr>
-      </w:pPr>
-      <w:r>
-        <w:rPr>
-          <w:rFonts w:eastAsiaTheme="minorEastAsia"/>
-        </w:rPr>
-        <w:t xml:space="preserve">We were unsuccessful in reliably forecasting the maximum rate week as seen in Figure RESULTS for season ’24-’25. This is not terribly unsurprising because there exists no obvious relationship, quantitative or anecdotal, between the timing of maximum influenza rates between the southern hemisphere and the U.S. </w:t>
-      </w:r>
-      <w:r>
-        <w:rPr>
-          <w:rFonts w:eastAsiaTheme="minorEastAsia"/>
-        </w:rPr>
-        <w:t>There can be many differences including t</w:t>
-      </w:r>
-      <w:r>
-        <w:rPr>
-          <w:rFonts w:eastAsiaTheme="minorEastAsia"/>
-        </w:rPr>
-        <w:t>he timing of Thanksgiving and winter holidays</w:t>
-      </w:r>
-      <w:r>
-        <w:rPr>
-          <w:rFonts w:eastAsiaTheme="minorEastAsia"/>
-        </w:rPr>
-        <w:t xml:space="preserve"> which</w:t>
-      </w:r>
-      <w:r>
-        <w:rPr>
-          <w:rFonts w:eastAsiaTheme="minorEastAsia"/>
-        </w:rPr>
-        <w:t xml:space="preserve"> provide opportunities for viral transfer unique to the U.S. Given our model training algorithm, it appears the maximum rate week is generally determined via the previous year’s validation season. This would explain why season ’23-’24 had the correct peak location because the ’22-’23 season had a similar peak location, as compared to the ’24-’25 season where the maximum rate weeks were </w:t>
-      </w:r>
-      <w:r>
-        <w:rPr>
-          <w:rFonts w:eastAsiaTheme="minorEastAsia"/>
-        </w:rPr>
-        <w:t>~7 weeks apart.</w:t>
       </w:r>
     </w:p>
     <w:p>
@@ -4958,12 +5653,6 @@
       <w:r>
         <w:rPr>
           <w:rFonts w:eastAsiaTheme="minorEastAsia"/>
-        </w:rPr>
-        <w:t xml:space="preserve"> </w:t>
-      </w:r>
-      <w:r>
-        <w:rPr>
-          <w:rFonts w:eastAsiaTheme="minorEastAsia"/>
           <w:b/>
           <w:bCs/>
         </w:rPr>
@@ -4972,6 +5661,7 @@
     </w:p>
     <w:p>
       <w:pPr>
+        <w:ind w:firstLine="720"/>
         <w:rPr>
           <w:rFonts w:eastAsiaTheme="minorEastAsia"/>
         </w:rPr>
@@ -5028,7 +5718,19 @@
         <w:rPr>
           <w:rFonts w:eastAsiaTheme="minorEastAsia"/>
         </w:rPr>
-        <w:t xml:space="preserve"> reliably estimated</w:t>
+        <w:t xml:space="preserve"> </w:t>
+      </w:r>
+      <w:r>
+        <w:rPr>
+          <w:rFonts w:eastAsiaTheme="minorEastAsia"/>
+        </w:rPr>
+        <w:t xml:space="preserve">accurately </w:t>
+      </w:r>
+      <w:r>
+        <w:rPr>
+          <w:rFonts w:eastAsiaTheme="minorEastAsia"/>
+        </w:rPr>
+        <w:t>estimated</w:t>
       </w:r>
       <w:r>
         <w:rPr>
@@ -5064,13 +5766,13 @@
         <w:rPr>
           <w:rFonts w:eastAsiaTheme="minorEastAsia"/>
         </w:rPr>
-        <w:t xml:space="preserve">have demonstrated a procedure for extracting relevant </w:t>
-      </w:r>
-      <w:r>
-        <w:rPr>
-          <w:rFonts w:eastAsiaTheme="minorEastAsia"/>
-        </w:rPr>
-        <w:t>country influenza rate data as input into a forecasting model. We have proposed multiple neural network architectures and a tuning/training process for producing raw forecasts. We have also demonstrated how to reduce the U.S. influenza season dimensionality to three or six parameters, and how to transform the model forecasts into a single-peak approximation of the season where we can predict the total case count, maximum case rate, and (in principle) maximum case rate location.</w:t>
+        <w:t xml:space="preserve">have demonstrated a procedure for extracting </w:t>
+      </w:r>
+      <w:r>
+        <w:rPr>
+          <w:rFonts w:eastAsiaTheme="minorEastAsia"/>
+        </w:rPr>
+        <w:t>predictive</w:t>
       </w:r>
       <w:r>
         <w:rPr>
@@ -5078,18 +5780,80 @@
         </w:rPr>
         <w:t xml:space="preserve"> </w:t>
       </w:r>
-    </w:p>
-    <w:p>
-      <w:pPr>
-        <w:rPr>
-          <w:rFonts w:eastAsiaTheme="minorEastAsia"/>
-        </w:rPr>
-      </w:pPr>
-      <w:r>
-        <w:rPr>
-          <w:rFonts w:eastAsiaTheme="minorEastAsia"/>
-        </w:rPr>
-        <w:t xml:space="preserve">Future work will require finding sensitivity to the second peak of the flu season to produce a </w:t>
+      <w:r>
+        <w:rPr>
+          <w:rFonts w:eastAsiaTheme="minorEastAsia"/>
+        </w:rPr>
+        <w:t xml:space="preserve">country influenza rate data as input into a forecasting model. We have proposed multiple neural network architectures and a tuning/training process for producing raw forecasts. We have also demonstrated how to reduce the U.S. influenza season dimensionality to three or six parameters, and how to transform the model </w:t>
+      </w:r>
+      <w:r>
+        <w:rPr>
+          <w:rFonts w:eastAsiaTheme="minorEastAsia"/>
+        </w:rPr>
+        <w:lastRenderedPageBreak/>
+        <w:t>forecasts into a single-peak approximation of the season where we can predict the total case count, maximum case rate, and (in principle) maximum case rate location.</w:t>
+      </w:r>
+      <w:r>
+        <w:rPr>
+          <w:rFonts w:eastAsiaTheme="minorEastAsia"/>
+        </w:rPr>
+        <w:t xml:space="preserve"> </w:t>
+      </w:r>
+      <w:r>
+        <w:rPr>
+          <w:rFonts w:eastAsiaTheme="minorEastAsia"/>
+        </w:rPr>
+        <w:t xml:space="preserve">All models and data are available in the repository </w:t>
+      </w:r>
+      <w:r>
+        <w:rPr>
+          <w:rFonts w:eastAsiaTheme="minorEastAsia"/>
+        </w:rPr>
+        <w:t>https://github.com/ctjohnson2/flu</w:t>
+      </w:r>
+      <w:r>
+        <w:rPr>
+          <w:rFonts w:eastAsiaTheme="minorEastAsia"/>
+        </w:rPr>
+        <w:t>.</w:t>
+      </w:r>
+    </w:p>
+    <w:p>
+      <w:pPr>
+        <w:ind w:firstLine="720"/>
+        <w:rPr>
+          <w:rFonts w:eastAsiaTheme="minorEastAsia"/>
+        </w:rPr>
+      </w:pPr>
+      <w:r>
+        <w:rPr>
+          <w:rFonts w:eastAsiaTheme="minorEastAsia"/>
+        </w:rPr>
+        <w:t xml:space="preserve">Future work will </w:t>
+      </w:r>
+      <w:r>
+        <w:rPr>
+          <w:rFonts w:eastAsiaTheme="minorEastAsia"/>
+        </w:rPr>
+        <w:t xml:space="preserve">explore data that is </w:t>
+      </w:r>
+      <w:r>
+        <w:rPr>
+          <w:rFonts w:eastAsiaTheme="minorEastAsia"/>
+        </w:rPr>
+        <w:t>sensitiv</w:t>
+      </w:r>
+      <w:r>
+        <w:rPr>
+          <w:rFonts w:eastAsiaTheme="minorEastAsia"/>
+        </w:rPr>
+        <w:t>e</w:t>
+      </w:r>
+      <w:r>
+        <w:rPr>
+          <w:rFonts w:eastAsiaTheme="minorEastAsia"/>
+        </w:rPr>
+        <w:t xml:space="preserve"> to the second peak of the flu season to produce a </w:t>
       </w:r>
       <w:r>
         <w:rPr>
@@ -5107,40 +5871,31 @@
         <w:rPr>
           <w:rFonts w:eastAsiaTheme="minorEastAsia"/>
         </w:rPr>
-        <w:t xml:space="preserve"> </w:t>
-      </w:r>
-      <w:r>
-        <w:rPr>
-          <w:rFonts w:eastAsiaTheme="minorEastAsia"/>
-        </w:rPr>
-        <w:lastRenderedPageBreak/>
-        <w:t>separation length. As vaccine skepticism increases in the U.S. combined with current administration’s changes to vaccine creation, we will need to explore building in vaccine efficacy and adherence into our model.</w:t>
-      </w:r>
-    </w:p>
-    <w:p>
-      <w:pPr>
-        <w:rPr>
-          <w:rFonts w:eastAsiaTheme="minorEastAsia"/>
-        </w:rPr>
-      </w:pPr>
-      <w:r>
-        <w:rPr>
-          <w:rFonts w:eastAsiaTheme="minorEastAsia"/>
-        </w:rPr>
-        <w:t xml:space="preserve">We would like to thank W.H.O for providing publicly available respitaory illness data </w:t>
-      </w:r>
-    </w:p>
-    <w:p>
-      <w:pPr>
-        <w:rPr>
-          <w:rFonts w:eastAsiaTheme="minorEastAsia"/>
-        </w:rPr>
-      </w:pPr>
-      <w:r>
-        <w:rPr>
-          <w:rFonts w:eastAsiaTheme="minorEastAsia"/>
-        </w:rPr>
-        <w:t>We would like to thank CDC and the Flu-Surv project blahblahbla</w:t>
+        <w:t xml:space="preserve"> separation length. As vaccine skepticism</w:t>
+      </w:r>
+      <w:r>
+        <w:rPr>
+          <w:rFonts w:eastAsiaTheme="minorEastAsia"/>
+        </w:rPr>
+        <w:t>/adherence</w:t>
+      </w:r>
+      <w:r>
+        <w:rPr>
+          <w:rFonts w:eastAsiaTheme="minorEastAsia"/>
+        </w:rPr>
+        <w:t xml:space="preserve"> increases</w:t>
+      </w:r>
+      <w:r>
+        <w:rPr>
+          <w:rFonts w:eastAsiaTheme="minorEastAsia"/>
+        </w:rPr>
+        <w:t>/decreases</w:t>
+      </w:r>
+      <w:r>
+        <w:rPr>
+          <w:rFonts w:eastAsiaTheme="minorEastAsia"/>
+        </w:rPr>
+        <w:t xml:space="preserve"> in the U.S., we will need to explore building in vaccine efficacy and adherence into our model.</w:t>
       </w:r>
     </w:p>
     <w:p>
@@ -5821,7 +6576,19 @@
         <w:rPr>
           <w:rFonts w:eastAsiaTheme="minorEastAsia"/>
         </w:rPr>
-        <w:t xml:space="preserve">Fig Country Correlations: Correlations of the U.S. influenza rates with the five countries in the southern hemisphere with the clearest signal as a function of week separations. Other countries that had significant correlations with the U.S. influenza rate were omitted for either being outside our target range </w:t>
+        <w:t>Fig</w:t>
+      </w:r>
+      <w:r>
+        <w:rPr>
+          <w:rFonts w:eastAsiaTheme="minorEastAsia"/>
+        </w:rPr>
+        <w:t>ure</w:t>
+      </w:r>
+      <w:r>
+        <w:rPr>
+          <w:rFonts w:eastAsiaTheme="minorEastAsia"/>
+        </w:rPr>
+        <w:t xml:space="preserve"> Country Correlations: Correlations of the U.S. influenza rates with the five countries in the southern hemisphere with the clearest signal as a function of week separations. Other countries that had significant correlations with the U.S. influenza rate were omitted for either being outside our target range </w:t>
       </w:r>
       <m:oMath>
         <m:r>
@@ -5855,7 +6622,6 @@
             <m:ctrlPr>
               <w:rPr>
                 <w:rFonts w:ascii="Cambria Math" w:eastAsiaTheme="minorEastAsia" w:hAnsi="Cambria Math"/>
-                <w:i/>
               </w:rPr>
             </m:ctrlPr>
           </m:dPr>
@@ -5866,6 +6632,12 @@
               </w:rPr>
               <m:t>20,35</m:t>
             </m:r>
+            <m:ctrlPr>
+              <w:rPr>
+                <w:rFonts w:ascii="Cambria Math" w:eastAsiaTheme="minorEastAsia" w:hAnsi="Cambria Math"/>
+                <w:i/>
+              </w:rPr>
+            </m:ctrlPr>
           </m:e>
         </m:d>
       </m:oMath>
@@ -5896,9 +6668,9 @@
         </w:rPr>
         <w:lastRenderedPageBreak/>
         <w:drawing>
-          <wp:inline distT="0" distB="0" distL="0" distR="0" wp14:anchorId="3CCD7D03" wp14:editId="1289852C">
-            <wp:extent cx="6553200" cy="3407524"/>
-            <wp:effectExtent l="0" t="0" r="0" b="2540"/>
+          <wp:inline distT="0" distB="0" distL="0" distR="0" wp14:anchorId="3CCD7D03" wp14:editId="2649814E">
+            <wp:extent cx="6572223" cy="3404983"/>
+            <wp:effectExtent l="0" t="0" r="635" b="5080"/>
             <wp:docPr id="515104871" name="Picture 2"/>
             <wp:cNvGraphicFramePr>
               <a:graphicFrameLocks xmlns:a="http://schemas.openxmlformats.org/drawingml/2006/main" noChangeAspect="1"/>
@@ -5907,7 +6679,7 @@
               <a:graphicData uri="http://schemas.openxmlformats.org/drawingml/2006/picture">
                 <pic:pic xmlns:pic="http://schemas.openxmlformats.org/drawingml/2006/picture">
                   <pic:nvPicPr>
-                    <pic:cNvPr id="515104871" name="Picture 515104871"/>
+                    <pic:cNvPr id="515104871" name="Picture 2"/>
                     <pic:cNvPicPr/>
                   </pic:nvPicPr>
                   <pic:blipFill>
@@ -5925,7 +6697,7 @@
                   <pic:spPr>
                     <a:xfrm>
                       <a:off x="0" y="0"/>
-                      <a:ext cx="6572223" cy="3417415"/>
+                      <a:ext cx="6572223" cy="3404983"/>
                     </a:xfrm>
                     <a:prstGeom prst="rect">
                       <a:avLst/>
@@ -5949,7 +6721,19 @@
         <w:rPr>
           <w:rFonts w:eastAsiaTheme="minorEastAsia"/>
         </w:rPr>
-        <w:t xml:space="preserve">Fig Normalized Influenza Rates: Five candidate countries and U.S. influenza rates all normalized such that their respective maximum rate in the interval [2013-01, 2024-26] is </w:t>
+        <w:t>Fig</w:t>
+      </w:r>
+      <w:r>
+        <w:rPr>
+          <w:rFonts w:eastAsiaTheme="minorEastAsia"/>
+        </w:rPr>
+        <w:t>ure</w:t>
+      </w:r>
+      <w:r>
+        <w:rPr>
+          <w:rFonts w:eastAsiaTheme="minorEastAsia"/>
+        </w:rPr>
+        <w:t xml:space="preserve"> Normalized Influenza Rates: Five candidate countries and U.S. influenza rates all normalized such that their respective maximum rate in the interval [2013-01, 2024-26] is </w:t>
       </w:r>
       <w:r>
         <w:rPr>
@@ -6049,7 +6833,21 @@
           <w:rFonts w:eastAsiaTheme="minorEastAsia"/>
           <w:noProof/>
         </w:rPr>
-        <w:t>Fig General Model Archetecture: All models follow this general archetecture featuring an input of of size (batch, 5, 26) with a RNN block which features single or multi-RNN archetectures mimicking encoder-decoder or encoder-only models followed by a sequential block featuring linear layers, and layer normalizations in the form of drop out connections.</w:t>
+        <w:t>Fig</w:t>
+      </w:r>
+      <w:r>
+        <w:rPr>
+          <w:rFonts w:eastAsiaTheme="minorEastAsia"/>
+          <w:noProof/>
+        </w:rPr>
+        <w:t>ure</w:t>
+      </w:r>
+      <w:r>
+        <w:rPr>
+          <w:rFonts w:eastAsiaTheme="minorEastAsia"/>
+          <w:noProof/>
+        </w:rPr>
+        <w:t xml:space="preserve"> General Model Archetecture: All models follow this general archetecture featuring an input of of size (batch, 5, 26) with a RNN block which features single or multi-RNN archetectures mimicking encoder-decoder or encoder-only models followed by a sequential block featuring linear layers, and layer normalizations in the form of drop out connections.</w:t>
       </w:r>
     </w:p>
     <w:p>
@@ -6080,9 +6878,9 @@
         </w:rPr>
         <w:lastRenderedPageBreak/>
         <w:drawing>
-          <wp:inline distT="0" distB="0" distL="0" distR="0" wp14:anchorId="26D8B17B" wp14:editId="78886C7D">
-            <wp:extent cx="5511452" cy="3087236"/>
-            <wp:effectExtent l="0" t="0" r="0" b="0"/>
+          <wp:inline distT="0" distB="0" distL="0" distR="0" wp14:anchorId="26D8B17B" wp14:editId="7D5C1C9C">
+            <wp:extent cx="5881191" cy="3294345"/>
+            <wp:effectExtent l="0" t="0" r="5715" b="1905"/>
             <wp:docPr id="769949291" name="Picture 4" descr="A diagram of a computer&#10;&#10;AI-generated content may be incorrect."/>
             <wp:cNvGraphicFramePr>
               <a:graphicFrameLocks xmlns:a="http://schemas.openxmlformats.org/drawingml/2006/main" noChangeAspect="1"/>
@@ -6109,7 +6907,7 @@
                   <pic:spPr>
                     <a:xfrm>
                       <a:off x="0" y="0"/>
-                      <a:ext cx="5534562" cy="3100181"/>
+                      <a:ext cx="5913892" cy="3312662"/>
                     </a:xfrm>
                     <a:prstGeom prst="rect">
                       <a:avLst/>
@@ -6134,129 +6932,48 @@
           <w:rFonts w:eastAsiaTheme="minorEastAsia"/>
           <w:noProof/>
         </w:rPr>
-        <w:t xml:space="preserve">Fig </w:t>
+        <w:t>Fig</w:t>
       </w:r>
       <w:r>
         <w:rPr>
           <w:rFonts w:eastAsiaTheme="minorEastAsia"/>
           <w:noProof/>
         </w:rPr>
-        <w:t>Specfic</w:t>
+        <w:t>ure</w:t>
       </w:r>
       <w:r>
         <w:rPr>
           <w:rFonts w:eastAsiaTheme="minorEastAsia"/>
           <w:noProof/>
         </w:rPr>
-        <w:t xml:space="preserve"> Model Archetecture: </w:t>
-      </w:r>
+        <w:t xml:space="preserve"> Specfic Model Archetecture: Different types of sub-layers within each block of the general archetecture. Each RNN(A,B) is matched with each Seq(A,B) for all flavors of RNNs to determine which model choices are successful. </w:t>
+      </w:r>
+    </w:p>
+    <w:p>
+      <w:pPr>
+        <w:rPr>
+          <w:rFonts w:eastAsiaTheme="minorEastAsia"/>
+        </w:rPr>
+      </w:pPr>
+    </w:p>
+    <w:p>
+      <w:pPr>
+        <w:rPr>
+          <w:rFonts w:eastAsiaTheme="minorEastAsia"/>
+        </w:rPr>
+      </w:pPr>
+    </w:p>
+    <w:p>
+      <w:pPr>
+        <w:rPr>
+          <w:rFonts w:eastAsiaTheme="minorEastAsia"/>
+        </w:rPr>
+      </w:pPr>
       <w:r>
         <w:rPr>
           <w:rFonts w:eastAsiaTheme="minorEastAsia"/>
           <w:noProof/>
         </w:rPr>
-        <w:t>Different types of sub-layers within each block of the general archetecture. Each RNN(A,B) is matched with each Seq(A,B) for all flavors of RNNs to determine which model choices are successful.</w:t>
-      </w:r>
-      <w:r>
-        <w:rPr>
-          <w:rFonts w:eastAsiaTheme="minorEastAsia"/>
-          <w:noProof/>
-        </w:rPr>
-        <w:t xml:space="preserve"> </w:t>
-      </w:r>
-    </w:p>
-    <w:p>
-      <w:pPr>
-        <w:rPr>
-          <w:rFonts w:eastAsiaTheme="minorEastAsia"/>
-        </w:rPr>
-      </w:pPr>
-    </w:p>
-    <w:p>
-      <w:pPr>
-        <w:rPr>
-          <w:rFonts w:eastAsiaTheme="minorEastAsia"/>
-        </w:rPr>
-      </w:pPr>
-      <w:r>
-        <w:rPr>
-          <w:rFonts w:eastAsiaTheme="minorEastAsia"/>
-          <w:noProof/>
-        </w:rPr>
-        <w:drawing>
-          <wp:inline distT="0" distB="0" distL="0" distR="0" wp14:anchorId="5A52750E" wp14:editId="6B7A7C92">
-            <wp:extent cx="2561473" cy="2004164"/>
-            <wp:effectExtent l="0" t="0" r="0" b="0"/>
-            <wp:docPr id="1167729610" name="Picture 2" descr="A table with numbers and a number on it&#10;&#10;AI-generated content may be incorrect."/>
-            <wp:cNvGraphicFramePr>
-              <a:graphicFrameLocks xmlns:a="http://schemas.openxmlformats.org/drawingml/2006/main" noChangeAspect="1"/>
-            </wp:cNvGraphicFramePr>
-            <a:graphic xmlns:a="http://schemas.openxmlformats.org/drawingml/2006/main">
-              <a:graphicData uri="http://schemas.openxmlformats.org/drawingml/2006/picture">
-                <pic:pic xmlns:pic="http://schemas.openxmlformats.org/drawingml/2006/picture">
-                  <pic:nvPicPr>
-                    <pic:cNvPr id="1167729610" name="Picture 2" descr="A table with numbers and a number on it&#10;&#10;AI-generated content may be incorrect."/>
-                    <pic:cNvPicPr/>
-                  </pic:nvPicPr>
-                  <pic:blipFill>
-                    <a:blip r:embed="rId15">
-                      <a:extLst>
-                        <a:ext uri="{28A0092B-C50C-407E-A947-70E740481C1C}">
-                          <a14:useLocalDpi xmlns:a14="http://schemas.microsoft.com/office/drawing/2010/main" val="0"/>
-                        </a:ext>
-                      </a:extLst>
-                    </a:blip>
-                    <a:stretch>
-                      <a:fillRect/>
-                    </a:stretch>
-                  </pic:blipFill>
-                  <pic:spPr>
-                    <a:xfrm>
-                      <a:off x="0" y="0"/>
-                      <a:ext cx="2566294" cy="2007936"/>
-                    </a:xfrm>
-                    <a:prstGeom prst="rect">
-                      <a:avLst/>
-                    </a:prstGeom>
-                  </pic:spPr>
-                </pic:pic>
-              </a:graphicData>
-            </a:graphic>
-          </wp:inline>
-        </w:drawing>
-      </w:r>
-    </w:p>
-    <w:p>
-      <w:pPr>
-        <w:rPr>
-          <w:rFonts w:eastAsiaTheme="minorEastAsia"/>
-        </w:rPr>
-      </w:pPr>
-      <w:r>
-        <w:rPr>
-          <w:rFonts w:eastAsiaTheme="minorEastAsia"/>
-        </w:rPr>
-        <w:t>Table</w:t>
-      </w:r>
-      <w:r>
-        <w:rPr>
-          <w:rFonts w:eastAsiaTheme="minorEastAsia"/>
-        </w:rPr>
-        <w:t xml:space="preserve"> Lorenzian Values: Parameter results for fitting the two test seasons to double Lorenzian parameterizations. Season 22-23 is completely described with a single curve while 23-24 requires a second broad peak of low amplitude.</w:t>
-      </w:r>
-    </w:p>
-    <w:p>
-      <w:pPr>
-        <w:rPr>
-          <w:rFonts w:eastAsiaTheme="minorEastAsia"/>
-        </w:rPr>
-      </w:pPr>
-      <w:r>
-        <w:rPr>
-          <w:rFonts w:eastAsiaTheme="minorEastAsia"/>
-          <w:noProof/>
-        </w:rPr>
-        <w:lastRenderedPageBreak/>
         <w:drawing>
           <wp:inline distT="0" distB="0" distL="0" distR="0" wp14:anchorId="6835CD50" wp14:editId="5E443638">
             <wp:extent cx="4233797" cy="2625906"/>
@@ -6273,7 +6990,7 @@
                     <pic:cNvPicPr/>
                   </pic:nvPicPr>
                   <pic:blipFill>
-                    <a:blip r:embed="rId16">
+                    <a:blip r:embed="rId15">
                       <a:extLst>
                         <a:ext uri="{28A0092B-C50C-407E-A947-70E740481C1C}">
                           <a14:useLocalDpi xmlns:a14="http://schemas.microsoft.com/office/drawing/2010/main" val="0"/>
@@ -6324,6 +7041,7 @@
           <w:rFonts w:eastAsiaTheme="minorEastAsia"/>
           <w:noProof/>
         </w:rPr>
+        <w:lastRenderedPageBreak/>
         <w:drawing>
           <wp:inline distT="0" distB="0" distL="0" distR="0" wp14:anchorId="54936173" wp14:editId="4ACDB152">
             <wp:extent cx="4233545" cy="2530823"/>
@@ -6340,7 +7058,7 @@
                     <pic:cNvPicPr/>
                   </pic:nvPicPr>
                   <pic:blipFill>
-                    <a:blip r:embed="rId17">
+                    <a:blip r:embed="rId16">
                       <a:extLst>
                         <a:ext uri="{28A0092B-C50C-407E-A947-70E740481C1C}">
                           <a14:useLocalDpi xmlns:a14="http://schemas.microsoft.com/office/drawing/2010/main" val="0"/>
@@ -6377,31 +7095,7 @@
         <w:rPr>
           <w:rFonts w:eastAsiaTheme="minorEastAsia"/>
         </w:rPr>
-        <w:t>Table Season 2</w:t>
-      </w:r>
-      <w:r>
-        <w:rPr>
-          <w:rFonts w:eastAsiaTheme="minorEastAsia"/>
-        </w:rPr>
-        <w:t>4</w:t>
-      </w:r>
-      <w:r>
-        <w:rPr>
-          <w:rFonts w:eastAsiaTheme="minorEastAsia"/>
-        </w:rPr>
-        <w:t>-2</w:t>
-      </w:r>
-      <w:r>
-        <w:rPr>
-          <w:rFonts w:eastAsiaTheme="minorEastAsia"/>
-        </w:rPr>
-        <w:t>5</w:t>
-      </w:r>
-      <w:r>
-        <w:rPr>
-          <w:rFonts w:eastAsiaTheme="minorEastAsia"/>
-        </w:rPr>
-        <w:t xml:space="preserve"> Model Lorenzian Results: Each individual model’s parameter results from fitting to a single-peaked Lorenzian curve. Half-Width Adj is the rescaled width as explained via equation 4.</w:t>
+        <w:t>Table Season 24-25 Model Lorenzian Results: Each individual model’s parameter results from fitting to a single-peaked Lorenzian curve. Half-Width Adj is the rescaled width as explained via equation 4.</w:t>
       </w:r>
     </w:p>
     <w:p>
@@ -6424,10 +7118,10 @@
         </w:rPr>
         <w:lastRenderedPageBreak/>
         <w:drawing>
-          <wp:inline distT="0" distB="0" distL="0" distR="0" wp14:anchorId="4C71AEFB" wp14:editId="430C11F5">
-            <wp:extent cx="6028371" cy="8860025"/>
-            <wp:effectExtent l="0" t="0" r="0" b="0"/>
-            <wp:docPr id="889272226" name="Picture 5" descr="A group of graphs showing different sizes of lines&#10;&#10;AI-generated content may be incorrect."/>
+          <wp:inline distT="0" distB="0" distL="0" distR="0" wp14:anchorId="4C71AEFB" wp14:editId="6C0F695A">
+            <wp:extent cx="6043737" cy="8870524"/>
+            <wp:effectExtent l="0" t="0" r="0" b="6985"/>
+            <wp:docPr id="889272226" name="Picture 5"/>
             <wp:cNvGraphicFramePr>
               <a:graphicFrameLocks xmlns:a="http://schemas.openxmlformats.org/drawingml/2006/main" noChangeAspect="1"/>
             </wp:cNvGraphicFramePr>
@@ -6435,11 +7129,11 @@
               <a:graphicData uri="http://schemas.openxmlformats.org/drawingml/2006/picture">
                 <pic:pic xmlns:pic="http://schemas.openxmlformats.org/drawingml/2006/picture">
                   <pic:nvPicPr>
-                    <pic:cNvPr id="889272226" name="Picture 5" descr="A group of graphs showing different sizes of lines&#10;&#10;AI-generated content may be incorrect."/>
+                    <pic:cNvPr id="889272226" name="Picture 5"/>
                     <pic:cNvPicPr/>
                   </pic:nvPicPr>
                   <pic:blipFill>
-                    <a:blip r:embed="rId18" cstate="print">
+                    <a:blip r:embed="rId17" cstate="print">
                       <a:extLst>
                         <a:ext uri="{28A0092B-C50C-407E-A947-70E740481C1C}">
                           <a14:useLocalDpi xmlns:a14="http://schemas.microsoft.com/office/drawing/2010/main" val="0"/>
@@ -6453,7 +7147,7 @@
                   <pic:spPr>
                     <a:xfrm>
                       <a:off x="0" y="0"/>
-                      <a:ext cx="6043737" cy="8882609"/>
+                      <a:ext cx="6043737" cy="8870524"/>
                     </a:xfrm>
                     <a:prstGeom prst="rect">
                       <a:avLst/>
@@ -6470,13 +7164,166 @@
           <w:rFonts w:eastAsiaTheme="minorEastAsia"/>
         </w:rPr>
         <w:lastRenderedPageBreak/>
-        <w:t>Fig Lorenzian Multi-Season Descriptions: Ten years (excluding two COVID seasons) of bimodal Lorenzian fits to U.S. influenza rates. Parameterizations describe each season very well having a mean absolute percentage error varying from 1.6%-4.0%.</w:t>
-      </w:r>
+        <w:t>Fig</w:t>
+      </w:r>
+      <w:r>
+        <w:rPr>
+          <w:rFonts w:eastAsiaTheme="minorEastAsia"/>
+        </w:rPr>
+        <w:t>ure</w:t>
+      </w:r>
+      <w:r>
+        <w:rPr>
+          <w:rFonts w:eastAsiaTheme="minorEastAsia"/>
+        </w:rPr>
+        <w:t xml:space="preserve"> Lorenzian Multi-Season Descriptions: Ten years (excluding two COVID seasons) of bimodal Lorenzian fits</w:t>
+      </w:r>
+      <w:r>
+        <w:rPr>
+          <w:rFonts w:eastAsiaTheme="minorEastAsia"/>
+        </w:rPr>
+        <w:t xml:space="preserve"> (blue)</w:t>
+      </w:r>
+      <w:r>
+        <w:rPr>
+          <w:rFonts w:eastAsiaTheme="minorEastAsia"/>
+        </w:rPr>
+        <w:t xml:space="preserve"> to U.S. influenza rates</w:t>
+      </w:r>
+      <w:r>
+        <w:rPr>
+          <w:rFonts w:eastAsiaTheme="minorEastAsia"/>
+        </w:rPr>
+        <w:t xml:space="preserve"> (black)</w:t>
+      </w:r>
+      <w:r>
+        <w:rPr>
+          <w:rFonts w:eastAsiaTheme="minorEastAsia"/>
+        </w:rPr>
+        <w:t>. Parameterizations describe each season very well having a mean absolute percentage error varying from 1.6%-4.0%.</w:t>
+      </w:r>
+    </w:p>
+    <w:p>
+      <w:pPr>
+        <w:rPr>
+          <w:rFonts w:eastAsiaTheme="minorEastAsia"/>
+        </w:rPr>
+      </w:pPr>
+    </w:p>
+    <w:p>
+      <w:pPr>
+        <w:rPr>
+          <w:rFonts w:eastAsiaTheme="minorEastAsia"/>
+        </w:rPr>
+      </w:pPr>
+    </w:p>
+    <w:p>
+      <w:pPr>
+        <w:rPr>
+          <w:rFonts w:eastAsiaTheme="minorEastAsia"/>
+        </w:rPr>
+      </w:pPr>
+    </w:p>
+    <w:p>
+      <w:pPr>
+        <w:rPr>
+          <w:rFonts w:eastAsiaTheme="minorEastAsia"/>
+        </w:rPr>
+      </w:pPr>
       <w:r>
         <w:rPr>
           <w:rFonts w:eastAsiaTheme="minorEastAsia"/>
           <w:noProof/>
         </w:rPr>
+        <w:drawing>
+          <wp:inline distT="0" distB="0" distL="0" distR="0" wp14:anchorId="0300F31B" wp14:editId="3A8E4CA0">
+            <wp:extent cx="5943600" cy="3268345"/>
+            <wp:effectExtent l="0" t="0" r="0" b="8255"/>
+            <wp:docPr id="1162680023" name="Picture 1" descr="A graph of a model output&#10;&#10;AI-generated content may be incorrect."/>
+            <wp:cNvGraphicFramePr>
+              <a:graphicFrameLocks xmlns:a="http://schemas.openxmlformats.org/drawingml/2006/main" noChangeAspect="1"/>
+            </wp:cNvGraphicFramePr>
+            <a:graphic xmlns:a="http://schemas.openxmlformats.org/drawingml/2006/main">
+              <a:graphicData uri="http://schemas.openxmlformats.org/drawingml/2006/picture">
+                <pic:pic xmlns:pic="http://schemas.openxmlformats.org/drawingml/2006/picture">
+                  <pic:nvPicPr>
+                    <pic:cNvPr id="1162680023" name="Picture 1" descr="A graph of a model output&#10;&#10;AI-generated content may be incorrect."/>
+                    <pic:cNvPicPr/>
+                  </pic:nvPicPr>
+                  <pic:blipFill>
+                    <a:blip r:embed="rId18">
+                      <a:extLst>
+                        <a:ext uri="{28A0092B-C50C-407E-A947-70E740481C1C}">
+                          <a14:useLocalDpi xmlns:a14="http://schemas.microsoft.com/office/drawing/2010/main" val="0"/>
+                        </a:ext>
+                      </a:extLst>
+                    </a:blip>
+                    <a:stretch>
+                      <a:fillRect/>
+                    </a:stretch>
+                  </pic:blipFill>
+                  <pic:spPr>
+                    <a:xfrm>
+                      <a:off x="0" y="0"/>
+                      <a:ext cx="5943600" cy="3268345"/>
+                    </a:xfrm>
+                    <a:prstGeom prst="rect">
+                      <a:avLst/>
+                    </a:prstGeom>
+                  </pic:spPr>
+                </pic:pic>
+              </a:graphicData>
+            </a:graphic>
+          </wp:inline>
+        </w:drawing>
+      </w:r>
+    </w:p>
+    <w:p>
+      <w:pPr>
+        <w:rPr>
+          <w:rFonts w:eastAsiaTheme="minorEastAsia"/>
+        </w:rPr>
+      </w:pPr>
+      <w:r>
+        <w:rPr>
+          <w:rFonts w:eastAsiaTheme="minorEastAsia"/>
+        </w:rPr>
+        <w:t>Figure RAW: Model outputs for both seasons for the two test seasons. Models generally agree on maximum location and show higher variance in the maximum height and width.</w:t>
+      </w:r>
+    </w:p>
+    <w:p>
+      <w:pPr>
+        <w:rPr>
+          <w:rFonts w:eastAsiaTheme="minorEastAsia"/>
+        </w:rPr>
+      </w:pPr>
+    </w:p>
+    <w:p>
+      <w:pPr>
+        <w:rPr>
+          <w:rFonts w:eastAsiaTheme="minorEastAsia"/>
+        </w:rPr>
+      </w:pPr>
+    </w:p>
+    <w:p>
+      <w:pPr>
+        <w:rPr>
+          <w:rFonts w:eastAsiaTheme="minorEastAsia"/>
+        </w:rPr>
+      </w:pPr>
+    </w:p>
+    <w:p>
+      <w:pPr>
+        <w:rPr>
+          <w:rFonts w:eastAsiaTheme="minorEastAsia"/>
+        </w:rPr>
+      </w:pPr>
+      <w:r>
+        <w:rPr>
+          <w:rFonts w:eastAsiaTheme="minorEastAsia"/>
+          <w:noProof/>
+        </w:rPr>
+        <w:lastRenderedPageBreak/>
         <w:drawing>
           <wp:inline distT="0" distB="0" distL="0" distR="0" wp14:anchorId="0A88AA70" wp14:editId="67B2ACFE">
             <wp:extent cx="6144016" cy="3405465"/>
@@ -6530,7 +7377,19 @@
         <w:rPr>
           <w:rFonts w:eastAsiaTheme="minorEastAsia"/>
         </w:rPr>
-        <w:t xml:space="preserve">Fig Forecast Results Weekly: Forecasts for seasons 23-24 and 24-25 in blue with uncertainties computed from model variation shaded compared to actual influenza rates in black. Models both describe </w:t>
+        <w:t>Fig</w:t>
+      </w:r>
+      <w:r>
+        <w:rPr>
+          <w:rFonts w:eastAsiaTheme="minorEastAsia"/>
+        </w:rPr>
+        <w:t>ure</w:t>
+      </w:r>
+      <w:r>
+        <w:rPr>
+          <w:rFonts w:eastAsiaTheme="minorEastAsia"/>
+        </w:rPr>
+        <w:t xml:space="preserve"> Forecast Results Weekly: Forecasts for seasons 23-24 and 24-25 in blue with uncertainties computed from model variation shaded compared to actual influenza rates in black. Models both describe </w:t>
       </w:r>
       <w:r>
         <w:rPr>
@@ -6550,7 +7409,6 @@
           <w:rFonts w:eastAsiaTheme="minorEastAsia"/>
           <w:noProof/>
         </w:rPr>
-        <w:lastRenderedPageBreak/>
         <w:drawing>
           <wp:inline distT="0" distB="0" distL="0" distR="0" wp14:anchorId="18E4AA8B" wp14:editId="4E6E0954">
             <wp:extent cx="5943600" cy="3265805"/>
@@ -6604,7 +7462,20 @@
         <w:rPr>
           <w:rFonts w:eastAsiaTheme="minorEastAsia"/>
         </w:rPr>
-        <w:t>Figure Forecast Results Summary: The general strength of a influenza season can be categorized by the most severe weekly rate combined with the total number of cases experienced. We display these results of our models in blue, subset of models with lower uncertainty in gray, and actual result in black.</w:t>
+        <w:lastRenderedPageBreak/>
+        <w:t>Figure Forecast Results Summary: The general strength of a</w:t>
+      </w:r>
+      <w:r>
+        <w:rPr>
+          <w:rFonts w:eastAsiaTheme="minorEastAsia"/>
+        </w:rPr>
+        <w:t>n</w:t>
+      </w:r>
+      <w:r>
+        <w:rPr>
+          <w:rFonts w:eastAsiaTheme="minorEastAsia"/>
+        </w:rPr>
+        <w:t xml:space="preserve"> influenza season can be categorized by the most severe weekly rate combined with the total number of cases experienced. We display these results of our models in blue, subset of models with lower uncertainty in gray, and actual result in black.</w:t>
       </w:r>
     </w:p>
     <w:sectPr>
@@ -7390,7 +8261,6 @@
   <w:style w:type="character" w:default="1" w:styleId="DefaultParagraphFont">
     <w:name w:val="Default Paragraph Font"/>
     <w:uiPriority w:val="1"/>
-    <w:semiHidden/>
     <w:unhideWhenUsed/>
   </w:style>
   <w:style w:type="table" w:default="1" w:styleId="TableNormal">

--- a/fluword.docx
+++ b/fluword.docx
@@ -22,15 +22,47 @@
           <w:i/>
           <w:iCs/>
         </w:rPr>
-        <w:t>Each year, influenza epidemics result in significant morbidity, mortality, and cause adverse effects to the economy. Predicting annual influenza outbreaks can prepare jurisdictions to reduce detrimental outcomes through targeted vaccinations, health care preparations, and other programs to reduce exposure. Since probability of exposure among individuals is enhanced through increased human density, we used incidence data from the Southern hemisphere during the winter to predict future influenza rates in the Northern hemisphere. The model predicted a 30\% increase in the winter of 2025 in North America which closely tracked actual incidence. We maintain models populated with data from other jurisdictions can be useful to predict relative incidence and be used to more effectively allocate resources from which to protect public health.</w:t>
-      </w:r>
-    </w:p>
-    <w:p>
-      <w:pPr>
+        <w:t xml:space="preserve">Each year, influenza epidemics result in significant </w:t>
+      </w:r>
+      <w:proofErr w:type="gramStart"/>
+      <w:r>
         <w:rPr>
           <w:i/>
           <w:iCs/>
         </w:rPr>
+        <w:t>morbidity,</w:t>
+      </w:r>
+      <w:proofErr w:type="gramEnd"/>
+      <w:r>
+        <w:rPr>
+          <w:i/>
+          <w:iCs/>
+        </w:rPr>
+        <w:t xml:space="preserve"> mortality, and cause adverse effects </w:t>
+      </w:r>
+      <w:proofErr w:type="gramStart"/>
+      <w:r>
+        <w:rPr>
+          <w:i/>
+          <w:iCs/>
+        </w:rPr>
+        <w:t>to</w:t>
+      </w:r>
+      <w:proofErr w:type="gramEnd"/>
+      <w:r>
+        <w:rPr>
+          <w:i/>
+          <w:iCs/>
+        </w:rPr>
+        <w:t xml:space="preserve"> the economy. Predicting annual influenza outbreaks can prepare jurisdictions to reduce detrimental outcomes through targeted vaccinations, health care preparations, and other programs to reduce exposure. Since probability of exposure among individuals is enhanced through increased human density, we used incidence data from the Southern hemisphere during the winter to predict future influenza rates in the Northern hemisphere. The model predicted a 30\% increase in the winter of 2025 in North America which closely tracked actual incidence. We maintain models populated with data from other jurisdictions can be useful to predict relative incidence and be used to more effectively allocate resources from which to protect public health.</w:t>
+      </w:r>
+    </w:p>
+    <w:p>
+      <w:pPr>
+        <w:rPr>
+          <w:i/>
+          <w:iCs/>
+        </w:rPr>
       </w:pPr>
     </w:p>
     <w:p>
@@ -53,7 +85,23 @@
         <w:ind w:firstLine="720"/>
       </w:pPr>
       <w:r>
-        <w:t xml:space="preserve">Annual influenza outbreaks cause considerable morbidity, mortality, and economic effects. There is also widespread concern amongst public health professionals regarding the deadly potential of a future influenza pandemic (Doshi 2008). Pathogenic airborne viruses increase transmission proportionally within higher areas of human density. Such increases occur annually during winter in temperate regions when people spend greater time indoors (Simonsen 1999). Tempo-spatial patterns can be useful in predicting influenza outbreaks (Onozuka and Akihito 2008, Shaman and Karspeck 2012) and can be used in modeling approaches to better prepare certain jurisdictions to focus public health resources. </w:t>
+        <w:t>Annual influenza outbreaks cause considerable morbidity, mortality, and economic effects. There is also widespread concern amongst public health professionals regarding the deadly potential of a future influenza pandemic (Doshi 2008). Pathogenic airborne viruses increase transmission proportionally within higher areas of human density. Such increases occur annually during winter in temperate regions when people spend greater time indoors (Simonsen 1999). Tempo-spatial patterns can be useful in predicting influenza outbreaks (</w:t>
+      </w:r>
+      <w:proofErr w:type="spellStart"/>
+      <w:r>
+        <w:t>Onozuka</w:t>
+      </w:r>
+      <w:proofErr w:type="spellEnd"/>
+      <w:r>
+        <w:t xml:space="preserve"> and Akihito 2008, Shaman and </w:t>
+      </w:r>
+      <w:proofErr w:type="spellStart"/>
+      <w:r>
+        <w:t>Karspeck</w:t>
+      </w:r>
+      <w:proofErr w:type="spellEnd"/>
+      <w:r>
+        <w:t xml:space="preserve"> 2012) and can be used in modeling approaches to better prepare certain jurisdictions to focus public health resources. </w:t>
       </w:r>
     </w:p>
     <w:p>
@@ -73,13 +121,30 @@
         <w:t xml:space="preserve">U.S. influenza forecasting </w:t>
       </w:r>
       <w:r>
-        <w:t>models provided by the CDC (</w:t>
-      </w:r>
-      <w:r>
-        <w:t>FluSight 2025</w:t>
-      </w:r>
-      <w:r>
-        <w:t xml:space="preserve">) are done using an ensemble </w:t>
+        <w:t>models</w:t>
+      </w:r>
+      <w:r>
+        <w:t>,</w:t>
+      </w:r>
+      <w:r>
+        <w:t xml:space="preserve"> provided by the CDC (</w:t>
+      </w:r>
+      <w:proofErr w:type="spellStart"/>
+      <w:r>
+        <w:t>FluSight</w:t>
+      </w:r>
+      <w:proofErr w:type="spellEnd"/>
+      <w:r>
+        <w:t xml:space="preserve"> 2025</w:t>
+      </w:r>
+      <w:r>
+        <w:t>)</w:t>
+      </w:r>
+      <w:r>
+        <w:t>,</w:t>
+      </w:r>
+      <w:r>
+        <w:t xml:space="preserve"> are done using an ensemble </w:t>
       </w:r>
       <w:r>
         <w:t>from different teams</w:t>
@@ -94,6 +159,9 @@
         <w:t>ing</w:t>
       </w:r>
       <w:r>
+        <w:t xml:space="preserve"> </w:t>
+      </w:r>
+      <w:r>
         <w:t>1-</w:t>
       </w:r>
       <w:r>
@@ -121,7 +189,19 @@
         <w:t xml:space="preserve"> </w:t>
       </w:r>
       <w:r>
-        <w:t xml:space="preserve">To expand forecast horizons, we explore alternative data sources where we believe deep learning techniques </w:t>
+        <w:t>To expand forecast horizons, we</w:t>
+      </w:r>
+      <w:r>
+        <w:t xml:space="preserve"> are forced to</w:t>
+      </w:r>
+      <w:r>
+        <w:t xml:space="preserve"> explore alternative data sources</w:t>
+      </w:r>
+      <w:r>
+        <w:t xml:space="preserve"> with longer lead times that</w:t>
+      </w:r>
+      <w:r>
+        <w:t xml:space="preserve"> we believe deep learning techniques </w:t>
       </w:r>
       <w:r>
         <w:t>can provide a helping hand</w:t>
@@ -136,7 +216,13 @@
         <w:t>s</w:t>
       </w:r>
       <w:r>
-        <w:t xml:space="preserve"> been work to explore machine learning as a method of determining</w:t>
+        <w:t xml:space="preserve"> been work </w:t>
+      </w:r>
+      <w:r>
+        <w:t>exploring</w:t>
+      </w:r>
+      <w:r>
+        <w:t xml:space="preserve"> machine learning as a method of determining</w:t>
       </w:r>
       <w:r>
         <w:t xml:space="preserve"> longer range</w:t>
@@ -190,7 +276,13 @@
         <w:t xml:space="preserve">This work aims to push the flu modeling forecasting range to approximately </w:t>
       </w:r>
       <w:r>
-        <w:t xml:space="preserve">half of year while naturally </w:t>
+        <w:t xml:space="preserve">half of </w:t>
+      </w:r>
+      <w:r>
+        <w:t xml:space="preserve">a </w:t>
+      </w:r>
+      <w:r>
+        <w:t xml:space="preserve">year while naturally </w:t>
       </w:r>
       <w:r>
         <w:t>sacrificing some week-to-week accuracy</w:t>
@@ -211,10 +303,10 @@
         <w:t xml:space="preserve">learn complex </w:t>
       </w:r>
       <w:r>
-        <w:t xml:space="preserve">temporal </w:t>
-      </w:r>
-      <w:r>
-        <w:t xml:space="preserve">and cross </w:t>
+        <w:t>temporal</w:t>
+      </w:r>
+      <w:r>
+        <w:t xml:space="preserve"> </w:t>
       </w:r>
       <w:r>
         <w:t xml:space="preserve">relationships of the data to forecast the U.S. season. Following model </w:t>
@@ -241,7 +333,41 @@
         <w:t xml:space="preserve"> ultimately</w:t>
       </w:r>
       <w:r>
-        <w:t xml:space="preserve"> compare influenza forecasts for the 23-24 and 24-25 seasons.</w:t>
+        <w:t xml:space="preserve"> compare influenza forecasts for the </w:t>
+      </w:r>
+      <w:r>
+        <w:t>‘</w:t>
+      </w:r>
+      <w:r>
+        <w:t>23</w:t>
+      </w:r>
+      <w:proofErr w:type="gramStart"/>
+      <w:r>
+        <w:t>-</w:t>
+      </w:r>
+      <w:r>
+        <w:t>‘</w:t>
+      </w:r>
+      <w:proofErr w:type="gramEnd"/>
+      <w:r>
+        <w:t xml:space="preserve">24 and </w:t>
+      </w:r>
+      <w:r>
+        <w:t>‘</w:t>
+      </w:r>
+      <w:r>
+        <w:t>24</w:t>
+      </w:r>
+      <w:proofErr w:type="gramStart"/>
+      <w:r>
+        <w:t>-</w:t>
+      </w:r>
+      <w:r>
+        <w:t>‘</w:t>
+      </w:r>
+      <w:proofErr w:type="gramEnd"/>
+      <w:r>
+        <w:t>25 seasons.</w:t>
       </w:r>
     </w:p>
     <w:p>
@@ -266,7 +392,15 @@
         <w:ind w:firstLine="720"/>
       </w:pPr>
       <w:r>
-        <w:t xml:space="preserve">The strength of an influenza outbreak can be dependent on a variety of factors such as the dominant strain(s) of the virus H(i)N(j), vaccination efficacy and adherence, timing of close human activity etc. Vaccine efficacy relies on the CDC's ability to predict the dominant viral strains likely to infect humans. Vaccines are created by analyzing the current dominant strains effecting humans around the globe to select </w:t>
+        <w:t>The strength of an influenza outbreak can be dependent on a variety of factors such as the dominant strain(s) of the virus H(</w:t>
+      </w:r>
+      <w:proofErr w:type="spellStart"/>
+      <w:r>
+        <w:t>i</w:t>
+      </w:r>
+      <w:proofErr w:type="spellEnd"/>
+      <w:r>
+        <w:t xml:space="preserve">)N(j), vaccination efficacy and adherence, timing of close human activity etc. Vaccine efficacy relies on the CDC's ability to predict the dominant viral strains likely to infect humans. Vaccines are created by analyzing the current dominant strains effecting humans around the globe to select </w:t>
       </w:r>
       <w:r>
         <w:t>“</w:t>
@@ -296,7 +430,15 @@
         <w:t xml:space="preserve"> 2025)</w:t>
       </w:r>
       <w:r>
-        <w:t>. Vaccine efficacy varies year-to-year but has had a relatively small variance in the past 10 years with a 36(9)% estimated reduction in infection</w:t>
+        <w:t>. Vaccine efficacy varies year-to-year but has had a relatively small variance in the past 10 years with a 36(</w:t>
+      </w:r>
+      <w:proofErr w:type="gramStart"/>
+      <w:r>
+        <w:t>9)%</w:t>
+      </w:r>
+      <w:proofErr w:type="gramEnd"/>
+      <w:r>
+        <w:t xml:space="preserve"> estimated reduction in infection</w:t>
       </w:r>
       <w:r>
         <w:t xml:space="preserve"> (</w:t>
@@ -364,7 +506,13 @@
         <w:rPr>
           <w:rFonts w:eastAsiaTheme="minorEastAsia"/>
         </w:rPr>
-        <w:t>, provided the virus has not mutated in a significant way.</w:t>
+        <w:t>, as opposed to simply examining the previous season where the virus has had a full year to mutate</w:t>
+      </w:r>
+      <w:r>
+        <w:rPr>
+          <w:rFonts w:eastAsiaTheme="minorEastAsia"/>
+        </w:rPr>
+        <w:t>.</w:t>
       </w:r>
       <w:r>
         <w:rPr>
@@ -499,7 +647,27 @@
         <w:rPr>
           <w:rFonts w:eastAsiaTheme="minorEastAsia"/>
         </w:rPr>
-        <w:t xml:space="preserve"> by borrowing influenza records from the W.H.O. (cite) and compute their lagged correlations with the U.S. hospitalizations records given by the CDC </w:t>
+        <w:t xml:space="preserve"> by borrowing influenza records from the W.H.O. (</w:t>
+      </w:r>
+      <w:proofErr w:type="spellStart"/>
+      <w:r>
+        <w:rPr>
+          <w:rFonts w:eastAsiaTheme="minorEastAsia"/>
+        </w:rPr>
+        <w:t>FluNet</w:t>
+      </w:r>
+      <w:proofErr w:type="spellEnd"/>
+      <w:r>
+        <w:rPr>
+          <w:rFonts w:eastAsiaTheme="minorEastAsia"/>
+        </w:rPr>
+        <w:t xml:space="preserve"> 2025</w:t>
+      </w:r>
+      <w:r>
+        <w:rPr>
+          <w:rFonts w:eastAsiaTheme="minorEastAsia"/>
+        </w:rPr>
+        <w:t xml:space="preserve">) and compute their lagged correlations with the U.S. hospitalizations records given by the CDC </w:t>
       </w:r>
       <w:r>
         <w:rPr>
@@ -1254,7 +1422,7 @@
               <w:rPr>
                 <w:rFonts w:ascii="Cambria Math" w:eastAsiaTheme="minorEastAsia" w:hAnsi="Cambria Math"/>
               </w:rPr>
-              <m:t/>
+              <m:t>α</m:t>
             </m:r>
           </m:sup>
         </m:sSubSup>
@@ -1280,7 +1448,27 @@
         <w:rPr>
           <w:rFonts w:eastAsiaTheme="minorEastAsia"/>
         </w:rPr>
-        <w:t xml:space="preserve"> on week t</w:t>
+        <w:t xml:space="preserve"> </w:t>
+      </w:r>
+      <w:proofErr w:type="spellStart"/>
+      <w:r>
+        <w:rPr>
+          <w:rFonts w:eastAsiaTheme="minorEastAsia"/>
+        </w:rPr>
+        <w:t>on</w:t>
+      </w:r>
+      <w:proofErr w:type="spellEnd"/>
+      <w:r>
+        <w:rPr>
+          <w:rFonts w:eastAsiaTheme="minorEastAsia"/>
+        </w:rPr>
+        <w:t xml:space="preserve"> week t</w:t>
+      </w:r>
+      <w:r>
+        <w:rPr>
+          <w:rFonts w:eastAsiaTheme="minorEastAsia"/>
+        </w:rPr>
+        <w:t>,</w:t>
       </w:r>
       <w:r>
         <w:rPr>
@@ -1312,7 +1500,21 @@
         <w:rPr>
           <w:rFonts w:eastAsiaTheme="minorEastAsia"/>
         </w:rPr>
-        <w:t xml:space="preserve"> denotes the mean. </w:t>
+        <w:t xml:space="preserve"> denotes the </w:t>
+      </w:r>
+      <w:proofErr w:type="gramStart"/>
+      <w:r>
+        <w:rPr>
+          <w:rFonts w:eastAsiaTheme="minorEastAsia"/>
+        </w:rPr>
+        <w:t>mean</w:t>
+      </w:r>
+      <w:proofErr w:type="gramEnd"/>
+      <w:r>
+        <w:rPr>
+          <w:rFonts w:eastAsiaTheme="minorEastAsia"/>
+        </w:rPr>
+        <w:t xml:space="preserve">. </w:t>
       </w:r>
       <w:r>
         <w:rPr>
@@ -1394,22 +1596,7 @@
           <w:rPr>
             <w:rFonts w:ascii="Cambria Math" w:eastAsiaTheme="minorEastAsia" w:hAnsi="Cambria Math"/>
           </w:rPr>
-          <m:t>δ</m:t>
-        </m:r>
-        <m:r>
-          <w:rPr>
-            <w:rFonts w:ascii="Cambria Math" w:eastAsiaTheme="minorEastAsia" w:hAnsi="Cambria Math"/>
-          </w:rPr>
-          <m:t>t</m:t>
-        </m:r>
-        <m:r>
-          <m:rPr>
-            <m:sty m:val="p"/>
-          </m:rPr>
-          <w:rPr>
-            <w:rFonts w:ascii="Cambria Math" w:eastAsiaTheme="minorEastAsia" w:hAnsi="Cambria Math"/>
-          </w:rPr>
-          <m:t>∈</m:t>
+          <m:t>δt∈</m:t>
         </m:r>
         <m:d>
           <m:dPr>
@@ -1503,7 +1690,19 @@
         <w:rPr>
           <w:rFonts w:eastAsiaTheme="minorEastAsia"/>
         </w:rPr>
-        <w:t xml:space="preserve">U.S. hospitalizations, however we do observe some general relative scaling of peak heights and the target. We </w:t>
+        <w:t>U.S. hospitalization</w:t>
+      </w:r>
+      <w:r>
+        <w:rPr>
+          <w:rFonts w:eastAsiaTheme="minorEastAsia"/>
+        </w:rPr>
+        <w:t xml:space="preserve"> rate</w:t>
+      </w:r>
+      <w:r>
+        <w:rPr>
+          <w:rFonts w:eastAsiaTheme="minorEastAsia"/>
+        </w:rPr>
+        <w:t xml:space="preserve">, however we do observe some general relative scaling of peak heights and the target. We </w:t>
       </w:r>
       <w:r>
         <w:rPr>
@@ -1622,7 +1821,21 @@
         <w:rPr>
           <w:rFonts w:eastAsiaTheme="minorEastAsia"/>
         </w:rPr>
-        <w:t>Elman 1990, Werbos 1990</w:t>
+        <w:t xml:space="preserve">Elman 1990, </w:t>
+      </w:r>
+      <w:proofErr w:type="spellStart"/>
+      <w:r>
+        <w:rPr>
+          <w:rFonts w:eastAsiaTheme="minorEastAsia"/>
+        </w:rPr>
+        <w:t>Werbos</w:t>
+      </w:r>
+      <w:proofErr w:type="spellEnd"/>
+      <w:r>
+        <w:rPr>
+          <w:rFonts w:eastAsiaTheme="minorEastAsia"/>
+        </w:rPr>
+        <w:t xml:space="preserve"> 1990</w:t>
       </w:r>
       <w:r>
         <w:rPr>
@@ -1658,7 +1871,19 @@
         <w:rPr>
           <w:rFonts w:eastAsiaTheme="minorEastAsia"/>
         </w:rPr>
-        <w:t>where ordering of the data is significant</w:t>
+        <w:t>where ordering of the</w:t>
+      </w:r>
+      <w:r>
+        <w:rPr>
+          <w:rFonts w:eastAsiaTheme="minorEastAsia"/>
+        </w:rPr>
+        <w:t xml:space="preserve"> input</w:t>
+      </w:r>
+      <w:r>
+        <w:rPr>
+          <w:rFonts w:eastAsiaTheme="minorEastAsia"/>
+        </w:rPr>
+        <w:t xml:space="preserve"> data is significant</w:t>
       </w:r>
       <w:r>
         <w:rPr>
@@ -1712,7 +1937,7 @@
         <w:rPr>
           <w:rFonts w:eastAsiaTheme="minorEastAsia"/>
         </w:rPr>
-        <w:t xml:space="preserve"> Given that there are only a few number of countries that have data suggesting correlations with the U.S., and the fact that flu seasons from </w:t>
+        <w:t xml:space="preserve"> Given that there are only a few countries that have data suggesting correlations with the U.S., and the fact that flu seasons from </w:t>
       </w:r>
       <w:r>
         <w:rPr>
@@ -1829,7 +2054,19 @@
         <w:rPr>
           <w:rFonts w:eastAsiaTheme="minorEastAsia"/>
         </w:rPr>
-        <w:t xml:space="preserve"> The input features the 5 southern countries in batches of 26</w:t>
+        <w:t xml:space="preserve"> The input features the </w:t>
+      </w:r>
+      <w:r>
+        <w:rPr>
+          <w:rFonts w:eastAsiaTheme="minorEastAsia"/>
+        </w:rPr>
+        <w:t>five</w:t>
+      </w:r>
+      <w:r>
+        <w:rPr>
+          <w:rFonts w:eastAsiaTheme="minorEastAsia"/>
+        </w:rPr>
+        <w:t xml:space="preserve"> southern countries in batches of 26</w:t>
       </w:r>
       <w:r>
         <w:rPr>
@@ -1851,7 +2088,6 @@
             <m:ctrlPr>
               <w:rPr>
                 <w:rFonts w:ascii="Cambria Math" w:eastAsiaTheme="minorEastAsia" w:hAnsi="Cambria Math"/>
-                <w:i/>
               </w:rPr>
             </m:ctrlPr>
           </m:dPr>
@@ -1873,7 +2109,6 @@
                     <m:ctrlPr>
                       <w:rPr>
                         <w:rFonts w:ascii="Cambria Math" w:eastAsiaTheme="minorEastAsia" w:hAnsi="Cambria Math"/>
-                        <w:i/>
                       </w:rPr>
                     </m:ctrlPr>
                   </m:dPr>
@@ -1884,8 +2119,19 @@
                       </w:rPr>
                       <m:t>T</m:t>
                     </m:r>
+                    <m:ctrlPr>
+                      <w:rPr>
+                        <w:rFonts w:ascii="Cambria Math" w:eastAsiaTheme="minorEastAsia" w:hAnsi="Cambria Math"/>
+                        <w:i/>
+                      </w:rPr>
+                    </m:ctrlPr>
                   </m:e>
                 </m:d>
+                <m:ctrlPr>
+                  <w:rPr>
+                    <w:rFonts w:ascii="Cambria Math" w:eastAsiaTheme="minorEastAsia" w:hAnsi="Cambria Math"/>
+                  </w:rPr>
+                </m:ctrlPr>
               </m:e>
               <m:sub>
                 <m:r>
@@ -1902,6 +2148,12 @@
               </w:rPr>
               <m:t>,26,5</m:t>
             </m:r>
+            <m:ctrlPr>
+              <w:rPr>
+                <w:rFonts w:ascii="Cambria Math" w:eastAsiaTheme="minorEastAsia" w:hAnsi="Cambria Math"/>
+                <w:i/>
+              </w:rPr>
+            </m:ctrlPr>
           </m:e>
         </m:d>
       </m:oMath>
@@ -2026,6 +2278,9 @@
       </w:r>
       <m:oMath>
         <m:r>
+          <m:rPr>
+            <m:sty m:val="p"/>
+          </m:rPr>
           <w:rPr>
             <w:rFonts w:ascii="Cambria Math" w:eastAsiaTheme="minorEastAsia" w:hAnsi="Cambria Math"/>
           </w:rPr>
@@ -2120,6 +2375,9 @@
       </w:r>
       <m:oMath>
         <m:r>
+          <m:rPr>
+            <m:sty m:val="p"/>
+          </m:rPr>
           <w:rPr>
             <w:rFonts w:ascii="Cambria Math" w:eastAsiaTheme="minorEastAsia" w:hAnsi="Cambria Math"/>
           </w:rPr>
@@ -2261,7 +2519,19 @@
         <w:rPr>
           <w:rFonts w:eastAsiaTheme="minorEastAsia"/>
         </w:rPr>
-        <w:t xml:space="preserve"> piece features a single or two RNNs with a linear layer acting as a feature transformation in between. This general architecture has been used in original</w:t>
+        <w:t xml:space="preserve"> piece features a single or two RNNs with a linear layer </w:t>
+      </w:r>
+      <w:r>
+        <w:rPr>
+          <w:rFonts w:eastAsiaTheme="minorEastAsia"/>
+        </w:rPr>
+        <w:t>to transform the encoded sequence.</w:t>
+      </w:r>
+      <w:r>
+        <w:rPr>
+          <w:rFonts w:eastAsiaTheme="minorEastAsia"/>
+        </w:rPr>
+        <w:t xml:space="preserve"> This general architecture has been used in original</w:t>
       </w:r>
       <w:r>
         <w:rPr>
@@ -2303,13 +2573,53 @@
         <w:rPr>
           <w:rFonts w:eastAsiaTheme="minorEastAsia"/>
         </w:rPr>
-        <w:t>output from the encoded representation (Cho et al 2014, Hahdanau et al 2014, Sutskever 2014)</w:t>
-      </w:r>
-      <w:r>
-        <w:rPr>
-          <w:rFonts w:eastAsiaTheme="minorEastAsia"/>
-        </w:rPr>
-        <w:t xml:space="preserve">. We borrow this technique to apply to weekly influenza rates where the first RNN captures the behavior the Southern Hemisphere flu behavior, linear layer transforms into a new representation where the second RNN can than apply to predict the United States flu behavior. We make use of three flavors of RNNs by including Gated </w:t>
+        <w:t xml:space="preserve">output from the encoded representation (Cho et al 2014, </w:t>
+      </w:r>
+      <w:proofErr w:type="spellStart"/>
+      <w:r>
+        <w:rPr>
+          <w:rFonts w:eastAsiaTheme="minorEastAsia"/>
+        </w:rPr>
+        <w:t>Hahdanau</w:t>
+      </w:r>
+      <w:proofErr w:type="spellEnd"/>
+      <w:r>
+        <w:rPr>
+          <w:rFonts w:eastAsiaTheme="minorEastAsia"/>
+        </w:rPr>
+        <w:t xml:space="preserve"> et al 2014, </w:t>
+      </w:r>
+      <w:proofErr w:type="spellStart"/>
+      <w:r>
+        <w:rPr>
+          <w:rFonts w:eastAsiaTheme="minorEastAsia"/>
+        </w:rPr>
+        <w:t>Sutskever</w:t>
+      </w:r>
+      <w:proofErr w:type="spellEnd"/>
+      <w:r>
+        <w:rPr>
+          <w:rFonts w:eastAsiaTheme="minorEastAsia"/>
+        </w:rPr>
+        <w:t xml:space="preserve"> 2014)</w:t>
+      </w:r>
+      <w:r>
+        <w:rPr>
+          <w:rFonts w:eastAsiaTheme="minorEastAsia"/>
+        </w:rPr>
+        <w:t>. We</w:t>
+      </w:r>
+      <w:r>
+        <w:rPr>
+          <w:rFonts w:eastAsiaTheme="minorEastAsia"/>
+        </w:rPr>
+        <w:t xml:space="preserve"> apply</w:t>
+      </w:r>
+      <w:r>
+        <w:rPr>
+          <w:rFonts w:eastAsiaTheme="minorEastAsia"/>
+        </w:rPr>
+        <w:t xml:space="preserve"> this technique to weekly influenza rates where the first RNN captures the behavior the Southern Hemisphere flu behavior, linear layer transforms into a new representation where the second RNN can than apply to predict the United States flu behavior. We make use of three flavors of RNNs by including Gated </w:t>
       </w:r>
       <w:r>
         <w:rPr>
@@ -2357,7 +2667,21 @@
         <w:rPr>
           <w:rFonts w:eastAsiaTheme="minorEastAsia"/>
         </w:rPr>
-        <w:t xml:space="preserve">and Long Short Term Models (LSTMs) </w:t>
+        <w:t xml:space="preserve">and Long </w:t>
+      </w:r>
+      <w:proofErr w:type="gramStart"/>
+      <w:r>
+        <w:rPr>
+          <w:rFonts w:eastAsiaTheme="minorEastAsia"/>
+        </w:rPr>
+        <w:t>Short Term</w:t>
+      </w:r>
+      <w:proofErr w:type="gramEnd"/>
+      <w:r>
+        <w:rPr>
+          <w:rFonts w:eastAsiaTheme="minorEastAsia"/>
+        </w:rPr>
+        <w:t xml:space="preserve"> Models (LSTMs) </w:t>
       </w:r>
       <w:r>
         <w:rPr>
@@ -2381,8 +2705,16 @@
         <w:rPr>
           <w:rFonts w:eastAsiaTheme="minorEastAsia"/>
         </w:rPr>
-        <w:t>&amp; Schmidhuber</w:t>
-      </w:r>
+        <w:t xml:space="preserve">&amp; </w:t>
+      </w:r>
+      <w:proofErr w:type="spellStart"/>
+      <w:r>
+        <w:rPr>
+          <w:rFonts w:eastAsiaTheme="minorEastAsia"/>
+        </w:rPr>
+        <w:t>Schmidhuber</w:t>
+      </w:r>
+      <w:proofErr w:type="spellEnd"/>
       <w:r>
         <w:rPr>
           <w:rFonts w:eastAsiaTheme="minorEastAsia"/>
@@ -2405,7 +2737,19 @@
         <w:rPr>
           <w:rFonts w:eastAsiaTheme="minorEastAsia"/>
         </w:rPr>
-        <w:t xml:space="preserve">to add additional variability to our model construction in an effort to not bias our forecast via a single model </w:t>
+        <w:t xml:space="preserve">to add additional variability to our model construction </w:t>
+      </w:r>
+      <w:r>
+        <w:rPr>
+          <w:rFonts w:eastAsiaTheme="minorEastAsia"/>
+        </w:rPr>
+        <w:t>to</w:t>
+      </w:r>
+      <w:r>
+        <w:rPr>
+          <w:rFonts w:eastAsiaTheme="minorEastAsia"/>
+        </w:rPr>
+        <w:t xml:space="preserve"> not bias our forecast via a single model </w:t>
       </w:r>
       <w:r>
         <w:rPr>
@@ -2423,7 +2767,19 @@
         <w:rPr>
           <w:rFonts w:eastAsiaTheme="minorEastAsia"/>
         </w:rPr>
-        <w:t xml:space="preserve"> gauge the importance of long-range temporal </w:t>
+        <w:t xml:space="preserve"> gauge the importance of long</w:t>
+      </w:r>
+      <w:r>
+        <w:rPr>
+          <w:rFonts w:eastAsiaTheme="minorEastAsia"/>
+        </w:rPr>
+        <w:t>er</w:t>
+      </w:r>
+      <w:r>
+        <w:rPr>
+          <w:rFonts w:eastAsiaTheme="minorEastAsia"/>
+        </w:rPr>
+        <w:t xml:space="preserve">-range temporal </w:t>
       </w:r>
       <w:r>
         <w:rPr>
@@ -2441,13 +2797,39 @@
         <w:rPr>
           <w:rFonts w:eastAsiaTheme="minorEastAsia"/>
         </w:rPr>
-        <w:t>inter-country relationships</w:t>
-      </w:r>
-      <w:r>
-        <w:rPr>
-          <w:rFonts w:eastAsiaTheme="minorEastAsia"/>
-        </w:rPr>
-        <w:t xml:space="preserve"> via linear layers, RELUs and drop out layers when multiple linear layers are used. The various layer archetypes are illustrated in Figure </w:t>
+        <w:t xml:space="preserve">inter-country </w:t>
+      </w:r>
+      <w:proofErr w:type="gramStart"/>
+      <w:r>
+        <w:rPr>
+          <w:rFonts w:eastAsiaTheme="minorEastAsia"/>
+        </w:rPr>
+        <w:t>relationships</w:t>
+      </w:r>
+      <w:r>
+        <w:rPr>
+          <w:rFonts w:eastAsiaTheme="minorEastAsia"/>
+        </w:rPr>
+        <w:t xml:space="preserve">, </w:t>
+      </w:r>
+      <w:r>
+        <w:rPr>
+          <w:rFonts w:eastAsiaTheme="minorEastAsia"/>
+        </w:rPr>
+        <w:t>and</w:t>
+      </w:r>
+      <w:proofErr w:type="gramEnd"/>
+      <w:r>
+        <w:rPr>
+          <w:rFonts w:eastAsiaTheme="minorEastAsia"/>
+        </w:rPr>
+        <w:t xml:space="preserve"> drop out connections are used to resist over-fitting</w:t>
+      </w:r>
+      <w:r>
+        <w:rPr>
+          <w:rFonts w:eastAsiaTheme="minorEastAsia"/>
+        </w:rPr>
+        <w:t xml:space="preserve">. The various layer archetypes are illustrated in Figure </w:t>
       </w:r>
       <w:r>
         <w:rPr>
@@ -2487,7 +2869,19 @@
         <w:rPr>
           <w:rFonts w:eastAsiaTheme="minorEastAsia"/>
         </w:rPr>
-        <w:t xml:space="preserve">due to the damaging effect Covid-19 had on the seasonality. We attempt to predict an entire season from </w:t>
+        <w:t xml:space="preserve">due to the damaging effect Covid-19 had on </w:t>
+      </w:r>
+      <w:r>
+        <w:rPr>
+          <w:rFonts w:eastAsiaTheme="minorEastAsia"/>
+        </w:rPr>
+        <w:t>hospital rates for influenza</w:t>
+      </w:r>
+      <w:r>
+        <w:rPr>
+          <w:rFonts w:eastAsiaTheme="minorEastAsia"/>
+        </w:rPr>
+        <w:t xml:space="preserve">. We predict an entire season from </w:t>
       </w:r>
       <w:r>
         <w:rPr>
@@ -2505,50 +2899,19 @@
         <w:rPr>
           <w:rFonts w:eastAsiaTheme="minorEastAsia"/>
         </w:rPr>
-        <w:t xml:space="preserve">, </w:t>
-      </w:r>
-      <w:r>
-        <w:rPr>
-          <w:rFonts w:eastAsiaTheme="minorEastAsia"/>
-        </w:rPr>
-        <w:t xml:space="preserve">so </w:t>
-      </w:r>
-      <w:r>
-        <w:rPr>
-          <w:rFonts w:eastAsiaTheme="minorEastAsia"/>
-        </w:rPr>
-        <w:t>we find it</w:t>
-      </w:r>
-      <w:r>
-        <w:rPr>
-          <w:rFonts w:eastAsiaTheme="minorEastAsia"/>
-        </w:rPr>
-        <w:t xml:space="preserve"> natural to use a full season as validation when training the model </w:t>
-      </w:r>
-      <w:r>
-        <w:rPr>
-          <w:rFonts w:eastAsiaTheme="minorEastAsia"/>
-        </w:rPr>
-        <w:t>to</w:t>
-      </w:r>
-      <w:r>
-        <w:rPr>
-          <w:rFonts w:eastAsiaTheme="minorEastAsia"/>
-        </w:rPr>
-        <w:t xml:space="preserve"> minimize the inevitable overfitting that neural networks are guilty of. </w:t>
-      </w:r>
-      <w:r>
-        <w:rPr>
-          <w:rFonts w:eastAsiaTheme="minorEastAsia"/>
-        </w:rPr>
-        <w:t xml:space="preserve">The utility of having a </w:t>
-      </w:r>
-      <w:r>
-        <w:rPr>
-          <w:rFonts w:eastAsiaTheme="minorEastAsia"/>
-        </w:rPr>
-        <w:lastRenderedPageBreak/>
-        <w:t xml:space="preserve">full season as validation will be evident in the following section where we utilize select observables in our modified loss function. </w:t>
+        <w:t xml:space="preserve"> while using the previous</w:t>
+      </w:r>
+      <w:r>
+        <w:rPr>
+          <w:rFonts w:eastAsiaTheme="minorEastAsia"/>
+        </w:rPr>
+        <w:t xml:space="preserve"> full season as validation when training the model. </w:t>
+      </w:r>
+      <w:r>
+        <w:rPr>
+          <w:rFonts w:eastAsiaTheme="minorEastAsia"/>
+        </w:rPr>
+        <w:t xml:space="preserve">The utility of having a full season as validation will be evident in the following section where we utilize select observables in our modified loss function. </w:t>
       </w:r>
     </w:p>
     <w:p>
@@ -2584,6 +2947,7 @@
         <w:rPr>
           <w:rFonts w:eastAsiaTheme="minorEastAsia"/>
         </w:rPr>
+        <w:lastRenderedPageBreak/>
         <w:t>We used</w:t>
       </w:r>
       <w:r>
@@ -2629,9 +2993,6 @@
           </m:eqArrPr>
           <m:e>
             <m:r>
-              <m:rPr>
-                <m:sty m:val="p"/>
-              </m:rPr>
               <w:rPr>
                 <w:rFonts w:ascii="Cambria Math" w:eastAsiaTheme="minorEastAsia" w:hAnsi="Cambria Math"/>
               </w:rPr>
@@ -2802,9 +3163,6 @@
               </m:sSupPr>
               <m:e>
                 <m:r>
-                  <m:rPr>
-                    <m:sty m:val="p"/>
-                  </m:rPr>
                   <w:rPr>
                     <w:rFonts w:ascii="Cambria Math" w:eastAsiaTheme="minorEastAsia" w:hAnsi="Cambria Math"/>
                   </w:rPr>
@@ -3180,7 +3538,21 @@
         <w:rPr>
           <w:rFonts w:eastAsiaTheme="minorEastAsia"/>
         </w:rPr>
-        <w:t xml:space="preserve">mean squared error of the training set. This metric ensures the loss function is not totally penalized for not capturing the exact week-to-week behavior but can still capture maximum weekly rate and location. The training mean squared error is included to ensure the model </w:t>
+        <w:t xml:space="preserve">mean squared error of the training set. This metric ensures the loss function is not totally penalized for not capturing the exact week-to-week behavior but can still capture maximum weekly rate and location. The training </w:t>
+      </w:r>
+      <w:proofErr w:type="gramStart"/>
+      <w:r>
+        <w:rPr>
+          <w:rFonts w:eastAsiaTheme="minorEastAsia"/>
+        </w:rPr>
+        <w:t>mean</w:t>
+      </w:r>
+      <w:proofErr w:type="gramEnd"/>
+      <w:r>
+        <w:rPr>
+          <w:rFonts w:eastAsiaTheme="minorEastAsia"/>
+        </w:rPr>
+        <w:t xml:space="preserve"> squared error is included to ensure the model </w:t>
       </w:r>
       <w:r>
         <w:rPr>
@@ -3220,16 +3592,7 @@
           <w:rPr>
             <w:rFonts w:ascii="Cambria Math" w:eastAsiaTheme="minorEastAsia" w:hAnsi="Cambria Math"/>
           </w:rPr>
-          <m:t>α</m:t>
-        </m:r>
-        <m:r>
-          <m:rPr>
-            <m:sty m:val="p"/>
-          </m:rPr>
-          <w:rPr>
-            <w:rFonts w:ascii="Cambria Math" w:eastAsiaTheme="minorEastAsia" w:hAnsi="Cambria Math"/>
-          </w:rPr>
-          <m:t>=0.1</m:t>
+          <m:t>α=0.1</m:t>
         </m:r>
       </m:oMath>
       <w:r>
@@ -3306,16 +3669,7 @@
           <w:rPr>
             <w:rFonts w:ascii="Cambria Math" w:eastAsiaTheme="minorEastAsia" w:hAnsi="Cambria Math"/>
           </w:rPr>
-          <m:t>∼</m:t>
-        </m:r>
-        <m:r>
-          <m:rPr>
-            <m:sty m:val="p"/>
-          </m:rPr>
-          <w:rPr>
-            <w:rFonts w:ascii="Cambria Math" w:eastAsiaTheme="minorEastAsia" w:hAnsi="Cambria Math"/>
-          </w:rPr>
-          <m:t>0.2</m:t>
+          <m:t>∼0.2</m:t>
         </m:r>
       </m:oMath>
       <w:r>
@@ -3405,16 +3759,7 @@
           <w:rPr>
             <w:rFonts w:ascii="Cambria Math" w:eastAsiaTheme="minorEastAsia" w:hAnsi="Cambria Math"/>
           </w:rPr>
-          <m:t>≤</m:t>
-        </m:r>
-        <m:r>
-          <m:rPr>
-            <m:sty m:val="p"/>
-          </m:rPr>
-          <w:rPr>
-            <w:rFonts w:ascii="Cambria Math" w:eastAsiaTheme="minorEastAsia" w:hAnsi="Cambria Math"/>
-          </w:rPr>
-          <m:t>0.2</m:t>
+          <m:t>≤0.2</m:t>
         </m:r>
       </m:oMath>
       <w:r>
@@ -3587,9 +3932,6 @@
             </m:eqArrPr>
             <m:e>
               <m:r>
-                <m:rPr>
-                  <m:sty m:val="p"/>
-                </m:rPr>
                 <w:rPr>
                   <w:rFonts w:ascii="Cambria Math" w:eastAsiaTheme="minorEastAsia" w:hAnsi="Cambria Math"/>
                 </w:rPr>
@@ -4292,62 +4634,104 @@
         <w:rPr>
           <w:rFonts w:eastAsiaTheme="minorEastAsia"/>
         </w:rPr>
+        <w:t>Each season appears to have one or two-pronounced peaks meaning we can reduce the -</w:t>
+      </w:r>
+      <w:r>
+        <w:rPr>
+          <w:rFonts w:eastAsiaTheme="minorEastAsia"/>
+        </w:rPr>
+        <w:t>~30-</w:t>
+      </w:r>
+      <w:r>
+        <w:rPr>
+          <w:rFonts w:eastAsiaTheme="minorEastAsia"/>
+        </w:rPr>
+        <w:t xml:space="preserve">week flu severity rates to three or six parameters. We demonstrate this relationship in Figure </w:t>
+      </w:r>
+      <w:proofErr w:type="spellStart"/>
+      <w:r>
+        <w:rPr>
+          <w:rFonts w:eastAsiaTheme="minorEastAsia"/>
+        </w:rPr>
+        <w:t>Lorenzian</w:t>
+      </w:r>
+      <w:proofErr w:type="spellEnd"/>
+      <w:r>
+        <w:rPr>
+          <w:rFonts w:eastAsiaTheme="minorEastAsia"/>
+        </w:rPr>
+        <w:t xml:space="preserve"> Multi-Season Descriptions</w:t>
+      </w:r>
+      <w:r>
+        <w:rPr>
+          <w:rFonts w:eastAsiaTheme="minorEastAsia"/>
+        </w:rPr>
+        <w:t xml:space="preserve"> </w:t>
+      </w:r>
+      <w:r>
+        <w:rPr>
+          <w:rFonts w:eastAsiaTheme="minorEastAsia"/>
+        </w:rPr>
+        <w:t xml:space="preserve">where we have used two peak models to fit each season in the past 10 years with mean absolute </w:t>
+      </w:r>
+      <w:r>
+        <w:rPr>
+          <w:rFonts w:eastAsiaTheme="minorEastAsia"/>
+        </w:rPr>
+        <w:t xml:space="preserve">percentage </w:t>
+      </w:r>
+      <w:r>
+        <w:rPr>
+          <w:rFonts w:eastAsiaTheme="minorEastAsia"/>
+        </w:rPr>
+        <w:t xml:space="preserve">error varying </w:t>
+      </w:r>
+      <w:r>
+        <w:rPr>
+          <w:rFonts w:eastAsiaTheme="minorEastAsia"/>
+        </w:rPr>
         <w:lastRenderedPageBreak/>
-        <w:t>Each season appears to have one or two-pronounced peaks meaning we can reduce the -</w:t>
-      </w:r>
-      <w:r>
-        <w:rPr>
-          <w:rFonts w:eastAsiaTheme="minorEastAsia"/>
-        </w:rPr>
-        <w:t>~30-</w:t>
-      </w:r>
-      <w:r>
-        <w:rPr>
-          <w:rFonts w:eastAsiaTheme="minorEastAsia"/>
-        </w:rPr>
-        <w:t xml:space="preserve">week flu severity rates to three or six parameters. We demonstrate this relationship in Figure </w:t>
-      </w:r>
-      <w:r>
-        <w:rPr>
-          <w:rFonts w:eastAsiaTheme="minorEastAsia"/>
-        </w:rPr>
-        <w:t>Lorenzian Multi-Season Descriptions</w:t>
-      </w:r>
-      <w:r>
-        <w:rPr>
-          <w:rFonts w:eastAsiaTheme="minorEastAsia"/>
-        </w:rPr>
-        <w:t xml:space="preserve"> </w:t>
-      </w:r>
-      <w:r>
-        <w:rPr>
-          <w:rFonts w:eastAsiaTheme="minorEastAsia"/>
-        </w:rPr>
-        <w:t xml:space="preserve">where we have used two peak models to fit each season in the past 10 years with mean absolute </w:t>
-      </w:r>
-      <w:r>
-        <w:rPr>
-          <w:rFonts w:eastAsiaTheme="minorEastAsia"/>
-        </w:rPr>
-        <w:t xml:space="preserve">percentage </w:t>
-      </w:r>
-      <w:r>
-        <w:rPr>
-          <w:rFonts w:eastAsiaTheme="minorEastAsia"/>
-        </w:rPr>
-        <w:t>error varying from 1.6% to 4.0%.</w:t>
-      </w:r>
-      <w:r>
-        <w:rPr>
-          <w:rFonts w:eastAsiaTheme="minorEastAsia"/>
-        </w:rPr>
-        <w:t xml:space="preserve"> We provide the parameter for Lorenzian fits of the two test seasons in </w:t>
-      </w:r>
-      <w:r>
-        <w:rPr>
-          <w:rFonts w:eastAsiaTheme="minorEastAsia"/>
-        </w:rPr>
-        <w:t>Table Lorenzian Values</w:t>
+        <w:t>from 1.6% to 4.0%.</w:t>
+      </w:r>
+      <w:r>
+        <w:rPr>
+          <w:rFonts w:eastAsiaTheme="minorEastAsia"/>
+        </w:rPr>
+        <w:t xml:space="preserve"> We provide the parameter for </w:t>
+      </w:r>
+      <w:proofErr w:type="spellStart"/>
+      <w:r>
+        <w:rPr>
+          <w:rFonts w:eastAsiaTheme="minorEastAsia"/>
+        </w:rPr>
+        <w:t>Lorenzian</w:t>
+      </w:r>
+      <w:proofErr w:type="spellEnd"/>
+      <w:r>
+        <w:rPr>
+          <w:rFonts w:eastAsiaTheme="minorEastAsia"/>
+        </w:rPr>
+        <w:t xml:space="preserve"> fits of the two test seasons in </w:t>
+      </w:r>
+      <w:r>
+        <w:rPr>
+          <w:rFonts w:eastAsiaTheme="minorEastAsia"/>
+        </w:rPr>
+        <w:t xml:space="preserve">Table </w:t>
+      </w:r>
+      <w:proofErr w:type="spellStart"/>
+      <w:r>
+        <w:rPr>
+          <w:rFonts w:eastAsiaTheme="minorEastAsia"/>
+        </w:rPr>
+        <w:t>Lorenzian</w:t>
+      </w:r>
+      <w:proofErr w:type="spellEnd"/>
+      <w:r>
+        <w:rPr>
+          <w:rFonts w:eastAsiaTheme="minorEastAsia"/>
+        </w:rPr>
+        <w:t xml:space="preserve"> Values</w:t>
       </w:r>
       <w:r>
         <w:rPr>
@@ -4767,9 +5151,6 @@
                     </m:sSubPr>
                     <m:e>
                       <m:r>
-                        <m:rPr>
-                          <m:sty m:val="p"/>
-                        </m:rPr>
                         <w:rPr>
                           <w:rFonts w:ascii="Cambria Math" w:eastAsiaTheme="minorEastAsia" w:hAnsi="Cambria Math"/>
                         </w:rPr>
@@ -4837,9 +5218,6 @@
                     </m:sSubPr>
                     <m:e>
                       <m:r>
-                        <m:rPr>
-                          <m:sty m:val="p"/>
-                        </m:rPr>
                         <w:rPr>
                           <w:rFonts w:ascii="Cambria Math" w:eastAsiaTheme="minorEastAsia" w:hAnsi="Cambria Math"/>
                         </w:rPr>
@@ -4877,9 +5255,6 @@
                     </m:sSubPr>
                     <m:e>
                       <m:r>
-                        <m:rPr>
-                          <m:sty m:val="p"/>
-                        </m:rPr>
                         <w:rPr>
                           <w:rFonts w:ascii="Cambria Math" w:eastAsiaTheme="minorEastAsia" w:hAnsi="Cambria Math"/>
                         </w:rPr>
@@ -4923,9 +5298,6 @@
                     </m:sSubPr>
                     <m:e>
                       <m:r>
-                        <m:rPr>
-                          <m:sty m:val="p"/>
-                        </m:rPr>
                         <w:rPr>
                           <w:rFonts w:ascii="Cambria Math" w:eastAsiaTheme="minorEastAsia" w:hAnsi="Cambria Math"/>
                         </w:rPr>
@@ -4993,9 +5365,6 @@
                     </m:sSubPr>
                     <m:e>
                       <m:r>
-                        <m:rPr>
-                          <m:sty m:val="p"/>
-                        </m:rPr>
                         <w:rPr>
                           <w:rFonts w:ascii="Cambria Math" w:eastAsiaTheme="minorEastAsia" w:hAnsi="Cambria Math"/>
                         </w:rPr>
@@ -5033,9 +5402,6 @@
                     </m:sSubPr>
                     <m:e>
                       <m:r>
-                        <m:rPr>
-                          <m:sty m:val="p"/>
-                        </m:rPr>
                         <w:rPr>
                           <w:rFonts w:ascii="Cambria Math" w:eastAsiaTheme="minorEastAsia" w:hAnsi="Cambria Math"/>
                         </w:rPr>
@@ -5232,6 +5598,7 @@
         </w:rPr>
         <w:t xml:space="preserve"> refers to the partial sum of the i</w:t>
       </w:r>
+      <w:proofErr w:type="spellStart"/>
       <w:r>
         <w:rPr>
           <w:rFonts w:eastAsiaTheme="minorEastAsia"/>
@@ -5239,6 +5606,7 @@
         </w:rPr>
         <w:t>th</w:t>
       </w:r>
+      <w:proofErr w:type="spellEnd"/>
       <w:r>
         <w:rPr>
           <w:rFonts w:eastAsiaTheme="minorEastAsia"/>
@@ -5340,7 +5708,21 @@
         <w:rPr>
           <w:rFonts w:eastAsiaTheme="minorEastAsia"/>
         </w:rPr>
-        <w:t>Table Season 23-24 Model Lorenzian Results</w:t>
+        <w:t xml:space="preserve">Table Season 23-24 Model </w:t>
+      </w:r>
+      <w:proofErr w:type="spellStart"/>
+      <w:r>
+        <w:rPr>
+          <w:rFonts w:eastAsiaTheme="minorEastAsia"/>
+        </w:rPr>
+        <w:t>Lorenzian</w:t>
+      </w:r>
+      <w:proofErr w:type="spellEnd"/>
+      <w:r>
+        <w:rPr>
+          <w:rFonts w:eastAsiaTheme="minorEastAsia"/>
+        </w:rPr>
+        <w:t xml:space="preserve"> Results</w:t>
       </w:r>
       <w:r>
         <w:rPr>
@@ -5376,7 +5758,21 @@
         <w:rPr>
           <w:rFonts w:eastAsiaTheme="minorEastAsia"/>
         </w:rPr>
-        <w:t xml:space="preserve"> Model Lorenzian Results</w:t>
+        <w:t xml:space="preserve"> Model </w:t>
+      </w:r>
+      <w:proofErr w:type="spellStart"/>
+      <w:r>
+        <w:rPr>
+          <w:rFonts w:eastAsiaTheme="minorEastAsia"/>
+        </w:rPr>
+        <w:t>Lorenzian</w:t>
+      </w:r>
+      <w:proofErr w:type="spellEnd"/>
+      <w:r>
+        <w:rPr>
+          <w:rFonts w:eastAsiaTheme="minorEastAsia"/>
+        </w:rPr>
+        <w:t xml:space="preserve"> Results</w:t>
       </w:r>
       <w:r>
         <w:rPr>
@@ -5406,20 +5802,20 @@
         <w:rPr>
           <w:rFonts w:eastAsiaTheme="minorEastAsia"/>
         </w:rPr>
-        <w:t xml:space="preserve">. Both forecasts appear to capture the maximum weekly case rate and approximate duration of the season, </w:t>
+        <w:t xml:space="preserve">. Both forecasts appear to capture the maximum weekly case rate and approximate duration of the season, but only ’23-’24 forecast was able to accurately predict the maximum weekly rate location. </w:t>
+      </w:r>
+      <w:r>
+        <w:rPr>
+          <w:rFonts w:eastAsiaTheme="minorEastAsia"/>
+        </w:rPr>
+        <w:t xml:space="preserve">We were unsuccessful predicting the maximum rate week as seen in Figure RESULTS for season ’24-’25. This is unsurprising because there exists no obvious relationship, quantitative or anecdotal, between the timing of maximum influenza rates between the </w:t>
       </w:r>
       <w:r>
         <w:rPr>
           <w:rFonts w:eastAsiaTheme="minorEastAsia"/>
         </w:rPr>
         <w:lastRenderedPageBreak/>
-        <w:t xml:space="preserve">but only ’23-’24 forecast was able to accurately predict the maximum weekly rate location. </w:t>
-      </w:r>
-      <w:r>
-        <w:rPr>
-          <w:rFonts w:eastAsiaTheme="minorEastAsia"/>
-        </w:rPr>
-        <w:t>We were unsuccessful predicting the maximum rate week as seen in Figure RESULTS for season ’24-’25. This is unsurprising because there exists no obvious relationship, quantitative or anecdotal, between the timing of maximum influenza rates between the southern hemisphere and the U.S. There can be many differences including the timing of Thanksgiving and winter holidays which provide opportunities for viral transfer unique to the U.S. Given our model training algorithm and the memory behavior of RNNs, the maximum rate week is generally determined via the previous season. This would explain why season ’23-’24 had the correct peak location because the ’22-’23 season had a similar peak location, as compared to the ’24-’25 season where the maximum rate weeks were ~7 weeks apart.</w:t>
+        <w:t>southern hemisphere and the U.S. There can be many differences including the timing of Thanksgiving and winter holidays which provide opportunities for viral transfer unique to the U.S. Given our model training algorithm and the memory behavior of RNNs, the maximum rate week is generally determined via the previous season. This would explain why season ’23-’24 had the correct peak location because the ’22-’23 season had a similar peak location, as compared to the ’24-’25 season where the maximum rate weeks were ~7 weeks apart.</w:t>
       </w:r>
     </w:p>
     <w:p>
@@ -5469,7 +5865,21 @@
         <w:rPr>
           <w:rFonts w:eastAsiaTheme="minorEastAsia"/>
         </w:rPr>
-        <w:t xml:space="preserve">. For the ’24-’25 season, we forecasted a total case count of </w:t>
+        <w:t xml:space="preserve">. For the ’24-’25 </w:t>
+      </w:r>
+      <w:proofErr w:type="gramStart"/>
+      <w:r>
+        <w:rPr>
+          <w:rFonts w:eastAsiaTheme="minorEastAsia"/>
+        </w:rPr>
+        <w:t>season</w:t>
+      </w:r>
+      <w:proofErr w:type="gramEnd"/>
+      <w:r>
+        <w:rPr>
+          <w:rFonts w:eastAsiaTheme="minorEastAsia"/>
+        </w:rPr>
+        <w:t xml:space="preserve">, we forecasted a total case count of </w:t>
       </w:r>
       <w:r>
         <w:rPr>
@@ -5784,51 +6194,45 @@
         <w:rPr>
           <w:rFonts w:eastAsiaTheme="minorEastAsia"/>
         </w:rPr>
-        <w:t xml:space="preserve">country influenza rate data as input into a forecasting model. We have proposed multiple neural network architectures and a tuning/training process for producing raw forecasts. We have also demonstrated how to reduce the U.S. influenza season dimensionality to three or six parameters, and how to transform the model </w:t>
-      </w:r>
+        <w:t>country influenza rate data as input into a forecasting model. We have proposed multiple neural network architectures and a tuning/training process for producing raw forecasts. We have also demonstrated how to reduce the U.S. influenza season dimensionality to three or six parameters, and how to transform the model forecasts into a single-peak approximation of the season where we can predict the total case count, maximum case rate, and (in principle) maximum case rate location.</w:t>
+      </w:r>
+      <w:r>
+        <w:rPr>
+          <w:rFonts w:eastAsiaTheme="minorEastAsia"/>
+        </w:rPr>
+        <w:t xml:space="preserve"> </w:t>
+      </w:r>
+      <w:r>
+        <w:rPr>
+          <w:rFonts w:eastAsiaTheme="minorEastAsia"/>
+        </w:rPr>
+        <w:t xml:space="preserve">All models and data are available in the repository </w:t>
+      </w:r>
+      <w:r>
+        <w:rPr>
+          <w:rFonts w:eastAsiaTheme="minorEastAsia"/>
+        </w:rPr>
+        <w:t>https://github.com/ctjohnson2/flu</w:t>
+      </w:r>
+      <w:r>
+        <w:rPr>
+          <w:rFonts w:eastAsiaTheme="minorEastAsia"/>
+        </w:rPr>
+        <w:t>.</w:t>
+      </w:r>
+    </w:p>
+    <w:p>
+      <w:pPr>
+        <w:ind w:firstLine="720"/>
+        <w:rPr>
+          <w:rFonts w:eastAsiaTheme="minorEastAsia"/>
+        </w:rPr>
+      </w:pPr>
       <w:r>
         <w:rPr>
           <w:rFonts w:eastAsiaTheme="minorEastAsia"/>
         </w:rPr>
         <w:lastRenderedPageBreak/>
-        <w:t>forecasts into a single-peak approximation of the season where we can predict the total case count, maximum case rate, and (in principle) maximum case rate location.</w:t>
-      </w:r>
-      <w:r>
-        <w:rPr>
-          <w:rFonts w:eastAsiaTheme="minorEastAsia"/>
-        </w:rPr>
-        <w:t xml:space="preserve"> </w:t>
-      </w:r>
-      <w:r>
-        <w:rPr>
-          <w:rFonts w:eastAsiaTheme="minorEastAsia"/>
-        </w:rPr>
-        <w:t xml:space="preserve">All models and data are available in the repository </w:t>
-      </w:r>
-      <w:r>
-        <w:rPr>
-          <w:rFonts w:eastAsiaTheme="minorEastAsia"/>
-        </w:rPr>
-        <w:t>https://github.com/ctjohnson2/flu</w:t>
-      </w:r>
-      <w:r>
-        <w:rPr>
-          <w:rFonts w:eastAsiaTheme="minorEastAsia"/>
-        </w:rPr>
-        <w:t>.</w:t>
-      </w:r>
-    </w:p>
-    <w:p>
-      <w:pPr>
-        <w:ind w:firstLine="720"/>
-        <w:rPr>
-          <w:rFonts w:eastAsiaTheme="minorEastAsia"/>
-        </w:rPr>
-      </w:pPr>
-      <w:r>
-        <w:rPr>
-          <w:rFonts w:eastAsiaTheme="minorEastAsia"/>
-        </w:rPr>
         <w:t xml:space="preserve">Future work will </w:t>
       </w:r>
       <w:r>
@@ -5907,38 +6311,89 @@
     </w:p>
     <w:p>
       <w:pPr>
+        <w:rPr>
+          <w:rFonts w:eastAsiaTheme="minorEastAsia"/>
+        </w:rPr>
+      </w:pPr>
+      <w:r>
+        <w:rPr>
+          <w:rFonts w:eastAsiaTheme="minorEastAsia"/>
+        </w:rPr>
+        <w:t>World Health Organization. (202</w:t>
+      </w:r>
+      <w:r>
+        <w:rPr>
+          <w:rFonts w:eastAsiaTheme="minorEastAsia"/>
+        </w:rPr>
+        <w:t>5</w:t>
+      </w:r>
+      <w:r>
+        <w:rPr>
+          <w:rFonts w:eastAsiaTheme="minorEastAsia"/>
+        </w:rPr>
+        <w:t>). </w:t>
+      </w:r>
+      <w:proofErr w:type="spellStart"/>
+      <w:r>
         <w:rPr>
           <w:rFonts w:eastAsiaTheme="minorEastAsia"/>
           <w:i/>
           <w:iCs/>
         </w:rPr>
-      </w:pPr>
-      <w:r>
-        <w:rPr>
-          <w:rFonts w:eastAsiaTheme="minorEastAsia"/>
-        </w:rPr>
-        <w:t>Centers for Disease Control and Prevention. (</w:t>
-      </w:r>
-      <w:r>
-        <w:rPr>
-          <w:rFonts w:eastAsiaTheme="minorEastAsia"/>
-        </w:rPr>
-        <w:t>2025</w:t>
-      </w:r>
-      <w:r>
-        <w:rPr>
-          <w:rFonts w:eastAsiaTheme="minorEastAsia"/>
-        </w:rPr>
-        <w:t>). </w:t>
-      </w:r>
-      <w:r>
+        <w:t>FluNet</w:t>
+      </w:r>
+      <w:proofErr w:type="spellEnd"/>
+      <w:r>
+        <w:rPr>
+          <w:rFonts w:eastAsiaTheme="minorEastAsia"/>
+        </w:rPr>
+        <w:t>. Retrieved from https://www.who.int/tools/flunet</w:t>
+      </w:r>
+    </w:p>
+    <w:p>
+      <w:pPr>
         <w:rPr>
           <w:rFonts w:eastAsiaTheme="minorEastAsia"/>
           <w:i/>
           <w:iCs/>
         </w:rPr>
-        <w:t>Forecasts of Hospital Admissions - FluSight</w:t>
-      </w:r>
+      </w:pPr>
+      <w:r>
+        <w:rPr>
+          <w:rFonts w:eastAsiaTheme="minorEastAsia"/>
+        </w:rPr>
+        <w:t>Centers for Disease Control and Prevention. (</w:t>
+      </w:r>
+      <w:r>
+        <w:rPr>
+          <w:rFonts w:eastAsiaTheme="minorEastAsia"/>
+        </w:rPr>
+        <w:t>2025</w:t>
+      </w:r>
+      <w:r>
+        <w:rPr>
+          <w:rFonts w:eastAsiaTheme="minorEastAsia"/>
+        </w:rPr>
+        <w:t>). </w:t>
+      </w:r>
+      <w:r>
+        <w:rPr>
+          <w:rFonts w:eastAsiaTheme="minorEastAsia"/>
+          <w:i/>
+          <w:iCs/>
+        </w:rPr>
+        <w:t xml:space="preserve">Forecasts of Hospital Admissions - </w:t>
+      </w:r>
+      <w:proofErr w:type="spellStart"/>
+      <w:r>
+        <w:rPr>
+          <w:rFonts w:eastAsiaTheme="minorEastAsia"/>
+          <w:i/>
+          <w:iCs/>
+        </w:rPr>
+        <w:t>FluSight</w:t>
+      </w:r>
+      <w:proofErr w:type="spellEnd"/>
       <w:r>
         <w:rPr>
           <w:rFonts w:eastAsiaTheme="minorEastAsia"/>
@@ -6117,7 +6572,21 @@
         <w:rPr>
           <w:rFonts w:eastAsiaTheme="minorEastAsia"/>
         </w:rPr>
-        <w:t>Li, L., Jiang, Y., &amp; Huang, B. (2021). Long-term prediction for temporal propagation of seasonal influenza using Transformer-based model. Journal of Biomedical Informatics, 122, 103894. doi:10.1016/j.jbi.2021.103894. </w:t>
+        <w:t xml:space="preserve">Li, L., Jiang, Y., &amp; Huang, B. (2021). Long-term prediction for temporal propagation of seasonal influenza using Transformer-based model. Journal of Biomedical Informatics, 122, 103894. </w:t>
+      </w:r>
+      <w:proofErr w:type="gramStart"/>
+      <w:r>
+        <w:rPr>
+          <w:rFonts w:eastAsiaTheme="minorEastAsia"/>
+        </w:rPr>
+        <w:t>doi:10.1016/j.jbi</w:t>
+      </w:r>
+      <w:proofErr w:type="gramEnd"/>
+      <w:r>
+        <w:rPr>
+          <w:rFonts w:eastAsiaTheme="minorEastAsia"/>
+        </w:rPr>
+        <w:t>.2021.103894. </w:t>
       </w:r>
     </w:p>
     <w:p>
@@ -6194,11 +6663,19 @@
           <w:rFonts w:eastAsiaTheme="minorEastAsia"/>
         </w:rPr>
       </w:pPr>
-      <w:r>
-        <w:rPr>
-          <w:rFonts w:eastAsiaTheme="minorEastAsia"/>
-        </w:rPr>
-        <w:t>Werbos, P. J. (1990). Backpropagation through time: What it does and how to do it. </w:t>
+      <w:proofErr w:type="spellStart"/>
+      <w:r>
+        <w:rPr>
+          <w:rFonts w:eastAsiaTheme="minorEastAsia"/>
+        </w:rPr>
+        <w:t>Werbos</w:t>
+      </w:r>
+      <w:proofErr w:type="spellEnd"/>
+      <w:r>
+        <w:rPr>
+          <w:rFonts w:eastAsiaTheme="minorEastAsia"/>
+        </w:rPr>
+        <w:t>, P. J. (1990). Backpropagation through time: What it does and how to do it. </w:t>
       </w:r>
       <w:r>
         <w:rPr>
@@ -6249,7 +6726,21 @@
           <w:rFonts w:eastAsiaTheme="minorEastAsia"/>
         </w:rPr>
         <w:lastRenderedPageBreak/>
-        <w:t>Hochreiter, S., &amp; Schmidhuber, J. (1997). Long short-term memory. </w:t>
+        <w:t xml:space="preserve">Hochreiter, S., &amp; </w:t>
+      </w:r>
+      <w:proofErr w:type="spellStart"/>
+      <w:r>
+        <w:rPr>
+          <w:rFonts w:eastAsiaTheme="minorEastAsia"/>
+        </w:rPr>
+        <w:t>Schmidhuber</w:t>
+      </w:r>
+      <w:proofErr w:type="spellEnd"/>
+      <w:r>
+        <w:rPr>
+          <w:rFonts w:eastAsiaTheme="minorEastAsia"/>
+        </w:rPr>
+        <w:t>, J. (1997). Long short-term memory. </w:t>
       </w:r>
       <w:r>
         <w:rPr>
@@ -6290,7 +6781,21 @@
         <w:rPr>
           <w:rFonts w:eastAsiaTheme="minorEastAsia"/>
         </w:rPr>
-        <w:t>Chung, J., Gulcehre, C., Cho, K., &amp; Bengio, Y. (2014). </w:t>
+        <w:t xml:space="preserve">Chung, J., </w:t>
+      </w:r>
+      <w:proofErr w:type="spellStart"/>
+      <w:r>
+        <w:rPr>
+          <w:rFonts w:eastAsiaTheme="minorEastAsia"/>
+        </w:rPr>
+        <w:t>Gulcehre</w:t>
+      </w:r>
+      <w:proofErr w:type="spellEnd"/>
+      <w:r>
+        <w:rPr>
+          <w:rFonts w:eastAsiaTheme="minorEastAsia"/>
+        </w:rPr>
+        <w:t>, C., Cho, K., &amp; Bengio, Y. (2014). </w:t>
       </w:r>
       <w:r>
         <w:rPr>
@@ -6304,20 +6809,76 @@
         <w:rPr>
           <w:rFonts w:eastAsiaTheme="minorEastAsia"/>
         </w:rPr>
-        <w:t>. arXiv preprint arXiv:1412.3555.</w:t>
-      </w:r>
-    </w:p>
-    <w:p>
-      <w:pPr>
-        <w:rPr>
-          <w:rFonts w:eastAsiaTheme="minorEastAsia"/>
-        </w:rPr>
-      </w:pPr>
-      <w:r>
-        <w:rPr>
-          <w:rFonts w:eastAsiaTheme="minorEastAsia"/>
-        </w:rPr>
-        <w:t>Vaswani, A., Shazeer, N., Parmar, N., Uszkoreit, J., Jones, L., Gomez, A. N., Kaiser, Ł., &amp; Polosukhin, I. (2017). Attention is all you need. </w:t>
+        <w:t xml:space="preserve">. </w:t>
+      </w:r>
+      <w:proofErr w:type="spellStart"/>
+      <w:r>
+        <w:rPr>
+          <w:rFonts w:eastAsiaTheme="minorEastAsia"/>
+        </w:rPr>
+        <w:t>arXiv</w:t>
+      </w:r>
+      <w:proofErr w:type="spellEnd"/>
+      <w:r>
+        <w:rPr>
+          <w:rFonts w:eastAsiaTheme="minorEastAsia"/>
+        </w:rPr>
+        <w:t xml:space="preserve"> preprint arXiv:1412.3555.</w:t>
+      </w:r>
+    </w:p>
+    <w:p>
+      <w:pPr>
+        <w:rPr>
+          <w:rFonts w:eastAsiaTheme="minorEastAsia"/>
+        </w:rPr>
+      </w:pPr>
+      <w:r>
+        <w:rPr>
+          <w:rFonts w:eastAsiaTheme="minorEastAsia"/>
+        </w:rPr>
+        <w:t xml:space="preserve">Vaswani, A., </w:t>
+      </w:r>
+      <w:proofErr w:type="spellStart"/>
+      <w:r>
+        <w:rPr>
+          <w:rFonts w:eastAsiaTheme="minorEastAsia"/>
+        </w:rPr>
+        <w:t>Shazeer</w:t>
+      </w:r>
+      <w:proofErr w:type="spellEnd"/>
+      <w:r>
+        <w:rPr>
+          <w:rFonts w:eastAsiaTheme="minorEastAsia"/>
+        </w:rPr>
+        <w:t xml:space="preserve">, N., Parmar, N., </w:t>
+      </w:r>
+      <w:proofErr w:type="spellStart"/>
+      <w:r>
+        <w:rPr>
+          <w:rFonts w:eastAsiaTheme="minorEastAsia"/>
+        </w:rPr>
+        <w:t>Uszkoreit</w:t>
+      </w:r>
+      <w:proofErr w:type="spellEnd"/>
+      <w:r>
+        <w:rPr>
+          <w:rFonts w:eastAsiaTheme="minorEastAsia"/>
+        </w:rPr>
+        <w:t xml:space="preserve">, J., Jones, L., Gomez, A. N., Kaiser, Ł., &amp; </w:t>
+      </w:r>
+      <w:proofErr w:type="spellStart"/>
+      <w:r>
+        <w:rPr>
+          <w:rFonts w:eastAsiaTheme="minorEastAsia"/>
+        </w:rPr>
+        <w:t>Polosukhin</w:t>
+      </w:r>
+      <w:proofErr w:type="spellEnd"/>
+      <w:r>
+        <w:rPr>
+          <w:rFonts w:eastAsiaTheme="minorEastAsia"/>
+        </w:rPr>
+        <w:t>, I. (2017). Attention is all you need. </w:t>
       </w:r>
       <w:r>
         <w:rPr>
@@ -6354,50 +6915,184 @@
           <w:rFonts w:eastAsiaTheme="minorEastAsia"/>
         </w:rPr>
       </w:pPr>
-      <w:r>
-        <w:rPr>
-          <w:rFonts w:eastAsiaTheme="minorEastAsia"/>
-        </w:rPr>
-        <w:t>Kyunghyun Cho, Bart van Merrienboer, Caglar Gulcehre, Fethi Bougares, Holger Schwenk, and Yoshua Bengio. Learning phrase representations using rnn encoder-decoder for statistical machine translation. CoRR, abs/1406.1078, 2014.</w:t>
-      </w:r>
-    </w:p>
-    <w:p>
-      <w:pPr>
-        <w:rPr>
-          <w:rFonts w:eastAsiaTheme="minorEastAsia"/>
-        </w:rPr>
-      </w:pPr>
-      <w:r>
-        <w:rPr>
-          <w:rFonts w:eastAsiaTheme="minorEastAsia"/>
-        </w:rPr>
-        <w:t>Dzmitry Bahdanau, Kyunghyun Cho, and Yoshua Bengio. Neural machine translation by jointly learning to align and translate. CoRR, abs/1409.0473, 2014.</w:t>
-      </w:r>
-    </w:p>
-    <w:p>
-      <w:pPr>
-        <w:rPr>
-          <w:rFonts w:eastAsiaTheme="minorEastAsia"/>
-        </w:rPr>
-      </w:pPr>
-      <w:r>
-        <w:rPr>
-          <w:rFonts w:eastAsiaTheme="minorEastAsia"/>
-        </w:rPr>
-        <w:t>Ilya Sutskever, Oriol Vinyals, and Quoc VV Le. Sequence to sequence learning with neural networks. In Advances in Neural Information Processing Systems, pages 3104–3112, 2014.</w:t>
-      </w:r>
-    </w:p>
-    <w:p>
-      <w:pPr>
-        <w:rPr>
-          <w:rFonts w:eastAsiaTheme="minorEastAsia"/>
-        </w:rPr>
-      </w:pPr>
-      <w:r>
-        <w:rPr>
-          <w:rFonts w:eastAsiaTheme="minorEastAsia"/>
-        </w:rPr>
-        <w:t>Y. Bengio, P. Simard and P. Frasconi, "Learning long-term dependencies with gradient descent is difficult," in </w:t>
+      <w:proofErr w:type="spellStart"/>
+      <w:r>
+        <w:rPr>
+          <w:rFonts w:eastAsiaTheme="minorEastAsia"/>
+        </w:rPr>
+        <w:t>Kyunghyun</w:t>
+      </w:r>
+      <w:proofErr w:type="spellEnd"/>
+      <w:r>
+        <w:rPr>
+          <w:rFonts w:eastAsiaTheme="minorEastAsia"/>
+        </w:rPr>
+        <w:t xml:space="preserve"> Cho, Bart van Merrienboer, Caglar </w:t>
+      </w:r>
+      <w:proofErr w:type="spellStart"/>
+      <w:r>
+        <w:rPr>
+          <w:rFonts w:eastAsiaTheme="minorEastAsia"/>
+        </w:rPr>
+        <w:t>Gulcehre</w:t>
+      </w:r>
+      <w:proofErr w:type="spellEnd"/>
+      <w:r>
+        <w:rPr>
+          <w:rFonts w:eastAsiaTheme="minorEastAsia"/>
+        </w:rPr>
+        <w:t xml:space="preserve">, Fethi </w:t>
+      </w:r>
+      <w:proofErr w:type="spellStart"/>
+      <w:r>
+        <w:rPr>
+          <w:rFonts w:eastAsiaTheme="minorEastAsia"/>
+        </w:rPr>
+        <w:t>Bougares</w:t>
+      </w:r>
+      <w:proofErr w:type="spellEnd"/>
+      <w:r>
+        <w:rPr>
+          <w:rFonts w:eastAsiaTheme="minorEastAsia"/>
+        </w:rPr>
+        <w:t xml:space="preserve">, Holger Schwenk, and Yoshua Bengio. Learning phrase representations using </w:t>
+      </w:r>
+      <w:proofErr w:type="spellStart"/>
+      <w:r>
+        <w:rPr>
+          <w:rFonts w:eastAsiaTheme="minorEastAsia"/>
+        </w:rPr>
+        <w:t>rnn</w:t>
+      </w:r>
+      <w:proofErr w:type="spellEnd"/>
+      <w:r>
+        <w:rPr>
+          <w:rFonts w:eastAsiaTheme="minorEastAsia"/>
+        </w:rPr>
+        <w:t xml:space="preserve"> encoder-decoder for statistical machine translation. </w:t>
+      </w:r>
+      <w:proofErr w:type="spellStart"/>
+      <w:r>
+        <w:rPr>
+          <w:rFonts w:eastAsiaTheme="minorEastAsia"/>
+        </w:rPr>
+        <w:t>CoRR</w:t>
+      </w:r>
+      <w:proofErr w:type="spellEnd"/>
+      <w:r>
+        <w:rPr>
+          <w:rFonts w:eastAsiaTheme="minorEastAsia"/>
+        </w:rPr>
+        <w:t>, abs/1406.1078, 2014.</w:t>
+      </w:r>
+    </w:p>
+    <w:p>
+      <w:pPr>
+        <w:rPr>
+          <w:rFonts w:eastAsiaTheme="minorEastAsia"/>
+        </w:rPr>
+      </w:pPr>
+      <w:r>
+        <w:rPr>
+          <w:rFonts w:eastAsiaTheme="minorEastAsia"/>
+        </w:rPr>
+        <w:t xml:space="preserve">Dzmitry </w:t>
+      </w:r>
+      <w:proofErr w:type="spellStart"/>
+      <w:r>
+        <w:rPr>
+          <w:rFonts w:eastAsiaTheme="minorEastAsia"/>
+        </w:rPr>
+        <w:t>Bahdanau</w:t>
+      </w:r>
+      <w:proofErr w:type="spellEnd"/>
+      <w:r>
+        <w:rPr>
+          <w:rFonts w:eastAsiaTheme="minorEastAsia"/>
+        </w:rPr>
+        <w:t xml:space="preserve">, </w:t>
+      </w:r>
+      <w:proofErr w:type="spellStart"/>
+      <w:r>
+        <w:rPr>
+          <w:rFonts w:eastAsiaTheme="minorEastAsia"/>
+        </w:rPr>
+        <w:t>Kyunghyun</w:t>
+      </w:r>
+      <w:proofErr w:type="spellEnd"/>
+      <w:r>
+        <w:rPr>
+          <w:rFonts w:eastAsiaTheme="minorEastAsia"/>
+        </w:rPr>
+        <w:t xml:space="preserve"> Cho, and Yoshua Bengio. Neural machine translation by jointly learning to align and translate. </w:t>
+      </w:r>
+      <w:proofErr w:type="spellStart"/>
+      <w:r>
+        <w:rPr>
+          <w:rFonts w:eastAsiaTheme="minorEastAsia"/>
+        </w:rPr>
+        <w:t>CoRR</w:t>
+      </w:r>
+      <w:proofErr w:type="spellEnd"/>
+      <w:r>
+        <w:rPr>
+          <w:rFonts w:eastAsiaTheme="minorEastAsia"/>
+        </w:rPr>
+        <w:t>, abs/1409.0473, 2014.</w:t>
+      </w:r>
+    </w:p>
+    <w:p>
+      <w:pPr>
+        <w:rPr>
+          <w:rFonts w:eastAsiaTheme="minorEastAsia"/>
+        </w:rPr>
+      </w:pPr>
+      <w:r>
+        <w:rPr>
+          <w:rFonts w:eastAsiaTheme="minorEastAsia"/>
+        </w:rPr>
+        <w:t xml:space="preserve">Ilya Sutskever, Oriol </w:t>
+      </w:r>
+      <w:proofErr w:type="spellStart"/>
+      <w:r>
+        <w:rPr>
+          <w:rFonts w:eastAsiaTheme="minorEastAsia"/>
+        </w:rPr>
+        <w:t>Vinyals</w:t>
+      </w:r>
+      <w:proofErr w:type="spellEnd"/>
+      <w:r>
+        <w:rPr>
+          <w:rFonts w:eastAsiaTheme="minorEastAsia"/>
+        </w:rPr>
+        <w:t>, and Quoc VV Le. Sequence to sequence learning with neural networks. In Advances in Neural Information Processing Systems, pages 3104–3112, 2014.</w:t>
+      </w:r>
+    </w:p>
+    <w:p>
+      <w:pPr>
+        <w:rPr>
+          <w:rFonts w:eastAsiaTheme="minorEastAsia"/>
+        </w:rPr>
+      </w:pPr>
+      <w:r>
+        <w:rPr>
+          <w:rFonts w:eastAsiaTheme="minorEastAsia"/>
+        </w:rPr>
+        <w:t xml:space="preserve">Y. Bengio, P. Simard and P. </w:t>
+      </w:r>
+      <w:proofErr w:type="spellStart"/>
+      <w:r>
+        <w:rPr>
+          <w:rFonts w:eastAsiaTheme="minorEastAsia"/>
+        </w:rPr>
+        <w:t>Frasconi</w:t>
+      </w:r>
+      <w:proofErr w:type="spellEnd"/>
+      <w:r>
+        <w:rPr>
+          <w:rFonts w:eastAsiaTheme="minorEastAsia"/>
+        </w:rPr>
+        <w:t>, "Learning long-term dependencies with gradient descent is difficult," in </w:t>
       </w:r>
       <w:r>
         <w:rPr>
@@ -6411,7 +7106,21 @@
         <w:rPr>
           <w:rFonts w:eastAsiaTheme="minorEastAsia"/>
         </w:rPr>
-        <w:t>, vol. 5, no. 2, pp. 157-166, March 1994, doi: 10.1109/72.279181.</w:t>
+        <w:t xml:space="preserve">, vol. 5, no. 2, pp. 157-166, March 1994, </w:t>
+      </w:r>
+      <w:proofErr w:type="spellStart"/>
+      <w:r>
+        <w:rPr>
+          <w:rFonts w:eastAsiaTheme="minorEastAsia"/>
+        </w:rPr>
+        <w:t>doi</w:t>
+      </w:r>
+      <w:proofErr w:type="spellEnd"/>
+      <w:r>
+        <w:rPr>
+          <w:rFonts w:eastAsiaTheme="minorEastAsia"/>
+        </w:rPr>
+        <w:t>: 10.1109/72.279181.</w:t>
       </w:r>
     </w:p>
     <w:p>
@@ -6598,22 +7307,7 @@
           <w:rPr>
             <w:rFonts w:ascii="Cambria Math" w:eastAsiaTheme="minorEastAsia" w:hAnsi="Cambria Math"/>
           </w:rPr>
-          <m:t>δ</m:t>
-        </m:r>
-        <m:r>
-          <w:rPr>
-            <w:rFonts w:ascii="Cambria Math" w:eastAsiaTheme="minorEastAsia" w:hAnsi="Cambria Math"/>
-          </w:rPr>
-          <m:t>t</m:t>
-        </m:r>
-        <m:r>
-          <m:rPr>
-            <m:sty m:val="p"/>
-          </m:rPr>
-          <w:rPr>
-            <w:rFonts w:ascii="Cambria Math" w:eastAsiaTheme="minorEastAsia" w:hAnsi="Cambria Math"/>
-          </w:rPr>
-          <m:t>∈</m:t>
+          <m:t>δt∈</m:t>
         </m:r>
         <m:d>
           <m:dPr>
@@ -7027,7 +7721,49 @@
         <w:rPr>
           <w:rFonts w:eastAsiaTheme="minorEastAsia"/>
         </w:rPr>
-        <w:t>Table Season 23-24 Model Lorenzian Results: Each individual model’s parameter results from fitting to a single-peaked Lorenzian curve. Half-Width Adj is the rescaled width as explained via equation 4.</w:t>
+        <w:t xml:space="preserve">Table Season 23-24 Model </w:t>
+      </w:r>
+      <w:proofErr w:type="spellStart"/>
+      <w:r>
+        <w:rPr>
+          <w:rFonts w:eastAsiaTheme="minorEastAsia"/>
+        </w:rPr>
+        <w:t>Lorenzian</w:t>
+      </w:r>
+      <w:proofErr w:type="spellEnd"/>
+      <w:r>
+        <w:rPr>
+          <w:rFonts w:eastAsiaTheme="minorEastAsia"/>
+        </w:rPr>
+        <w:t xml:space="preserve"> Results: Each individual model’s parameter results from fitting </w:t>
+      </w:r>
+      <w:proofErr w:type="gramStart"/>
+      <w:r>
+        <w:rPr>
+          <w:rFonts w:eastAsiaTheme="minorEastAsia"/>
+        </w:rPr>
+        <w:t>to</w:t>
+      </w:r>
+      <w:proofErr w:type="gramEnd"/>
+      <w:r>
+        <w:rPr>
+          <w:rFonts w:eastAsiaTheme="minorEastAsia"/>
+        </w:rPr>
+        <w:t xml:space="preserve"> a single-peaked </w:t>
+      </w:r>
+      <w:proofErr w:type="spellStart"/>
+      <w:r>
+        <w:rPr>
+          <w:rFonts w:eastAsiaTheme="minorEastAsia"/>
+        </w:rPr>
+        <w:t>Lorenzian</w:t>
+      </w:r>
+      <w:proofErr w:type="spellEnd"/>
+      <w:r>
+        <w:rPr>
+          <w:rFonts w:eastAsiaTheme="minorEastAsia"/>
+        </w:rPr>
+        <w:t xml:space="preserve"> curve. Half-Width Adj is the rescaled width as explained via equation 4.</w:t>
       </w:r>
     </w:p>
     <w:p>
@@ -7095,7 +7831,35 @@
         <w:rPr>
           <w:rFonts w:eastAsiaTheme="minorEastAsia"/>
         </w:rPr>
-        <w:t>Table Season 24-25 Model Lorenzian Results: Each individual model’s parameter results from fitting to a single-peaked Lorenzian curve. Half-Width Adj is the rescaled width as explained via equation 4.</w:t>
+        <w:t xml:space="preserve">Table Season 24-25 Model </w:t>
+      </w:r>
+      <w:proofErr w:type="spellStart"/>
+      <w:r>
+        <w:rPr>
+          <w:rFonts w:eastAsiaTheme="minorEastAsia"/>
+        </w:rPr>
+        <w:t>Lorenzian</w:t>
+      </w:r>
+      <w:proofErr w:type="spellEnd"/>
+      <w:r>
+        <w:rPr>
+          <w:rFonts w:eastAsiaTheme="minorEastAsia"/>
+        </w:rPr>
+        <w:t xml:space="preserve"> Results: Each individual model’s parameter results from fitting to a single-peaked </w:t>
+      </w:r>
+      <w:proofErr w:type="spellStart"/>
+      <w:r>
+        <w:rPr>
+          <w:rFonts w:eastAsiaTheme="minorEastAsia"/>
+        </w:rPr>
+        <w:t>Lorenzian</w:t>
+      </w:r>
+      <w:proofErr w:type="spellEnd"/>
+      <w:r>
+        <w:rPr>
+          <w:rFonts w:eastAsiaTheme="minorEastAsia"/>
+        </w:rPr>
+        <w:t xml:space="preserve"> curve. Half-Width Adj is the rescaled width as explained via equation 4.</w:t>
       </w:r>
     </w:p>
     <w:p>
@@ -7176,7 +7940,35 @@
         <w:rPr>
           <w:rFonts w:eastAsiaTheme="minorEastAsia"/>
         </w:rPr>
-        <w:t xml:space="preserve"> Lorenzian Multi-Season Descriptions: Ten years (excluding two COVID seasons) of bimodal Lorenzian fits</w:t>
+        <w:t xml:space="preserve"> </w:t>
+      </w:r>
+      <w:proofErr w:type="spellStart"/>
+      <w:r>
+        <w:rPr>
+          <w:rFonts w:eastAsiaTheme="minorEastAsia"/>
+        </w:rPr>
+        <w:t>Lorenzian</w:t>
+      </w:r>
+      <w:proofErr w:type="spellEnd"/>
+      <w:r>
+        <w:rPr>
+          <w:rFonts w:eastAsiaTheme="minorEastAsia"/>
+        </w:rPr>
+        <w:t xml:space="preserve"> Multi-Season Descriptions: Ten years (excluding two COVID seasons) of bimodal </w:t>
+      </w:r>
+      <w:proofErr w:type="spellStart"/>
+      <w:r>
+        <w:rPr>
+          <w:rFonts w:eastAsiaTheme="minorEastAsia"/>
+        </w:rPr>
+        <w:t>Lorenzian</w:t>
+      </w:r>
+      <w:proofErr w:type="spellEnd"/>
+      <w:r>
+        <w:rPr>
+          <w:rFonts w:eastAsiaTheme="minorEastAsia"/>
+        </w:rPr>
+        <w:t xml:space="preserve"> fits</w:t>
       </w:r>
       <w:r>
         <w:rPr>
@@ -7288,7 +8080,21 @@
         <w:rPr>
           <w:rFonts w:eastAsiaTheme="minorEastAsia"/>
         </w:rPr>
-        <w:t>Figure RAW: Model outputs for both seasons for the two test seasons. Models generally agree on maximum location and show higher variance in the maximum height and width.</w:t>
+        <w:t xml:space="preserve">Figure RAW: Model outputs for both seasons for the two test seasons. Models generally agree on maximum location and show higher variance in </w:t>
+      </w:r>
+      <w:proofErr w:type="gramStart"/>
+      <w:r>
+        <w:rPr>
+          <w:rFonts w:eastAsiaTheme="minorEastAsia"/>
+        </w:rPr>
+        <w:t>the maximum</w:t>
+      </w:r>
+      <w:proofErr w:type="gramEnd"/>
+      <w:r>
+        <w:rPr>
+          <w:rFonts w:eastAsiaTheme="minorEastAsia"/>
+        </w:rPr>
+        <w:t xml:space="preserve"> height and width.</w:t>
       </w:r>
     </w:p>
     <w:p>
@@ -7463,7 +8269,14 @@
           <w:rFonts w:eastAsiaTheme="minorEastAsia"/>
         </w:rPr>
         <w:lastRenderedPageBreak/>
-        <w:t>Figure Forecast Results Summary: The general strength of a</w:t>
+        <w:t xml:space="preserve">Figure Forecast Results Summary: The general strength of </w:t>
+      </w:r>
+      <w:proofErr w:type="gramStart"/>
+      <w:r>
+        <w:rPr>
+          <w:rFonts w:eastAsiaTheme="minorEastAsia"/>
+        </w:rPr>
+        <w:t>a</w:t>
       </w:r>
       <w:r>
         <w:rPr>
@@ -7471,6 +8284,7 @@
         </w:rPr>
         <w:t>n</w:t>
       </w:r>
+      <w:proofErr w:type="gramEnd"/>
       <w:r>
         <w:rPr>
           <w:rFonts w:eastAsiaTheme="minorEastAsia"/>
